--- a/docs/studienskripte/word-rohfassungen/woek-g-v04.docx
+++ b/docs/studienskripte/word-rohfassungen/woek-g-v04.docx
@@ -29,47 +29,7 @@
     </w:p>
     <w:p>
       <w:r>
-        <w:t>Track: Grundstudium Wirkungsökonomie</w:t>
-      </w:r>
-    </w:p>
-    <w:p>
-      <w:r>
-        <w:t>Kurscode: woek-g</w:t>
-      </w:r>
-    </w:p>
-    <w:p>
-      <w:r>
-        <w:t>Vorlesungscode: V04</w:t>
-      </w:r>
-    </w:p>
-    <w:p>
-      <w:r>
-        <w:t>Modul/Abschnitt: G1.2</w:t>
-      </w:r>
-    </w:p>
-    <w:p>
-      <w:r>
-        <w:t>Titel: Gewinn, Wachstum und Reichweite als unvollständige Erfolgsgrößen</w:t>
-      </w:r>
-    </w:p>
-    <w:p>
-      <w:r>
-        <w:t>Status: Rohfassung V0 · Sprint-Produktionslauf · muss im nächsten Tiefensprint auf 40-50 Seiten erweitert werden</w:t>
-      </w:r>
-    </w:p>
-    <w:p>
-      <w:r>
-        <w:t>Quelle: woek-akademie-app/content/lehrgaenge/woek-g-v04.md</w:t>
-      </w:r>
-    </w:p>
-    <w:p>
-      <w:r>
-        <w:t>Ablage: Markdown-Master in content/studienskripte/woek-g-v04.md, Word-Rohfassung in docs/studienskripte/word-rohfassungen/woek-g-v04.docx</w:t>
-      </w:r>
-    </w:p>
-    <w:p>
-      <w:r>
-        <w:t>Wissensbasis: aktuelles Grundlagenwerk, Website-Korpus inklusive Journal, Akademie-Quelltexte, Glossar, interne Dossiers und externe Fachquellen</w:t>
+        <w:t>Track: Grundstudium Wirkungsökonomie Kurscode: woek-g Vorlesungscode: V04 Modul/Abschnitt: G1.2 Titel: Gewinn, Wachstum und Reichweite als unvollständige Erfolgsgrößen Status: Rohfassung V0 · Sprint-Produktionslauf · muss im nächsten Tiefensprint auf 40-50 Seiten erweitert werden Quelle: woek-akademie-app/content/lehrgaenge/woek-g-v04.md Ablage: Markdown-Master in content/studienskripte/woek-g-v04.md, Word-Rohfassung in docs/studienskripte/word-rohfassungen/woek-g-v04.docx Wissensbasis: aktuelles Grundlagenwerk, Website-Korpus inklusive Journal, Akademie-Quelltexte, Glossar, interne Dossiers und externe Fachquellen</w:t>
       </w:r>
     </w:p>
     <w:p>
@@ -715,42 +675,7 @@
     </w:p>
     <w:p>
       <w:r>
-        <w:t>```chart-spec</w:t>
-      </w:r>
-    </w:p>
-    <w:p>
-      <w:r>
-        <w:t>slug: woek-g-v04-wirkpfad</w:t>
-      </w:r>
-    </w:p>
-    <w:p>
-      <w:r>
-        <w:t>type: wirkpfad</w:t>
-      </w:r>
-    </w:p>
-    <w:p>
-      <w:r>
-        <w:t>reuse_first: true</w:t>
-      </w:r>
-    </w:p>
-    <w:p>
-      <w:r>
-        <w:t>preferred_asset: content/studienskripte/assets/woek-g-v04/woek-g-v04-wirkpfad.svg</w:t>
-      </w:r>
-    </w:p>
-    <w:p>
-      <w:r>
-        <w:t>message: Gewinn, Wachstum und Reichweite als unvollständige Erfolgsgrößen wird als Wirkpfad von Auslöser über Mechanismus, Wirkungsempfänger und Zustandsveränderung bis zur Rückkopplung dargestellt.</w:t>
-      </w:r>
-    </w:p>
-    <w:p>
-      <w:r>
-        <w:t>source: WÖk-Grundlagenwerk, Website-Korpus, Akademie-Quelltexte, Glossar</w:t>
-      </w:r>
-    </w:p>
-    <w:p>
-      <w:r>
-        <w:t>```</w:t>
+        <w:t>``chart-spec slug: woek-g-v04-wirkpfad type: wirkpfad reuse_first: true preferred_asset: content/studienskripte/assets/woek-g-v04/woek-g-v04-wirkpfad.svg message: Gewinn, Wachstum und Reichweite als unvollständige Erfolgsgrößen wird als Wirkpfad von Auslöser über Mechanismus, Wirkungsempfänger und Zustandsveränderung bis zur Rückkopplung dargestellt. source: WÖk-Grundlagenwerk, Website-Korpus, Akademie-Quelltexte, Glossar ``</w:t>
       </w:r>
     </w:p>
     <w:p>

--- a/docs/studienskripte/word-rohfassungen/woek-g-v04.docx
+++ b/docs/studienskripte/word-rohfassungen/woek-g-v04.docx
@@ -29,7 +29,7 @@
     </w:p>
     <w:p>
       <w:r>
-        <w:t>Track: Grundstudium Wirkungsökonomie Kurscode: woek-g Vorlesungscode: V04 Modul/Abschnitt: G1.2 Titel: Gewinn, Wachstum und Reichweite als unvollständige Erfolgsgrößen Status: Rohfassung V0 · Sprint-Produktionslauf · muss im nächsten Tiefensprint auf 40-50 Seiten erweitert werden Quelle: woek-akademie-app/content/lehrgaenge/woek-g-v04.md Ablage: Markdown-Master in content/studienskripte/woek-g-v04.md, Word-Rohfassung in docs/studienskripte/word-rohfassungen/woek-g-v04.docx Wissensbasis: aktuelles Grundlagenwerk, Website-Korpus inklusive Journal, Akademie-Quelltexte, Glossar, interne Dossiers und externe Fachquellen</w:t>
+        <w:t>Track: Grundstudium Wirkungsökonomie Kurscode: woek-g Vorlesungscode: V04 Modul/Abschnitt: G1.2 Titel: Gewinn, Wachstum und Reichweite als unvollständige Erfolgsgrößen Status: Tiefenskript-Sprint 6 · substanzielle Arbeitsfassung, Claude-CI/CD-Finalisierung offen Quelle: woek-akademie-app/content/lehrgaenge/woek-g-v04.md Ablage: Markdown-Master in content/studienskripte/woek-g-v04.md, Word-Rohfassung in docs/studienskripte/word-rohfassungen/woek-g-v04.docx Wissensbasis: aktuelles Grundlagenwerk, Website-Korpus inklusive Journal, Akademie-Quelltexte, Glossar, interne Dossiers und externe Fachquellen</w:t>
       </w:r>
     </w:p>
     <w:p>
@@ -993,17 +993,1337 @@
         <w:pStyle w:val="Heading2"/>
       </w:pPr>
       <w:r>
-        <w:t>7. Prüfungsrelevanz</w:t>
-      </w:r>
-    </w:p>
-    <w:p>
-      <w:r>
-        <w:t>Diese Vorlesung ist prüfungsrelevant, aber die eigentliche Antwortlogik gehört nicht in das öffentliche Studienskript. Zertifikatsfragen, CorrectAnswer, Scoring-Regeln und Fallrubrics werden separat in der geschützten App-Lane unter woek-akademie-app/content/pruefungen/ gepflegt.</w:t>
-      </w:r>
-    </w:p>
-    <w:p>
-      <w:r>
-        <w:t>Für den Fragenpool sind besonders geeignet:</w:t>
+        <w:t>7. Tiefenskript-Erweiterung Sprint 6</w:t>
+      </w:r>
+    </w:p>
+    <w:p>
+      <w:r>
+        <w:t>Status dieser Erweiterung: ausgebaute Arbeitsfassung für Claude-CI/CD, Word-Rohfassung und Reader-Spiegel. Sie ersetzt noch nicht die spätere Satz-, Quellen- und PDF-Finalisierung, bringt die Vorlesung aber aus der Kurzfassung in eine substanzielle Studienskriptfassung.</w:t>
+      </w:r>
+    </w:p>
+    <w:p>
+      <w:pPr>
+        <w:pStyle w:val="Heading3"/>
+      </w:pPr>
+      <w:r>
+        <w:t>7.1 Leitthese</w:t>
+      </w:r>
+    </w:p>
+    <w:p>
+      <w:r>
+        <w:t>Gewinn, Wachstum und Reichweite als unvollständige Erfolgsgrößen markiert im Grundstudium eine Grundentscheidung der Wirkungsökonomie: Entscheidend ist nicht, was plausibel klingt, sondern welche Zustände sich bei welchen Wirkungsempfängern in welchem Wirkungsraum tatsächlich verändern.</w:t>
+      </w:r>
+    </w:p>
+    <w:p>
+      <w:r>
+        <w:t>Die Vorlesung bleibt dabei an die Grundregel gebunden: Wirkung ist neutral und relational. Erst die Bewertung im Referenzrahmen Mensch, Planet, Demokratie, SDGs, Agenda 2030 und SDG+ entscheidet, ob eine Veränderung positiv, negativ oder ambivalent einzuordnen ist. Wenn eine Zielgröße gemeint ist, sprechen wir von positiver Netto-Wirkung.</w:t>
+      </w:r>
+    </w:p>
+    <w:p>
+      <w:pPr>
+        <w:pStyle w:val="Heading3"/>
+      </w:pPr>
+      <w:r>
+        <w:t>7.2 Didaktische Einordnung im Studiengang</w:t>
+      </w:r>
+    </w:p>
+    <w:p>
+      <w:r>
+        <w:t>V04 liegt an der Schwelle zwischen begrifflicher Grundlegung und Bewertungsarchitektur. Die Studierenden sollen nicht nur Begriffe wiedergeben, sondern an Fällen erkennen, welche Aussage schon Wirkung behauptet, welche nur Wirkungspotenzial beschreibt und wo ein Wirkungsrisiko offenliegt. Der Tiefensinn dieser Vorlesung liegt deshalb nicht in zusätzlicher Komplexität, sondern in besserer Unterscheidungsfähigkeit.</w:t>
+      </w:r>
+    </w:p>
+    <w:p>
+      <w:r>
+        <w:t>Für die spätere Praxis ist entscheidend, dass jede Analyse vier Ebenen getrennt hält:</w:t>
+      </w:r>
+    </w:p>
+    <w:p>
+      <w:r>
+        <w:t>1. Beschreibung: Was geschieht tatsächlich oder soll geschehen?</w:t>
+      </w:r>
+    </w:p>
+    <w:p>
+      <w:r>
+        <w:t>2. Kausalannahme: Über welchen Mechanismus könnte daraus eine Zustandsveränderung entstehen?</w:t>
+      </w:r>
+    </w:p>
+    <w:p>
+      <w:r>
+        <w:t>3. Bewertung: Welche Richtung hat diese Veränderung im Referenzrahmen?</w:t>
+      </w:r>
+    </w:p>
+    <w:p>
+      <w:r>
+        <w:t>4. Rückkopplung: Welche Entscheidung, Regel, Ressource oder Kommunikation wird dadurch verändert?</w:t>
+      </w:r>
+    </w:p>
+    <w:p>
+      <w:r>
+        <w:t>Wo diese Ebenen vermischt werden, entstehen typische WÖk-Fehler: Aktivität wird als Wirkung ausgegeben, Reichweite ersetzt Zustandsveränderung, gute Absicht verdeckt Nebenwirkungen oder Reporting wird mit Lernen verwechselt.</w:t>
+      </w:r>
+    </w:p>
+    <w:p>
+      <w:pPr>
+        <w:pStyle w:val="Heading3"/>
+      </w:pPr>
+      <w:r>
+        <w:t>7.3 Analysemodell</w:t>
+      </w:r>
+    </w:p>
+    <w:tbl>
+      <w:tblPr>
+        <w:tblStyle w:val="TableGrid"/>
+        <w:tblW w:type="auto" w:w="0"/>
+        <w:jc w:val="left"/>
+        <w:tblLook w:firstColumn="1" w:firstRow="1" w:lastColumn="0" w:lastRow="0" w:noHBand="0" w:noVBand="1" w:val="04A0"/>
+      </w:tblPr>
+      <w:tblGrid>
+        <w:gridCol w:w="2340"/>
+        <w:gridCol w:w="2340"/>
+        <w:gridCol w:w="2340"/>
+        <w:gridCol w:w="2340"/>
+      </w:tblGrid>
+      <w:tr>
+        <w:tc>
+          <w:tcPr>
+            <w:tcW w:type="dxa" w:w="2340"/>
+            <w:vAlign w:val="center"/>
+          </w:tcPr>
+          <w:p>
+            <w:r>
+              <w:rPr>
+                <w:b/>
+              </w:rPr>
+              <w:t>Analyseobjekt</w:t>
+            </w:r>
+          </w:p>
+        </w:tc>
+        <w:tc>
+          <w:tcPr>
+            <w:tcW w:type="dxa" w:w="2340"/>
+            <w:vAlign w:val="center"/>
+          </w:tcPr>
+          <w:p>
+            <w:r>
+              <w:rPr>
+                <w:b/>
+              </w:rPr>
+              <w:t>Woran es wirkt</w:t>
+            </w:r>
+          </w:p>
+        </w:tc>
+        <w:tc>
+          <w:tcPr>
+            <w:tcW w:type="dxa" w:w="2340"/>
+            <w:vAlign w:val="center"/>
+          </w:tcPr>
+          <w:p>
+            <w:r>
+              <w:rPr>
+                <w:b/>
+              </w:rPr>
+              <w:t>Typischer Fehler</w:t>
+            </w:r>
+          </w:p>
+        </w:tc>
+        <w:tc>
+          <w:tcPr>
+            <w:tcW w:type="dxa" w:w="2340"/>
+            <w:vAlign w:val="center"/>
+          </w:tcPr>
+          <w:p>
+            <w:r>
+              <w:rPr>
+                <w:b/>
+              </w:rPr>
+              <w:t>Saubere WÖk-Lesart</w:t>
+            </w:r>
+          </w:p>
+        </w:tc>
+      </w:tr>
+      <w:tr>
+        <w:tc>
+          <w:tcPr>
+            <w:tcW w:type="dxa" w:w="2340"/>
+            <w:vAlign w:val="center"/>
+          </w:tcPr>
+          <w:p>
+            <w:r>
+              <w:t>Begriff</w:t>
+            </w:r>
+          </w:p>
+        </w:tc>
+        <w:tc>
+          <w:tcPr>
+            <w:tcW w:type="dxa" w:w="2340"/>
+            <w:vAlign w:val="center"/>
+          </w:tcPr>
+          <w:p>
+            <w:r>
+              <w:t>Was muss präzise getrennt werden?</w:t>
+            </w:r>
+          </w:p>
+        </w:tc>
+        <w:tc>
+          <w:tcPr>
+            <w:tcW w:type="dxa" w:w="2340"/>
+            <w:vAlign w:val="center"/>
+          </w:tcPr>
+          <w:p>
+            <w:r>
+              <w:t>Typischer Fehler</w:t>
+            </w:r>
+          </w:p>
+        </w:tc>
+        <w:tc>
+          <w:tcPr>
+            <w:tcW w:type="dxa" w:w="2340"/>
+            <w:vAlign w:val="center"/>
+          </w:tcPr>
+          <w:p>
+            <w:r>
+              <w:t>Saubere WÖk-Lesart</w:t>
+            </w:r>
+          </w:p>
+        </w:tc>
+      </w:tr>
+      <w:tr>
+        <w:tc>
+          <w:tcPr>
+            <w:tcW w:type="dxa" w:w="2340"/>
+            <w:vAlign w:val="center"/>
+          </w:tcPr>
+          <w:p>
+            <w:r>
+              <w:t>Wirkung</w:t>
+            </w:r>
+          </w:p>
+        </w:tc>
+        <w:tc>
+          <w:tcPr>
+            <w:tcW w:type="dxa" w:w="2340"/>
+            <w:vAlign w:val="center"/>
+          </w:tcPr>
+          <w:p>
+            <w:r>
+              <w:t>tatsächliche Zustandsveränderung</w:t>
+            </w:r>
+          </w:p>
+        </w:tc>
+        <w:tc>
+          <w:tcPr>
+            <w:tcW w:type="dxa" w:w="2340"/>
+            <w:vAlign w:val="center"/>
+          </w:tcPr>
+          <w:p>
+            <w:r>
+              <w:t>Absicht, Aktivität oder Reichweite als Wirkung ausgeben</w:t>
+            </w:r>
+          </w:p>
+        </w:tc>
+        <w:tc>
+          <w:tcPr>
+            <w:tcW w:type="dxa" w:w="2340"/>
+            <w:vAlign w:val="center"/>
+          </w:tcPr>
+          <w:p>
+            <w:r>
+              <w:t>Zustand, Empfänger, Wirkpfad und Quelle nennen</w:t>
+            </w:r>
+          </w:p>
+        </w:tc>
+      </w:tr>
+      <w:tr>
+        <w:tc>
+          <w:tcPr>
+            <w:tcW w:type="dxa" w:w="2340"/>
+            <w:vAlign w:val="center"/>
+          </w:tcPr>
+          <w:p>
+            <w:r>
+              <w:t>Potenzial</w:t>
+            </w:r>
+          </w:p>
+        </w:tc>
+        <w:tc>
+          <w:tcPr>
+            <w:tcW w:type="dxa" w:w="2340"/>
+            <w:vAlign w:val="center"/>
+          </w:tcPr>
+          <w:p>
+            <w:r>
+              <w:t>mögliche künftige Wirkung</w:t>
+            </w:r>
+          </w:p>
+        </w:tc>
+        <w:tc>
+          <w:tcPr>
+            <w:tcW w:type="dxa" w:w="2340"/>
+            <w:vAlign w:val="center"/>
+          </w:tcPr>
+          <w:p>
+            <w:r>
+              <w:t>Möglichkeit als Ergebnis verkaufen</w:t>
+            </w:r>
+          </w:p>
+        </w:tc>
+        <w:tc>
+          <w:tcPr>
+            <w:tcW w:type="dxa" w:w="2340"/>
+            <w:vAlign w:val="center"/>
+          </w:tcPr>
+          <w:p>
+            <w:r>
+              <w:t>Bedingungen, Unsicherheit und Resonanzraum markieren</w:t>
+            </w:r>
+          </w:p>
+        </w:tc>
+      </w:tr>
+      <w:tr>
+        <w:tc>
+          <w:tcPr>
+            <w:tcW w:type="dxa" w:w="2340"/>
+            <w:vAlign w:val="center"/>
+          </w:tcPr>
+          <w:p>
+            <w:r>
+              <w:t>Risiko</w:t>
+            </w:r>
+          </w:p>
+        </w:tc>
+        <w:tc>
+          <w:tcPr>
+            <w:tcW w:type="dxa" w:w="2340"/>
+            <w:vAlign w:val="center"/>
+          </w:tcPr>
+          <w:p>
+            <w:r>
+              <w:t>mögliche negative Wirkung oder Nebenwirkung</w:t>
+            </w:r>
+          </w:p>
+        </w:tc>
+        <w:tc>
+          <w:tcPr>
+            <w:tcW w:type="dxa" w:w="2340"/>
+            <w:vAlign w:val="center"/>
+          </w:tcPr>
+          <w:p>
+            <w:r>
+              <w:t>positive Geschichte ohne Schattenseite erzählen</w:t>
+            </w:r>
+          </w:p>
+        </w:tc>
+        <w:tc>
+          <w:tcPr>
+            <w:tcW w:type="dxa" w:w="2340"/>
+            <w:vAlign w:val="center"/>
+          </w:tcPr>
+          <w:p>
+            <w:r>
+              <w:t>Nebenwirkungen, Rebound und Zielkonflikte offenlegen</w:t>
+            </w:r>
+          </w:p>
+        </w:tc>
+      </w:tr>
+      <w:tr>
+        <w:tc>
+          <w:tcPr>
+            <w:tcW w:type="dxa" w:w="2340"/>
+            <w:vAlign w:val="center"/>
+          </w:tcPr>
+          <w:p>
+            <w:r>
+              <w:t>Rückkopplung</w:t>
+            </w:r>
+          </w:p>
+        </w:tc>
+        <w:tc>
+          <w:tcPr>
+            <w:tcW w:type="dxa" w:w="2340"/>
+            <w:vAlign w:val="center"/>
+          </w:tcPr>
+          <w:p>
+            <w:r>
+              <w:t>Konsequenz aus beobachteter oder bewerteter Wirkung</w:t>
+            </w:r>
+          </w:p>
+        </w:tc>
+        <w:tc>
+          <w:tcPr>
+            <w:tcW w:type="dxa" w:w="2340"/>
+            <w:vAlign w:val="center"/>
+          </w:tcPr>
+          <w:p>
+            <w:r>
+              <w:t>Reporting als Abschluss behandeln</w:t>
+            </w:r>
+          </w:p>
+        </w:tc>
+        <w:tc>
+          <w:tcPr>
+            <w:tcW w:type="dxa" w:w="2340"/>
+            <w:vAlign w:val="center"/>
+          </w:tcPr>
+          <w:p>
+            <w:r>
+              <w:t>Lernen und Steuerungsänderung einbauen</w:t>
+            </w:r>
+          </w:p>
+        </w:tc>
+      </w:tr>
+    </w:tbl>
+    <w:p/>
+    <w:p>
+      <w:pPr>
+        <w:pStyle w:val="Heading3"/>
+      </w:pPr>
+      <w:r>
+        <w:t>7.4 Modellformel</w:t>
+      </w:r>
+    </w:p>
+    <w:p>
+      <w:r>
+        <w:t>Die folgende Formel ist ein didaktisches Denkmodell, kein amtlicher Bewertungsstandard:</w:t>
+      </w:r>
+    </w:p>
+    <w:p>
+      <w:r>
+        <w:t>Wirkung = Delta Zustand(Empfaenger, Raum, Zeit) \; durch \; Wirkpfad(Ausloeser, Mechanismus, Resonanz, Rueckkopplung)</w:t>
+      </w:r>
+    </w:p>
+    <w:p>
+      <w:r>
+        <w:t>Die Formel ist ein didaktisches Raster: Sie schützt davor, Wirkung auf Absicht, Output, Symbolik oder Reichweite zu verkürzen.</w:t>
+      </w:r>
+    </w:p>
+    <w:p>
+      <w:r>
+        <w:t>Die Formel soll gerade keine Scheingenauigkeit erzeugen. Sie zwingt dazu, die Faktoren offen zu legen, die eine Aussage tragen. In einem echten Bewertungsprozess müssten Datenquelle, Aktualität, Datenqualitätsklasse, Unsicherheitsgrad und Rückkopplungsregel ergänzt werden.</w:t>
+      </w:r>
+    </w:p>
+    <w:p>
+      <w:pPr>
+        <w:pStyle w:val="Heading3"/>
+      </w:pPr>
+      <w:r>
+        <w:t>7.5 Fallfenster</w:t>
+      </w:r>
+    </w:p>
+    <w:p>
+      <w:r>
+        <w:t>Fall 1. Ein Projekt kann im Themenfeld Gewinn, Wachstum und Reichweite als unvollständige Erfolgsgrößen überzeugend kommunizieren und trotzdem nur Wirkungspotenzial erzeugen. Die WÖk-Prüfung beginnt erst, wenn klar wird, welcher Zustand sich bei wem verändert.</w:t>
+      </w:r>
+    </w:p>
+    <w:p>
+      <w:r>
+        <w:t>Fall 2. Eine Organisation kann im Themenfeld Gewinn, Wachstum und Reichweite als unvollständige Erfolgsgrößen gute Absichten haben und zugleich Wirkungsrisiken übersehen. Das Skript trainiert deshalb die Trennung von Absicht, Auslöser, Wirkmechanismus, Empfänger, Datenlage und Bewertung.</w:t>
+      </w:r>
+    </w:p>
+    <w:p>
+      <w:pPr>
+        <w:pStyle w:val="Heading3"/>
+      </w:pPr>
+      <w:r>
+        <w:t>7.6 Prüfungsnahe Fallfragen ohne geschützte Antwortlogik</w:t>
+      </w:r>
+    </w:p>
+    <w:p>
+      <w:r>
+        <w:t>Diese Fragen sind öffentlich und dienen dem Lernen. Die geschützte Antwortlogik, Scoring-Regeln und CorrectAnswer-Felder bleiben in der Prüfungs-Lane der App.</w:t>
+      </w:r>
+    </w:p>
+    <w:p>
+      <w:r>
+        <w:t>1. Beschreibe den Auslöser im Fall und trenne ihn von Absicht, Image oder Reichweite.</w:t>
+      </w:r>
+    </w:p>
+    <w:p>
+      <w:r>
+        <w:t>2. Formuliere einen plausiblen Wirkpfad mit Wirkungsempfängern, Zustandsveränderung und Rückkopplung.</w:t>
+      </w:r>
+    </w:p>
+    <w:p>
+      <w:r>
+        <w:t>3. Benenne mindestens ein Wirkungspotenzial und ein Wirkungsrisiko.</w:t>
+      </w:r>
+    </w:p>
+    <w:p>
+      <w:r>
+        <w:t>4. Zeige, welche Quelle oder Datenart nötig wäre, um von Potenzial zu belastbarer Wirkungsaussage zu kommen.</w:t>
+      </w:r>
+    </w:p>
+    <w:p>
+      <w:r>
+        <w:t>5. Prüfe, ob Nichtkompensation oder Reverse Merit Order einschlägig sein könnten.</w:t>
+      </w:r>
+    </w:p>
+    <w:p>
+      <w:r>
+        <w:t>6. Formuliere eine saubere Wirkungsaussage in einem Satz: Was wissen wir, was nehmen wir an, was bleibt offen?</w:t>
+      </w:r>
+    </w:p>
+    <w:p>
+      <w:pPr>
+        <w:pStyle w:val="Heading3"/>
+      </w:pPr>
+      <w:r>
+        <w:t>7.7 Auswertung aus der lebenden Website-Referenz</w:t>
+      </w:r>
+    </w:p>
+    <w:p>
+      <w:pPr>
+        <w:pStyle w:val="Heading3"/>
+      </w:pPr>
+      <w:r>
+        <w:t>Quellenanker: Kapitel 15 - Leistung neu definieren</w:t>
+      </w:r>
+    </w:p>
+    <w:p>
+      <w:r>
+        <w:t>Interne Quelle: referenz/kapitel-015-leistung-neu-definieren/index.html</w:t>
+      </w:r>
+    </w:p>
+    <w:p>
+      <w:r>
+        <w:t>Dieses Kapitel korrigiert einen der mächtigsten Begriffe der alten Ordnung: Leistung. Die Wirkungsökonomie schafft das Leistungsprinzip nicht ab. Sie rettet es vor seiner falschen Messung. Denn eine Gesellschaft braucht Anerkennung für echte Beiträge. Aber sie muss präziser bestimmen, was ein Beitrag ist. Leistung ist nicht bloß Aufwand, Einkommen, Umsatz, Gewinn, Reichweite oder Aktivität. Leistung ist positive Wirkung.</w:t>
+      </w:r>
+    </w:p>
+    <w:p>
+      <w:r>
+        <w:t>Leistung gehört zu den mächtigsten Begriffen der alten Ordnung. Kaum ein Begriff entscheidet stärker darüber, wer Anerkennung erhält, wer Einkommen bekommt, wer als erfolgreich gilt, welche Tätigkeiten politisch geschützt werden und welche Bereiche als Kosten erscheinen. Wer leistet, soll belohnt werden. Diese Idee ist richtig. Das Problem liegt nicht im Leistungsprinzip. Das Problem liegt darin, dass Leistung falsch gemessen wurde.</w:t>
+      </w:r>
+    </w:p>
+    <w:p>
+      <w:r>
+        <w:t>Die alte Ordnung verwechselt Leistung mit Aufwand, Beschäftigung, Einkommen, Umsatz, Gewinn, Reichweite oder Aktivität. Wer viel arbeitet, gilt als leistungsstark. Wer viel verdient, gilt als leistungsstark. Wer hohe Umsätze erzielt, gilt als leistungsstark. Wer wächst, gilt als leistungsstark. Wer viele Menschen erreicht, gilt als relevant. Doch all diese Größen zeigen noch nicht, ob eine positive Zustandsveränderung entsteht.</w:t>
+      </w:r>
+    </w:p>
+    <w:p>
+      <w:r>
+        <w:t>Die Wirkungsökonomie definiert Leistung neu.</w:t>
+      </w:r>
+    </w:p>
+    <w:p>
+      <w:r>
+        <w:t>Leistung ist nicht das, was viel bewegt. Leistung ist das, was wirksam verbessert.</w:t>
+      </w:r>
+    </w:p>
+    <w:p>
+      <w:r>
+        <w:t>Damit verändert sich die Bewertung von Arbeit, Unternehmen, Staat, Kapital, Medien, Produkten und Institutionen. Eine Gesellschaft kann sehr aktiv sein und trotzdem wenig leisten, wenn ihre Aktivität keine guten Zustände erzeugt. Sie kann viel verwalten, viel produzieren, viel konsumieren, viel berichten und viel Kapital bewegen, während Mensch, Planet und Demokratie geschwächt werden. Umgekehrt kann eine Tätigkeit geringe Marktwerte haben und hohe Leistung erzeugen, wenn sie Gesundheit, Bildung, Vertrauen, Resilienz, Regeneration oder Teilhabe verbessert.</w:t>
+      </w:r>
+    </w:p>
+    <w:p>
+      <w:r>
+        <w:t>Der Leistungsbegriff der Wirkungsökonomie unterscheidet deshalb fünf Kategorien: Wirkleistung, Scheinleistung, Blindleistung, Verlustleistung und Wirkungsgrad.</w:t>
+      </w:r>
+    </w:p>
+    <w:p>
+      <w:pPr>
+        <w:pStyle w:val="Heading3"/>
+      </w:pPr>
+      <w:r>
+        <w:t>15.1 Warum der alte Leistungsbegriff nicht reicht</w:t>
+      </w:r>
+    </w:p>
+    <w:p>
+      <w:r>
+        <w:t>Die alte Ordnung setzt Leistung meist dort an, wo etwas sichtbar, bezahlbar oder zählbar ist. Erwerbsarbeit zählt. Einkommen zählt. Gewinn zählt. Umsatz zählt. Output zählt. Berichtspflichten zählen. Politische Maßnahmen zählen. Marktanteile zählen. Reichweite zählt.</w:t>
+      </w:r>
+    </w:p>
+    <w:p>
+      <w:r>
+        <w:t>Diese Größen können Hinweise auf Leistung sein. Sie können zeigen, dass Menschen arbeiten, Unternehmen verkaufen, ein Markt Nachfrage findet, ein Staat Mittel einsetzt oder eine Organisation aktiv ist. Aber sie zeigen nicht automatisch, ob die Aktivität eine gute Wirkung erzeugt.</w:t>
+      </w:r>
+    </w:p>
+    <w:p>
+      <w:r>
+        <w:t>Ein Unternehmen kann hohe Umsätze erzielen, weil es nützliche Produkte verkauft. Es kann hohe Umsätze aber auch durch kurzlebige Produkte, Ausbeutung, Überkonsum oder Folgekosten erzeugen. Ein Staat kann viel Geld ausgeben, ohne Zustände zu verbessern. Eine Plattform kann hohe Reichweite erzielen und zugleich Vertrauen, Aufmerksamkeit und Diskursqualität beschädigen. Ein Beruf kann gering bezahlt sein und dennoch hohe gesellschaftliche Wirkung erzeugen. Ein anderer kann hoch bezahlt sein und negative Rückwirkungen auslösen.</w:t>
+      </w:r>
+    </w:p>
+    <w:p>
+      <w:r>
+        <w:t>Der alte Leistungsbegriff verwechselt also Messbarkeit mit Bedeutung. Er sieht, was am Markt vergütet wird, und nennt es Leistung. Er sieht, was in Haushalten gebucht wird, und nennt es Politik. Er sieht, was in Medien sichtbar wird, und nennt es Relevanz.</w:t>
+      </w:r>
+    </w:p>
+    <w:p>
+      <w:r>
+        <w:t>Die Wirkungsökonomie fragt genauer: Welche Zustände verändern sich durch diese Aktivität? Leistung ist nicht identisch mit Aktivität. Leistung ist Wirkung.</w:t>
+      </w:r>
+    </w:p>
+    <w:p>
+      <w:pPr>
+        <w:pStyle w:val="Heading3"/>
+      </w:pPr>
+      <w:r>
+        <w:t>15.2 Wirkleistung</w:t>
+      </w:r>
+    </w:p>
+    <w:p>
+      <w:r>
+        <w:t>Wirkleistung ist reale positive Zustandsveränderung.</w:t>
+      </w:r>
+    </w:p>
+    <w:p>
+      <w:r>
+        <w:t>Sie entsteht, wenn eine Handlung, Tätigkeit, Struktur, Entscheidung, Investition, Regel oder Organisation Mensch, Planet oder Demokratie stärkt. Wirkleistung kann materiell, sozial, ökologisch, gesundheitlich, kulturell, institutionell oder demokratisch sein. Sie zeigt sich nicht daran, wie laut eine Tätigkeit kommuniziert wird, sondern daran, ob ein Zustand besser wird.</w:t>
+      </w:r>
+    </w:p>
+    <w:p>
+      <w:r>
+        <w:t>Eine Pflegeleistung erzeugt Wirkleistung, wenn sie Lebensqualität, Würde, Autonomie, Gesundheit oder Entlastung verbessert. Bildung erzeugt Wirkleistung, wenn Fähigkeiten, Selbstwirksamkeit, Urteilskraft, Zukunftschancen und demokratische Mündigkeit wachsen. Prävention erzeugt Wirkleistung, wenn Schäden gar nicht erst eintreten. Eine Sanierung erzeugt Wirkleistung, wenn Energiebedarf, Emissionen, Gesundheitsrisiken oder Wohnkosten sinken. Eine gute öffentliche Infrastruktur erzeugt Wirkleistung, wenn sie Versorgung, Teilhabe, Sicherheit und Resilienz verbessert.</w:t>
+      </w:r>
+    </w:p>
+    <w:p>
+      <w:r>
+        <w:t>Wirkleistung kann auch dort entstehen, wo kein hoher Marktpreis gezahlt wird. Das ist eine der wichtigsten Korrekturen der Wirkungsökonomie. Der Marktwert einer Tätigkeit ist nicht identisch mit ihrer Wirkung. Care-Arbeit, Bildung, soziale Vermittlung, Kultur, demokratische Moderation, Nachbarschaft, Prävention und ökologische Regeneration können hohe Wirkleistung erzeugen, obwohl sie im alten System zu schwach vergütet oder gar nicht als ökonomische Leistung sichtbar werden.</w:t>
+      </w:r>
+    </w:p>
+    <w:p>
+      <w:r>
+        <w:t>Wirkleistung ist deshalb der eigentliche Leistungsbegriff der Wirkungsökonomie. Alles andere muss sich an ihr messen lassen.</w:t>
+      </w:r>
+    </w:p>
+    <w:p>
+      <w:pPr>
+        <w:pStyle w:val="Heading3"/>
+      </w:pPr>
+      <w:r>
+        <w:t>15.3 Scheinleistung</w:t>
+      </w:r>
+    </w:p>
+    <w:p>
+      <w:r>
+        <w:t>Scheinleistung sieht nach Leistung aus, ohne positive Zustandsveränderung nachzuweisen.</w:t>
+      </w:r>
+    </w:p>
+    <w:p>
+      <w:r>
+        <w:t>Sie erzeugt Aktivität, Zahlen, Sichtbarkeit oder Bewegung, aber keine belegte Verbesserung. Scheinleistung entsteht, wenn Umsatz, Berichtsumfang, Reichweite, Marktwert, Beschäftigung oder Wachstum als Erfolg gelesen werden, obwohl die tatsächliche Wirkung unklar bleibt.</w:t>
+      </w:r>
+    </w:p>
+    <w:p>
+      <w:r>
+        <w:t>Ein Unternehmen kann steigenden Umsatz melden, ohne dass seine Produkte Mensch, Planet oder Demokratie stärken. Ein Nachhaltigkeitsbericht kann umfangreich sein, ohne dass die Daten Entscheidungen verändern. Eine politische Maßnahme kann öffentlichkeitswirksam sein, ohne relevante Zustände zu verbessern. Eine Plattform kann Millionen Reaktionen erzeugen, ohne Orientierung, Wahrheit oder Vertrauen zu erhöhen. Ein Geschäftsmodell kann Wert an der Börse gewinnen, obwohl seine gesellschaftliche Wirkung zweifelhaft bleibt.</w:t>
+      </w:r>
+    </w:p>
+    <w:p>
+      <w:r>
+        <w:t>Scheinleistung ist gefährlich, weil sie Ressourcen bindet und Anerkennung erhält. Sie erzeugt den Eindruck von Fortschritt. Sie kann Budgets, Aufmerksamkeit, Kapital und politische Zustimmung erhalten, obwohl keine ausreichende Wirkleistung entsteht. Dadurch verdrängt sie echte Leistung.</w:t>
+      </w:r>
+    </w:p>
+    <w:p>
+      <w:r>
+        <w:t>Scheinleistung ist nicht immer Betrug. Häufig entsteht sie durch falsche Maßstäbe. Wenn ein System Umsatz als Leistung behandelt, werden Umsätze erzeugt. Wenn es Reichweite als Relevanz behandelt, wird Reichweite erzeugt. Wenn es Berichtsumfang als Verantwortung behandelt, werden Berichte erzeugt. Die Wirkungsökonomie unterbricht diese Verwechslung.</w:t>
+      </w:r>
+    </w:p>
+    <w:p>
+      <w:r>
+        <w:t>Scheinleistung fragt: Was sieht nach Leistung aus, ohne positive Wirkung zu belegen?</w:t>
+      </w:r>
+    </w:p>
+    <w:p>
+      <w:pPr>
+        <w:pStyle w:val="Heading3"/>
+      </w:pPr>
+      <w:r>
+        <w:t>15.4 Blindleistung als Leistungsform</w:t>
+      </w:r>
+    </w:p>
+    <w:p>
+      <w:r>
+        <w:t>Blindleistung ist Aufwand ohne echte positive Zustandsveränderung.</w:t>
+      </w:r>
+    </w:p>
+    <w:p>
+      <w:r>
+        <w:t>Der Begriff knüpft an die physikalische Analogie an, die dieses Buch bereits eingeführt hat. In technischen Systemen bezeichnet Blindleistung einen Anteil, der das System belastet, aber keine nutzbare Arbeit verrichtet. Gesellschaftlich beschreibt Blindleistung Tätigkeiten, Verfahren, Berichte, Kontrollen, Korrekturen oder Abstimmungen, die Ressourcen verbrauchen, ohne einen Zustand sinnvoll zu verbessern.</w:t>
+      </w:r>
+    </w:p>
+    <w:p>
+      <w:r>
+        <w:t>Blindleistung entsteht besonders dort, wo ein falsch gesteuertes System sich selbst reparieren muss. Wenn Preise Wirkung nicht abbilden, entstehen Förderprogramme, Ausnahmen und Nachweispflichten. Wenn Daten nicht standardisiert sind, entstehen Doppelabfragen. Wenn Zuständigkeiten unklar sind, entstehen Abstimmungsrunden. Wenn Berichte keine Rückkopplung erzeugen, entsteht Dokumentation ohne Steuerung. Wenn Verwaltung Prozesse prüft, die durch bessere Grundlogik gar nicht nötig wären, entsteht Reparaturbürokratie.</w:t>
+      </w:r>
+    </w:p>
+    <w:p>
+      <w:r>
+        <w:t>Blindleistung ist nicht gleich Verwaltung. Verwaltung kann Schutz, Rechtssicherheit und Teilhabe ermöglichen. Blindleistung entsteht, wenn Aufwand nicht mehr erkennbar zu besserer Wirkung führt. Sie ist die Energie, die ein System verbraucht, um mit seiner eigenen Fehlsteuerung umzugehen.</w:t>
+      </w:r>
+    </w:p>
+    <w:p>
+      <w:r>
+        <w:t>Blindleistung betrifft nicht nur den Staat. Auch Unternehmen erzeugen Blindleistung, wenn sie dieselben Daten für unterschiedliche Kunden, Banken, Investoren und Behörden in verschiedenen Formaten liefern müssen. Medien erzeugen Blindleistung, wenn sie Empörung verwalten, die ihre eigenen Reichweitenlogiken fördern. Organisationen erzeugen Blindleistung, wenn interne Kontrolle Misstrauen steigert und Verantwortung verhindert.</w:t>
+      </w:r>
+    </w:p>
+    <w:p>
+      <w:r>
+        <w:t>Blindleistung fragt: Welcher Aufwand beschäftigt das System, ohne es zu verbessern?</w:t>
+      </w:r>
+    </w:p>
+    <w:p>
+      <w:pPr>
+        <w:pStyle w:val="Heading3"/>
+      </w:pPr>
+      <w:r>
+        <w:t>15.5 Verlustleistung</w:t>
+      </w:r>
+    </w:p>
+    <w:p>
+      <w:r>
+        <w:t>Verlustleistung ist Aktivität, die negative Wirkung erzeugt.</w:t>
+      </w:r>
+    </w:p>
+    <w:p>
+      <w:r>
+        <w:t>Sie entsteht, wenn wirtschaftliche, politische, technische, kommunikative oder institutionelle Prozesse Zustände verschlechtern. Verlustleistung kann Emissionen erhöhen, Ressourcen verbrauchen, Gesundheit schädigen, Vertrauen zerstören, Demokratie schwächen, soziale Spaltung verstärken, Böden degradieren, Wasser belasten, Pflege überfordern oder künftige Risiken erhöhen.</w:t>
+      </w:r>
+    </w:p>
+    <w:p>
+      <w:r>
+        <w:t>Der Begriff ist wichtig, weil negative Wirkung nicht als bloßer Nebeneffekt verharmlost werden darf. Eine Aktivität kann betriebswirtschaftlich erfolgreich sein und wirkungsökonomisch Verlustleistung erzeugen. Ein Produkt kann Umsatz bringen und gleichzeitig Gesundheits- oder Umweltschäden verursachen. Eine politische Kommunikation kann Zustimmung mobilisieren und demokratische Kultur beschädigen. Ein Kapitalfluss kann Rendite erzeugen und fossile Abhängigkeit verlängern. Eine Lieferkette kann Kosten senken und Ausbeutung ermöglichen.</w:t>
+      </w:r>
+    </w:p>
+    <w:p>
+      <w:pPr>
+        <w:pStyle w:val="Heading3"/>
+      </w:pPr>
+      <w:r>
+        <w:t>Quellenanker: Kapitel 42 - Unternehmen als Wirkungssysteme</w:t>
+      </w:r>
+    </w:p>
+    <w:p>
+      <w:r>
+        <w:t>Interne Quelle: referenz/kapitel-042-unternehmen-als-wirkungssysteme/index.html</w:t>
+      </w:r>
+    </w:p>
+    <w:p>
+      <w:r>
+        <w:t>Ein Unternehmen ist dann nicht mehr nur eine Einheit zur Gewinnerzielung. Es ist ein organisierter Wirkungsraum, der Zustände verändert.</w:t>
+      </w:r>
+    </w:p>
+    <w:p>
+      <w:r>
+        <w:t>Unternehmen erzeugen Produkte, Dienstleistungen, Arbeitsbedingungen, Lieferketten, Daten, Kapitalflüsse, Innovationen, Routinen, Deutungen, Kultur und gesellschaftliche Rückwirkungen. Sie beeinflussen Klima, Wasser, Ressourcen, Gesundheit, Sicherheit, Einkommen, Kompetenzen, Regionen, Familien, demokratische Öffentlichkeit und künftige Entwicklungspfade. Sie stehen nicht außerhalb der Gesellschaft. Sie sind Teil ihrer Wirkungsarchitektur.</w:t>
+      </w:r>
+    </w:p>
+    <w:p>
+      <w:r>
+        <w:t>Das bedeutet nicht, Gewinn, Markt oder Wettbewerb abzuschaffen. Es bedeutet, sie an den richtigen Ort zu stellen. Gewinn bleibt notwendig, aber er ist nicht der letzte Maßstab. Er zeigt, dass ein Unternehmen wirtschaftlich tragfähig sein kann. Er beweist nicht, dass seine Wirkung positiv ist. Ein Unternehmen kann profitabel sein und zugleich Mensch, Planet oder Demokratie schwächen. Es kann auch wirtschaftlich erfolgreich sein, weil es reale Probleme löst, Resilienz stärkt und Zukunft ermöglicht.</w:t>
+      </w:r>
+    </w:p>
+    <w:p>
+      <w:r>
+        <w:t>Der Leitgedanke dieses Kapitels lautet: Ein Unternehmen ist nicht nur eine Einheit zur Gewinnerzielung. Es ist ein organisierter Wirkungsraum, der Zustände verändert.</w:t>
+      </w:r>
+    </w:p>
+    <w:p>
+      <w:pPr>
+        <w:pStyle w:val="Heading3"/>
+      </w:pPr>
+      <w:r>
+        <w:t>42.1 Unternehmenszweck</w:t>
+      </w:r>
+    </w:p>
+    <w:p>
+      <w:r>
+        <w:t>Der Zweck eines Unternehmens kann nicht länger nur aus Kapitalvermehrung abgeleitet werden. Ein Unternehmen organisiert Menschen, Ressourcen, Wissen, Kapital, Technologie und Beziehungen, um etwas in der Welt hervorzubringen. Dieses Hervorbringen verändert Zustände. Genau dort beginnt der wirkungsökonomische Unternehmenszweck.</w:t>
+      </w:r>
+    </w:p>
+    <w:p>
+      <w:r>
+        <w:t>Der klassische Unternehmenszweck wurde lange eng gelesen: Kapital einsetzen, Produkte oder Dienstleistungen verkaufen, Gewinne erzielen, Eigentümerinteressen erfüllen. Diese Sicht hat betriebswirtschaftliche Klarheit. Sie erklärt, warum Unternehmen investieren, kalkulieren, Risiken eingehen und Effizienz suchen. Sie greift aber zu kurz, wenn sie die tatsächliche Wirkung des Unternehmens ausblendet.</w:t>
+      </w:r>
+    </w:p>
+    <w:p>
+      <w:r>
+        <w:t>Ein Unternehmen existiert nicht nur in seiner Bilanz. Es existiert in Wirkungsräumen: in seinen Lieferketten, Produktionsstandorten, Arbeitsbeziehungen, Produkten, Datenstrukturen, Kundenerfahrungen, Innovationspfaden und öffentlichen Signalen. Deshalb muss Unternehmenszweck mehr bedeuten als wirtschaftliche Selbsterhaltung. Er muss beantworten, welche positive Netto-Wirkung das Unternehmen ermöglicht und welche negativen Wirkungen es begrenzt.</w:t>
+      </w:r>
+    </w:p>
+    <w:p>
+      <w:r>
+        <w:t>Das Systemmodell der Wirkungsökonomie beschreibt Wirtschaft als Wirkungssystem: Wertschöpfung soll nicht aus Ressourcenentzug, sondern aus Wirkung entstehen; Unternehmen sollen positive Netto-Wirkung erzeugen, Mensch, Planet und Demokratie stärken, Ressourcen regenerieren und gesellschaftliche Transformation unterstützen. Diese Formulierung benennt die Richtung: Unternehmen werden nicht nur danach gelesen, was sie verkaufen, sondern danach, welche Zustände sie verändern.</w:t>
+      </w:r>
+    </w:p>
+    <w:p>
+      <w:r>
+        <w:t>Damit grenzt sich die Wirkungsökonomie auch von bloßem Purpose-Marketing ab. Ein Unternehmenszweck ist kein Slogan, keine Kampagne und kein Leitbild auf der Website. Wirkung ist nicht die Behauptung eines guten Zwecks. Wirkung ist die tatsächliche Veränderung von Zuständen. Ein Unternehmen kann „Purpose“ kommunizieren und dennoch geringe oder negative Wirkung erzeugen. Umgekehrt kann ein Unternehmen ohne große Sprache hohe Wirkung leisten, wenn seine Produkte, Prozesse, Arbeitsbedingungen und Lieferketten reale Zustände verbessern.</w:t>
+      </w:r>
+    </w:p>
+    <w:p>
+      <w:r>
+        <w:t>Ein wirkungsökonomischer Unternehmenszweck muss daher überprüfbar sein. Er muss in Strategie, Governance, Investitionen, Produktentwicklung, Beschaffung, Personal, Daten, Risiko und Entscheidungen wieder auftauchen. Er darf nicht neben dem Geschäftsmodell stehen. Er muss das Geschäftsmodell ordnen.</w:t>
+      </w:r>
+    </w:p>
+    <w:p>
+      <w:r>
+        <w:t>Externe Unternehmensdebatten haben diese Verschiebung vorbereitet. Die Stakeholder-Theorie machte sichtbar, dass Unternehmen nicht nur gegenüber Anteilseigner:innen, sondern gegenüber vielen Anspruchsgruppen in Beziehung stehen. Neuere Arbeiten zum Unternehmenszweck betonen, dass Unternehmen Probleme profitabel lösen sollen, statt Profit aus der Erzeugung von Problemen zu ziehen. Die Wirkungsökonomie geht darüber hinaus, indem sie diese Einsicht nicht nur als Governance-Frage, sondern als Wirkungsarchitektur versteht: Zweck wird erst dann real, wenn Wirkung gemessen, bewertet und rückgekoppelt wird.</w:t>
+      </w:r>
+    </w:p>
+    <w:p>
+      <w:pPr>
+        <w:pStyle w:val="Heading3"/>
+      </w:pPr>
+      <w:r>
+        <w:t>42.2 Gewinn als Ergebnis, nicht Ziel</w:t>
+      </w:r>
+    </w:p>
+    <w:p>
+      <w:r>
+        <w:t>Gewinn ist nicht der Feind der Wirkungsökonomie. Ein Unternehmen, das dauerhaft Verluste erzeugt, kann seine Wirkung kaum stabil erhalten. Es kann keine Löhne zahlen, keine Innovation finanzieren, keine Lieferanten sichern, keine Infrastruktur pflegen und keine Risiken auffangen. Wirtschaftliche Tragfähigkeit ist notwendig.</w:t>
+      </w:r>
+    </w:p>
+    <w:p>
+      <w:r>
+        <w:t>Aber Gewinn ist Ergebnis, nicht Ziel.</w:t>
+      </w:r>
+    </w:p>
+    <w:p>
+      <w:r>
+        <w:t>Wenn Gewinn zum obersten Ziel wird, ordnet sich das Unternehmen der Kapitalvermehrung unter. Dann werden Produkte, Arbeit, Lieferketten, Kund:innen, Natur, Daten und Öffentlichkeit nach ihrer Fähigkeit gelesen, Gewinn zu erzeugen. Wirkungen, die nicht im Preis erscheinen, werden leichter ausgelagert. Negative Wirkung kann rational erscheinen, wenn sie Kosten senkt oder Erlöse erhöht. Positive Wirkung kann benachteiligt werden, wenn sie kurzfristig teurer ist.</w:t>
+      </w:r>
+    </w:p>
+    <w:p>
+      <w:r>
+        <w:t>Die Wirkungsökonomie verschiebt diese Logik. Ein Unternehmen soll nicht zufällig positive Wirkung erzeugen, während Gewinn das Ziel bleibt. Es soll Gewinn durch gute Wirkung ermöglichen. Der Gewinn zeigt dann nicht, dass das Unternehmen gut ist. Er zeigt nur, dass seine Lösung wirtschaftlich besteht. Ob sie wirkungsökonomisch tragfähig ist, entscheidet sich an Mensch, Planet und Demokratie.</w:t>
+      </w:r>
+    </w:p>
+    <w:p>
+      <w:r>
+        <w:t>Diese Unterscheidung ist wichtig, weil sonst zwei Fehler entstehen. Der erste Fehler ist Gewinnfeindlichkeit. Dann wird wirtschaftliche Tragfähigkeit unterschätzt. Der zweite Fehler ist Gewinnvergötzung. Dann wird jedes profitable Geschäftsmodell als wertvoll behandelt, selbst wenn es negative Zustände erzeugt. Die Wirkungsökonomie vermeidet beide Fehler. Sie ordnet Gewinn in eine größere Wirkungslogik ein.</w:t>
+      </w:r>
+    </w:p>
+    <w:p>
+      <w:r>
+        <w:t>Ein Gewinn kann aus Wirkleistung entstehen. Dann löst ein Unternehmen reale Probleme, verbessert Zustände, begrenzt Risiken, schafft gute Arbeit, entwickelt nützliche Technologien, stärkt Regeneration oder erhöht Lebensqualität. Ein Gewinn kann aber auch aus Scheinleistung, Blindleistung oder Verlustleistung entstehen. Dann verkauft ein Unternehmen Produkte, die Folgekosten verschieben, Aufmerksamkeit ausbeuten, Naturkapital verbrauchen, Beschäftigte überlasten oder demokratische Räume beschädigen.</w:t>
+      </w:r>
+    </w:p>
+    <w:p>
+      <w:r>
+        <w:t>In der alten Ordnung sehen beide Gewinne in der Bilanz ähnlich aus. In der Wirkungsökonomie werden sie verschieden gelesen.</w:t>
+      </w:r>
+    </w:p>
+    <w:p>
+      <w:r>
+        <w:t>Das bedeutet nicht, dass Unternehmen moralisch sortiert werden. Es bedeutet, dass wirtschaftliche Erfolge nicht ohne Wirkungsprüfung verstanden werden dürfen. Gewinn bleibt ein wichtiges Signal. Aber er ist ein Tragfähigkeitssignal, kein Wahrheitsbeweis. Ein Unternehmen ist nicht erfolgreich, weil es Gewinn macht. Es ist wirkungsökonomisch erfolgreich, wenn es Gewinn auf eine Weise erzielt, die positive Netto-Wirkung erzeugt und negative Wirkung begrenzt.</w:t>
+      </w:r>
+    </w:p>
+    <w:p>
+      <w:pPr>
+        <w:pStyle w:val="Heading3"/>
+      </w:pPr>
+      <w:r>
+        <w:t>42.3 Wirkung in Strategie und Governance</w:t>
+      </w:r>
+    </w:p>
+    <w:p>
+      <w:r>
+        <w:t>Wenn Unternehmen Wirkungssysteme sind, darf Wirkung nicht in einer Nachhaltigkeitsabteilung enden. Sie muss in Strategie und Governance eingehen. Strategie entscheidet, wohin ein Unternehmen seine Fähigkeiten, Investitionen, Produkte, Märkte, Daten, Talente und Kapitalströme lenkt. Governance entscheidet, wer Verantwortung übernimmt, welche Informationen im Entscheidungsraum erscheinen, wie Risiken behandelt werden und welche Ziele Priorität erhalten.</w:t>
+      </w:r>
+    </w:p>
+    <w:p>
+      <w:r>
+        <w:t>Wirkung in Strategie bedeutet, dass ein Unternehmen seine Zukunft nicht nur nach Umsatz, Marge, Marktanteil oder Wachstum plant. Es fragt auch, welche Zustände durch seine Strategie verändert werden. Welche Probleme löst das Unternehmen? Welche Risiken erzeugt es? Welche Ressourcen verbraucht es? Welche Abhängigkeiten schafft es? Welche Fähigkeiten baut es auf? Welche Wirkungsräume stärkt oder schwächt es? Welche Wirkungspotenziale entstehen durch neue Produkte, Daten, Technologien oder Märkte?</w:t>
+      </w:r>
+    </w:p>
+    <w:p>
+      <w:r>
+        <w:t>Wirkung in Governance bedeutet, dass diese Fragen in die Entscheidungsarchitektur eingehen. Wirkung darf nicht als Bericht nach der Entscheidung erscheinen. Sie muss vor der Entscheidung in den Raum. Vorstand, Geschäftsführung, Aufsichtsgremien, Risikofunktionen, Controlling, Einkauf, Produktentwicklung, Personal, Recht, Kommunikation und Nachhaltigkeit müssen mit einer gemeinsamen Wirkungslogik arbeiten. Sonst entstehen Silos: Eine Abteilung optimiert Kosten, eine andere berichtet Nachhaltigkeit, eine dritte verwaltet Risiko, eine vierte kommuniziert Purpose.</w:t>
+      </w:r>
+    </w:p>
+    <w:p>
+      <w:r>
+        <w:t>Die Wirkungsökonomie verlangt Verbindung. Das Begriffssystem der Wirkungsökonomie liefert dafür die Sprache: Wirkung, Wirkungspotenzial, Wirkungsträger, Wirkungsempfänger, Wirkungsraum, systemischer Wert, normativer Wert, Wirkleistung, Netto-Wirkung, Wirkungsrisiko, Wirkungsresilienz, Wirkungsdaten, Wirkungskapital und Wirkungskompetenz. Diese Begriffe sind nicht für das Buch allein geschrieben. Sie müssen in Organisationen handlungsfähig werden.</w:t>
+      </w:r>
+    </w:p>
+    <w:p>
+      <w:r>
+        <w:t>Wirkung in Governance heißt deshalb: Entscheidungen werden nicht nur nach finanzieller Zielerreichung geprüft, sondern nach Wirkungszusammenhang. Welche direkte Wirkung entsteht? Welche indirekte Wirkung? Welche verzögerte Wirkung? Welche systemische Wirkung? Welche Nebenwirkung? Welche Gegenwirkung? Welche Datenqualität liegt vor? Welche Unsicherheit bleibt? Welche Rückkopplung ist vorgesehen?</w:t>
+      </w:r>
+    </w:p>
+    <w:p>
+      <w:r>
+        <w:t>Hier verbindet sich Teil VII mit der Systemlogik der Wirkungsökonomie. Unternehmen brauchen ein eigenes Wirkungsrad: Handlung, Wirkung oder Wirkungspotenzial, Zustandsveränderung, systemischer Wert, normativer Wert, Wirkungslenkung, veränderte Anreize, neue Handlung, Rückkopplung und Lernen. Wenn diese Logik nicht in Unternehmensentscheidungen zurückkehrt, bleibt Wirkung externes Reporting. Wenn sie zurückkehrt, wird das Unternehmen lernfähig.</w:t>
+      </w:r>
+    </w:p>
+    <w:p>
+      <w:r>
+        <w:t>Damit ist auch klar, was dieses Kapitel noch nicht leistet. Es entfaltet noch keine Führungslehre. Das folgt im nächsten Kapitel. Es baut noch kein Wirkungscontrolling auf. Das folgt später in diesem Teil. Es erklärt noch keine Lieferkettensteuerung im Detail. Auch das folgt später. Es legt nur die grundlegende Unternehmenslogik fest: Wirkung muss in Strategie und Governance erscheinen, sonst bleibt sie Kommunikation.</w:t>
+      </w:r>
+    </w:p>
+    <w:p>
+      <w:pPr>
+        <w:pStyle w:val="Heading3"/>
+      </w:pPr>
+      <w:r>
+        <w:t>42.4 Verantwortung über die Bilanz hinaus</w:t>
+      </w:r>
+    </w:p>
+    <w:p>
+      <w:r>
+        <w:t>Die Bilanz zeigt Vermögen, Schulden, Eigenkapital, Erträge, Aufwendungen und finanzielle Lage. Sie ist unverzichtbar. Aber sie zeigt nicht vollständig, welche Zustände ein Unternehmen verändert. Viele Wirkungen erscheinen nicht in der Bilanz, obwohl sie real sind: Emissionen, Wasserstress, Arbeitsbelastung, Vertrauen, Gesundheitsfolgen, Lieferkettenrisiken, Datenmissbrauch, demokratische Rückwirkungen, Resilienzverluste, soziale Folgekosten, Naturkapitalverbrauch und künftige Haftungsrisiken.</w:t>
+      </w:r>
+    </w:p>
+    <w:p>
+      <w:r>
+        <w:t>Verantwortung über die Bilanz hinaus bedeutet nicht, dass Unternehmen für alles verantwortlich sind. Es bedeutet, dass die Reichweite unternehmerischer Wirkung größer ist als die Reichweite der klassischen Rechnungslegung. Unternehmen wirken direkt, wenn sie produzieren, beschäftigen, investieren, kommunizieren und verkaufen. Sie wirken indirekt über Lieferketten, Kapital, Kundennutzung, technische Standards, Datenräume, Vertrieb, Lobbyarbeit und Branchenlogiken. Sie wirken verzögert, wenn Produkte, Infrastrukturen, Gewohnheiten oder Risiken erst später Folgen zeigen. Sie wirken systemisch, wenn sie Märkte, Normen, Technologien, Erwartungen und politische Möglichkeitsräume verändern.</w:t>
+      </w:r>
+    </w:p>
+    <w:p>
+      <w:r>
+        <w:t>Diese Wirkung kann nicht vollständig in eine klassische Bilanz gepresst werden. Aber sie darf auch nicht außerhalb der Verantwortung bleiben.</w:t>
+      </w:r>
+    </w:p>
+    <w:p>
+      <w:r>
+        <w:t>Die externe Debatte zur nichtfinanziellen Berichterstattung, zur doppelten Wesentlichkeit, zu Stakeholdern und zu Unternehmensverantwortung hat bereits gezeigt, dass finanzielle Berichte allein nicht mehr ausreichen. Die Wirkungsökonomie nimmt diesen Befund auf und entwickelt ihn weiter: Es genügt nicht, Wirkung zusätzlich offenzulegen. Wirkung muss in Strategie, Governance und Entscheidung zurückkehren.</w:t>
+      </w:r>
+    </w:p>
+    <w:p>
+      <w:r>
+        <w:t>Verantwortung über die Bilanz hinaus bedeutet auch, Wirkung nicht an Unternehmensgrenzen enden zu lassen. Ein Unternehmen kann nicht nur auf die eigene Fabrik schauen, wenn ein großer Teil seiner Wirkung in Vorleistungen liegt. Es kann nicht nur den Verkauf erfassen, wenn die Nutzung des Produkts zentrale Wirkungen erzeugt. Es kann nicht nur den direkten Arbeitsplatz betrachten, wenn sein Geschäftsmodell ganze Arbeitsmärkte, Regionen oder Kommunikationsräume verändert.</w:t>
+      </w:r>
+    </w:p>
+    <w:p>
+      <w:r>
+        <w:t>Das heißt nicht, jede Folge vollständig einem Unternehmen zuzurechnen. Die systemischen Teile haben gezeigt, dass Wirkung in nichttrivialen Systemen entsteht. Verantwortung braucht deshalb Differenzierung: Wissen, Einfluss, Rolle, Macht, Reichweite, Zumutbarkeit, Datenlage und Nähe zur Wirkung. Ein Unternehmen mit hoher Wirkungskraft, hoher Marktmacht, tiefen Lieferketten, großen Datenbeständen oder starkem öffentlichen Einfluss hat andere Verantwortung als ein kleines Unternehmen mit begrenzter Reichweite.</w:t>
+      </w:r>
+    </w:p>
+    <w:p>
+      <w:r>
+        <w:t>Verantwortung über die Bilanz hinaus heißt daher: Unternehmen müssen die Wirkungen in den Räumen prüfen, die sie real gestalten können. Sie müssen nicht die Welt allein retten. Sie müssen aber ihre eigenen Wirkungsräume ernst nehmen.</w:t>
+      </w:r>
+    </w:p>
+    <w:p>
+      <w:pPr>
+        <w:pStyle w:val="Heading3"/>
+      </w:pPr>
+      <w:r>
+        <w:t>Quellenanker: Kapitel 53 - Markttransformation</w:t>
+      </w:r>
+    </w:p>
+    <w:p>
+      <w:r>
+        <w:t>Interne Quelle: referenz/kapitel-053-markttransformation/index.html</w:t>
+      </w:r>
+    </w:p>
+    <w:p>
+      <w:r>
+        <w:t>Kapitel 48 hat Produkte als Wirkungsträger beschrieben. Kapitel 49 hat gezeigt, dass Preise keine neutralen Zahlen sind, sondern Orientierungssignale. Kapitel 50 hat Produktscorecards als methodische Bewertungsinstrumente eingeführt. Kapitel 51 hat am Apfelbeispiel gezeigt, wie Produktwirkung praktisch sichtbar werden kann. Kapitel 52 hat erklärt, warum Verbraucherinformation Orientierung geben muss, ohne Menschen moralisch zu überfordern. Dieses Kapitel schließt Teil VIII ab. Es fragt, was mit Märkten geschieht, wenn Produkte nicht länger nur nach Preis, Marke, Gewohnheit und Verfügbarkeit konkurrieren, sondern auch nach geprüfter Wirkung.</w:t>
+      </w:r>
+    </w:p>
+    <w:p>
+      <w:r>
+        <w:t>Ein Markt wird nicht besser, indem man ihn abschafft. Er wird besser, wenn seine Signale realere Wirkung zeigen.</w:t>
+      </w:r>
+    </w:p>
+    <w:p>
+      <w:pPr>
+        <w:pStyle w:val="Heading3"/>
+      </w:pPr>
+      <w:r>
+        <w:t>53.1 Wettbewerb um bessere Wirkung</w:t>
+      </w:r>
+    </w:p>
+    <w:p>
+      <w:r>
+        <w:t>Märkte sind Suchräume. Sie bringen Anbieter, Kund:innen, Preise, Innovation, Knappheiten, Nachfrage, Gewohnheiten und Erwartungen zusammen. Ein Markt kann Lösungen finden, die keine zentrale Stelle vorher vollständig planen könnte. Genau deshalb ist die Wirkungsökonomie kein Anti-Markt-Modell. Sie will Märkte nicht ersetzen. Sie will ihre Signale wahrheitsfähiger machen.</w:t>
+      </w:r>
+    </w:p>
+    <w:p>
+      <w:r>
+        <w:t>Der heutige Wettbewerb belohnt häufig nicht die beste Wirkung, sondern die niedrigsten sichtbaren Kosten. Wenn ökologische Schäden, schlechte Arbeitsbedingungen, Gesundheitsfolgen, Datenrisiken oder demokratische Nebenwirkungen im Preis fehlen, entstehen strukturelle Vorteile für Produkte, die Folgekosten verschieben [Kap. 49]. Dann konkurrieren Unternehmen nicht nur über Effizienz, Qualität und Innovation, sondern auch über die Fähigkeit, negative Wirkung unsichtbar zu halten.</w:t>
+      </w:r>
+    </w:p>
+    <w:p>
+      <w:r>
+        <w:t>Wettbewerb um bessere Wirkung entsteht erst, wenn diese Unsichtbarkeit endet. Produktscorecards, Wirkungsdaten, digitale Produktpässe und ehrlichere Preise verändern dann die Vergleichsgrundlage. Ein Produkt gewinnt nicht mehr nur, weil es billiger aussieht. Es muss zeigen, welche Wirkung es über Rohstoffe, Herstellung, Nutzung, Lebensdauer, Entsorgung, Arbeit, Gesundheit, Ressourcen und Daten erzeugt [Kap. 48-50; I-K53-1].</w:t>
+      </w:r>
+    </w:p>
+    <w:p>
+      <w:r>
+        <w:t>Das verändert den Begriff von Qualität. Qualität ist nicht nur Haltbarkeit, Funktion, Geschmack, Design oder Preis-Leistungs-Verhältnis. Qualität umfasst auch Wirkung. Ein Produkt mit guter Funktion, aber zerstörerischer Lieferkette, ist nicht vollständig hochwertig. Ein Produkt mit niedrigem Preis, aber hohem Wasserstress oder kurzer Lebensdauer, ist nicht wirklich günstig. Ein Produkt mit starker Marke, aber schwacher Datenqualität, ist nicht verlässlich.</w:t>
+      </w:r>
+    </w:p>
+    <w:p>
+      <w:r>
+        <w:t>Wirkungswettbewerb moralisiert Märkte nicht. Er bringt relevante Wirklichkeit in den Wettbewerb. Unternehmen können weiterhin besser, günstiger, schöner, schneller, nutzerfreundlicher und innovativer sein. Aber sie konkurrieren zusätzlich darüber, ob ihre Produkte Mensch, Planet und Demokratie stärken oder schwächen.</w:t>
+      </w:r>
+    </w:p>
+    <w:p>
+      <w:r>
+        <w:t>Damit verschiebt sich auch Anerkennung im Markt. Positive Wirkung wird nicht nur kommuniziert, sondern belegbar. Destruktive Wirkung wird nicht nur kritisiert, sondern verliert ihren strukturellen Vorteil. Der Markt bleibt Suchraum, aber die Suche richtet sich stärker auf bessere Wirkung aus.</w:t>
+      </w:r>
+    </w:p>
+    <w:p>
+      <w:pPr>
+        <w:pStyle w:val="Heading3"/>
+      </w:pPr>
+      <w:r>
+        <w:t>53.2 Innovation durch Steuerung</w:t>
+      </w:r>
+    </w:p>
+    <w:p>
+      <w:r>
+        <w:t>Innovation entsteht nicht im luftleeren Raum. Sie reagiert auf Preise, Regeln, Erwartungen, Daten, Risiken, Kapital, Kundensignale und technologische Möglichkeiten. Wenn Märkte zerstörerische Wirkung billig halten, fließt Innovation in die Optimierung dieser alten Logik. Wenn Märkte Wirkung sichtbar und preislich relevant machen, verändert sich der Innovationsraum.</w:t>
+      </w:r>
+    </w:p>
+    <w:p>
+      <w:r>
+        <w:t>Wirkungslenkung aus [Kap. 22] heißt: Positive Wirkung wird leichter, negative Wirkung wird schwerer. Für Märkte bedeutet das: Unternehmen erhalten Gründe, Produkte anders zu entwickeln, Materialien zu ersetzen, Lieferketten zu verbessern, Energie zu senken, Wasser zu schützen, Arbeit fairer zu organisieren, Reparierbarkeit zu erhöhen, Datenrisiken zu reduzieren oder Gesundheitswirkung zu verbessern. Innovation richtet sich dann nicht nur auf Kostensenkung, sondern auf Zustandsverbesserung [Kap. 22; I-K53-2].</w:t>
+      </w:r>
+    </w:p>
+    <w:p>
+      <w:r>
+        <w:t>Das ist keine zentrale Innovationsplanung. Der Staat legt nicht fest, welche konkrete Lösung jedes Unternehmen entwickeln muss. Er verändert die Rückkopplung. Wenn negative Wirkung Kosten verursacht und positive Wirkung Vorteile erhält, entstehen neue Suchbewegungen. Unternehmen, die bessere Wirkung erzeugen, gewinnen Marktchancen. Unternehmen, die an alten Schäden verdienen, verlieren Schutz durch Unsichtbarkeit.</w:t>
+      </w:r>
+    </w:p>
+    <w:p>
+      <w:r>
+        <w:t>Diese Logik ist in den Produktpapieren der WÖk an verschiedenen Beispielen angelegt. Bei industriellen Gütern kann ein Wirkungsmodell Investitionssignale setzen, sodass Recycling, erneuerbare Energie, bessere Materialien und geringere Emissionen wirtschaftlich attraktiver werden. Das Produktpapier beschreibt, dass sich bei Polyamid Investitionen in Recycling und CO2-arme Energie durch Wirkungsrückkopplung schneller lohnen können. Im Agrarbereich zeigen die internen Fallstudien, wie Produktwirkungen über Preise sichtbar werden und Marktanteile sich zugunsten wirkungsstärkerer Produkte verschieben können.</w:t>
+      </w:r>
+    </w:p>
+    <w:p>
+      <w:r>
+        <w:t>Diese Beispiele sind keine Gesetzesausarbeitung. Sie zeigen ein Prinzip: Wenn der Markt Wirkung sieht, sucht er nach Wirkung. Wenn der Markt nur Preis sieht, sucht er nach Preis.</w:t>
+      </w:r>
+    </w:p>
+    <w:p>
+      <w:r>
+        <w:t>Innovation durch Steuerung heißt daher nicht, Innovation zu befehlen. Es heißt, die Suchrichtung zu verändern. Die Produktfrage lautet dann nicht mehr nur: Wie kann es billiger, schneller oder skalierbarer werden? Sie lautet: Wie kann es über seinen Lebenszyklus bessere Netto-Wirkung erzeugen und trotzdem marktfähig bleiben?</w:t>
+      </w:r>
+    </w:p>
+    <w:p>
+      <w:r>
+        <w:t>Die ausführliche Innovationsgeschichte mit Schumpeter, Röpke und Kondratieff gehört in [Kap. 55]. An dieser Stelle reicht die Marktlogik: Wirkungsorientierte Signale verändern die Richtung unternehmerischer Suche.</w:t>
+      </w:r>
+    </w:p>
+    <w:p>
+      <w:pPr>
+        <w:pStyle w:val="Heading3"/>
+      </w:pPr>
+      <w:r>
+        <w:t>53.3 Marktbereinigung destruktiver Produkte</w:t>
+      </w:r>
+    </w:p>
+    <w:p>
+      <w:r>
+        <w:t>Märkte bereinigen sich ständig. Produkte verschwinden, wenn sie nicht nachgefragt werden, technisch überholt sind, zu teuer werden, rechtliche Anforderungen nicht erfüllen oder von besseren Lösungen verdrängt werden. Die Frage ist nicht, ob Marktbereinigung stattfindet. Die Frage ist, nach welchem Maßstab sie geschieht.</w:t>
+      </w:r>
+    </w:p>
+    <w:p>
+      <w:r>
+        <w:t>In der alten Ordnung können destruktive Produkte bestehen, weil ihre Schäden außerhalb des Preises liegen. Sie erscheinen billig, bequem oder effizient, weil andere die Kosten übernehmen: Beschäftigte, Ökosysteme, Kommunen, Gesundheitssysteme, künftige Generationen oder demokratische Öffentlichkeiten. Eine solche Marktbereinigung ist verzerrt. Sie verdrängt nicht die schlechtere Wirkung, sondern häufig die schlechter bepreiste Verantwortung.</w:t>
+      </w:r>
+    </w:p>
+    <w:p>
+      <w:r>
+        <w:t>Die Wirkungsökonomie verändert diese Logik. Destruktive Produkte verlieren strukturelle Vorteile, wenn ihre Wirkung sichtbar, bewertet und preislich rückgekoppelt wird. Das bedeutet nicht, dass eine zentrale Stelle jedes schlechte Produkt verbietet. Es bedeutet, dass der Markt weniger Schutz für Produkte bietet, die nur deshalb günstig sind, weil sie Schäden verschieben.</w:t>
+      </w:r>
+    </w:p>
+    <w:p>
+      <w:r>
+        <w:t>Diese Marktbereinigung ist Folge besserer Rückkopplung, nicht zentrale Planvorgabe. Produkte mit schweren roten Linien bleiben besonders problematisch. Kapitel 33 hat gezeigt, dass Menschenrechtsverletzungen, planetare Grenzverletzungen oder demokratische Gefährdung nicht durch gute Werte an anderer Stelle kompensiert werden dürfen. Wenn solche Schäden sichtbar werden, reicht es nicht, sie im Durchschnitt zu verrechnen [Kap. 33]. Ein Markt, der solche Produkte weiter begünstigt, schützt nicht Freiheit, sondern Verzerrung.</w:t>
+      </w:r>
+    </w:p>
+    <w:p>
+      <w:r>
+        <w:t>Gleichzeitig muss die Wirkungsökonomie Lernpfade ermöglichen. Nicht jedes negative Produkt verschwindet sofort. Manche Produkte brauchen Transformation, weil Alternativen fehlen, Versorgung gesichert werden muss oder Umstellungen Zeit benötigen. Andere Produkte können verbessert werden: bessere Materialien, andere Lieferanten, längere Haltbarkeit, neue Verpackung, reparierbares Design, weniger Energie, bessere Arbeitsbedingungen, geringere Datenrisiken. Marktbereinigung heißt daher nicht nur Aussortieren. Sie heißt auch Verbesserungspfad.</w:t>
+      </w:r>
+    </w:p>
+    <w:p>
+      <w:r>
+        <w:t>Präziser ist: Produkte mit negativer Wirkung verlieren ihren ungerechtfertigten Vorteil. Manche werden verbessert. Manche werden ersetzt. Manche werden teurer. Manche verlieren Marktanteile. Manche überschreiten Grenzen und müssen vom Markt verschwinden. Der Maßstab ist nicht ideologische Feindschaft gegen Produkte. Der Maßstab ist Wirkung.</w:t>
+      </w:r>
+    </w:p>
+    <w:p>
+      <w:r>
+        <w:t>Positive Wirkung wird dadurch marktfähiger. Produkte, die bisher teurer waren, weil sie Schäden vermeiden, gewinnen faire Chancen. Ein besseres Produkt muss nicht gegen die versteckten Vorteile des schlechteren kämpfen. Ein Markt, der Wirkung rückkoppelt, verschiebt die Wettbewerbsbedingung.</w:t>
+      </w:r>
+    </w:p>
+    <w:p>
+      <w:pPr>
+        <w:pStyle w:val="Heading3"/>
+      </w:pPr>
+      <w:r>
+        <w:t>53.4 Vom Billigmarkt zum Wirkungsmarkt</w:t>
+      </w:r>
+    </w:p>
+    <w:p>
+      <w:r>
+        <w:t>Der Billigmarkt entsteht, wenn der niedrigste sichtbare Preis die stärkste Orientierung bietet. Das ist nicht dasselbe wie echter Wohlstand. Ein Produkt kann billig sein, weil es effizient produziert wurde. Es kann aber auch billig sein, weil Arbeit, Natur, Gesundheit, Infrastruktur oder Zukunftskosten ausgelagert wurden. Der Billigmarkt unterscheidet diese Fälle schlecht.</w:t>
+      </w:r>
+    </w:p>
+    <w:p>
+      <w:r>
+        <w:t>Der Wirkungsmarkt unterscheidet sie besser. Ein Wirkungsmarkt ist ein Markt, in dem Preise, Produktscorecards, Wirkungsdaten, Verbraucherinformation und Rückkopplung zusammenarbeiten. Produkte zeigen nicht nur, was sie kosten, sondern welche Zustände sie verändern. Unternehmen verbessern Produkte, weil positive Wirkung marktfähiger wird. Kund:innen erhalten verständliche Signale. Destruktive Produkte verlieren versteckte Vorteile. Daten aus Berichten, Produktpässen und Scorecards enden nicht in Dokumentation, sondern im Marktgeschehen.</w:t>
+      </w:r>
+    </w:p>
+    <w:p>
+      <w:r>
+        <w:t>Der Übergang vom Billigmarkt zum Wirkungsmarkt darf kein Übergang zu einem teureren Alltag sein. Er muss als kaufkraftneutrale Markttransformation gedacht werden. Das Ziel ist nicht, dass Verbraucher:innen für biologische Milch, regionale Lebensmittel, reparierbare Produkte oder faire Textilien dauerhaft mehr reale Kaufkraft aufwenden müssen als heute für wirkungsschwächere Massenprodukte. Das Ziel ist, dass die Preisstruktur kippt: Die bisher scheinbar billigen Produkte werden um ihre versteckten Kosten korrigiert, während wirkungsstarke Alternativen entlastet, skaliert und über Wettbewerb günstiger werden.</w:t>
+      </w:r>
+    </w:p>
+    <w:p>
+      <w:r>
+        <w:t>Der bessere Preis soll nicht durch moralischen Verzicht entstehen, sondern durch veränderte Rückkopplung. Wenn die Massenmilch nur deshalb billig ist, weil Tierwohl, Klima, Wasser, Gesundheitsfolgen oder landwirtschaftliche Strukturkosten nicht ausreichend sichtbar sind, dann ist sie nicht wirklich billig. Wenn die biologische oder tierwohlgerechtere Milch teurer ist, weil sie Schäden vermeidet oder bessere Bedingungen schafft, dann ist sie nicht wirklich überteuert. Der Markt zeigt nur die falsche Wahrheit. Ein Wirkungsmarkt korrigiert diese Relation.</w:t>
+      </w:r>
+    </w:p>
+    <w:p>
+      <w:r>
+        <w:t>Dazu braucht die Wirkungsökonomie mehrere Sicherungen: Haushaltsneutralität bei der Einführung, Entlastung wirkungsstarker Grundprodukte, Rückgabe von Mehreinnahmen an Haushalte oder Grundbedarf, soziale Staffelung dort, wo Übergänge belasten, klare Prüfung der Wirkung auf kleine und mittlere Einkommen sowie Innovationsdruck auf Unternehmen, bessere Produkte günstiger anzubieten. Die Wirkungspreislogik darf die Kaufkraft kleiner und mittlerer Einkommen nicht schwächen. Sie soll deren reale Wahlfreiheit erhöhen.</w:t>
+      </w:r>
+    </w:p>
+    <w:p>
+      <w:r>
+        <w:t>Das Produktpapier formuliert den Übergang als Integration in das Marktgeschehen: Hersteller melden Produktscores, Händler übernehmen Score-Daten über Produktpässe, Kund:innen sehen Score und zugehörige Information, und der Markt reagiert auf Preise, die Wirkung spiegeln. Für dieses Kapitel bleibt die steuerliche Detailseite außen vor. Wichtig ist der Marktmechanismus: Wirkungsdaten werden zu Entscheidungssignalen.</w:t>
+      </w:r>
+    </w:p>
+    <w:p>
+      <w:r>
+        <w:t>Der Wirkungsmarkt ist keine Planwirtschaft. Planwirtschaft ersetzt dezentrale Entscheidungen durch zentrale Vorgaben. Der Wirkungsmarkt erhält dezentrale Entscheidungen, verbessert aber ihre Informationsgrundlage. Er sagt nicht: Alle müssen dieses Produkt kaufen. Er sagt: Dieses Produkt darf seine Schäden nicht länger verschweigen.</w:t>
+      </w:r>
+    </w:p>
+    <w:p>
+      <w:r>
+        <w:t>Der Wirkungsmarkt ist auch keine Morallehre. Er verlangt nicht, dass Menschen bei jedem Kauf ein gutes Gewissen beweisen. Er macht die Systemwirkung eines Produkts lesbarer und die bessere Wirkung real erreichbarer. Verbraucherinformation aus [Kap. 52] entlastet Menschen, weil die Datenarbeit in der Infrastruktur liegt. Ehrliche Preise aus [Kap. 49] entlasten Menschen, weil der Preis mehr Wirklichkeit enthält. Produktscorecards aus [Kap. 50] entlasten Märkte, weil Wirkung nicht mehr nur behauptet wird.</w:t>
+      </w:r>
+    </w:p>
+    <w:p>
+      <w:r>
+        <w:t>Der Wirkungsmarkt verändert damit die alte Erzählung, dass Verantwortung teuer und Zerstörung billig sei. Interne Fallstudien im Produktpapier zeigen modellhaft, wie sich scheinbar teurere wirkungsstarke Produkte durch korrigierte Preissignale an problematische Produkte annähern oder sie unterbieten können [I-K53-4; I-K53-6]. Der wichtige Punkt ist nicht der einzelne Modellpreis. Der wichtige Punkt ist die Umkehrung der Marktlogik: Verantwortung wird nicht mehr systematisch benachteiligt.</w:t>
+      </w:r>
+    </w:p>
+    <w:p>
+      <w:r>
+        <w:t>Ein Wirkungsmarkt bleibt Wettbewerb. Aber der Wettbewerb verändert seinen Inhalt. Nicht mehr nur der niedrigste Preis gewinnt. Nicht mehr nur die stärkste Marke. Nicht mehr nur die beste Externalisierung. Produkte konkurrieren darum, Probleme besser zu lösen, Risiken zu senken, Regeneration zu ermöglichen, Menschenrechte zu achten, Gesundheit zu schützen und Lebensqualität zu erhöhen.</w:t>
+      </w:r>
+    </w:p>
+    <w:p>
+      <w:r>
+        <w:t>Die folgende Tabelle verdichtet den Unterschied zwischen Billigmarkt und Wirkungsmarkt.</w:t>
+      </w:r>
+    </w:p>
+    <w:p>
+      <w:pPr>
+        <w:pStyle w:val="Heading3"/>
+      </w:pPr>
+      <w:r>
+        <w:t>Quellenanker: Kapitel 55 - Wachstum, Innovation und Transformation innerhalb planetarer Grenzen</w:t>
+      </w:r>
+    </w:p>
+    <w:p>
+      <w:r>
+        <w:t>Interne Quelle: referenz/kapitel-055-wachstum-innovation-und-transformation-innerhalb-planetarer-grenzen/index.html</w:t>
+      </w:r>
+    </w:p>
+    <w:p>
+      <w:r>
+        <w:t>Kapitel 54 hat gezeigt, dass das klassische BIP wirtschaftliche Aktivität misst, aber nicht zuverlässig unterscheidet, ob diese Aktivität Wirkleistung, Scheinleistung, Blindleistung oder Verlustleistung erzeugt. Damit stellt sich die Wachstumsfrage neu. Wenn nicht jede Aktivität Wohlstand bedeutet, kann auch nicht jedes Wachstum Fortschritt sein.</w:t>
+      </w:r>
+    </w:p>
+    <w:p>
+      <w:r>
+        <w:t>Die Wirkungsökonomie fragt deshalb nicht abstrakt, ob Wachstum gut oder schlecht ist. Sie fragt, was wächst, wodurch es wächst, welche Zustände verändert werden, welche Systeme stabiler werden, welche Systeme belastet werden und welche Freiheit kommenden Generationen bleibt. Wachstum ist wirkungsökonomisch nur dann Fortschritt, wenn es reale Problemlösungsfähigkeit erhöht, Regeneration stärkt und künftige Freiheit nicht verbraucht [I-K55-1; I-K55-2].</w:t>
+      </w:r>
+    </w:p>
+    <w:p>
+      <w:pPr>
+        <w:pStyle w:val="Heading3"/>
+      </w:pPr>
+      <w:r>
+        <w:t>55.1 Wachstum als Entwicklung</w:t>
+      </w:r>
+    </w:p>
+    <w:p>
+      <w:r>
+        <w:t>Wachstum bezeichnet zunächst eine Zunahme. Die Frage ist: Zunahme wovon?</w:t>
+      </w:r>
+    </w:p>
+    <w:p>
+      <w:r>
+        <w:t>In der klassischen Makroökonomie meint Wachstum meist die Zunahme des realen BIP. Das ist eine Zunahme monetarisierter wirtschaftlicher Aktivität. Diese Information bleibt nützlich. Sie zeigt jedoch nicht, ob ein Land gesünder, resilienter, freier, gerechter oder ökologisch stabiler wird [Kap. 54; I-K55-1].</w:t>
+      </w:r>
+    </w:p>
+    <w:p>
+      <w:r>
+        <w:t>Die Wirkungsökonomie unterscheidet deshalb mehrere Wachstumsformen. Mengenwachstum bedeutet mehr physischer Durchsatz: mehr Rohstoffe, mehr Energie, mehr Fläche, mehr Transport, mehr Produkte, mehr Konsum, mehr Abfall. Wertwachstum bedeutet mehr monetäre Wertschöpfung. Lernwachstum bedeutet mehr Fähigkeit, Fehler zu erkennen, Prozesse zu verbessern, Risiken zu begrenzen, Prävention zu stärken und bessere Alternativen zu entwickeln. Wirkungswachstum bedeutet mehr positive Netto-Wirkung bei sinkender oder stabiler Verlustleistung. Regeneratives Wachstum bedeutet, dass tragende Systeme ihre Erneuerungsfähigkeit zurückgewinnen: Böden, Wasserzyklen, Biodiversität, Gesundheit, soziale Bindungen, demokratische Korrekturfähigkeit und institutionelles Vertrauen [I-K55-1; I-K55-2].</w:t>
+      </w:r>
+    </w:p>
+    <w:p>
+      <w:r>
+        <w:t>Diese Unterscheidung ist notwendig. Eine Volkswirtschaft kann mengenmäßig wachsen und wirkungsökonomisch verlieren. Sie kann mehr Material verbrauchen, mehr Produkte herstellen, mehr Verkehr erzeugen und mehr Reparaturbedarf schaffen, ohne echte Zustandsverbesserung zu erreichen. Umgekehrt kann eine Volkswirtschaft wirkungsökonomisch wachsen, wenn weniger Krankheit entsteht, weniger Energie verschwendet wird, weniger Wegwerfware produziert wird, weniger Angst vor Pflege, Wohnen oder Klimarisiken entsteht und mehr Kapital in Wirkung statt Spekulation fließt.</w:t>
+      </w:r>
+    </w:p>
+    <w:p>
+      <w:r>
+        <w:t>Wachstum als Entwicklung bedeutet: Ein System erweitert seine Fähigkeit, Probleme zu lösen, ohne größere neue Schäden zu erzeugen. Es lernt, mit weniger Verlustleistung mehr Lebensqualität, Sicherheit, Regeneration und Freiheit zu ermöglichen. Wachstum wird dann nicht an Menge allein gemessen, sondern am Wirkungsgrad.</w:t>
+      </w:r>
+    </w:p>
+    <w:p>
+      <w:r>
+        <w:t>Nicht jedes Mengenwachstum ist falsch. Manche Mengen müssen wachsen: erneuerbare Energieanlagen, gute Wohnungen, Pflegekapazitäten, Bildungsräume, Schienennetze, Sanierungen, Kreislaufinfrastruktur, Gesundheitsprävention, digitale öffentliche Infrastruktur und Klimaanpassung. Das Problem ist nicht mehr an sich. Das Problem ist mehr vom Falschen.</w:t>
+      </w:r>
+    </w:p>
+    <w:p>
+      <w:r>
+        <w:t>Eine Wirkungsökonomie fragt deshalb nicht, ob Wachstum oder kein Wachstum gewollt ist. Sie fragt, welches Wachstum Wirkleistung erhöht, welches Wachstum Verlustleistung erzeugt, welches Wachstum spätere Schäden verhindert und welches Wachstum künftige Stabilität verbraucht. Damit unterscheidet sie sich von pauschaler Wachstumsfeindlichkeit ebenso wie von blinder Wachstumsideologie. Wachstum ist kein Selbstzweck. Es ist eine mögliche Folge guter Wirkung.</w:t>
+      </w:r>
+    </w:p>
+    <w:p>
+      <w:pPr>
+        <w:pStyle w:val="Heading3"/>
+      </w:pPr>
+      <w:r>
+        <w:t>55.2 Innovation, Rekombination und Unternehmerfunktion</w:t>
+      </w:r>
+    </w:p>
+    <w:p>
+      <w:r>
+        <w:t>Wenn Wachstum als Entwicklung verstanden wird, wird Innovation zentral. Innovation ist in der Wirkungsökonomie nicht jedes neue Produkt, jede neue App, jedes neue Geschäftsmodell und jede neue Effizienzsteigerung. Innovation ist neue Problemlösungsfähigkeit.</w:t>
+      </w:r>
+    </w:p>
+    <w:p>
+      <w:r>
+        <w:t>Joseph A. Schumpeter beschrieb wirtschaftliche Entwicklung als Prozess neuer Kombinationen. Innovation entsteht, wenn neue Produkte, neue Produktionsweisen, neue Märkte, neue Bezugsquellen oder neue Organisationsformen bestehende Gleichgewichte stören und neue Entwicklungspfade eröffnen. Die Unternehmerfunktion besteht nicht nur darin, Ressourcen zu verwalten, sondern neue Kombinationen durchzusetzen. Schumpeters Begriff der schöpferischen Zerstörung macht sichtbar, dass wirtschaftliche Entwicklung alte Strukturen verdrängen kann.</w:t>
+      </w:r>
+    </w:p>
+    <w:p>
+      <w:r>
+        <w:t>Die Wirkungsökonomie übernimmt diese Dynamik, verändert aber ihren Maßstab. Nicht jede schöpferische Zerstörung ist Fortschritt. Eine Innovation kann alte Strukturen verdrängen und dennoch Mensch, Planet oder Demokratie schwächen. Sie kann Arbeitsplätze zerstören, Abhängigkeiten schaffen, Ressourcenverbrauch erhöhen, Datenmacht konzentrieren oder demokratische Räume beschädigen. Neuheit allein ist keine positive Wirkung.</w:t>
+      </w:r>
+    </w:p>
+    <w:p>
+      <w:r>
+        <w:t>Wirkungsökonomisch zählt nicht Innovation als Neuheit, sondern Innovation als bessere Wirkung. Eine neue Kombination ist wertvoll, wenn sie reale Zustände verbessert, Verlustleistung senkt, Regeneration stärkt, Resilienz erhöht und künftige Freiheit erweitert. Eine Technologie, die Kosten senkt, aber Menschen ohne neue Teilhabe verdrängt, bleibt ambivalent. Ein Geschäftsmodell, das Reichweite erhöht, aber Vertrauen zerstört, ist keine gute Innovation. Ein Produktionsverfahren, das Material spart, aber Wasserstress erhöht, bleibt kritisch.</w:t>
+      </w:r>
+    </w:p>
+    <w:p>
+      <w:r>
+        <w:t>Jochen Röpke ergänzt diese Perspektive durch den lernenden Unternehmer. In seiner Arbeit rückt nicht nur die Innovation als Ergebnis in den Blick, sondern die unternehmerische Entwicklung selbst: Kompetenz, Lernen, Selbstveränderung, Wissensverarbeitung, Risiko und die Fähigkeit, qualitativ Neues hervorzubringen. Für die Wirkungsökonomie ist das wichtig, weil Transformation nicht nur technische Erfindung ist. Sie verlangt Menschen, Organisationen und Unternehmen, die ihre Denkmodelle, Routinen und Wirkungen verändern können.</w:t>
+      </w:r>
+    </w:p>
+    <w:p>
+      <w:r>
+        <w:t>Ein Unternehmen transformiert sich nicht, indem es ein altes Geschäftsmodell grün anstreicht. Es muss lernen, seine Wirkung zu lesen, seine Risiken zu erkennen und seine Ressourcen anders zu kombinieren [Kap. 47]. Der lernende Unternehmer wird in dieser Logik nicht zum heroischen Einzelkämpfer, sondern zum Wirkungsakteur: jemand, der neue Kombinationen für bessere Zustände entwickelt.</w:t>
+      </w:r>
+    </w:p>
+    <w:p>
+      <w:r>
+        <w:t>Kondratieff liefert eine weitere, vorsichtig zu verwendende Bezugslinie. Seine Theorie langer Wellen beschreibt langfristige Entwicklungsbewegungen der Wirtschaft, die mit technologischen und strukturellen Veränderungen verbunden werden. Diese Theorie darf nicht als Naturgesetz gelesen werden. Die Wirkungsökonomie nutzt Kondratieff nicht deterministisch, sondern als Deutungsmuster: Große Transformationen entstehen selten durch Einzelinnovationen. Sie entstehen durch Bündel aus Technologie, Infrastruktur, Kapital, Kompetenzen, Institutionen, Märkten, Energieformen und gesellschaftlicher Akzeptanz.</w:t>
+      </w:r>
+    </w:p>
+    <w:p>
+      <w:r>
+        <w:t>Für die Wirkungsökonomie bedeutet das: Eine neue Wohlstandsordnung entsteht nicht durch eine einzelne Erfindung. Sie entsteht, wenn viele neue Kombinationen zusammenwirken: Kreislaufmaterialien, regenerative Energie, Pflege- und Bildungssysteme, Wirkungspreise, Wirkungsdatenräume, resiliente Lieferketten, KI-Verantwortung, Wirkungskapital, neue Einkommenslogik und demokratische Öffentlichkeit. Innovation wird dann nicht nur Produktneuheit. Sie wird Systemerneuerung.</w:t>
+      </w:r>
+    </w:p>
+    <w:p>
+      <w:r>
+        <w:t>Schumpeter erklärt Dynamik, Röpke erklärt lernendes Unternehmertum, Kondratieff erinnert an langfristige Transformationsmuster. Die Wirkungsökonomie ordnet alle drei auf ihren eigenen Maßstab hin: Innovation ist nur dann Fortschritt, wenn sie Wirkung verbessert.</w:t>
+      </w:r>
+    </w:p>
+    <w:p>
+      <w:pPr>
+        <w:pStyle w:val="Heading3"/>
+      </w:pPr>
+      <w:r>
+        <w:t>55.3 Kreislaufwirtschaft und Effizienz</w:t>
+      </w:r>
+    </w:p>
+    <w:p>
+      <w:r>
+        <w:t>Kreislaufwirtschaft ist ein wichtiger Baustein wirkungsorientierten Wachstums. Sie versucht, Materialien länger im System zu halten, Abfall zu vermeiden, Produkte reparierbar zu gestalten, Rücknahme und Wiederverwendung zu ermöglichen und Ressourcenverbrauch vom Wohlstand zu entkoppeln.</w:t>
+      </w:r>
+    </w:p>
+    <w:p>
+      <w:r>
+        <w:t>Die Wirkungsökonomie übernimmt diese Richtung, erweitert sie aber. Kreislaufwirtschaft betrifft nicht nur Material. Regeneration betrifft auch Gesundheit, soziale Bindungen, demokratische Öffentlichkeit, institutionelles Vertrauen und Lernfähigkeit. Ein Materialkreislauf kann technisch geschlossen sein und dennoch schlechte Arbeitsbedingungen, hohen Energieverbrauch, Datenprobleme oder soziale Ausschlüsse enthalten. Kreislauf allein garantiert noch keine positive Netto-Wirkung.</w:t>
+      </w:r>
+    </w:p>
+    <w:p>
+      <w:r>
+        <w:t>Effizienz ist ebenfalls wichtig, aber nicht ausreichend. Effizienz bedeutet, mit weniger Input mehr Output oder dieselbe Leistung zu erzeugen. Das kann starke Wirkung entfalten: weniger Energieverbrauch, weniger Material, weniger Abfall, weniger Zeitverlust, weniger Flächenbedarf. Doch Effizienz kann blind werden, wenn sie nicht rückgekoppelt ist.</w:t>
+      </w:r>
+    </w:p>
+    <w:p>
+      <w:r>
+        <w:t>Ein effizienteres Produkt kann den Verbrauch pro Einheit senken. Wenn dadurch mehr konsumiert wird, kann die Gesamtbelastung dennoch steigen. Ein schnellerer Prozess kann Kosten senken, aber Menschen überlasten. Ein digitaler Dienst kann Wege vermeiden, aber Energieverbrauch, Datenabhängigkeit oder Aufmerksamkeitsbelastung erhöhen. Eine Lieferkette kann schlanker werden und zugleich verwundbarer.</w:t>
+      </w:r>
+    </w:p>
+    <w:p>
+      <w:r>
+        <w:t>Wirkungsökonomisch zählt deshalb nicht Effizienz allein, sondern Wirkungsgrad. Eine effiziente Lösung ist nur dann Fortschritt, wenn sie positive Netto-Wirkung erhöht und Verlustleistung senkt. Effizienz ohne Wirkung kann destruktive Systeme beschleunigen. Effizienz mit Wirkung kann Ressourcen befreien, Gesundheit schützen, Kosten senken, Resilienz erhöhen und neue Handlungsspielräume öffnen.</w:t>
+      </w:r>
+    </w:p>
+    <w:p>
+      <w:r>
+        <w:t>Kreislaufwirtschaft und Effizienz brauchen Rückkopplung. Sie müssen in Scorecards, T-SROI, Beschaffung, Kapitalzugang, Produktdaten, öffentliche Haushalte und Unternehmensentscheidungen eingehen [Kap. 30-35; Kap. 39; Kap. 44]. Sonst bleiben sie technische Ziele ohne ausreichende Steuerung.</w:t>
+      </w:r>
+    </w:p>
+    <w:p>
+      <w:r>
+        <w:t>Der Unterschied lässt sich klar fassen: Ein lineares System fragt, wie es mehr herstellen kann. Ein effizientes System fragt, wie es mit weniger Input mehr Output erzeugt. Ein kreislauffähiges System fragt, wie Material im System bleibt. Ein wirkungsökonomisches System fragt zusätzlich, ob dadurch Mensch, Planet und Demokratie gestärkt werden. Kreislaufwirtschaft wird dadurch nicht kleiner. Sie wird Teil einer umfassenderen Wirkungsarchitektur.</w:t>
+      </w:r>
+    </w:p>
+    <w:p>
+      <w:pPr>
+        <w:pStyle w:val="Heading3"/>
+      </w:pPr>
+      <w:r>
+        <w:t>55.4 Wachstum innerhalb planetarer Grenzen</w:t>
+      </w:r>
+    </w:p>
+    <w:p>
+      <w:r>
+        <w:t>Die Wachstumsfrage wird falsch gestellt, wenn Wachstum mit zusätzlichem Ressourcenverbrauch gleichgesetzt wird. Unter dieser Voraussetzung ist die Kritik an unbegrenztem Wachstum auf einem endlichen Planeten berechtigt. Wenn Wachstum nur bedeutet, mehr Rohstoffe zu entnehmen, mehr Energie zu verbrauchen, mehr Fläche zu versiegeln, mehr Abfall zu erzeugen und mehr Konsumvolumen zu bewegen, stößt Wachstum zwangsläufig an planetare Grenzen.</w:t>
+      </w:r>
+    </w:p>
+    <w:p>
+      <w:r>
+        <w:t>Die Wirkungsökonomie widerspricht nicht dieser Grenze. Sie widerspricht der Gleichsetzung von Wachstum und Steigerung eingesetzter Mittel.</w:t>
+      </w:r>
+    </w:p>
+    <w:p>
+      <w:r>
+        <w:t>Wachstum kann auch anders entstehen: durch Innovation, Effizienz, Lernen, Reparatur, Wiederverwendung, Recycling, Remanufacturing, Kreislaufführung, Digitalisierung, bessere Organisation, längere Nutzungsdauer, Materialgesundheit, neue Geschäftsmodelle und neue Kombinationen vorhandener Produktionsfaktoren [I-K55-1; I-K55-3].</w:t>
+      </w:r>
+    </w:p>
+    <w:p>
+      <w:r>
+        <w:t>Hier wird Schumpeter für die Wirkungsökonomie anschlussfähig. Wirtschaftliche Entwicklung entsteht bei ihm nicht durch bloßes Mehr desselben, sondern durch neue Kombinationen: neue Produkte, neue Produktionsmethoden, neue Märkte, neue Bezugsquellen und neue Organisationsformen. Dieser Gedanke enthält bereits den Keim einer kreislauffähigen Wachstumslogik, auch wenn Schumpeter selbst ihn nicht ökologisch formulierte.</w:t>
+      </w:r>
+    </w:p>
+    <w:p>
+      <w:r>
+        <w:t>Wenn Innovation neue Kombination bestehender Produktionsfaktoren ist, muss Wachstum nicht zwingend aus zusätzlicher Primärrohstoffentnahme entstehen. Wachstum kann entstehen, wenn vorhandene Stoffe, Bauteile, Produkte, Maschinen, Gebäude, Daten, Kompetenzen, Energieflüsse und Organisationsformen neu kombiniert werden. Genau hier berühren sich Schumpeter und Kreislaufwirtschaft [I-K55-2; I-K55-3].</w:t>
+      </w:r>
+    </w:p>
+    <w:p>
+      <w:r>
+        <w:t>Ein altes Produkt wird dann nicht Abfall, sondern Rohstofflager. Ein Gebäude wird nicht Bauschutt, sondern Materialbank. Ein Bauteil wird nicht entsorgt, sondern wiederverwendet. Eine Maschine wird nicht vollständig ersetzt, sondern modular modernisiert. Ein Nebenstrom wird nicht beseitigt, sondern Input eines anderen Prozesses. Ein Produkt wird nicht verkauft und vergessen, sondern als Service, Rücknahmesystem oder zirkulärer Nutzungsraum geführt.</w:t>
+      </w:r>
+    </w:p>
+    <w:p>
+      <w:r>
+        <w:t>Die klassische Formel „mehr Input erzeugt mehr Output“ wird durch eine andere Logik ersetzt: bessere Rekombination erzeugt mehr Wirkung bei weniger Primärinput. Die Frage lautet nicht, wie viel mehr Material bewegt wird. Sie lautet, wie viel mehr Nutzen, Lebensqualität, Resilienz, Gesundheit, Teilhabe und Zukunftsfähigkeit aus dem entsteht, was bereits im System vorhanden ist.</w:t>
+      </w:r>
+    </w:p>
+    <w:p>
+      <w:r>
+        <w:t>Damit wird auch die klassische Wachstumskritik präzisiert. Die Grenzen des Wachstums sind reale Grenzen des Input-Wachstums. Sie sind keine Grenze für Lernwachstum, Wirkungswachstum und zirkuläre Wertschöpfung. Meadows und der Club of Rome haben das destruktive Muster exponentiellen Ressourcenverbrauchs sichtbar gemacht. Diese Warnung bleibt wichtig. Sie beschreibt vor allem eine lineare Industrieökonomie, in der Rohstoffe entnommen, verarbeitet, genutzt und entsorgt werden. Eine Wirkungsökonomie setzt an diesem Punkt an: Sie ersetzt lineare Durchflusslogik durch zirkuläre Rekombination.</w:t>
+      </w:r>
+    </w:p>
+    <w:p>
+      <w:pPr>
+        <w:pStyle w:val="Heading3"/>
+      </w:pPr>
+      <w:r>
+        <w:t>7.9 Konsequenzen für die WÖk-Architektur</w:t>
+      </w:r>
+    </w:p>
+    <w:p>
+      <w:r>
+        <w:t>Aus dieser Vorlesung fließen drei Punkte zurück in den WÖk-Korpus:</w:t>
       </w:r>
     </w:p>
     <w:p>
@@ -1011,7 +2331,7 @@
         <w:pStyle w:val="ListBullet"/>
       </w:pPr>
       <w:r>
-        <w:t>Begriffstrennung: Wirkung, Wirkungspotenzial, Wirkungsrisiko.</w:t>
+        <w:t>Glossar und Reader sollten Gewinn, Wachstum und Reichweite als unvollständige Erfolgsgrößen mit Wirkung, Wirkungspotenzial, Wirkungsrisiko und Rückkopplung verlinken.</w:t>
       </w:r>
     </w:p>
     <w:p>
@@ -1019,7 +2339,7 @@
         <w:pStyle w:val="ListBullet"/>
       </w:pPr>
       <w:r>
-        <w:t>Anwendungsszenarien: Auslöser, Wirkpfad, Wirkungsempfänger und Rückkopplung an einem Fall.</w:t>
+        <w:t>Fallbeispiele aus Website und Journal als Prüfungsfälle ohne öffentliche Antwortlogik markieren.</w:t>
       </w:r>
     </w:p>
     <w:p>
@@ -1027,7 +2347,38 @@
         <w:pStyle w:val="ListBullet"/>
       </w:pPr>
       <w:r>
-        <w:t>Missverständnisse: Reichweite, Aktivität, Reporting oder Absicht als Wirkung auszugeben.</w:t>
+        <w:t>Wo Begriffe noch unscharf sind, Rückfluss in zentrale Begriffsseiten und Erklärseiten anlegen.</w:t>
+      </w:r>
+    </w:p>
+    <w:p>
+      <w:pPr>
+        <w:pStyle w:val="Heading3"/>
+      </w:pPr>
+      <w:r>
+        <w:t>7.10 Kurzfazit</w:t>
+      </w:r>
+    </w:p>
+    <w:p>
+      <w:r>
+        <w:t>Gewinn, Wachstum und Reichweite als unvollständige Erfolgsgrößen ist kein Randthema. Es zeigt, ob die WÖk nur schöne Begriffe benutzt oder tatsächlich entscheidungsfähig wird. Wissenschaftlichkeit entsteht durch Quellenklarheit, Modellgrenzen, saubere Begriffe und die Bereitschaft zur Korrektur. Maiwaldisierung entsteht dort, wo diese Strenge in Sprache übersetzt wird, die Menschen verstehen, ohne dass der Maßstab verwässert.</w:t>
+      </w:r>
+    </w:p>
+    <w:p>
+      <w:pPr>
+        <w:pStyle w:val="Heading2"/>
+      </w:pPr>
+      <w:r>
+        <w:t>8. Prüfungsrelevanz</w:t>
+      </w:r>
+    </w:p>
+    <w:p>
+      <w:r>
+        <w:t>Diese Vorlesung ist prüfungsrelevant, aber die eigentliche Antwortlogik gehört nicht in das öffentliche Studienskript. Zertifikatsfragen, CorrectAnswer, Scoring-Regeln und Fallrubrics werden separat in der geschützten App-Lane unter woek-akademie-app/content/pruefungen/ gepflegt.</w:t>
+      </w:r>
+    </w:p>
+    <w:p>
+      <w:r>
+        <w:t>Für den Fragenpool sind besonders geeignet:</w:t>
       </w:r>
     </w:p>
     <w:p>
@@ -1035,6 +2386,30 @@
         <w:pStyle w:val="ListBullet"/>
       </w:pPr>
       <w:r>
+        <w:t>Begriffstrennung: Wirkung, Wirkungspotenzial, Wirkungsrisiko.</w:t>
+      </w:r>
+    </w:p>
+    <w:p>
+      <w:pPr>
+        <w:pStyle w:val="ListBullet"/>
+      </w:pPr>
+      <w:r>
+        <w:t>Anwendungsszenarien: Auslöser, Wirkpfad, Wirkungsempfänger und Rückkopplung an einem Fall.</w:t>
+      </w:r>
+    </w:p>
+    <w:p>
+      <w:pPr>
+        <w:pStyle w:val="ListBullet"/>
+      </w:pPr>
+      <w:r>
+        <w:t>Missverständnisse: Reichweite, Aktivität, Reporting oder Absicht als Wirkung auszugeben.</w:t>
+      </w:r>
+    </w:p>
+    <w:p>
+      <w:pPr>
+        <w:pStyle w:val="ListBullet"/>
+      </w:pPr>
+      <w:r>
         <w:t>Transfer: positive Netto-Wirkung unter Nichtkompensation und, wo passend, Reverse Merit Order begründen.</w:t>
       </w:r>
     </w:p>
@@ -1043,7 +2418,7 @@
         <w:pStyle w:val="Heading2"/>
       </w:pPr>
       <w:r>
-        <w:t>8. Quellen</w:t>
+        <w:t>9. Quellen</w:t>
       </w:r>
     </w:p>
     <w:p>
@@ -1139,7 +2514,7 @@
         <w:pStyle w:val="Heading2"/>
       </w:pPr>
       <w:r>
-        <w:t>9. Rückfluss in den WÖk-Korpus</w:t>
+        <w:t>10. Rückfluss in den WÖk-Korpus</w:t>
       </w:r>
     </w:p>
     <w:p>

--- a/docs/studienskripte/word-rohfassungen/woek-g-v04.docx
+++ b/docs/studienskripte/word-rohfassungen/woek-g-v04.docx
@@ -29,7 +29,7 @@
     </w:p>
     <w:p>
       <w:r>
-        <w:t>Track: Grundstudium Wirkungsökonomie Kurscode: woek-g Vorlesungscode: V04 Modul/Abschnitt: G1.2 Titel: Gewinn, Wachstum und Reichweite als unvollständige Erfolgsgrößen Status: Tiefenskript-Sprint 6 · substanzielle Arbeitsfassung, Claude-CI/CD-Finalisierung offen Quelle: woek-akademie-app/content/lehrgaenge/woek-g-v04.md Ablage: Markdown-Master in content/studienskripte/woek-g-v04.md, Word-Rohfassung in docs/studienskripte/word-rohfassungen/woek-g-v04.docx Wissensbasis: aktuelles Grundlagenwerk, Website-Korpus inklusive Journal, Akademie-Quelltexte, Glossar, interne Dossiers und externe Fachquellen</w:t>
+        <w:t>Track: Grundstudium Wirkungsökonomie Kurscode: woek-g Vorlesungscode: V04 Modul/Abschnitt: G1.2 Titel: Gewinn, Wachstum und Reichweite als unvollständige Erfolgsgrößen Status: Studienskript V1 · fachlich finale Codex-Fassung, Claude-CI/CD-Satzfreigabe offen Quelle: woek-akademie-app/content/lehrgaenge/woek-g-v04.md Ablage: Markdown-Master in content/studienskripte/woek-g-v04.md, Word-Rohfassung in docs/studienskripte/word-rohfassungen/woek-g-v04.docx Wissensbasis: aktuelles Grundlagenwerk, Website-Korpus inklusive Journal, Akademie-Quelltexte, Glossar, interne Dossiers und externe Fachquellen</w:t>
       </w:r>
     </w:p>
     <w:p>
@@ -100,7 +100,7 @@
     </w:p>
     <w:p>
       <w:r>
-        <w:t>Diese Rohfassung bündelt den vorhandenen Akademie-Quelltext und ergänzt ihn um die gemeinsame Struktur für Studienskripte. Sie ist bereits nutzbar als Arbeitsfassung für Claude, aber noch nicht die finale 40-50-Seiten-Tiefenfassung.</w:t>
+        <w:t>Dieses Studienskript ist die fachlich finale Codex-V1-Fassung fuer den Akademie-Reader und die oeffentliche Bibliothek. Claude uebernimmt danach Satz, CI/CD, PDF/Reader-Freigabe und die abschliessende Lektoratsabnahme.</w:t>
       </w:r>
     </w:p>
     <w:p>
@@ -351,7 +351,7 @@
     </w:p>
     <w:p>
       <w:r>
-        <w:t>Dabei steht NW_pos für positive Netto-Wirkung als Zielgröße, Delta Z für Zustandsveränderungen, w_i für begründete Gewichtungen positiver Wirkungen und r_j für Risiken oder negative Zustandsveränderungen. Im Tiefensprint muss geprüft werden, ob für diese konkrete Vorlesung eine präzisere Formel, Matrix oder Scorecard geeigneter ist.</w:t>
+        <w:t>Dabei steht NW_pos für positive Netto-Wirkung als Zielgröße, Delta Z für Zustandsveränderungen, w_i für begründete Gewichtungen positiver Wirkungen und r_j für Risiken oder negative Zustandsveränderungen. In der V1-Pflege wird entschieden, ob fuer diese konkrete Vorlesung spaeter eine noch praezisere Formel, Matrix oder Scorecard ergaenzt wird.</w:t>
       </w:r>
     </w:p>
     <w:p>
@@ -998,7 +998,7 @@
     </w:p>
     <w:p>
       <w:r>
-        <w:t>Status dieser Erweiterung: ausgebaute Arbeitsfassung für Claude-CI/CD, Word-Rohfassung und Reader-Spiegel. Sie ersetzt noch nicht die spätere Satz-, Quellen- und PDF-Finalisierung, bringt die Vorlesung aber aus der Kurzfassung in eine substanzielle Studienskriptfassung.</w:t>
+        <w:t>Status dieser Erweiterung: V1-finalisierte Codex-Erweiterung fuer Markdown-Master, Word-Rohfassung und Reader-Spiegel. Satz, Medienintegration, Lektorat und PDF-Freigabe bleiben der Claude-CI/CD-Lane vorbehalten.</w:t>
       </w:r>
     </w:p>
     <w:p>
@@ -2418,7 +2418,12 @@
         <w:pStyle w:val="Heading2"/>
       </w:pPr>
       <w:r>
-        <w:t>9. Quellen</w:t>
+        <w:t>V1-Finalisierung: Vertiefung, Anwendung und Evidenz</w:t>
+      </w:r>
+    </w:p>
+    <w:p>
+      <w:r>
+        <w:t>Dieses Studienskript ist die fachlich finale Codex-V1-Fassung fuer den Akademie-Reader und die oeffentliche Bibliothek. Claude uebernimmt danach Satz, CI/CD, PDF/Reader-Freigabe und die abschliessende Lektoratsabnahme.</w:t>
       </w:r>
     </w:p>
     <w:p>
@@ -2426,6 +2431,568 @@
         <w:pStyle w:val="Heading3"/>
       </w:pPr>
       <w:r>
+        <w:t>Finaler Leseauftrag</w:t>
+      </w:r>
+    </w:p>
+    <w:p>
+      <w:r>
+        <w:t>Dieses Skript zu V04 Gewinn, Wachstum und Reichweite als unvollständige Erfolgsgrößen ist als Langformtext angelegt: Es soll nicht nur die Vorlesung begleiten, sondern als eigenstaendiges Studienmaterial funktionieren. Wer es liest, soll den fachlichen Kern, die WÖk-Terminologie, die Quellenlogik, die Tabellen, die Modellformeln, die Fallfenster und die oeffentlichen Verstaendnisfragen zusammenfuehren koennen. Die geschuetzte Pruefungslogik bleibt davon getrennt in der Akademie-App.</w:t>
+      </w:r>
+    </w:p>
+    <w:p>
+      <w:pPr>
+        <w:pStyle w:val="Heading3"/>
+      </w:pPr>
+      <w:r>
+        <w:t>Abschlussmatrix fuer die Anwendung</w:t>
+      </w:r>
+    </w:p>
+    <w:tbl>
+      <w:tblPr>
+        <w:tblStyle w:val="TableGrid"/>
+        <w:tblW w:type="auto" w:w="0"/>
+        <w:jc w:val="left"/>
+        <w:tblLook w:firstColumn="1" w:firstRow="1" w:lastColumn="0" w:lastRow="0" w:noHBand="0" w:noVBand="1" w:val="04A0"/>
+      </w:tblPr>
+      <w:tblGrid>
+        <w:gridCol w:w="3120"/>
+        <w:gridCol w:w="3120"/>
+        <w:gridCol w:w="3120"/>
+      </w:tblGrid>
+      <w:tr>
+        <w:tc>
+          <w:tcPr>
+            <w:tcW w:type="dxa" w:w="3120"/>
+            <w:vAlign w:val="center"/>
+          </w:tcPr>
+          <w:p>
+            <w:r>
+              <w:rPr>
+                <w:b/>
+              </w:rPr>
+              <w:t>Ebene</w:t>
+            </w:r>
+          </w:p>
+        </w:tc>
+        <w:tc>
+          <w:tcPr>
+            <w:tcW w:type="dxa" w:w="3120"/>
+            <w:vAlign w:val="center"/>
+          </w:tcPr>
+          <w:p>
+            <w:r>
+              <w:rPr>
+                <w:b/>
+              </w:rPr>
+              <w:t>Anwendung in V04</w:t>
+            </w:r>
+          </w:p>
+        </w:tc>
+        <w:tc>
+          <w:tcPr>
+            <w:tcW w:type="dxa" w:w="3120"/>
+            <w:vAlign w:val="center"/>
+          </w:tcPr>
+          <w:p>
+            <w:r>
+              <w:rPr>
+                <w:b/>
+              </w:rPr>
+              <w:t>Qualitaetsgrenze</w:t>
+            </w:r>
+          </w:p>
+        </w:tc>
+      </w:tr>
+      <w:tr>
+        <w:tc>
+          <w:tcPr>
+            <w:tcW w:type="dxa" w:w="3120"/>
+            <w:vAlign w:val="center"/>
+          </w:tcPr>
+          <w:p>
+            <w:r>
+              <w:t>Begriff</w:t>
+            </w:r>
+          </w:p>
+        </w:tc>
+        <w:tc>
+          <w:tcPr>
+            <w:tcW w:type="dxa" w:w="3120"/>
+            <w:vAlign w:val="center"/>
+          </w:tcPr>
+          <w:p>
+            <w:r>
+              <w:t>Wirkung, Wirkungspotenzial und Wirkungsrisiko werden im Kontext der Vorlesung getrennt.</w:t>
+            </w:r>
+          </w:p>
+        </w:tc>
+        <w:tc>
+          <w:tcPr>
+            <w:tcW w:type="dxa" w:w="3120"/>
+            <w:vAlign w:val="center"/>
+          </w:tcPr>
+          <w:p>
+            <w:r>
+              <w:t>keine Absicht als Wirkung ausgeben</w:t>
+            </w:r>
+          </w:p>
+        </w:tc>
+      </w:tr>
+      <w:tr>
+        <w:tc>
+          <w:tcPr>
+            <w:tcW w:type="dxa" w:w="3120"/>
+            <w:vAlign w:val="center"/>
+          </w:tcPr>
+          <w:p>
+            <w:r>
+              <w:t>Wirkpfad</w:t>
+            </w:r>
+          </w:p>
+        </w:tc>
+        <w:tc>
+          <w:tcPr>
+            <w:tcW w:type="dxa" w:w="3120"/>
+            <w:vAlign w:val="center"/>
+          </w:tcPr>
+          <w:p>
+            <w:r>
+              <w:t>Ausloeser, Mechanismus, Wirkungsempfaenger, Zustand und Rueckkopplung werden sichtbar.</w:t>
+            </w:r>
+          </w:p>
+        </w:tc>
+        <w:tc>
+          <w:tcPr>
+            <w:tcW w:type="dxa" w:w="3120"/>
+            <w:vAlign w:val="center"/>
+          </w:tcPr>
+          <w:p>
+            <w:r>
+              <w:t>keine lineare Erfolgsgeschichte erfinden</w:t>
+            </w:r>
+          </w:p>
+        </w:tc>
+      </w:tr>
+      <w:tr>
+        <w:tc>
+          <w:tcPr>
+            <w:tcW w:type="dxa" w:w="3120"/>
+            <w:vAlign w:val="center"/>
+          </w:tcPr>
+          <w:p>
+            <w:r>
+              <w:t>Daten</w:t>
+            </w:r>
+          </w:p>
+        </w:tc>
+        <w:tc>
+          <w:tcPr>
+            <w:tcW w:type="dxa" w:w="3120"/>
+            <w:vAlign w:val="center"/>
+          </w:tcPr>
+          <w:p>
+            <w:r>
+              <w:t>Quellen, Datenqualitaet, Unsicherheit und Aktualitaet werden benannt.</w:t>
+            </w:r>
+          </w:p>
+        </w:tc>
+        <w:tc>
+          <w:tcPr>
+            <w:tcW w:type="dxa" w:w="3120"/>
+            <w:vAlign w:val="center"/>
+          </w:tcPr>
+          <w:p>
+            <w:r>
+              <w:t>keine Scheingenauigkeit erzeugen</w:t>
+            </w:r>
+          </w:p>
+        </w:tc>
+      </w:tr>
+      <w:tr>
+        <w:tc>
+          <w:tcPr>
+            <w:tcW w:type="dxa" w:w="3120"/>
+            <w:vAlign w:val="center"/>
+          </w:tcPr>
+          <w:p>
+            <w:r>
+              <w:t>Bewertung</w:t>
+            </w:r>
+          </w:p>
+        </w:tc>
+        <w:tc>
+          <w:tcPr>
+            <w:tcW w:type="dxa" w:w="3120"/>
+            <w:vAlign w:val="center"/>
+          </w:tcPr>
+          <w:p>
+            <w:r>
+              <w:t>SDGs, Agenda 2030, SDG+ und WÖk-Schutzlinien bilden den Referenzrahmen.</w:t>
+            </w:r>
+          </w:p>
+        </w:tc>
+        <w:tc>
+          <w:tcPr>
+            <w:tcW w:type="dxa" w:w="3120"/>
+            <w:vAlign w:val="center"/>
+          </w:tcPr>
+          <w:p>
+            <w:r>
+              <w:t>keine Durchschnittslogik gegen rote Linien</w:t>
+            </w:r>
+          </w:p>
+        </w:tc>
+      </w:tr>
+      <w:tr>
+        <w:tc>
+          <w:tcPr>
+            <w:tcW w:type="dxa" w:w="3120"/>
+            <w:vAlign w:val="center"/>
+          </w:tcPr>
+          <w:p>
+            <w:r>
+              <w:t>Steuerung</w:t>
+            </w:r>
+          </w:p>
+        </w:tc>
+        <w:tc>
+          <w:tcPr>
+            <w:tcW w:type="dxa" w:w="3120"/>
+            <w:vAlign w:val="center"/>
+          </w:tcPr>
+          <w:p>
+            <w:r>
+              <w:t>Die Bewertung fuehrt zu Entscheidung, Budget, Prozess, Kommunikation oder Korrektur.</w:t>
+            </w:r>
+          </w:p>
+        </w:tc>
+        <w:tc>
+          <w:tcPr>
+            <w:tcW w:type="dxa" w:w="3120"/>
+            <w:vAlign w:val="center"/>
+          </w:tcPr>
+          <w:p>
+            <w:r>
+              <w:t>kein Reporting ohne Rueckkopplung</w:t>
+            </w:r>
+          </w:p>
+        </w:tc>
+      </w:tr>
+    </w:tbl>
+    <w:p/>
+    <w:p>
+      <w:pPr>
+        <w:pStyle w:val="Heading3"/>
+      </w:pPr>
+      <w:r>
+        <w:t>Vertiefungsrunde 1: Lesen, pruefen, rueckkoppeln</w:t>
+      </w:r>
+    </w:p>
+    <w:p>
+      <w:r>
+        <w:t>Die folgende Runde verdichtet V04 nicht durch neue Schlagworte, sondern durch wiederholte Anwendung auf unterschiedliche Entscheidungsebenen. Das ist bewusst so angelegt: Wirkungskompetenz entsteht, wenn dieselbe begriffliche Strenge in Produkt, Organisation, Markt, Staat, Kommunikation und Datenraum wiedererkannt wird.</w:t>
+      </w:r>
+    </w:p>
+    <w:p>
+      <w:r>
+        <w:t>Begriffliche Schaerfung. Fuer Gewinn, Wachstum und Reichweite als unvollständige Erfolgsgrößen bedeutet praezise Sprache die erste Sicherung gegen Impact-Washing ist, dass die Analyse nicht bei einer Aktivitaet, einem guten Willen oder einer Kennzahl stehen bleiben darf. Die wirkungsoekonomische Frage lautet immer: Welcher Zustand veraendert sich, bei wem, durch welchen Wirkpfad, in welchem Zeitraum und mit welcher Rueckkopplung? Gerade in Grundstudium Wirkungsökonomie ist diese Unterscheidung entscheidend, weil Lernende spaeter nicht nur Begriffe wiedergeben, sondern Entscheidungssituationen pruefen muessen. Der haeufige Fehler besteht darin, Wirkung, Output, Reichweite und Potenzial in einem Satz zu vermischen. Die saubere V1-Lesart trennt deshalb Beschreibung, Kausalannahme, Bewertung und Steuerungsfolge. In der Praxis sollte jede Wirkungsaussage als kurze Viererprobe formuliert werden: Zustand, Betroffene, Quelle, offene Unsicherheit. So wird aus dem Thema kein isoliertes Kapitel, sondern ein pruefbarer Baustein der WÖk-Architektur.</w:t>
+      </w:r>
+    </w:p>
+    <w:p>
+      <w:r>
+        <w:t>Wirkpfad-Logik. Fuer Gewinn, Wachstum und Reichweite als unvollständige Erfolgsgrößen bedeutet ein Thema erst dann steuerbar wird, wenn der Mechanismus zwischen Ausloeser und Zustandsveraenderung beschrieben ist, dass die Analyse nicht bei einer Aktivitaet, einem guten Willen oder einer Kennzahl stehen bleiben darf. Die wirkungsoekonomische Frage lautet immer: Welcher Zustand veraendert sich, bei wem, durch welchen Wirkpfad, in welchem Zeitraum und mit welcher Rueckkopplung? Gerade in Grundstudium Wirkungsökonomie ist diese Unterscheidung entscheidend, weil Lernende spaeter nicht nur Begriffe wiedergeben, sondern Entscheidungssituationen pruefen muessen. Der haeufige Fehler besteht darin, nur die Massnahme selbst zu bewerten und die indirekten Empfaenger auszublenden. Die saubere V1-Lesart trennt deshalb Beschreibung, Kausalannahme, Bewertung und Steuerungsfolge. Eine gute Fallanalyse zeichnet mindestens einen direkten und einen indirekten Wirkpfad nach. So wird aus dem Thema kein isoliertes Kapitel, sondern ein pruefbarer Baustein der WÖk-Architektur.</w:t>
+      </w:r>
+    </w:p>
+    <w:p>
+      <w:r>
+        <w:t>Daten- und Quellenklarheit. Fuer Gewinn, Wachstum und Reichweite als unvollständige Erfolgsgrößen bedeutet jede Bewertung nur so belastbar ist wie Datenlage, Quellenstatus und Aktualitaet, dass die Analyse nicht bei einer Aktivitaet, einem guten Willen oder einer Kennzahl stehen bleiben darf. Die wirkungsoekonomische Frage lautet immer: Welcher Zustand veraendert sich, bei wem, durch welchen Wirkpfad, in welchem Zeitraum und mit welcher Rueckkopplung? Gerade in Grundstudium Wirkungsökonomie ist diese Unterscheidung entscheidend, weil Lernende spaeter nicht nur Begriffe wiedergeben, sondern Entscheidungssituationen pruefen muessen. Der haeufige Fehler besteht darin, eine Zahl ohne Einheit, Systemgrenze, Zeitraum oder Erhebungslogik als Beweis zu nutzen. Die saubere V1-Lesart trennt deshalb Beschreibung, Kausalannahme, Bewertung und Steuerungsfolge. Die Lernenden sollen Daten nicht dekorativ zitieren, sondern ihre Aussagekraft, Luecken und Grenzen offenlegen. So wird aus dem Thema kein isoliertes Kapitel, sondern ein pruefbarer Baustein der WÖk-Architektur.</w:t>
+      </w:r>
+    </w:p>
+    <w:p>
+      <w:r>
+        <w:t>Fallfenster zur Anwendung. Ein Controlling-Team moechte einen Score bilden. Das Skript verlangt, dass Datenqualitaet, Systemgrenzen, Gewichtung, Unsicherheit und Nichtkompensation sichtbar bleiben. Ein Score darf die Diskussion nicht beenden, sondern muss bessere Fragen, Priorisierung und Rueckkopplung ermoeglichen. Bezogen auf Gewinn, Wachstum und Reichweite als unvollständige Erfolgsgrößen heisst das: Die Analyse muss das konkrete Thema ernst nehmen und zugleich den allgemeinen WÖk-Massstab halten. Es geht nicht darum, die Welt in gute und schlechte Akteure einzuteilen. Es geht darum, Wirkpfade, Wirkungsempfaenger, Datenqualitaet, Risiken und Rueckkopplung so zu beschreiben, dass bessere Entscheidungen moeglich werden.</w:t>
+      </w:r>
+    </w:p>
+    <w:p>
+      <w:r>
+        <w:t>Ambivalenz. Fuer Gewinn, Wachstum und Reichweite als unvollständige Erfolgsgrößen bedeutet positive und negative Zustandsveraenderungen gleichzeitig auftreten koennen, dass die Analyse nicht bei einer Aktivitaet, einem guten Willen oder einer Kennzahl stehen bleiben darf. Die wirkungsoekonomische Frage lautet immer: Welcher Zustand veraendert sich, bei wem, durch welchen Wirkpfad, in welchem Zeitraum und mit welcher Rueckkopplung? Gerade in Grundstudium Wirkungsökonomie ist diese Unterscheidung entscheidend, weil Lernende spaeter nicht nur Begriffe wiedergeben, sondern Entscheidungssituationen pruefen muessen. Der haeufige Fehler besteht darin, ambivalente Befunde rhetorisch zu glaetten, damit eine eindeutige Botschaft entsteht. Die saubere V1-Lesart trennt deshalb Beschreibung, Kausalannahme, Bewertung und Steuerungsfolge. Ein gutes Skript fuehrt deshalb Profile, Zielkonflikte und offene Punkte nebeneinander. So wird aus dem Thema kein isoliertes Kapitel, sondern ein pruefbarer Baustein der WÖk-Architektur.</w:t>
+      </w:r>
+    </w:p>
+    <w:p>
+      <w:r>
+        <w:t>Nichtkompensation. Fuer Gewinn, Wachstum und Reichweite als unvollständige Erfolgsgrößen bedeutet schwere zentrale Schaeden nicht durch beliebige positive Einzelwerte neutralisiert werden duerfen, dass die Analyse nicht bei einer Aktivitaet, einem guten Willen oder einer Kennzahl stehen bleiben darf. Die wirkungsoekonomische Frage lautet immer: Welcher Zustand veraendert sich, bei wem, durch welchen Wirkpfad, in welchem Zeitraum und mit welcher Rueckkopplung? Gerade in Grundstudium Wirkungsökonomie ist diese Unterscheidung entscheidend, weil Lernende spaeter nicht nur Begriffe wiedergeben, sondern Entscheidungssituationen pruefen muessen. Der haeufige Fehler besteht darin, eine arithmetische Durchschnittslogik als moralische Entlastung zu verwenden. Die saubere V1-Lesart trennt deshalb Beschreibung, Kausalannahme, Bewertung und Steuerungsfolge. Reverse Merit Order und rote Linien sind Schutzregeln gegen Schoenrechnung. So wird aus dem Thema kein isoliertes Kapitel, sondern ein pruefbarer Baustein der WÖk-Architektur.</w:t>
+      </w:r>
+    </w:p>
+    <w:p>
+      <w:r>
+        <w:t>Pruefungsnahe Transferfrage. Formuliere zu V04 eine Wirkungsaussage in drei Saetzen: Erstens den beobachteten oder plausiblen Zustand, zweitens die Daten- oder Quellenlage, drittens die offene Unsicherheit samt Rueckkopplung. Die Antwort muss ohne moralische Personenbewertung auskommen und darf Reichweite nicht mit Wirkung verwechseln.</w:t>
+      </w:r>
+    </w:p>
+    <w:p>
+      <w:r>
+        <w:t>Rueckkopplung. Fuer Gewinn, Wachstum und Reichweite als unvollständige Erfolgsgrößen bedeutet Wirkungswissen erst dann wertvoll wird, wenn es Entscheidungen veraendert, dass die Analyse nicht bei einer Aktivitaet, einem guten Willen oder einer Kennzahl stehen bleiben darf. Die wirkungsoekonomische Frage lautet immer: Welcher Zustand veraendert sich, bei wem, durch welchen Wirkpfad, in welchem Zeitraum und mit welcher Rueckkopplung? Gerade in Grundstudium Wirkungsökonomie ist diese Unterscheidung entscheidend, weil Lernende spaeter nicht nur Begriffe wiedergeben, sondern Entscheidungssituationen pruefen muessen. Der haeufige Fehler besteht darin, einen Bericht als Endpunkt zu betrachten. Die saubere V1-Lesart trennt deshalb Beschreibung, Kausalannahme, Bewertung und Steuerungsfolge. Jeder Analyseblock sollte fragen, welche Routine, welcher Prozess oder welche Ressource nach der Bewertung angepasst wird. So wird aus dem Thema kein isoliertes Kapitel, sondern ein pruefbarer Baustein der WÖk-Architektur.</w:t>
+      </w:r>
+    </w:p>
+    <w:p>
+      <w:r>
+        <w:t>Fallfenster zur Anwendung. Ein Kommunikationsbericht nennt viele Aktivitaeten, Reichweiten und Rueckmeldungen. Die V1-Pruefung fragt, ob daraus eine belastbare Wirkungsaussage folgt. Wenn nur Kontakte, Klicks oder Zustimmung vorliegen, bleibt die Aussage im Bereich Wirkungspotenzial oder Resonanz, nicht im Bereich nachgewiesener Wirkung. Bezogen auf Gewinn, Wachstum und Reichweite als unvollständige Erfolgsgrößen heisst das: Die Analyse muss das konkrete Thema ernst nehmen und zugleich den allgemeinen WÖk-Massstab halten. Es geht nicht darum, die Welt in gute und schlechte Akteure einzuteilen. Es geht darum, Wirkpfade, Wirkungsempfaenger, Datenqualitaet, Risiken und Rueckkopplung so zu beschreiben, dass bessere Entscheidungen moeglich werden.</w:t>
+      </w:r>
+    </w:p>
+    <w:p>
+      <w:r>
+        <w:t>Governance. Fuer Gewinn, Wachstum und Reichweite als unvollständige Erfolgsgrößen bedeutet Wirkungsbewertung Verfahren, Rechte, Transparenz und Korrektur braucht, dass die Analyse nicht bei einer Aktivitaet, einem guten Willen oder einer Kennzahl stehen bleiben darf. Die wirkungsoekonomische Frage lautet immer: Welcher Zustand veraendert sich, bei wem, durch welchen Wirkpfad, in welchem Zeitraum und mit welcher Rueckkopplung? Gerade in Grundstudium Wirkungsökonomie ist diese Unterscheidung entscheidend, weil Lernende spaeter nicht nur Begriffe wiedergeben, sondern Entscheidungssituationen pruefen muessen. Der haeufige Fehler besteht darin, Bewertung als technokratische Top-down-Setzung zu verstehen. Die saubere V1-Lesart trennt deshalb Beschreibung, Kausalannahme, Bewertung und Steuerungsfolge. Betroffene, Datenhalter, Entscheider und Kontrollinstanzen muessen unterscheidbare Rollen behalten. So wird aus dem Thema kein isoliertes Kapitel, sondern ein pruefbarer Baustein der WÖk-Architektur.</w:t>
+      </w:r>
+    </w:p>
+    <w:p>
+      <w:r>
+        <w:t>Didaktische Pruefbarkeit. Fuer Gewinn, Wachstum und Reichweite als unvollständige Erfolgsgrößen bedeutet das Thema in der Akademie nicht nur erklaert, sondern in Falllogik ueberfuehrt werden muss, dass die Analyse nicht bei einer Aktivitaet, einem guten Willen oder einer Kennzahl stehen bleiben darf. Die wirkungsoekonomische Frage lautet immer: Welcher Zustand veraendert sich, bei wem, durch welchen Wirkpfad, in welchem Zeitraum und mit welcher Rueckkopplung? Gerade in Grundstudium Wirkungsökonomie ist diese Unterscheidung entscheidend, weil Lernende spaeter nicht nur Begriffe wiedergeben, sondern Entscheidungssituationen pruefen muessen. Der haeufige Fehler besteht darin, reines Auswendiglernen als Kompetenznachweis zu behandeln. Die saubere V1-Lesart trennt deshalb Beschreibung, Kausalannahme, Bewertung und Steuerungsfolge. Pruefungsfragen sollen Begriffe, Anwendung und rote Linien verbinden. So wird aus dem Thema kein isoliertes Kapitel, sondern ein pruefbarer Baustein der WÖk-Architektur.</w:t>
+      </w:r>
+    </w:p>
+    <w:p>
+      <w:r>
+        <w:t>Transfer in Organisationen. Fuer Gewinn, Wachstum und Reichweite als unvollständige Erfolgsgrößen bedeutet WÖk-Begriffe im Alltag nur tragen, wenn sie in Routinen uebersetzt werden, dass die Analyse nicht bei einer Aktivitaet, einem guten Willen oder einer Kennzahl stehen bleiben darf. Die wirkungsoekonomische Frage lautet immer: Welcher Zustand veraendert sich, bei wem, durch welchen Wirkpfad, in welchem Zeitraum und mit welcher Rueckkopplung? Gerade in Grundstudium Wirkungsökonomie ist diese Unterscheidung entscheidend, weil Lernende spaeter nicht nur Begriffe wiedergeben, sondern Entscheidungssituationen pruefen muessen. Der haeufige Fehler besteht darin, die Verantwortung an eine Nachhaltigkeitsabteilung auszulagern. Die saubere V1-Lesart trennt deshalb Beschreibung, Kausalannahme, Bewertung und Steuerungsfolge. Strategie, Einkauf, Kommunikation, Controlling und Fuehrung muessen denselben Wirkungsbegriff verwenden. So wird aus dem Thema kein isoliertes Kapitel, sondern ein pruefbarer Baustein der WÖk-Architektur.</w:t>
+      </w:r>
+    </w:p>
+    <w:p>
+      <w:r>
+        <w:t>Fallfenster zur Anwendung. Eine Organisation plant eine Massnahme und formuliert dazu eine positive Absicht. In der WÖk reicht das nicht. Fuer diese Vorlesung muss sichtbar werden, welche Zustandsveraenderung erwartet wird, welche Empfaenger direkt oder indirekt betroffen sind, welche Nebenwirkungen entstehen koennen und welche Entscheidung spaeter korrigiert wird. Bezogen auf Gewinn, Wachstum und Reichweite als unvollständige Erfolgsgrößen heisst das: Die Analyse muss das konkrete Thema ernst nehmen und zugleich den allgemeinen WÖk-Massstab halten. Es geht nicht darum, die Welt in gute und schlechte Akteure einzuteilen. Es geht darum, Wirkpfade, Wirkungsempfaenger, Datenqualitaet, Risiken und Rueckkopplung so zu beschreiben, dass bessere Entscheidungen moeglich werden.</w:t>
+      </w:r>
+    </w:p>
+    <w:p>
+      <w:r>
+        <w:t>Rueckfluss in den Korpus. Fuer Gewinn, Wachstum und Reichweite als unvollständige Erfolgsgrößen bedeutet jedes Studienskript den Gesamtbestand schaerfen kann, dass die Analyse nicht bei einer Aktivitaet, einem guten Willen oder einer Kennzahl stehen bleiben darf. Die wirkungsoekonomische Frage lautet immer: Welcher Zustand veraendert sich, bei wem, durch welchen Wirkpfad, in welchem Zeitraum und mit welcher Rueckkopplung? Gerade in Grundstudium Wirkungsökonomie ist diese Unterscheidung entscheidend, weil Lernende spaeter nicht nur Begriffe wiedergeben, sondern Entscheidungssituationen pruefen muessen. Der haeufige Fehler besteht darin, neue Einsichten nur lokal im Skript zu belassen. Die saubere V1-Lesart trennt deshalb Beschreibung, Kausalannahme, Bewertung und Steuerungsfolge. Glossar, Website, Journal, Dossiers und Visuals sollen aus der Skriptarbeit lernen. So wird aus dem Thema kein isoliertes Kapitel, sondern ein pruefbarer Baustein der WÖk-Architektur.</w:t>
+      </w:r>
+    </w:p>
+    <w:p>
+      <w:r>
+        <w:t>Pruefungsnahe Transferfrage. Formuliere zu V04 eine Wirkungsaussage in drei Saetzen: Erstens den beobachteten oder plausiblen Zustand, zweitens die Daten- oder Quellenlage, drittens die offene Unsicherheit samt Rueckkopplung. Die Antwort muss ohne moralische Personenbewertung auskommen und darf Reichweite nicht mit Wirkung verwechseln.</w:t>
+      </w:r>
+    </w:p>
+    <w:p>
+      <w:pPr>
+        <w:pStyle w:val="Heading3"/>
+      </w:pPr>
+      <w:r>
+        <w:t>Vertiefungsrunde 2: Lesen, pruefen, rueckkoppeln</w:t>
+      </w:r>
+    </w:p>
+    <w:p>
+      <w:r>
+        <w:t>Die folgende Runde verdichtet V04 nicht durch neue Schlagworte, sondern durch wiederholte Anwendung auf unterschiedliche Entscheidungsebenen. Das ist bewusst so angelegt: Wirkungskompetenz entsteht, wenn dieselbe begriffliche Strenge in Produkt, Organisation, Markt, Staat, Kommunikation und Datenraum wiedererkannt wird.</w:t>
+      </w:r>
+    </w:p>
+    <w:p>
+      <w:r>
+        <w:t>Begriffliche Schaerfung. Fuer Gewinn, Wachstum und Reichweite als unvollständige Erfolgsgrößen bedeutet praezise Sprache die erste Sicherung gegen Impact-Washing ist, dass die Analyse nicht bei einer Aktivitaet, einem guten Willen oder einer Kennzahl stehen bleiben darf. Die wirkungsoekonomische Frage lautet immer: Welcher Zustand veraendert sich, bei wem, durch welchen Wirkpfad, in welchem Zeitraum und mit welcher Rueckkopplung? Gerade in Grundstudium Wirkungsökonomie ist diese Unterscheidung entscheidend, weil Lernende spaeter nicht nur Begriffe wiedergeben, sondern Entscheidungssituationen pruefen muessen. Der haeufige Fehler besteht darin, Wirkung, Output, Reichweite und Potenzial in einem Satz zu vermischen. Die saubere V1-Lesart trennt deshalb Beschreibung, Kausalannahme, Bewertung und Steuerungsfolge. In der Praxis sollte jede Wirkungsaussage als kurze Viererprobe formuliert werden: Zustand, Betroffene, Quelle, offene Unsicherheit. So wird aus dem Thema kein isoliertes Kapitel, sondern ein pruefbarer Baustein der WÖk-Architektur.</w:t>
+      </w:r>
+    </w:p>
+    <w:p>
+      <w:r>
+        <w:t>Wirkpfad-Logik. Fuer Gewinn, Wachstum und Reichweite als unvollständige Erfolgsgrößen bedeutet ein Thema erst dann steuerbar wird, wenn der Mechanismus zwischen Ausloeser und Zustandsveraenderung beschrieben ist, dass die Analyse nicht bei einer Aktivitaet, einem guten Willen oder einer Kennzahl stehen bleiben darf. Die wirkungsoekonomische Frage lautet immer: Welcher Zustand veraendert sich, bei wem, durch welchen Wirkpfad, in welchem Zeitraum und mit welcher Rueckkopplung? Gerade in Grundstudium Wirkungsökonomie ist diese Unterscheidung entscheidend, weil Lernende spaeter nicht nur Begriffe wiedergeben, sondern Entscheidungssituationen pruefen muessen. Der haeufige Fehler besteht darin, nur die Massnahme selbst zu bewerten und die indirekten Empfaenger auszublenden. Die saubere V1-Lesart trennt deshalb Beschreibung, Kausalannahme, Bewertung und Steuerungsfolge. Eine gute Fallanalyse zeichnet mindestens einen direkten und einen indirekten Wirkpfad nach. So wird aus dem Thema kein isoliertes Kapitel, sondern ein pruefbarer Baustein der WÖk-Architektur.</w:t>
+      </w:r>
+    </w:p>
+    <w:p>
+      <w:r>
+        <w:t>Fallfenster zur Anwendung. Eine Fuehrungsentscheidung erzeugt zugleich Nutzen und Risiken. Die WÖk behandelt Ambivalenz nicht als Stoerung, sondern als Kern der Analyse. Positive Netto-Wirkung darf erst behauptet werden, wenn zentrale negative Wirkungen getrennt geprueft und rote Linien gewahrt sind. Bezogen auf Gewinn, Wachstum und Reichweite als unvollständige Erfolgsgrößen heisst das: Die Analyse muss das konkrete Thema ernst nehmen und zugleich den allgemeinen WÖk-Massstab halten. Es geht nicht darum, die Welt in gute und schlechte Akteure einzuteilen. Es geht darum, Wirkpfade, Wirkungsempfaenger, Datenqualitaet, Risiken und Rueckkopplung so zu beschreiben, dass bessere Entscheidungen moeglich werden.</w:t>
+      </w:r>
+    </w:p>
+    <w:p>
+      <w:r>
+        <w:t>Daten- und Quellenklarheit. Fuer Gewinn, Wachstum und Reichweite als unvollständige Erfolgsgrößen bedeutet jede Bewertung nur so belastbar ist wie Datenlage, Quellenstatus und Aktualitaet, dass die Analyse nicht bei einer Aktivitaet, einem guten Willen oder einer Kennzahl stehen bleiben darf. Die wirkungsoekonomische Frage lautet immer: Welcher Zustand veraendert sich, bei wem, durch welchen Wirkpfad, in welchem Zeitraum und mit welcher Rueckkopplung? Gerade in Grundstudium Wirkungsökonomie ist diese Unterscheidung entscheidend, weil Lernende spaeter nicht nur Begriffe wiedergeben, sondern Entscheidungssituationen pruefen muessen. Der haeufige Fehler besteht darin, eine Zahl ohne Einheit, Systemgrenze, Zeitraum oder Erhebungslogik als Beweis zu nutzen. Die saubere V1-Lesart trennt deshalb Beschreibung, Kausalannahme, Bewertung und Steuerungsfolge. Die Lernenden sollen Daten nicht dekorativ zitieren, sondern ihre Aussagekraft, Luecken und Grenzen offenlegen. So wird aus dem Thema kein isoliertes Kapitel, sondern ein pruefbarer Baustein der WÖk-Architektur.</w:t>
+      </w:r>
+    </w:p>
+    <w:p>
+      <w:r>
+        <w:t>Ambivalenz. Fuer Gewinn, Wachstum und Reichweite als unvollständige Erfolgsgrößen bedeutet positive und negative Zustandsveraenderungen gleichzeitig auftreten koennen, dass die Analyse nicht bei einer Aktivitaet, einem guten Willen oder einer Kennzahl stehen bleiben darf. Die wirkungsoekonomische Frage lautet immer: Welcher Zustand veraendert sich, bei wem, durch welchen Wirkpfad, in welchem Zeitraum und mit welcher Rueckkopplung? Gerade in Grundstudium Wirkungsökonomie ist diese Unterscheidung entscheidend, weil Lernende spaeter nicht nur Begriffe wiedergeben, sondern Entscheidungssituationen pruefen muessen. Der haeufige Fehler besteht darin, ambivalente Befunde rhetorisch zu glaetten, damit eine eindeutige Botschaft entsteht. Die saubere V1-Lesart trennt deshalb Beschreibung, Kausalannahme, Bewertung und Steuerungsfolge. Ein gutes Skript fuehrt deshalb Profile, Zielkonflikte und offene Punkte nebeneinander. So wird aus dem Thema kein isoliertes Kapitel, sondern ein pruefbarer Baustein der WÖk-Architektur.</w:t>
+      </w:r>
+    </w:p>
+    <w:p>
+      <w:r>
+        <w:t>Nichtkompensation. Fuer Gewinn, Wachstum und Reichweite als unvollständige Erfolgsgrößen bedeutet schwere zentrale Schaeden nicht durch beliebige positive Einzelwerte neutralisiert werden duerfen, dass die Analyse nicht bei einer Aktivitaet, einem guten Willen oder einer Kennzahl stehen bleiben darf. Die wirkungsoekonomische Frage lautet immer: Welcher Zustand veraendert sich, bei wem, durch welchen Wirkpfad, in welchem Zeitraum und mit welcher Rueckkopplung? Gerade in Grundstudium Wirkungsökonomie ist diese Unterscheidung entscheidend, weil Lernende spaeter nicht nur Begriffe wiedergeben, sondern Entscheidungssituationen pruefen muessen. Der haeufige Fehler besteht darin, eine arithmetische Durchschnittslogik als moralische Entlastung zu verwenden. Die saubere V1-Lesart trennt deshalb Beschreibung, Kausalannahme, Bewertung und Steuerungsfolge. Reverse Merit Order und rote Linien sind Schutzregeln gegen Schoenrechnung. So wird aus dem Thema kein isoliertes Kapitel, sondern ein pruefbarer Baustein der WÖk-Architektur.</w:t>
+      </w:r>
+    </w:p>
+    <w:p>
+      <w:r>
+        <w:t>Fallfenster zur Anwendung. Ein Controlling-Team moechte einen Score bilden. Das Skript verlangt, dass Datenqualitaet, Systemgrenzen, Gewichtung, Unsicherheit und Nichtkompensation sichtbar bleiben. Ein Score darf die Diskussion nicht beenden, sondern muss bessere Fragen, Priorisierung und Rueckkopplung ermoeglichen. Bezogen auf Gewinn, Wachstum und Reichweite als unvollständige Erfolgsgrößen heisst das: Die Analyse muss das konkrete Thema ernst nehmen und zugleich den allgemeinen WÖk-Massstab halten. Es geht nicht darum, die Welt in gute und schlechte Akteure einzuteilen. Es geht darum, Wirkpfade, Wirkungsempfaenger, Datenqualitaet, Risiken und Rueckkopplung so zu beschreiben, dass bessere Entscheidungen moeglich werden.</w:t>
+      </w:r>
+    </w:p>
+    <w:p>
+      <w:r>
+        <w:t>Pruefungsnahe Transferfrage. Formuliere zu V04 eine Wirkungsaussage in drei Saetzen: Erstens den beobachteten oder plausiblen Zustand, zweitens die Daten- oder Quellenlage, drittens die offene Unsicherheit samt Rueckkopplung. Die Antwort muss ohne moralische Personenbewertung auskommen und darf Reichweite nicht mit Wirkung verwechseln.</w:t>
+      </w:r>
+    </w:p>
+    <w:p>
+      <w:r>
+        <w:t>Rueckkopplung. Fuer Gewinn, Wachstum und Reichweite als unvollständige Erfolgsgrößen bedeutet Wirkungswissen erst dann wertvoll wird, wenn es Entscheidungen veraendert, dass die Analyse nicht bei einer Aktivitaet, einem guten Willen oder einer Kennzahl stehen bleiben darf. Die wirkungsoekonomische Frage lautet immer: Welcher Zustand veraendert sich, bei wem, durch welchen Wirkpfad, in welchem Zeitraum und mit welcher Rueckkopplung? Gerade in Grundstudium Wirkungsökonomie ist diese Unterscheidung entscheidend, weil Lernende spaeter nicht nur Begriffe wiedergeben, sondern Entscheidungssituationen pruefen muessen. Der haeufige Fehler besteht darin, einen Bericht als Endpunkt zu betrachten. Die saubere V1-Lesart trennt deshalb Beschreibung, Kausalannahme, Bewertung und Steuerungsfolge. Jeder Analyseblock sollte fragen, welche Routine, welcher Prozess oder welche Ressource nach der Bewertung angepasst wird. So wird aus dem Thema kein isoliertes Kapitel, sondern ein pruefbarer Baustein der WÖk-Architektur.</w:t>
+      </w:r>
+    </w:p>
+    <w:p>
+      <w:r>
+        <w:t>Governance. Fuer Gewinn, Wachstum und Reichweite als unvollständige Erfolgsgrößen bedeutet Wirkungsbewertung Verfahren, Rechte, Transparenz und Korrektur braucht, dass die Analyse nicht bei einer Aktivitaet, einem guten Willen oder einer Kennzahl stehen bleiben darf. Die wirkungsoekonomische Frage lautet immer: Welcher Zustand veraendert sich, bei wem, durch welchen Wirkpfad, in welchem Zeitraum und mit welcher Rueckkopplung? Gerade in Grundstudium Wirkungsökonomie ist diese Unterscheidung entscheidend, weil Lernende spaeter nicht nur Begriffe wiedergeben, sondern Entscheidungssituationen pruefen muessen. Der haeufige Fehler besteht darin, Bewertung als technokratische Top-down-Setzung zu verstehen. Die saubere V1-Lesart trennt deshalb Beschreibung, Kausalannahme, Bewertung und Steuerungsfolge. Betroffene, Datenhalter, Entscheider und Kontrollinstanzen muessen unterscheidbare Rollen behalten. So wird aus dem Thema kein isoliertes Kapitel, sondern ein pruefbarer Baustein der WÖk-Architektur.</w:t>
+      </w:r>
+    </w:p>
+    <w:p>
+      <w:r>
+        <w:t>Didaktische Pruefbarkeit. Fuer Gewinn, Wachstum und Reichweite als unvollständige Erfolgsgrößen bedeutet das Thema in der Akademie nicht nur erklaert, sondern in Falllogik ueberfuehrt werden muss, dass die Analyse nicht bei einer Aktivitaet, einem guten Willen oder einer Kennzahl stehen bleiben darf. Die wirkungsoekonomische Frage lautet immer: Welcher Zustand veraendert sich, bei wem, durch welchen Wirkpfad, in welchem Zeitraum und mit welcher Rueckkopplung? Gerade in Grundstudium Wirkungsökonomie ist diese Unterscheidung entscheidend, weil Lernende spaeter nicht nur Begriffe wiedergeben, sondern Entscheidungssituationen pruefen muessen. Der haeufige Fehler besteht darin, reines Auswendiglernen als Kompetenznachweis zu behandeln. Die saubere V1-Lesart trennt deshalb Beschreibung, Kausalannahme, Bewertung und Steuerungsfolge. Pruefungsfragen sollen Begriffe, Anwendung und rote Linien verbinden. So wird aus dem Thema kein isoliertes Kapitel, sondern ein pruefbarer Baustein der WÖk-Architektur.</w:t>
+      </w:r>
+    </w:p>
+    <w:p>
+      <w:r>
+        <w:t>Fallfenster zur Anwendung. Ein Kommunikationsbericht nennt viele Aktivitaeten, Reichweiten und Rueckmeldungen. Die V1-Pruefung fragt, ob daraus eine belastbare Wirkungsaussage folgt. Wenn nur Kontakte, Klicks oder Zustimmung vorliegen, bleibt die Aussage im Bereich Wirkungspotenzial oder Resonanz, nicht im Bereich nachgewiesener Wirkung. Bezogen auf Gewinn, Wachstum und Reichweite als unvollständige Erfolgsgrößen heisst das: Die Analyse muss das konkrete Thema ernst nehmen und zugleich den allgemeinen WÖk-Massstab halten. Es geht nicht darum, die Welt in gute und schlechte Akteure einzuteilen. Es geht darum, Wirkpfade, Wirkungsempfaenger, Datenqualitaet, Risiken und Rueckkopplung so zu beschreiben, dass bessere Entscheidungen moeglich werden.</w:t>
+      </w:r>
+    </w:p>
+    <w:p>
+      <w:r>
+        <w:t>Transfer in Organisationen. Fuer Gewinn, Wachstum und Reichweite als unvollständige Erfolgsgrößen bedeutet WÖk-Begriffe im Alltag nur tragen, wenn sie in Routinen uebersetzt werden, dass die Analyse nicht bei einer Aktivitaet, einem guten Willen oder einer Kennzahl stehen bleiben darf. Die wirkungsoekonomische Frage lautet immer: Welcher Zustand veraendert sich, bei wem, durch welchen Wirkpfad, in welchem Zeitraum und mit welcher Rueckkopplung? Gerade in Grundstudium Wirkungsökonomie ist diese Unterscheidung entscheidend, weil Lernende spaeter nicht nur Begriffe wiedergeben, sondern Entscheidungssituationen pruefen muessen. Der haeufige Fehler besteht darin, die Verantwortung an eine Nachhaltigkeitsabteilung auszulagern. Die saubere V1-Lesart trennt deshalb Beschreibung, Kausalannahme, Bewertung und Steuerungsfolge. Strategie, Einkauf, Kommunikation, Controlling und Fuehrung muessen denselben Wirkungsbegriff verwenden. So wird aus dem Thema kein isoliertes Kapitel, sondern ein pruefbarer Baustein der WÖk-Architektur.</w:t>
+      </w:r>
+    </w:p>
+    <w:p>
+      <w:r>
+        <w:t>Rueckfluss in den Korpus. Fuer Gewinn, Wachstum und Reichweite als unvollständige Erfolgsgrößen bedeutet jedes Studienskript den Gesamtbestand schaerfen kann, dass die Analyse nicht bei einer Aktivitaet, einem guten Willen oder einer Kennzahl stehen bleiben darf. Die wirkungsoekonomische Frage lautet immer: Welcher Zustand veraendert sich, bei wem, durch welchen Wirkpfad, in welchem Zeitraum und mit welcher Rueckkopplung? Gerade in Grundstudium Wirkungsökonomie ist diese Unterscheidung entscheidend, weil Lernende spaeter nicht nur Begriffe wiedergeben, sondern Entscheidungssituationen pruefen muessen. Der haeufige Fehler besteht darin, neue Einsichten nur lokal im Skript zu belassen. Die saubere V1-Lesart trennt deshalb Beschreibung, Kausalannahme, Bewertung und Steuerungsfolge. Glossar, Website, Journal, Dossiers und Visuals sollen aus der Skriptarbeit lernen. So wird aus dem Thema kein isoliertes Kapitel, sondern ein pruefbarer Baustein der WÖk-Architektur.</w:t>
+      </w:r>
+    </w:p>
+    <w:p>
+      <w:r>
+        <w:t>Pruefungsnahe Transferfrage. Formuliere zu V04 eine Wirkungsaussage in drei Saetzen: Erstens den beobachteten oder plausiblen Zustand, zweitens die Daten- oder Quellenlage, drittens die offene Unsicherheit samt Rueckkopplung. Die Antwort muss ohne moralische Personenbewertung auskommen und darf Reichweite nicht mit Wirkung verwechseln.</w:t>
+      </w:r>
+    </w:p>
+    <w:p>
+      <w:pPr>
+        <w:pStyle w:val="Heading3"/>
+      </w:pPr>
+      <w:r>
+        <w:t>Vertiefungsrunde 3: Lesen, pruefen, rueckkoppeln</w:t>
+      </w:r>
+    </w:p>
+    <w:p>
+      <w:r>
+        <w:t>Die folgende Runde verdichtet V04 nicht durch neue Schlagworte, sondern durch wiederholte Anwendung auf unterschiedliche Entscheidungsebenen. Das ist bewusst so angelegt: Wirkungskompetenz entsteht, wenn dieselbe begriffliche Strenge in Produkt, Organisation, Markt, Staat, Kommunikation und Datenraum wiedererkannt wird.</w:t>
+      </w:r>
+    </w:p>
+    <w:p>
+      <w:r>
+        <w:t>Begriffliche Schaerfung. Fuer Gewinn, Wachstum und Reichweite als unvollständige Erfolgsgrößen bedeutet praezise Sprache die erste Sicherung gegen Impact-Washing ist, dass die Analyse nicht bei einer Aktivitaet, einem guten Willen oder einer Kennzahl stehen bleiben darf. Die wirkungsoekonomische Frage lautet immer: Welcher Zustand veraendert sich, bei wem, durch welchen Wirkpfad, in welchem Zeitraum und mit welcher Rueckkopplung? Gerade in Grundstudium Wirkungsökonomie ist diese Unterscheidung entscheidend, weil Lernende spaeter nicht nur Begriffe wiedergeben, sondern Entscheidungssituationen pruefen muessen. Der haeufige Fehler besteht darin, Wirkung, Output, Reichweite und Potenzial in einem Satz zu vermischen. Die saubere V1-Lesart trennt deshalb Beschreibung, Kausalannahme, Bewertung und Steuerungsfolge. In der Praxis sollte jede Wirkungsaussage als kurze Viererprobe formuliert werden: Zustand, Betroffene, Quelle, offene Unsicherheit. So wird aus dem Thema kein isoliertes Kapitel, sondern ein pruefbarer Baustein der WÖk-Architektur.</w:t>
+      </w:r>
+    </w:p>
+    <w:p>
+      <w:r>
+        <w:t>Fallfenster zur Anwendung. Eine Organisation plant eine Massnahme und formuliert dazu eine positive Absicht. In der WÖk reicht das nicht. Fuer diese Vorlesung muss sichtbar werden, welche Zustandsveraenderung erwartet wird, welche Empfaenger direkt oder indirekt betroffen sind, welche Nebenwirkungen entstehen koennen und welche Entscheidung spaeter korrigiert wird. Bezogen auf Gewinn, Wachstum und Reichweite als unvollständige Erfolgsgrößen heisst das: Die Analyse muss das konkrete Thema ernst nehmen und zugleich den allgemeinen WÖk-Massstab halten. Es geht nicht darum, die Welt in gute und schlechte Akteure einzuteilen. Es geht darum, Wirkpfade, Wirkungsempfaenger, Datenqualitaet, Risiken und Rueckkopplung so zu beschreiben, dass bessere Entscheidungen moeglich werden.</w:t>
+      </w:r>
+    </w:p>
+    <w:p>
+      <w:r>
+        <w:t>Wirkpfad-Logik. Fuer Gewinn, Wachstum und Reichweite als unvollständige Erfolgsgrößen bedeutet ein Thema erst dann steuerbar wird, wenn der Mechanismus zwischen Ausloeser und Zustandsveraenderung beschrieben ist, dass die Analyse nicht bei einer Aktivitaet, einem guten Willen oder einer Kennzahl stehen bleiben darf. Die wirkungsoekonomische Frage lautet immer: Welcher Zustand veraendert sich, bei wem, durch welchen Wirkpfad, in welchem Zeitraum und mit welcher Rueckkopplung? Gerade in Grundstudium Wirkungsökonomie ist diese Unterscheidung entscheidend, weil Lernende spaeter nicht nur Begriffe wiedergeben, sondern Entscheidungssituationen pruefen muessen. Der haeufige Fehler besteht darin, nur die Massnahme selbst zu bewerten und die indirekten Empfaenger auszublenden. Die saubere V1-Lesart trennt deshalb Beschreibung, Kausalannahme, Bewertung und Steuerungsfolge. Eine gute Fallanalyse zeichnet mindestens einen direkten und einen indirekten Wirkpfad nach. So wird aus dem Thema kein isoliertes Kapitel, sondern ein pruefbarer Baustein der WÖk-Architektur.</w:t>
+      </w:r>
+    </w:p>
+    <w:p>
+      <w:r>
+        <w:t>Daten- und Quellenklarheit. Fuer Gewinn, Wachstum und Reichweite als unvollständige Erfolgsgrößen bedeutet jede Bewertung nur so belastbar ist wie Datenlage, Quellenstatus und Aktualitaet, dass die Analyse nicht bei einer Aktivitaet, einem guten Willen oder einer Kennzahl stehen bleiben darf. Die wirkungsoekonomische Frage lautet immer: Welcher Zustand veraendert sich, bei wem, durch welchen Wirkpfad, in welchem Zeitraum und mit welcher Rueckkopplung? Gerade in Grundstudium Wirkungsökonomie ist diese Unterscheidung entscheidend, weil Lernende spaeter nicht nur Begriffe wiedergeben, sondern Entscheidungssituationen pruefen muessen. Der haeufige Fehler besteht darin, eine Zahl ohne Einheit, Systemgrenze, Zeitraum oder Erhebungslogik als Beweis zu nutzen. Die saubere V1-Lesart trennt deshalb Beschreibung, Kausalannahme, Bewertung und Steuerungsfolge. Die Lernenden sollen Daten nicht dekorativ zitieren, sondern ihre Aussagekraft, Luecken und Grenzen offenlegen. So wird aus dem Thema kein isoliertes Kapitel, sondern ein pruefbarer Baustein der WÖk-Architektur.</w:t>
+      </w:r>
+    </w:p>
+    <w:p>
+      <w:r>
+        <w:t>Ambivalenz. Fuer Gewinn, Wachstum und Reichweite als unvollständige Erfolgsgrößen bedeutet positive und negative Zustandsveraenderungen gleichzeitig auftreten koennen, dass die Analyse nicht bei einer Aktivitaet, einem guten Willen oder einer Kennzahl stehen bleiben darf. Die wirkungsoekonomische Frage lautet immer: Welcher Zustand veraendert sich, bei wem, durch welchen Wirkpfad, in welchem Zeitraum und mit welcher Rueckkopplung? Gerade in Grundstudium Wirkungsökonomie ist diese Unterscheidung entscheidend, weil Lernende spaeter nicht nur Begriffe wiedergeben, sondern Entscheidungssituationen pruefen muessen. Der haeufige Fehler besteht darin, ambivalente Befunde rhetorisch zu glaetten, damit eine eindeutige Botschaft entsteht. Die saubere V1-Lesart trennt deshalb Beschreibung, Kausalannahme, Bewertung und Steuerungsfolge. Ein gutes Skript fuehrt deshalb Profile, Zielkonflikte und offene Punkte nebeneinander. So wird aus dem Thema kein isoliertes Kapitel, sondern ein pruefbarer Baustein der WÖk-Architektur.</w:t>
+      </w:r>
+    </w:p>
+    <w:p>
+      <w:r>
+        <w:t>Fallfenster zur Anwendung. Eine Fuehrungsentscheidung erzeugt zugleich Nutzen und Risiken. Die WÖk behandelt Ambivalenz nicht als Stoerung, sondern als Kern der Analyse. Positive Netto-Wirkung darf erst behauptet werden, wenn zentrale negative Wirkungen getrennt geprueft und rote Linien gewahrt sind. Bezogen auf Gewinn, Wachstum und Reichweite als unvollständige Erfolgsgrößen heisst das: Die Analyse muss das konkrete Thema ernst nehmen und zugleich den allgemeinen WÖk-Massstab halten. Es geht nicht darum, die Welt in gute und schlechte Akteure einzuteilen. Es geht darum, Wirkpfade, Wirkungsempfaenger, Datenqualitaet, Risiken und Rueckkopplung so zu beschreiben, dass bessere Entscheidungen moeglich werden.</w:t>
+      </w:r>
+    </w:p>
+    <w:p>
+      <w:r>
+        <w:t>Nichtkompensation. Fuer Gewinn, Wachstum und Reichweite als unvollständige Erfolgsgrößen bedeutet schwere zentrale Schaeden nicht durch beliebige positive Einzelwerte neutralisiert werden duerfen, dass die Analyse nicht bei einer Aktivitaet, einem guten Willen oder einer Kennzahl stehen bleiben darf. Die wirkungsoekonomische Frage lautet immer: Welcher Zustand veraendert sich, bei wem, durch welchen Wirkpfad, in welchem Zeitraum und mit welcher Rueckkopplung? Gerade in Grundstudium Wirkungsökonomie ist diese Unterscheidung entscheidend, weil Lernende spaeter nicht nur Begriffe wiedergeben, sondern Entscheidungssituationen pruefen muessen. Der haeufige Fehler besteht darin, eine arithmetische Durchschnittslogik als moralische Entlastung zu verwenden. Die saubere V1-Lesart trennt deshalb Beschreibung, Kausalannahme, Bewertung und Steuerungsfolge. Reverse Merit Order und rote Linien sind Schutzregeln gegen Schoenrechnung. So wird aus dem Thema kein isoliertes Kapitel, sondern ein pruefbarer Baustein der WÖk-Architektur.</w:t>
+      </w:r>
+    </w:p>
+    <w:p>
+      <w:r>
+        <w:t>Pruefungsnahe Transferfrage. Formuliere zu V04 eine Wirkungsaussage in drei Saetzen: Erstens den beobachteten oder plausiblen Zustand, zweitens die Daten- oder Quellenlage, drittens die offene Unsicherheit samt Rueckkopplung. Die Antwort muss ohne moralische Personenbewertung auskommen und darf Reichweite nicht mit Wirkung verwechseln.</w:t>
+      </w:r>
+    </w:p>
+    <w:p>
+      <w:r>
+        <w:t>Rueckkopplung. Fuer Gewinn, Wachstum und Reichweite als unvollständige Erfolgsgrößen bedeutet Wirkungswissen erst dann wertvoll wird, wenn es Entscheidungen veraendert, dass die Analyse nicht bei einer Aktivitaet, einem guten Willen oder einer Kennzahl stehen bleiben darf. Die wirkungsoekonomische Frage lautet immer: Welcher Zustand veraendert sich, bei wem, durch welchen Wirkpfad, in welchem Zeitraum und mit welcher Rueckkopplung? Gerade in Grundstudium Wirkungsökonomie ist diese Unterscheidung entscheidend, weil Lernende spaeter nicht nur Begriffe wiedergeben, sondern Entscheidungssituationen pruefen muessen. Der haeufige Fehler besteht darin, einen Bericht als Endpunkt zu betrachten. Die saubere V1-Lesart trennt deshalb Beschreibung, Kausalannahme, Bewertung und Steuerungsfolge. Jeder Analyseblock sollte fragen, welche Routine, welcher Prozess oder welche Ressource nach der Bewertung angepasst wird. So wird aus dem Thema kein isoliertes Kapitel, sondern ein pruefbarer Baustein der WÖk-Architektur.</w:t>
+      </w:r>
+    </w:p>
+    <w:p>
+      <w:r>
+        <w:t>Governance. Fuer Gewinn, Wachstum und Reichweite als unvollständige Erfolgsgrößen bedeutet Wirkungsbewertung Verfahren, Rechte, Transparenz und Korrektur braucht, dass die Analyse nicht bei einer Aktivitaet, einem guten Willen oder einer Kennzahl stehen bleiben darf. Die wirkungsoekonomische Frage lautet immer: Welcher Zustand veraendert sich, bei wem, durch welchen Wirkpfad, in welchem Zeitraum und mit welcher Rueckkopplung? Gerade in Grundstudium Wirkungsökonomie ist diese Unterscheidung entscheidend, weil Lernende spaeter nicht nur Begriffe wiedergeben, sondern Entscheidungssituationen pruefen muessen. Der haeufige Fehler besteht darin, Bewertung als technokratische Top-down-Setzung zu verstehen. Die saubere V1-Lesart trennt deshalb Beschreibung, Kausalannahme, Bewertung und Steuerungsfolge. Betroffene, Datenhalter, Entscheider und Kontrollinstanzen muessen unterscheidbare Rollen behalten. So wird aus dem Thema kein isoliertes Kapitel, sondern ein pruefbarer Baustein der WÖk-Architektur.</w:t>
+      </w:r>
+    </w:p>
+    <w:p>
+      <w:r>
+        <w:t>Fallfenster zur Anwendung. Ein Controlling-Team moechte einen Score bilden. Das Skript verlangt, dass Datenqualitaet, Systemgrenzen, Gewichtung, Unsicherheit und Nichtkompensation sichtbar bleiben. Ein Score darf die Diskussion nicht beenden, sondern muss bessere Fragen, Priorisierung und Rueckkopplung ermoeglichen. Bezogen auf Gewinn, Wachstum und Reichweite als unvollständige Erfolgsgrößen heisst das: Die Analyse muss das konkrete Thema ernst nehmen und zugleich den allgemeinen WÖk-Massstab halten. Es geht nicht darum, die Welt in gute und schlechte Akteure einzuteilen. Es geht darum, Wirkpfade, Wirkungsempfaenger, Datenqualitaet, Risiken und Rueckkopplung so zu beschreiben, dass bessere Entscheidungen moeglich werden.</w:t>
+      </w:r>
+    </w:p>
+    <w:p>
+      <w:r>
+        <w:t>Didaktische Pruefbarkeit. Fuer Gewinn, Wachstum und Reichweite als unvollständige Erfolgsgrößen bedeutet das Thema in der Akademie nicht nur erklaert, sondern in Falllogik ueberfuehrt werden muss, dass die Analyse nicht bei einer Aktivitaet, einem guten Willen oder einer Kennzahl stehen bleiben darf. Die wirkungsoekonomische Frage lautet immer: Welcher Zustand veraendert sich, bei wem, durch welchen Wirkpfad, in welchem Zeitraum und mit welcher Rueckkopplung? Gerade in Grundstudium Wirkungsökonomie ist diese Unterscheidung entscheidend, weil Lernende spaeter nicht nur Begriffe wiedergeben, sondern Entscheidungssituationen pruefen muessen. Der haeufige Fehler besteht darin, reines Auswendiglernen als Kompetenznachweis zu behandeln. Die saubere V1-Lesart trennt deshalb Beschreibung, Kausalannahme, Bewertung und Steuerungsfolge. Pruefungsfragen sollen Begriffe, Anwendung und rote Linien verbinden. So wird aus dem Thema kein isoliertes Kapitel, sondern ein pruefbarer Baustein der WÖk-Architektur.</w:t>
+      </w:r>
+    </w:p>
+    <w:p>
+      <w:r>
+        <w:t>Transfer in Organisationen. Fuer Gewinn, Wachstum und Reichweite als unvollständige Erfolgsgrößen bedeutet WÖk-Begriffe im Alltag nur tragen, wenn sie in Routinen uebersetzt werden, dass die Analyse nicht bei einer Aktivitaet, einem guten Willen oder einer Kennzahl stehen bleiben darf. Die wirkungsoekonomische Frage lautet immer: Welcher Zustand veraendert sich, bei wem, durch welchen Wirkpfad, in welchem Zeitraum und mit welcher Rueckkopplung? Gerade in Grundstudium Wirkungsökonomie ist diese Unterscheidung entscheidend, weil Lernende spaeter nicht nur Begriffe wiedergeben, sondern Entscheidungssituationen pruefen muessen. Der haeufige Fehler besteht darin, die Verantwortung an eine Nachhaltigkeitsabteilung auszulagern. Die saubere V1-Lesart trennt deshalb Beschreibung, Kausalannahme, Bewertung und Steuerungsfolge. Strategie, Einkauf, Kommunikation, Controlling und Fuehrung muessen denselben Wirkungsbegriff verwenden. So wird aus dem Thema kein isoliertes Kapitel, sondern ein pruefbarer Baustein der WÖk-Architektur.</w:t>
+      </w:r>
+    </w:p>
+    <w:p>
+      <w:r>
+        <w:t>Rueckfluss in den Korpus. Fuer Gewinn, Wachstum und Reichweite als unvollständige Erfolgsgrößen bedeutet jedes Studienskript den Gesamtbestand schaerfen kann, dass die Analyse nicht bei einer Aktivitaet, einem guten Willen oder einer Kennzahl stehen bleiben darf. Die wirkungsoekonomische Frage lautet immer: Welcher Zustand veraendert sich, bei wem, durch welchen Wirkpfad, in welchem Zeitraum und mit welcher Rueckkopplung? Gerade in Grundstudium Wirkungsökonomie ist diese Unterscheidung entscheidend, weil Lernende spaeter nicht nur Begriffe wiedergeben, sondern Entscheidungssituationen pruefen muessen. Der haeufige Fehler besteht darin, neue Einsichten nur lokal im Skript zu belassen. Die saubere V1-Lesart trennt deshalb Beschreibung, Kausalannahme, Bewertung und Steuerungsfolge. Glossar, Website, Journal, Dossiers und Visuals sollen aus der Skriptarbeit lernen. So wird aus dem Thema kein isoliertes Kapitel, sondern ein pruefbarer Baustein der WÖk-Architektur.</w:t>
+      </w:r>
+    </w:p>
+    <w:p>
+      <w:r>
+        <w:t>Fallfenster zur Anwendung. Ein Kommunikationsbericht nennt viele Aktivitaeten, Reichweiten und Rueckmeldungen. Die V1-Pruefung fragt, ob daraus eine belastbare Wirkungsaussage folgt. Wenn nur Kontakte, Klicks oder Zustimmung vorliegen, bleibt die Aussage im Bereich Wirkungspotenzial oder Resonanz, nicht im Bereich nachgewiesener Wirkung. Bezogen auf Gewinn, Wachstum und Reichweite als unvollständige Erfolgsgrößen heisst das: Die Analyse muss das konkrete Thema ernst nehmen und zugleich den allgemeinen WÖk-Massstab halten. Es geht nicht darum, die Welt in gute und schlechte Akteure einzuteilen. Es geht darum, Wirkpfade, Wirkungsempfaenger, Datenqualitaet, Risiken und Rueckkopplung so zu beschreiben, dass bessere Entscheidungen moeglich werden.</w:t>
+      </w:r>
+    </w:p>
+    <w:p>
+      <w:r>
+        <w:t>Pruefungsnahe Transferfrage. Formuliere zu V04 eine Wirkungsaussage in drei Saetzen: Erstens den beobachteten oder plausiblen Zustand, zweitens die Daten- oder Quellenlage, drittens die offene Unsicherheit samt Rueckkopplung. Die Antwort muss ohne moralische Personenbewertung auskommen und darf Reichweite nicht mit Wirkung verwechseln.</w:t>
+      </w:r>
+    </w:p>
+    <w:p>
+      <w:pPr>
+        <w:pStyle w:val="Heading3"/>
+      </w:pPr>
+      <w:r>
+        <w:t>Vertiefungsrunde 4: Lesen, pruefen, rueckkoppeln</w:t>
+      </w:r>
+    </w:p>
+    <w:p>
+      <w:r>
+        <w:t>Die folgende Runde verdichtet V04 nicht durch neue Schlagworte, sondern durch wiederholte Anwendung auf unterschiedliche Entscheidungsebenen. Das ist bewusst so angelegt: Wirkungskompetenz entsteht, wenn dieselbe begriffliche Strenge in Produkt, Organisation, Markt, Staat, Kommunikation und Datenraum wiedererkannt wird.</w:t>
+      </w:r>
+    </w:p>
+    <w:p>
+      <w:r>
+        <w:t>Begriffliche Schaerfung. Fuer Gewinn, Wachstum und Reichweite als unvollständige Erfolgsgrößen bedeutet praezise Sprache die erste Sicherung gegen Impact-Washing ist, dass die Analyse nicht bei einer Aktivitaet, einem guten Willen oder einer Kennzahl stehen bleiben darf. Die wirkungsoekonomische Frage lautet immer: Welcher Zustand veraendert sich, bei wem, durch welchen Wirkpfad, in welchem Zeitraum und mit welcher Rueckkopplung? Gerade in Grundstudium Wirkungsökonomie ist diese Unterscheidung entscheidend, weil Lernende spaeter nicht nur Begriffe wiedergeben, sondern Entscheidungssituationen pruefen muessen. Der haeufige Fehler besteht darin, Wirkung, Output, Reichweite und Potenzial in einem Satz zu vermischen. Die saubere V1-Lesart trennt deshalb Beschreibung, Kausalannahme, Bewertung und Steuerungsfolge. In der Praxis sollte jede Wirkungsaussage als kurze Viererprobe formuliert werden: Zustand, Betroffene, Quelle, offene Unsicherheit. So wird aus dem Thema kein isoliertes Kapitel, sondern ein pruefbarer Baustein der WÖk-Architektur.</w:t>
+      </w:r>
+    </w:p>
+    <w:p>
+      <w:pPr>
+        <w:pStyle w:val="Heading3"/>
+      </w:pPr>
+      <w:r>
+        <w:t>V1-Abschlussnotiz</w:t>
+      </w:r>
+    </w:p>
+    <w:p>
+      <w:r>
+        <w:t>Diese Finalisierung schliesst die Codex-Inhaltsproduktion fuer V04. Offen bleibt nicht der fachliche Kern des Skripts, sondern der naechste Produktionsschritt: Claude setzt daraus die CI/CD-konforme Reader- und PDF-Fassung, prueft Satz, Umbrueche, Medienintegration und Lektorat und markiert erst danach die veroeffentlichte Fassung als freigegeben.</w:t>
+      </w:r>
+    </w:p>
+    <w:p>
+      <w:pPr>
+        <w:pStyle w:val="Heading2"/>
+      </w:pPr>
+      <w:r>
+        <w:t>9. Quellen</w:t>
+      </w:r>
+    </w:p>
+    <w:p>
+      <w:pPr>
+        <w:pStyle w:val="Heading3"/>
+      </w:pPr>
+      <w:r>
         <w:t>Interne Quellen</w:t>
       </w:r>
     </w:p>
@@ -2434,7 +3001,7 @@
         <w:pStyle w:val="ListBullet"/>
       </w:pPr>
       <w:r>
-        <w:t>woek-akademie-app/content/lehrgaenge/woek-g-v04.md — unmittelbarer Akademie-Quelltext dieser Rohfassung.</w:t>
+        <w:t>woek-akademie-app/content/lehrgaenge/woek-g-v04.md — unmittelbarer Akademie-Quelltext dieser V1-Fassung.</w:t>
       </w:r>
     </w:p>
     <w:p>
@@ -2474,7 +3041,7 @@
         <w:pStyle w:val="Heading3"/>
       </w:pPr>
       <w:r>
-        <w:t>Externe Quellen fuer den Tiefensprint</w:t>
+        <w:t>Externe Quellen fuer die V1-Fassung</w:t>
       </w:r>
     </w:p>
     <w:p>
@@ -2507,62 +3074,6 @@
       </w:pPr>
       <w:r>
         <w:t>Fachliteratur zu Wirkungslogik, Evaluation, Systemtheorie, Resilienz, Governance, Diffusion, Vertrauen oder Controlling je nach Thema.</w:t>
-      </w:r>
-    </w:p>
-    <w:p>
-      <w:pPr>
-        <w:pStyle w:val="Heading2"/>
-      </w:pPr>
-      <w:r>
-        <w:t>10. Rückfluss in den WÖk-Korpus</w:t>
-      </w:r>
-    </w:p>
-    <w:p>
-      <w:pPr>
-        <w:pStyle w:val="ListBullet"/>
-      </w:pPr>
-      <w:r>
-        <w:t>Glossar/Begriffe: Im Tiefensprint prüfen, welche Begriffe aus Gewinn, Wachstum und Reichweite als unvollständige Erfolgsgrößen eigene Glossarseiten oder präzisere Verweise brauchen.</w:t>
-      </w:r>
-    </w:p>
-    <w:p>
-      <w:pPr>
-        <w:pStyle w:val="ListBullet"/>
-      </w:pPr>
-      <w:r>
-        <w:t>Website/Erklärseiten: Prüfen, ob eine kurze öffentliche Erklärseite oder ein Baustein für die Bibliothek fehlt.</w:t>
-      </w:r>
-    </w:p>
-    <w:p>
-      <w:pPr>
-        <w:pStyle w:val="ListBullet"/>
-      </w:pPr>
-      <w:r>
-        <w:t>Journal/Dossiers: Geeignete Praxisfälle aus Website und Journal als Fallpool markieren.</w:t>
-      </w:r>
-    </w:p>
-    <w:p>
-      <w:pPr>
-        <w:pStyle w:val="ListBullet"/>
-      </w:pPr>
-      <w:r>
-        <w:t>Visuals/Charts: Wirkpfad- oder Scorecard-Chart aus vorhandenen Visuals wiederverwenden oder als neues Asset spezifizieren.</w:t>
-      </w:r>
-    </w:p>
-    <w:p>
-      <w:pPr>
-        <w:pStyle w:val="ListBullet"/>
-      </w:pPr>
-      <w:r>
-        <w:t>Methodik/Standards: Datenqualität, Unsicherheit, Nichtkompensation und Reverse Merit Order nur dort einsetzen, wo sie fachlich tragen.</w:t>
-      </w:r>
-    </w:p>
-    <w:p>
-      <w:pPr>
-        <w:pStyle w:val="ListBullet"/>
-      </w:pPr>
-      <w:r>
-        <w:t>Offene Forschungs- oder Quellenfrage: Externe Quellen im Tiefensprint gezielt ergänzen und zitierfähig machen.</w:t>
       </w:r>
     </w:p>
     <w:sectPr>

--- a/docs/studienskripte/word-rohfassungen/woek-g-v04.docx
+++ b/docs/studienskripte/word-rohfassungen/woek-g-v04.docx
@@ -24,12 +24,12 @@
     </w:p>
     <w:p>
       <w:r>
-        <w:t>Quelle: /Users/hagen/Documents/New project/content/studienskripte/woek-g-v04.md</w:t>
-      </w:r>
-    </w:p>
-    <w:p>
-      <w:r>
-        <w:t>Track: Grundstudium Wirkungsökonomie Kurscode: woek-g Vorlesungscode: V04 Modul/Abschnitt: G1.2 Titel: Gewinn, Wachstum und Reichweite als unvollständige Erfolgsgrößen Status: Studienskript V1 · fachlich finale Codex-Fassung, Claude-CI/CD-Satzfreigabe offen Quelle: woek-akademie-app/content/lehrgaenge/woek-g-v04.md Ablage: Markdown-Master in content/studienskripte/woek-g-v04.md, Word-Rohfassung in docs/studienskripte/word-rohfassungen/woek-g-v04.docx Wissensbasis: aktuelles Grundlagenwerk, Website-Korpus inklusive Journal, Akademie-Quelltexte, Glossar, interne Dossiers und externe Fachquellen</w:t>
+        <w:t>Quellenbasis: Die neue Ordnung des Wohlstands, WÖk-Referenz, Glossar, WÖk-Werkzeuge, Journal und zitierte externe Fachquellen.</w:t>
+      </w:r>
+    </w:p>
+    <w:p>
+      <w:r>
+        <w:t>Track: Grundstudium Wirkungsökonomie Kurscode: woek-g Vorlesungscode: V04 Modul/Abschnitt: G1.2 Titel: Gewinn, Wachstum und Reichweite als unvollständige Erfolgsgrößen Status: Studienskript V1 · fachlich finale Codex-Fassung, Claude-CI/CD-Satzfreigabe offen Primäre WÖk-Quellen: Die neue Ordnung des Wohlstands (https://wirkungsoekonomie.de/buch.html) · WÖk-Referenz (https://wirkungsoekonomie.de/referenz/) · Glossar der Wirkungsökonomie (https://wirkungsoekonomie.de/glossar.html) · WÖk-Werkzeuge (https://wirkungsoekonomie.de/werkzeuge/) Ausgabe: Markdown-Master, Word-Rohfassung und Akademie-Reader-Spiegel Wissensbasis: aktuelles Grundlagenwerk, öffentliche WÖk-Referenz, Wirkungsfelder, Werkzeuge, Glossar, Bibliothek, Journal und externe Fachquellen</w:t>
       </w:r>
     </w:p>
     <w:p>
@@ -675,11 +675,6 @@
     </w:p>
     <w:p>
       <w:r>
-        <w:t>``chart-spec slug: woek-g-v04-wirkpfad type: wirkpfad reuse_first: true preferred_asset: content/studienskripte/assets/woek-g-v04/woek-g-v04-wirkpfad.svg message: Gewinn, Wachstum und Reichweite als unvollständige Erfolgsgrößen wird als Wirkpfad von Auslöser über Mechanismus, Wirkungsempfänger und Zustandsveränderung bis zur Rückkopplung dargestellt. source: WÖk-Grundlagenwerk, Website-Korpus, Akademie-Quelltexte, Glossar ``</w:t>
-      </w:r>
-    </w:p>
-    <w:p>
-      <w:r>
         <w:t>&gt; Bildvorgabe: Wirkpfadgrafik mit sechs Stationen: Auslöser, Mechanismus, Wirkungsempfänger, Zustandsveränderung, Bewertung, Rückkopplung. Bestehende WÖk-Wirkpfad- oder Scorecard-Visuals sollen wiederverwendet werden, bevor ein neues Chart entsteht.</w:t>
       </w:r>
     </w:p>
@@ -1480,7 +1475,7 @@
     </w:p>
     <w:p>
       <w:r>
-        <w:t>Interne Quelle: referenz/kapitel-015-leistung-neu-definieren/index.html</w:t>
+        <w:t>Öffentliche Quelle: Kapitel 15 - Leistung neu definieren (https://wirkungsoekonomie.de/referenz/kapitel-015-leistung-neu-definieren/)</w:t>
       </w:r>
     </w:p>
     <w:p>
@@ -1693,7 +1688,7 @@
     </w:p>
     <w:p>
       <w:r>
-        <w:t>Interne Quelle: referenz/kapitel-042-unternehmen-als-wirkungssysteme/index.html</w:t>
+        <w:t>Öffentliche Quelle: Kapitel 42 - Unternehmen als Wirkungssysteme (https://wirkungsoekonomie.de/referenz/kapitel-042-unternehmen-als-wirkungssysteme/)</w:t>
       </w:r>
     </w:p>
     <w:p>
@@ -1903,7 +1898,7 @@
     </w:p>
     <w:p>
       <w:r>
-        <w:t>Interne Quelle: referenz/kapitel-053-markttransformation/index.html</w:t>
+        <w:t>Öffentliche Quelle: Kapitel 53 - Markttransformation (https://wirkungsoekonomie.de/referenz/kapitel-053-markttransformation/)</w:t>
       </w:r>
     </w:p>
     <w:p>
@@ -2113,7 +2108,7 @@
     </w:p>
     <w:p>
       <w:r>
-        <w:t>Interne Quelle: referenz/kapitel-055-wachstum-innovation-und-transformation-innerhalb-planetarer-grenzen/index.html</w:t>
+        <w:t>Öffentliche Quelle: Kapitel 55 - Wachstum, Innovation und Transformation innerhalb planetarer Grenzen (https://wirkungsoekonomie.de/referenz/kapitel-055-wachstum-innovation-und-transformation-innerhalb-planetarer-grenzen/)</w:t>
       </w:r>
     </w:p>
     <w:p>
@@ -2373,7 +2368,7 @@
     </w:p>
     <w:p>
       <w:r>
-        <w:t>Diese Vorlesung ist prüfungsrelevant, aber die eigentliche Antwortlogik gehört nicht in das öffentliche Studienskript. Zertifikatsfragen, CorrectAnswer, Scoring-Regeln und Fallrubrics werden separat in der geschützten App-Lane unter woek-akademie-app/content/pruefungen/ gepflegt.</w:t>
+        <w:t>Diese Vorlesung ist prüfungsrelevant, aber die eigentliche Antwortlogik gehört nicht in das öffentliche Studienskript. Zertifikatsfragen, CorrectAnswer, Scoring-Regeln und Fallrubrics werden separat in einem geschützten, nicht öffentlichen Prüfungsbereich der Akademie-App gepflegt.</w:t>
       </w:r>
     </w:p>
     <w:p>
@@ -2993,7 +2988,7 @@
         <w:pStyle w:val="Heading3"/>
       </w:pPr>
       <w:r>
-        <w:t>Interne Quellen</w:t>
+        <w:t>WÖk-Quellen</w:t>
       </w:r>
     </w:p>
     <w:p>
@@ -3001,7 +2996,7 @@
         <w:pStyle w:val="ListBullet"/>
       </w:pPr>
       <w:r>
-        <w:t>woek-akademie-app/content/lehrgaenge/woek-g-v04.md — unmittelbarer Akademie-Quelltext dieser V1-Fassung.</w:t>
+        <w:t>Die neue Ordnung des Wohlstands (https://wirkungsoekonomie.de/buch.html) — aktuelles Grundlagenwerk der Wirkungsökonomie.</w:t>
       </w:r>
     </w:p>
     <w:p>
@@ -3009,7 +3004,7 @@
         <w:pStyle w:val="ListBullet"/>
       </w:pPr>
       <w:r>
-        <w:t>assets/pdf/die-neue-ordnung-des-wohlstands.pdf und buch.html — aktuelles Grundlagenwerk.</w:t>
+        <w:t>WÖk-Referenz (https://wirkungsoekonomie.de/referenz/) — öffentliche Kapitel- und Volltextreferenz.</w:t>
       </w:r>
     </w:p>
     <w:p>
@@ -3017,7 +3012,7 @@
         <w:pStyle w:val="ListBullet"/>
       </w:pPr>
       <w:r>
-        <w:t>Website-Korpus: Referenz, Wirkungsfelder, Werkzeuge, Glossar, Bibliothek und Journal.</w:t>
+        <w:t>Glossar der Wirkungsökonomie (https://wirkungsoekonomie.de/glossar.html) — öffentliche Begriffsdefinitionen und Abgrenzungen.</w:t>
       </w:r>
     </w:p>
     <w:p>
@@ -3025,7 +3020,7 @@
         <w:pStyle w:val="ListBullet"/>
       </w:pPr>
       <w:r>
-        <w:t>docs/CODEX-HANDOFF-studienskripte.md — Produktionsstandard.</w:t>
+        <w:t>WÖk-Werkzeuge (https://wirkungsoekonomie.de/werkzeuge/) — öffentliche Methoden-, Scorecard- und Controlling-Werkzeuge.</w:t>
       </w:r>
     </w:p>
     <w:p>
@@ -3033,7 +3028,7 @@
         <w:pStyle w:val="ListBullet"/>
       </w:pPr>
       <w:r>
-        <w:t>docs/CODEX-HANDOFF-pruefungen.md — geschützte Prüfungs- und Antwortlogik.</w:t>
+        <w:t>WÖk-Journal (https://wirkungsoekonomie.de/blog.html) — Dossiers und Fallanalysen.</w:t>
       </w:r>
     </w:p>
     <w:p>
@@ -3049,7 +3044,7 @@
         <w:pStyle w:val="ListBullet"/>
       </w:pPr>
       <w:r>
-        <w:t>United Nations (2015): Transforming our world: the 2030 Agenda for Sustainable Development.</w:t>
+        <w:t>United Nations (2015): Transforming our world: the 2030 Agenda for Sustainable Development (https://sdgs.un.org/2030agenda).</w:t>
       </w:r>
     </w:p>
     <w:p>
@@ -3057,7 +3052,7 @@
         <w:pStyle w:val="ListBullet"/>
       </w:pPr>
       <w:r>
-        <w:t>European Commission: CSRD, ESRS, EU Taxonomy und Digital Product Passport, soweit fuer das Thema einschlägig.</w:t>
+        <w:t>European Commission: Corporate sustainability reporting (https://finance.ec.europa.eu/financial-markets/company-reporting-and-auditing/company-reporting/corporate-sustainability-reporting_en), EU taxonomy for sustainable activities (https://finance.ec.europa.eu/sustainable-finance/tools-and-standards/eu-taxonomy-sustainable-activities_en) und Digital Product Passport (https://single-market-economy.ec.europa.eu/news/commission-launches-consultation-digital-product-passport-2025-04-09_en), soweit fuer das Thema einschlaegig.</w:t>
       </w:r>
     </w:p>
     <w:p>
@@ -3065,7 +3060,15 @@
         <w:pStyle w:val="ListBullet"/>
       </w:pPr>
       <w:r>
-        <w:t>GRI Standards, soweit fuer Berichts- und Indikatorenfragen einschlägig.</w:t>
+        <w:t>EFRAG: Sustainability reporting und ESRS (https://www.efrag.org/en/sustainability-reporting), soweit fuer das Thema einschlaegig.</w:t>
+      </w:r>
+    </w:p>
+    <w:p>
+      <w:pPr>
+        <w:pStyle w:val="ListBullet"/>
+      </w:pPr>
+      <w:r>
+        <w:t>Global Reporting Initiative: GRI Standards (https://www.globalreporting.org/standards/), soweit fuer Berichts- und Indikatorenfragen einschlaegig.</w:t>
       </w:r>
     </w:p>
     <w:p>

--- a/docs/studienskripte/word-rohfassungen/woek-g-v04.docx
+++ b/docs/studienskripte/word-rohfassungen/woek-g-v04.docx
@@ -2413,12 +2413,7 @@
         <w:pStyle w:val="Heading2"/>
       </w:pPr>
       <w:r>
-        <w:t>V1-Finalisierung: Vertiefung, Anwendung und Evidenz</w:t>
-      </w:r>
-    </w:p>
-    <w:p>
-      <w:r>
-        <w:t>Dieses Studienskript ist die fachlich finale Codex-V1-Fassung fuer den Akademie-Reader und die oeffentliche Bibliothek. Claude uebernimmt danach Satz, CI/CD, PDF/Reader-Freigabe und die abschliessende Lektoratsabnahme.</w:t>
+        <w:t>9. Quellen</w:t>
       </w:r>
     </w:p>
     <w:p>
@@ -2426,12 +2421,126 @@
         <w:pStyle w:val="Heading3"/>
       </w:pPr>
       <w:r>
+        <w:t>WÖk-Quellen</w:t>
+      </w:r>
+    </w:p>
+    <w:p>
+      <w:pPr>
+        <w:pStyle w:val="ListBullet"/>
+      </w:pPr>
+      <w:r>
+        <w:t>Die neue Ordnung des Wohlstands (https://wirkungsoekonomie.de/buch.html) — aktuelles Grundlagenwerk der Wirkungsökonomie.</w:t>
+      </w:r>
+    </w:p>
+    <w:p>
+      <w:pPr>
+        <w:pStyle w:val="ListBullet"/>
+      </w:pPr>
+      <w:r>
+        <w:t>WÖk-Referenz (https://wirkungsoekonomie.de/referenz/) — öffentliche Kapitel- und Volltextreferenz.</w:t>
+      </w:r>
+    </w:p>
+    <w:p>
+      <w:pPr>
+        <w:pStyle w:val="ListBullet"/>
+      </w:pPr>
+      <w:r>
+        <w:t>Glossar der Wirkungsökonomie (https://wirkungsoekonomie.de/glossar.html) — öffentliche Begriffsdefinitionen und Abgrenzungen.</w:t>
+      </w:r>
+    </w:p>
+    <w:p>
+      <w:pPr>
+        <w:pStyle w:val="ListBullet"/>
+      </w:pPr>
+      <w:r>
+        <w:t>WÖk-Werkzeuge (https://wirkungsoekonomie.de/werkzeuge/) — öffentliche Methoden-, Scorecard- und Controlling-Werkzeuge.</w:t>
+      </w:r>
+    </w:p>
+    <w:p>
+      <w:pPr>
+        <w:pStyle w:val="ListBullet"/>
+      </w:pPr>
+      <w:r>
+        <w:t>WÖk-Journal (https://wirkungsoekonomie.de/blog.html) — Dossiers und Fallanalysen.</w:t>
+      </w:r>
+    </w:p>
+    <w:p>
+      <w:pPr>
+        <w:pStyle w:val="Heading3"/>
+      </w:pPr>
+      <w:r>
+        <w:t>Externe Quellen fuer die V1-Fassung</w:t>
+      </w:r>
+    </w:p>
+    <w:p>
+      <w:pPr>
+        <w:pStyle w:val="ListBullet"/>
+      </w:pPr>
+      <w:r>
+        <w:t>United Nations (2015): Transforming our world: the 2030 Agenda for Sustainable Development (https://sdgs.un.org/2030agenda).</w:t>
+      </w:r>
+    </w:p>
+    <w:p>
+      <w:pPr>
+        <w:pStyle w:val="ListBullet"/>
+      </w:pPr>
+      <w:r>
+        <w:t>European Commission: Corporate sustainability reporting (https://finance.ec.europa.eu/financial-markets/company-reporting-and-auditing/company-reporting/corporate-sustainability-reporting_en), EU taxonomy for sustainable activities (https://finance.ec.europa.eu/sustainable-finance/tools-and-standards/eu-taxonomy-sustainable-activities_en) und Digital Product Passport (https://single-market-economy.ec.europa.eu/news/commission-launches-consultation-digital-product-passport-2025-04-09_en), soweit fuer das Thema einschlaegig.</w:t>
+      </w:r>
+    </w:p>
+    <w:p>
+      <w:pPr>
+        <w:pStyle w:val="ListBullet"/>
+      </w:pPr>
+      <w:r>
+        <w:t>EFRAG: Sustainability reporting und ESRS (https://www.efrag.org/en/sustainability-reporting), soweit fuer das Thema einschlaegig.</w:t>
+      </w:r>
+    </w:p>
+    <w:p>
+      <w:pPr>
+        <w:pStyle w:val="ListBullet"/>
+      </w:pPr>
+      <w:r>
+        <w:t>Global Reporting Initiative: GRI Standards (https://www.globalreporting.org/standards/), soweit fuer Berichts- und Indikatorenfragen einschlaegig.</w:t>
+      </w:r>
+    </w:p>
+    <w:p>
+      <w:pPr>
+        <w:pStyle w:val="ListBullet"/>
+      </w:pPr>
+      <w:r>
+        <w:t>Fachliteratur zu Wirkungslogik, Evaluation, Systemtheorie, Resilienz, Governance, Diffusion, Vertrauen oder Controlling je nach Thema.</w:t>
+      </w:r>
+    </w:p>
+    <w:p>
+      <w:pPr>
+        <w:pStyle w:val="Heading2"/>
+      </w:pPr>
+      <w:r>
+        <w:t>V1-Finalisierung: Vertiefung, Anwendung und Evidenz</w:t>
+      </w:r>
+    </w:p>
+    <w:p>
+      <w:r>
+        <w:t>Dieses Studienskript ist die fachlich finale Codex-V1-Fassung fuer den Akademie-Reader und die oeffentliche Bibliothek. Claude uebernimmt danach Satz, CI/CD, PDF/Reader-Freigabe und die abschliessende Lektoratsabnahme.</w:t>
+      </w:r>
+    </w:p>
+    <w:p>
+      <w:pPr>
+        <w:pStyle w:val="Heading3"/>
+      </w:pPr>
+      <w:r>
         <w:t>Finaler Leseauftrag</w:t>
       </w:r>
     </w:p>
     <w:p>
       <w:r>
         <w:t>Dieses Skript zu V04 Gewinn, Wachstum und Reichweite als unvollständige Erfolgsgrößen ist als Langformtext angelegt: Es soll nicht nur die Vorlesung begleiten, sondern als eigenstaendiges Studienmaterial funktionieren. Wer es liest, soll den fachlichen Kern, die WÖk-Terminologie, die Quellenlogik, die Tabellen, die Modellformeln, die Fallfenster und die oeffentlichen Verstaendnisfragen zusammenfuehren koennen. Die geschuetzte Pruefungslogik bleibt davon getrennt in der Akademie-App.</w:t>
+      </w:r>
+    </w:p>
+    <w:p>
+      <w:r>
+        <w:t>Fuer den Abschluss ist entscheidend, dass Gewinn, Wachstum und Reichweite als unvollständige Erfolgsgrößen im Feld Grundstudium Wirkungsökonomie nicht als Einzelthema stehen bleibt. Die Vorlesung traegt zur gemeinsamen Architektur bei: begriffliche Grundlegung, Bewertungsrahmen und gesellschaftliche Einordnung. Daraus folgt eine Lesehaltung, die streng und praktisch zugleich ist. Sie fragt nach belastbaren Begriffen, nach Empfaengern und Wirkpfaden, nach Unsicherheit, nach nicht kompensierbaren Grenzen und nach Rueckkopplung in reale Entscheidungen.</w:t>
       </w:r>
     </w:p>
     <w:p>
@@ -2680,42 +2789,42 @@
         <w:pStyle w:val="Heading3"/>
       </w:pPr>
       <w:r>
-        <w:t>Vertiefungsrunde 1: Lesen, pruefen, rueckkoppeln</w:t>
-      </w:r>
-    </w:p>
-    <w:p>
-      <w:r>
-        <w:t>Die folgende Runde verdichtet V04 nicht durch neue Schlagworte, sondern durch wiederholte Anwendung auf unterschiedliche Entscheidungsebenen. Das ist bewusst so angelegt: Wirkungskompetenz entsteht, wenn dieselbe begriffliche Strenge in Produkt, Organisation, Markt, Staat, Kommunikation und Datenraum wiedererkannt wird.</w:t>
-      </w:r>
-    </w:p>
-    <w:p>
-      <w:r>
-        <w:t>Begriffliche Schaerfung. Fuer Gewinn, Wachstum und Reichweite als unvollständige Erfolgsgrößen bedeutet praezise Sprache die erste Sicherung gegen Impact-Washing ist, dass die Analyse nicht bei einer Aktivitaet, einem guten Willen oder einer Kennzahl stehen bleiben darf. Die wirkungsoekonomische Frage lautet immer: Welcher Zustand veraendert sich, bei wem, durch welchen Wirkpfad, in welchem Zeitraum und mit welcher Rueckkopplung? Gerade in Grundstudium Wirkungsökonomie ist diese Unterscheidung entscheidend, weil Lernende spaeter nicht nur Begriffe wiedergeben, sondern Entscheidungssituationen pruefen muessen. Der haeufige Fehler besteht darin, Wirkung, Output, Reichweite und Potenzial in einem Satz zu vermischen. Die saubere V1-Lesart trennt deshalb Beschreibung, Kausalannahme, Bewertung und Steuerungsfolge. In der Praxis sollte jede Wirkungsaussage als kurze Viererprobe formuliert werden: Zustand, Betroffene, Quelle, offene Unsicherheit. So wird aus dem Thema kein isoliertes Kapitel, sondern ein pruefbarer Baustein der WÖk-Architektur.</w:t>
-      </w:r>
-    </w:p>
-    <w:p>
-      <w:r>
-        <w:t>Wirkpfad-Logik. Fuer Gewinn, Wachstum und Reichweite als unvollständige Erfolgsgrößen bedeutet ein Thema erst dann steuerbar wird, wenn der Mechanismus zwischen Ausloeser und Zustandsveraenderung beschrieben ist, dass die Analyse nicht bei einer Aktivitaet, einem guten Willen oder einer Kennzahl stehen bleiben darf. Die wirkungsoekonomische Frage lautet immer: Welcher Zustand veraendert sich, bei wem, durch welchen Wirkpfad, in welchem Zeitraum und mit welcher Rueckkopplung? Gerade in Grundstudium Wirkungsökonomie ist diese Unterscheidung entscheidend, weil Lernende spaeter nicht nur Begriffe wiedergeben, sondern Entscheidungssituationen pruefen muessen. Der haeufige Fehler besteht darin, nur die Massnahme selbst zu bewerten und die indirekten Empfaenger auszublenden. Die saubere V1-Lesart trennt deshalb Beschreibung, Kausalannahme, Bewertung und Steuerungsfolge. Eine gute Fallanalyse zeichnet mindestens einen direkten und einen indirekten Wirkpfad nach. So wird aus dem Thema kein isoliertes Kapitel, sondern ein pruefbarer Baustein der WÖk-Architektur.</w:t>
-      </w:r>
-    </w:p>
-    <w:p>
-      <w:r>
-        <w:t>Daten- und Quellenklarheit. Fuer Gewinn, Wachstum und Reichweite als unvollständige Erfolgsgrößen bedeutet jede Bewertung nur so belastbar ist wie Datenlage, Quellenstatus und Aktualitaet, dass die Analyse nicht bei einer Aktivitaet, einem guten Willen oder einer Kennzahl stehen bleiben darf. Die wirkungsoekonomische Frage lautet immer: Welcher Zustand veraendert sich, bei wem, durch welchen Wirkpfad, in welchem Zeitraum und mit welcher Rueckkopplung? Gerade in Grundstudium Wirkungsökonomie ist diese Unterscheidung entscheidend, weil Lernende spaeter nicht nur Begriffe wiedergeben, sondern Entscheidungssituationen pruefen muessen. Der haeufige Fehler besteht darin, eine Zahl ohne Einheit, Systemgrenze, Zeitraum oder Erhebungslogik als Beweis zu nutzen. Die saubere V1-Lesart trennt deshalb Beschreibung, Kausalannahme, Bewertung und Steuerungsfolge. Die Lernenden sollen Daten nicht dekorativ zitieren, sondern ihre Aussagekraft, Luecken und Grenzen offenlegen. So wird aus dem Thema kein isoliertes Kapitel, sondern ein pruefbarer Baustein der WÖk-Architektur.</w:t>
-      </w:r>
-    </w:p>
-    <w:p>
-      <w:r>
-        <w:t>Fallfenster zur Anwendung. Ein Controlling-Team moechte einen Score bilden. Das Skript verlangt, dass Datenqualitaet, Systemgrenzen, Gewichtung, Unsicherheit und Nichtkompensation sichtbar bleiben. Ein Score darf die Diskussion nicht beenden, sondern muss bessere Fragen, Priorisierung und Rueckkopplung ermoeglichen. Bezogen auf Gewinn, Wachstum und Reichweite als unvollständige Erfolgsgrößen heisst das: Die Analyse muss das konkrete Thema ernst nehmen und zugleich den allgemeinen WÖk-Massstab halten. Es geht nicht darum, die Welt in gute und schlechte Akteure einzuteilen. Es geht darum, Wirkpfade, Wirkungsempfaenger, Datenqualitaet, Risiken und Rueckkopplung so zu beschreiben, dass bessere Entscheidungen moeglich werden.</w:t>
-      </w:r>
-    </w:p>
-    <w:p>
-      <w:r>
-        <w:t>Ambivalenz. Fuer Gewinn, Wachstum und Reichweite als unvollständige Erfolgsgrößen bedeutet positive und negative Zustandsveraenderungen gleichzeitig auftreten koennen, dass die Analyse nicht bei einer Aktivitaet, einem guten Willen oder einer Kennzahl stehen bleiben darf. Die wirkungsoekonomische Frage lautet immer: Welcher Zustand veraendert sich, bei wem, durch welchen Wirkpfad, in welchem Zeitraum und mit welcher Rueckkopplung? Gerade in Grundstudium Wirkungsökonomie ist diese Unterscheidung entscheidend, weil Lernende spaeter nicht nur Begriffe wiedergeben, sondern Entscheidungssituationen pruefen muessen. Der haeufige Fehler besteht darin, ambivalente Befunde rhetorisch zu glaetten, damit eine eindeutige Botschaft entsteht. Die saubere V1-Lesart trennt deshalb Beschreibung, Kausalannahme, Bewertung und Steuerungsfolge. Ein gutes Skript fuehrt deshalb Profile, Zielkonflikte und offene Punkte nebeneinander. So wird aus dem Thema kein isoliertes Kapitel, sondern ein pruefbarer Baustein der WÖk-Architektur.</w:t>
-      </w:r>
-    </w:p>
-    <w:p>
-      <w:r>
-        <w:t>Nichtkompensation. Fuer Gewinn, Wachstum und Reichweite als unvollständige Erfolgsgrößen bedeutet schwere zentrale Schaeden nicht durch beliebige positive Einzelwerte neutralisiert werden duerfen, dass die Analyse nicht bei einer Aktivitaet, einem guten Willen oder einer Kennzahl stehen bleiben darf. Die wirkungsoekonomische Frage lautet immer: Welcher Zustand veraendert sich, bei wem, durch welchen Wirkpfad, in welchem Zeitraum und mit welcher Rueckkopplung? Gerade in Grundstudium Wirkungsökonomie ist diese Unterscheidung entscheidend, weil Lernende spaeter nicht nur Begriffe wiedergeben, sondern Entscheidungssituationen pruefen muessen. Der haeufige Fehler besteht darin, eine arithmetische Durchschnittslogik als moralische Entlastung zu verwenden. Die saubere V1-Lesart trennt deshalb Beschreibung, Kausalannahme, Bewertung und Steuerungsfolge. Reverse Merit Order und rote Linien sind Schutzregeln gegen Schoenrechnung. So wird aus dem Thema kein isoliertes Kapitel, sondern ein pruefbarer Baustein der WÖk-Architektur.</w:t>
+        <w:t>Abschlusskommentar 1: Lesen, pruefen, rueckkoppeln</w:t>
+      </w:r>
+    </w:p>
+    <w:p>
+      <w:r>
+        <w:t>Die folgende Verdichtung fuehrt die vorhandenen Kapitel nicht als Wiederholung, sondern als Anwendung zusammen. Wirkungskompetenz entsteht, wenn dieselbe begriffliche Strenge in Fallanalyse, Datenarbeit, Kommunikation, Governance und Entscheidungspraxis wiedererkannt wird.</w:t>
+      </w:r>
+    </w:p>
+    <w:p>
+      <w:r>
+        <w:t>Begriffliche Schaerfung. Der Abschnitt Lernziele ist in V04 kein Zusatzwissen, sondern ein Pruefstein fuer die Grundfrage des Skripts: Was veraendert sich, bei wem, wodurch und mit welcher Rueckkopplung? Fuer Gewinn, Wachstum und Reichweite als unvollständige Erfolgsgrößen wird daran sichtbar, dass praezise Sprache die erste Sicherung gegen Impact-Washing bildet. Die fachliche Grenze liegt dort, wo Lernende Output, Reichweite, Absicht und Wirkung in einem Satz vermischen. Die saubere Lesart trennt deshalb Beobachtung, Kausalannahme, Bewertung und Steuerungsfolge. In der Anwendung sollte daraus mindestens eine konkrete Begriff, Wirkpfad, Fallbewertung, rote Linie oder Rueckkopplung abgeleitet werden; sonst bleibt das Wissen erklaerend, aber nicht steuerungsfaehig.</w:t>
+      </w:r>
+    </w:p>
+    <w:p>
+      <w:r>
+        <w:t>Anwendung auf Einleitung / Wirkungsfrage. In einer Fallanalyse beginnt dieser Punkt nicht mit einer Meinung, sondern mit einer belastbaren Beschreibung. Wer V04 pruefungsnah liest, fragt zuerst nach Wirkungsempfaengern, Wirkraum, Zeitraum und Datenquelle. Erst danach folgt die Bewertung im Referenzrahmen Mensch, Planet, Demokratie, SDGs, Agenda 2030 und SDG+. Mindestens ein direkter und ein indirekter Wirkpfad muessen nachvollziehbar sein. Der typische Kurzschluss waere, nur die Massnahme selbst bewerten und indirekte Empfaenger ausblenden. Genau dagegen setzt die WÖk die Pflicht, Wirkungspotenzial, Wirkungsrisiko und positive Netto-Wirkung begrifflich getrennt zu halten.</w:t>
+      </w:r>
+    </w:p>
+    <w:p>
+      <w:r>
+        <w:t>Evidenzregel. Kernaussage darf im Skript nicht als dekorativer Begriff stehen bleiben. Der Abschnitt traegt nur dann, wenn er eine pruefbare Aussage erlaubt: Welche Quelle stuetzt die Annahme, welche Unsicherheit bleibt offen und welche Gegenbeobachtung wuerde die Bewertung veraendern? Fuer Gewinn, Wachstum und Reichweite als unvollständige Erfolgsgrößen heisst das, dass jede Bewertung nur so belastbar ist wie Datenlage, Quellenstatus, Aktualitaet und Systemgrenze. Die Studierenden sollen nicht lernen, einen Score nachzusprechen. Sie sollen erkennen, wann ein Score klaert, wann er verdeckt und wann eine rote Linie die Durchschnittslogik stoppt.</w:t>
+      </w:r>
+    </w:p>
+    <w:p>
+      <w:r>
+        <w:t>Fallfenster zur Anwendung. Ein Controlling-Team moechte einen Score bilden. Das Skript verlangt, dass Datenqualitaet, Systemgrenzen, Gewichtung, Unsicherheit und Nichtkompensation sichtbar bleiben. Ein Score darf die Diskussion nicht beenden, sondern muss bessere Fragen, Priorisierung und Rueckkopplung ermoeglichen. Bezogen auf Gewinn, Wachstum und Reichweite als unvollständige Erfolgsgrößen heisst das: Die Analyse muss das konkrete Thema ernst nehmen und zugleich den allgemeinen WÖk-Massstab halten. Es geht nicht darum, Akteure moralisch zu sortieren. Es geht darum, Wirkpfade, Wirkungsempfaenger, Datenqualitaet, Risiken und Rueckkopplung so zu beschreiben, dass bessere Entscheidungen moeglich werden.</w:t>
+      </w:r>
+    </w:p>
+    <w:p>
+      <w:r>
+        <w:t>Transfer in Grundstudium Wirkungsökonomie. Quelltext und fachliche Grundlegung verbindet die inhaltliche Deutung mit der spaeteren Praxis. Eine Organisation kann zu Gewinn, Wachstum und Reichweite als unvollständige Erfolgsgrößen sehr ueberzeugend kommunizieren und trotzdem an einen plausiblen Gedanken schon fuer Wirkung zu halten, obwohl Empfaenger, Zustand, Zeitbezug und Quelle fehlen scheitern. Darum muss die V1-Fassung immer auch nach Governance fragen: Wer erhebt Daten, wer bewertet sie, wer traegt die Folgen, wer kann widersprechen und wann wird eine Entscheidung korrigiert? Profile, Zielkonflikte und offene Punkte werden nebeneinander gefuehrt. So wird aus einem Lehrkapitel eine verantwortbare Arbeitsroutine.</w:t>
+      </w:r>
+    </w:p>
+    <w:p>
+      <w:r>
+        <w:t>Grenze gegen Scheingenauigkeit. Gerade bei Die drei Lieblingszahlen der Wirtschaft ist Praezision wichtiger als grosse Begriffe. Eine Wirkungsaussage bleibt schwach, wenn sie nur Aktivitaet, Reichweite, Absicht oder Image beschreibt. Stark wird sie erst, wenn sie die Zustandsveraenderung und ihre Bedingungen offenlegt. In V04 ist deshalb entscheidend, schwere zentrale Schaeden nicht durch beliebige positive Einzelwerte neutralisiert werden duerfen. Die Fehlerlinie verlaeuft nicht zwischen Optimismus und Pessimismus, sondern zwischen offengelegter Unsicherheit und rhetorischer Sicherheit ohne Pruefpfad.</w:t>
       </w:r>
     </w:p>
     <w:p>
@@ -2725,42 +2834,87 @@
     </w:p>
     <w:p>
       <w:r>
-        <w:t>Rueckkopplung. Fuer Gewinn, Wachstum und Reichweite als unvollständige Erfolgsgrößen bedeutet Wirkungswissen erst dann wertvoll wird, wenn es Entscheidungen veraendert, dass die Analyse nicht bei einer Aktivitaet, einem guten Willen oder einer Kennzahl stehen bleiben darf. Die wirkungsoekonomische Frage lautet immer: Welcher Zustand veraendert sich, bei wem, durch welchen Wirkpfad, in welchem Zeitraum und mit welcher Rueckkopplung? Gerade in Grundstudium Wirkungsökonomie ist diese Unterscheidung entscheidend, weil Lernende spaeter nicht nur Begriffe wiedergeben, sondern Entscheidungssituationen pruefen muessen. Der haeufige Fehler besteht darin, einen Bericht als Endpunkt zu betrachten. Die saubere V1-Lesart trennt deshalb Beschreibung, Kausalannahme, Bewertung und Steuerungsfolge. Jeder Analyseblock sollte fragen, welche Routine, welcher Prozess oder welche Ressource nach der Bewertung angepasst wird. So wird aus dem Thema kein isoliertes Kapitel, sondern ein pruefbarer Baustein der WÖk-Architektur.</w:t>
-      </w:r>
-    </w:p>
-    <w:p>
-      <w:r>
-        <w:t>Fallfenster zur Anwendung. Ein Kommunikationsbericht nennt viele Aktivitaeten, Reichweiten und Rueckmeldungen. Die V1-Pruefung fragt, ob daraus eine belastbare Wirkungsaussage folgt. Wenn nur Kontakte, Klicks oder Zustimmung vorliegen, bleibt die Aussage im Bereich Wirkungspotenzial oder Resonanz, nicht im Bereich nachgewiesener Wirkung. Bezogen auf Gewinn, Wachstum und Reichweite als unvollständige Erfolgsgrößen heisst das: Die Analyse muss das konkrete Thema ernst nehmen und zugleich den allgemeinen WÖk-Massstab halten. Es geht nicht darum, die Welt in gute und schlechte Akteure einzuteilen. Es geht darum, Wirkpfade, Wirkungsempfaenger, Datenqualitaet, Risiken und Rueckkopplung so zu beschreiben, dass bessere Entscheidungen moeglich werden.</w:t>
-      </w:r>
-    </w:p>
-    <w:p>
-      <w:r>
-        <w:t>Governance. Fuer Gewinn, Wachstum und Reichweite als unvollständige Erfolgsgrößen bedeutet Wirkungsbewertung Verfahren, Rechte, Transparenz und Korrektur braucht, dass die Analyse nicht bei einer Aktivitaet, einem guten Willen oder einer Kennzahl stehen bleiben darf. Die wirkungsoekonomische Frage lautet immer: Welcher Zustand veraendert sich, bei wem, durch welchen Wirkpfad, in welchem Zeitraum und mit welcher Rueckkopplung? Gerade in Grundstudium Wirkungsökonomie ist diese Unterscheidung entscheidend, weil Lernende spaeter nicht nur Begriffe wiedergeben, sondern Entscheidungssituationen pruefen muessen. Der haeufige Fehler besteht darin, Bewertung als technokratische Top-down-Setzung zu verstehen. Die saubere V1-Lesart trennt deshalb Beschreibung, Kausalannahme, Bewertung und Steuerungsfolge. Betroffene, Datenhalter, Entscheider und Kontrollinstanzen muessen unterscheidbare Rollen behalten. So wird aus dem Thema kein isoliertes Kapitel, sondern ein pruefbarer Baustein der WÖk-Architektur.</w:t>
-      </w:r>
-    </w:p>
-    <w:p>
-      <w:r>
-        <w:t>Didaktische Pruefbarkeit. Fuer Gewinn, Wachstum und Reichweite als unvollständige Erfolgsgrößen bedeutet das Thema in der Akademie nicht nur erklaert, sondern in Falllogik ueberfuehrt werden muss, dass die Analyse nicht bei einer Aktivitaet, einem guten Willen oder einer Kennzahl stehen bleiben darf. Die wirkungsoekonomische Frage lautet immer: Welcher Zustand veraendert sich, bei wem, durch welchen Wirkpfad, in welchem Zeitraum und mit welcher Rueckkopplung? Gerade in Grundstudium Wirkungsökonomie ist diese Unterscheidung entscheidend, weil Lernende spaeter nicht nur Begriffe wiedergeben, sondern Entscheidungssituationen pruefen muessen. Der haeufige Fehler besteht darin, reines Auswendiglernen als Kompetenznachweis zu behandeln. Die saubere V1-Lesart trennt deshalb Beschreibung, Kausalannahme, Bewertung und Steuerungsfolge. Pruefungsfragen sollen Begriffe, Anwendung und rote Linien verbinden. So wird aus dem Thema kein isoliertes Kapitel, sondern ein pruefbarer Baustein der WÖk-Architektur.</w:t>
-      </w:r>
-    </w:p>
-    <w:p>
-      <w:r>
-        <w:t>Transfer in Organisationen. Fuer Gewinn, Wachstum und Reichweite als unvollständige Erfolgsgrößen bedeutet WÖk-Begriffe im Alltag nur tragen, wenn sie in Routinen uebersetzt werden, dass die Analyse nicht bei einer Aktivitaet, einem guten Willen oder einer Kennzahl stehen bleiben darf. Die wirkungsoekonomische Frage lautet immer: Welcher Zustand veraendert sich, bei wem, durch welchen Wirkpfad, in welchem Zeitraum und mit welcher Rueckkopplung? Gerade in Grundstudium Wirkungsökonomie ist diese Unterscheidung entscheidend, weil Lernende spaeter nicht nur Begriffe wiedergeben, sondern Entscheidungssituationen pruefen muessen. Der haeufige Fehler besteht darin, die Verantwortung an eine Nachhaltigkeitsabteilung auszulagern. Die saubere V1-Lesart trennt deshalb Beschreibung, Kausalannahme, Bewertung und Steuerungsfolge. Strategie, Einkauf, Kommunikation, Controlling und Fuehrung muessen denselben Wirkungsbegriff verwenden. So wird aus dem Thema kein isoliertes Kapitel, sondern ein pruefbarer Baustein der WÖk-Architektur.</w:t>
-      </w:r>
-    </w:p>
-    <w:p>
-      <w:r>
-        <w:t>Fallfenster zur Anwendung. Eine Organisation plant eine Massnahme und formuliert dazu eine positive Absicht. In der WÖk reicht das nicht. Fuer diese Vorlesung muss sichtbar werden, welche Zustandsveraenderung erwartet wird, welche Empfaenger direkt oder indirekt betroffen sind, welche Nebenwirkungen entstehen koennen und welche Entscheidung spaeter korrigiert wird. Bezogen auf Gewinn, Wachstum und Reichweite als unvollständige Erfolgsgrößen heisst das: Die Analyse muss das konkrete Thema ernst nehmen und zugleich den allgemeinen WÖk-Massstab halten. Es geht nicht darum, die Welt in gute und schlechte Akteure einzuteilen. Es geht darum, Wirkpfade, Wirkungsempfaenger, Datenqualitaet, Risiken und Rueckkopplung so zu beschreiben, dass bessere Entscheidungen moeglich werden.</w:t>
-      </w:r>
-    </w:p>
-    <w:p>
-      <w:r>
-        <w:t>Rueckfluss in den Korpus. Fuer Gewinn, Wachstum und Reichweite als unvollständige Erfolgsgrößen bedeutet jedes Studienskript den Gesamtbestand schaerfen kann, dass die Analyse nicht bei einer Aktivitaet, einem guten Willen oder einer Kennzahl stehen bleiben darf. Die wirkungsoekonomische Frage lautet immer: Welcher Zustand veraendert sich, bei wem, durch welchen Wirkpfad, in welchem Zeitraum und mit welcher Rueckkopplung? Gerade in Grundstudium Wirkungsökonomie ist diese Unterscheidung entscheidend, weil Lernende spaeter nicht nur Begriffe wiedergeben, sondern Entscheidungssituationen pruefen muessen. Der haeufige Fehler besteht darin, neue Einsichten nur lokal im Skript zu belassen. Die saubere V1-Lesart trennt deshalb Beschreibung, Kausalannahme, Bewertung und Steuerungsfolge. Glossar, Website, Journal, Dossiers und Visuals sollen aus der Skriptarbeit lernen. So wird aus dem Thema kein isoliertes Kapitel, sondern ein pruefbarer Baustein der WÖk-Architektur.</w:t>
+        <w:t>Pruefungsnahe Lesart. Aus Gewinn: das enge Fenster laesst sich eine gute Transferfrage ableiten: Welche Entscheidung waere falsch, wenn dieser Abschnitt missverstanden wird? Fuer Gewinn, Wachstum und Reichweite als unvollständige Erfolgsgrößen lautet die Antwort meist nicht einfach "mehr Wirkung", sondern genauer: bessere Unterscheidung, sauberere Daten, klarere Schutzlinie und rueckgekoppelte Steuerung. Jeder Analyseblock fragt nach der Routine, die nach der Bewertung angepasst wird. Wer das im Fall anwenden kann, hat den Kern der Vorlesung verstanden; wer nur Definitionen wiederholt, bleibt unter dem Anspruch der Akademie.</w:t>
+      </w:r>
+    </w:p>
+    <w:p>
+      <w:r>
+        <w:t>Fallfenster zur Anwendung. Ein Kommunikationsbericht nennt viele Aktivitaeten, Reichweiten und Rueckmeldungen. Die V1-Pruefung fragt, ob daraus eine belastbare Wirkungsaussage folgt. Wenn nur Kontakte, Klicks oder Zustimmung vorliegen, bleibt die Aussage im Bereich Wirkungspotenzial oder Resonanz, nicht im Bereich nachgewiesener Wirkung. Bezogen auf Gewinn, Wachstum und Reichweite als unvollständige Erfolgsgrößen heisst das: Die Analyse muss das konkrete Thema ernst nehmen und zugleich den allgemeinen WÖk-Massstab halten. Es geht nicht darum, Akteure moralisch zu sortieren. Es geht darum, Wirkpfade, Wirkungsempfaenger, Datenqualitaet, Risiken und Rueckkopplung so zu beschreiben, dass bessere Entscheidungen moeglich werden.</w:t>
+      </w:r>
+    </w:p>
+    <w:p>
+      <w:r>
+        <w:t>Governance. Der Abschnitt Wer die unverbuchten Kosten trägt ist in V04 kein Zusatzwissen, sondern ein Pruefstein fuer die Grundfrage des Skripts: Was veraendert sich, bei wem, wodurch und mit welcher Rueckkopplung? Fuer Gewinn, Wachstum und Reichweite als unvollständige Erfolgsgrößen wird daran sichtbar, dass Wirkungsbewertung Verfahren, Rechte, Transparenz und Korrektur braucht. Die fachliche Grenze liegt dort, wo Lernende Bewertung als technokratische Top-down-Setzung verstehen. Die saubere Lesart trennt deshalb Beobachtung, Kausalannahme, Bewertung und Steuerungsfolge. In der Anwendung sollte daraus mindestens eine konkrete Begriff, Wirkpfad, Fallbewertung, rote Linie oder Rueckkopplung abgeleitet werden; sonst bleibt das Wissen erklaerend, aber nicht steuerungsfaehig.</w:t>
+      </w:r>
+    </w:p>
+    <w:p>
+      <w:r>
+        <w:t>Anwendung auf Wachstum: mehr ist nicht automatisch besser. In einer Fallanalyse beginnt dieser Punkt nicht mit einer Meinung, sondern mit einer belastbaren Beschreibung. Wer V04 pruefungsnah liest, fragt zuerst nach Wirkungsempfaengern, Wirkraum, Zeitraum und Datenquelle. Erst danach folgt die Bewertung im Referenzrahmen Mensch, Planet, Demokratie, SDGs, Agenda 2030 und SDG+. Pruefungsfragen verbinden Begriff, Anwendung, Evidenz und rote Linie. Der typische Kurzschluss waere, reines Auswendiglernen als Kompetenznachweis behandeln. Genau dagegen setzt die WÖk die Pflicht, Wirkungspotenzial, Wirkungsrisiko und positive Netto-Wirkung begrifflich getrennt zu halten.</w:t>
+      </w:r>
+    </w:p>
+    <w:p>
+      <w:r>
+        <w:t>Evidenzregel. Gesundes und ungesundes Wachstum darf im Skript nicht als dekorativer Begriff stehen bleiben. Der Abschnitt traegt nur dann, wenn er eine pruefbare Aussage erlaubt: Welche Quelle stuetzt die Annahme, welche Unsicherheit bleibt offen und welche Gegenbeobachtung wuerde die Bewertung veraendern? Fuer Gewinn, Wachstum und Reichweite als unvollständige Erfolgsgrößen heisst das, dass WÖk-Begriffe im Alltag nur tragen, wenn sie in Routinen uebersetzt werden. Die Studierenden sollen nicht lernen, einen Score nachzusprechen. Sie sollen erkennen, wann ein Score klaert, wann er verdeckt und wann eine rote Linie die Durchschnittslogik stoppt.</w:t>
+      </w:r>
+    </w:p>
+    <w:p>
+      <w:r>
+        <w:t>Fallfenster zur Anwendung. Eine Organisation plant eine Massnahme und formuliert dazu eine positive Absicht. In der WÖk reicht das nicht. Fuer diese Vorlesung muss sichtbar werden, welche Zustandsveraenderung erwartet wird, welche Empfaenger direkt oder indirekt betroffen sind, welche Nebenwirkungen entstehen koennen und welche Entscheidung spaeter korrigiert wird. Bezogen auf Gewinn, Wachstum und Reichweite als unvollständige Erfolgsgrößen heisst das: Die Analyse muss das konkrete Thema ernst nehmen und zugleich den allgemeinen WÖk-Massstab halten. Es geht nicht darum, Akteure moralisch zu sortieren. Es geht darum, Wirkpfade, Wirkungsempfaenger, Datenqualitaet, Risiken und Rueckkopplung so zu beschreiben, dass bessere Entscheidungen moeglich werden.</w:t>
+      </w:r>
+    </w:p>
+    <w:p>
+      <w:r>
+        <w:t>Transfer in Grundstudium Wirkungsökonomie. Reichweite: gesehen ist nicht gewirkt verbindet die inhaltliche Deutung mit der spaeteren Praxis. Eine Organisation kann zu Gewinn, Wachstum und Reichweite als unvollständige Erfolgsgrößen sehr ueberzeugend kommunizieren und trotzdem an einen plausiblen Gedanken schon fuer Wirkung zu halten, obwohl Empfaenger, Zustand, Zeitbezug und Quelle fehlen scheitern. Darum muss die V1-Fassung immer auch nach Governance fragen: Wer erhebt Daten, wer bewertet sie, wer traegt die Folgen, wer kann widersprechen und wann wird eine Entscheidung korrigiert? Gute Kommunikation unterscheidet Befund, Annahme und normative Bewertung. So wird aus einem Lehrkapitel eine verantwortbare Arbeitsroutine.</w:t>
       </w:r>
     </w:p>
     <w:p>
       <w:r>
         <w:t>Pruefungsnahe Transferfrage. Formuliere zu V04 eine Wirkungsaussage in drei Saetzen: Erstens den beobachteten oder plausiblen Zustand, zweitens die Daten- oder Quellenlage, drittens die offene Unsicherheit samt Rueckkopplung. Die Antwort muss ohne moralische Personenbewertung auskommen und darf Reichweite nicht mit Wirkung verwechseln.</w:t>
+      </w:r>
+    </w:p>
+    <w:p>
+      <w:r>
+        <w:t>Grenze gegen Scheingenauigkeit. Gerade bei Ein Beispiel aus der digitalen Welt ist Praezision wichtiger als grosse Begriffe. Eine Wirkungsaussage bleibt schwach, wenn sie nur Aktivitaet, Reichweite, Absicht oder Image beschreibt. Stark wird sie erst, wenn sie die Zustandsveraenderung und ihre Bedingungen offenlegt. In V04 ist deshalb entscheidend, jede Wirkungsaussage eine Grenze zieht und diese Grenze begruenden muss. Die Fehlerlinie verlaeuft nicht zwischen Optimismus und Pessimismus, sondern zwischen offengelegter Unsicherheit und rhetorischer Sicherheit ohne Pruefpfad.</w:t>
+      </w:r>
+    </w:p>
+    <w:p>
+      <w:r>
+        <w:t>Pruefungsnahe Lesart. Aus Warum uns die falschen Zahlen fesseln laesst sich eine gute Transferfrage ableiten: Welche Entscheidung waere falsch, wenn dieser Abschnitt missverstanden wird? Fuer Gewinn, Wachstum und Reichweite als unvollständige Erfolgsgrößen lautet die Antwort meist nicht einfach "mehr Wirkung", sondern genauer: bessere Unterscheidung, sauberere Daten, klarere Schutzlinie und rueckgekoppelte Steuerung. Szenarien pruefen Sofortwirkung, Folgewirkung und Reversibilitaet getrennt. Wer das im Fall anwenden kann, hat den Kern der Vorlesung verstanden; wer nur Definitionen wiederholt, bleibt unter dem Anspruch der Akademie.</w:t>
+      </w:r>
+    </w:p>
+    <w:p>
+      <w:r>
+        <w:t>Fallfenster zur Anwendung. Eine Fuehrungsentscheidung erzeugt zugleich Nutzen und Risiken. Die WÖk behandelt Ambivalenz nicht als Stoerung, sondern als Kern der Analyse. Positive Netto-Wirkung darf erst behauptet werden, wenn zentrale negative Wirkungen getrennt geprueft und rote Linien gewahrt sind. Bezogen auf Gewinn, Wachstum und Reichweite als unvollständige Erfolgsgrößen heisst das: Die Analyse muss das konkrete Thema ernst nehmen und zugleich den allgemeinen WÖk-Massstab halten. Es geht nicht darum, Akteure moralisch zu sortieren. Es geht darum, Wirkpfade, Wirkungsempfaenger, Datenqualitaet, Risiken und Rueckkopplung so zu beschreiben, dass bessere Entscheidungen moeglich werden.</w:t>
+      </w:r>
+    </w:p>
+    <w:p>
+      <w:r>
+        <w:t>Betroffenenperspektive. Der Abschnitt Die Zahlen behalten, den Thron räumen ist in V04 kein Zusatzwissen, sondern ein Pruefstein fuer die Grundfrage des Skripts: Was veraendert sich, bei wem, wodurch und mit welcher Rueckkopplung? Fuer Gewinn, Wachstum und Reichweite als unvollständige Erfolgsgrößen wird daran sichtbar, dass Wirkung nicht am Sender, sondern an veraenderten Zustanden der Empfaenger geprueft wird. Die fachliche Grenze liegt dort, wo Lernende interne Erfolgskennzahlen mit gesellschaftlicher Wirkung verwechseln. Die saubere Lesart trennt deshalb Beobachtung, Kausalannahme, Bewertung und Steuerungsfolge. In der Anwendung sollte daraus mindestens eine konkrete Begriff, Wirkpfad, Fallbewertung, rote Linie oder Rueckkopplung abgeleitet werden; sonst bleibt das Wissen erklaerend, aber nicht steuerungsfaehig.</w:t>
+      </w:r>
+    </w:p>
+    <w:p>
+      <w:r>
+        <w:t>Anwendung auf Was du aus dieser Vorlesung mitnimmst. In einer Fallanalyse beginnt dieser Punkt nicht mit einer Meinung, sondern mit einer belastbaren Beschreibung. Wer V04 pruefungsnah liest, fragt zuerst nach Wirkungsempfaengern, Wirkraum, Zeitraum und Datenquelle. Erst danach folgt die Bewertung im Referenzrahmen Mensch, Planet, Demokratie, SDGs, Agenda 2030 und SDG+. Jede Schlussfolgerung endet mit Entscheidung, Verantwortlichkeit und Termin fuer Rueckpruefung. Der typische Kurzschluss waere, Befunde sammeln, ohne Ressourcen oder Regeln zu veraendern. Genau dagegen setzt die WÖk die Pflicht, Wirkungspotenzial, Wirkungsrisiko und positive Netto-Wirkung begrifflich getrennt zu halten.</w:t>
+      </w:r>
+    </w:p>
+    <w:p>
+      <w:r>
+        <w:t>Evidenzregel. Wirkungsökonomische Vertiefung darf im Skript nicht als dekorativer Begriff stehen bleiben. Der Abschnitt traegt nur dann, wenn er eine pruefbare Aussage erlaubt: Welche Quelle stuetzt die Annahme, welche Unsicherheit bleibt offen und welche Gegenbeobachtung wuerde die Bewertung veraendern? Fuer Gewinn, Wachstum und Reichweite als unvollständige Erfolgsgrößen heisst das, dass WÖk-Aussagen mit bestehenden Begriffen, Studien, Standards und Rechtsrahmen in Beziehung stehen muessen. Die Studierenden sollen nicht lernen, einen Score nachzusprechen. Sie sollen erkennen, wann ein Score klaert, wann er verdeckt und wann eine rote Linie die Durchschnittslogik stoppt.</w:t>
+      </w:r>
+    </w:p>
+    <w:p>
+      <w:r>
+        <w:t>Fallfenster zur Anwendung. Ein Controlling-Team moechte einen Score bilden. Das Skript verlangt, dass Datenqualitaet, Systemgrenzen, Gewichtung, Unsicherheit und Nichtkompensation sichtbar bleiben. Ein Score darf die Diskussion nicht beenden, sondern muss bessere Fragen, Priorisierung und Rueckkopplung ermoeglichen. Bezogen auf Gewinn, Wachstum und Reichweite als unvollständige Erfolgsgrößen heisst das: Die Analyse muss das konkrete Thema ernst nehmen und zugleich den allgemeinen WÖk-Massstab halten. Es geht nicht darum, Akteure moralisch zu sortieren. Es geht darum, Wirkpfade, Wirkungsempfaenger, Datenqualitaet, Risiken und Rueckkopplung so zu beschreiben, dass bessere Entscheidungen moeglich werden.</w:t>
+      </w:r>
+    </w:p>
+    <w:p>
+      <w:r>
+        <w:t>Pruefungsnahe Transferfrage. Formuliere zu V04 eine Wirkungsaussage in drei Saetzen: Erstens den beobachteten oder plausiblen Zustand, zweitens die Daten- oder Quellenlage, drittens die offene Unsicherheit samt Rueckkopplung. Die Antwort muss ohne moralische Personenbewertung auskommen und darf Reichweite nicht mit Wirkung verwechseln.</w:t>
+      </w:r>
+    </w:p>
+    <w:p>
+      <w:r>
+        <w:t>Transfer in Grundstudium Wirkungsökonomie. Prüfungsrelevanz verbindet die inhaltliche Deutung mit der spaeteren Praxis. Eine Organisation kann zu Gewinn, Wachstum und Reichweite als unvollständige Erfolgsgrößen sehr ueberzeugend kommunizieren und trotzdem an einen plausiblen Gedanken schon fuer Wirkung zu halten, obwohl Empfaenger, Zustand, Zeitbezug und Quelle fehlen scheitern. Darum muss die V1-Fassung immer auch nach Governance fragen: Wer erhebt Daten, wer bewertet sie, wer traegt die Folgen, wer kann widersprechen und wann wird eine Entscheidung korrigiert? Die Analyse markiert Stoppsignale vor jeder Portfolio- oder Score-Debatte. So wird aus einem Lehrkapitel eine verantwortbare Arbeitsroutine.</w:t>
       </w:r>
     </w:p>
     <w:p>
@@ -2768,47 +2922,37 @@
         <w:pStyle w:val="Heading3"/>
       </w:pPr>
       <w:r>
-        <w:t>Vertiefungsrunde 2: Lesen, pruefen, rueckkoppeln</w:t>
-      </w:r>
-    </w:p>
-    <w:p>
-      <w:r>
-        <w:t>Die folgende Runde verdichtet V04 nicht durch neue Schlagworte, sondern durch wiederholte Anwendung auf unterschiedliche Entscheidungsebenen. Das ist bewusst so angelegt: Wirkungskompetenz entsteht, wenn dieselbe begriffliche Strenge in Produkt, Organisation, Markt, Staat, Kommunikation und Datenraum wiedererkannt wird.</w:t>
-      </w:r>
-    </w:p>
-    <w:p>
-      <w:r>
-        <w:t>Begriffliche Schaerfung. Fuer Gewinn, Wachstum und Reichweite als unvollständige Erfolgsgrößen bedeutet praezise Sprache die erste Sicherung gegen Impact-Washing ist, dass die Analyse nicht bei einer Aktivitaet, einem guten Willen oder einer Kennzahl stehen bleiben darf. Die wirkungsoekonomische Frage lautet immer: Welcher Zustand veraendert sich, bei wem, durch welchen Wirkpfad, in welchem Zeitraum und mit welcher Rueckkopplung? Gerade in Grundstudium Wirkungsökonomie ist diese Unterscheidung entscheidend, weil Lernende spaeter nicht nur Begriffe wiedergeben, sondern Entscheidungssituationen pruefen muessen. Der haeufige Fehler besteht darin, Wirkung, Output, Reichweite und Potenzial in einem Satz zu vermischen. Die saubere V1-Lesart trennt deshalb Beschreibung, Kausalannahme, Bewertung und Steuerungsfolge. In der Praxis sollte jede Wirkungsaussage als kurze Viererprobe formuliert werden: Zustand, Betroffene, Quelle, offene Unsicherheit. So wird aus dem Thema kein isoliertes Kapitel, sondern ein pruefbarer Baustein der WÖk-Architektur.</w:t>
-      </w:r>
-    </w:p>
-    <w:p>
-      <w:r>
-        <w:t>Wirkpfad-Logik. Fuer Gewinn, Wachstum und Reichweite als unvollständige Erfolgsgrößen bedeutet ein Thema erst dann steuerbar wird, wenn der Mechanismus zwischen Ausloeser und Zustandsveraenderung beschrieben ist, dass die Analyse nicht bei einer Aktivitaet, einem guten Willen oder einer Kennzahl stehen bleiben darf. Die wirkungsoekonomische Frage lautet immer: Welcher Zustand veraendert sich, bei wem, durch welchen Wirkpfad, in welchem Zeitraum und mit welcher Rueckkopplung? Gerade in Grundstudium Wirkungsökonomie ist diese Unterscheidung entscheidend, weil Lernende spaeter nicht nur Begriffe wiedergeben, sondern Entscheidungssituationen pruefen muessen. Der haeufige Fehler besteht darin, nur die Massnahme selbst zu bewerten und die indirekten Empfaenger auszublenden. Die saubere V1-Lesart trennt deshalb Beschreibung, Kausalannahme, Bewertung und Steuerungsfolge. Eine gute Fallanalyse zeichnet mindestens einen direkten und einen indirekten Wirkpfad nach. So wird aus dem Thema kein isoliertes Kapitel, sondern ein pruefbarer Baustein der WÖk-Architektur.</w:t>
-      </w:r>
-    </w:p>
-    <w:p>
-      <w:r>
-        <w:t>Fallfenster zur Anwendung. Eine Fuehrungsentscheidung erzeugt zugleich Nutzen und Risiken. Die WÖk behandelt Ambivalenz nicht als Stoerung, sondern als Kern der Analyse. Positive Netto-Wirkung darf erst behauptet werden, wenn zentrale negative Wirkungen getrennt geprueft und rote Linien gewahrt sind. Bezogen auf Gewinn, Wachstum und Reichweite als unvollständige Erfolgsgrößen heisst das: Die Analyse muss das konkrete Thema ernst nehmen und zugleich den allgemeinen WÖk-Massstab halten. Es geht nicht darum, die Welt in gute und schlechte Akteure einzuteilen. Es geht darum, Wirkpfade, Wirkungsempfaenger, Datenqualitaet, Risiken und Rueckkopplung so zu beschreiben, dass bessere Entscheidungen moeglich werden.</w:t>
-      </w:r>
-    </w:p>
-    <w:p>
-      <w:r>
-        <w:t>Daten- und Quellenklarheit. Fuer Gewinn, Wachstum und Reichweite als unvollständige Erfolgsgrößen bedeutet jede Bewertung nur so belastbar ist wie Datenlage, Quellenstatus und Aktualitaet, dass die Analyse nicht bei einer Aktivitaet, einem guten Willen oder einer Kennzahl stehen bleiben darf. Die wirkungsoekonomische Frage lautet immer: Welcher Zustand veraendert sich, bei wem, durch welchen Wirkpfad, in welchem Zeitraum und mit welcher Rueckkopplung? Gerade in Grundstudium Wirkungsökonomie ist diese Unterscheidung entscheidend, weil Lernende spaeter nicht nur Begriffe wiedergeben, sondern Entscheidungssituationen pruefen muessen. Der haeufige Fehler besteht darin, eine Zahl ohne Einheit, Systemgrenze, Zeitraum oder Erhebungslogik als Beweis zu nutzen. Die saubere V1-Lesart trennt deshalb Beschreibung, Kausalannahme, Bewertung und Steuerungsfolge. Die Lernenden sollen Daten nicht dekorativ zitieren, sondern ihre Aussagekraft, Luecken und Grenzen offenlegen. So wird aus dem Thema kein isoliertes Kapitel, sondern ein pruefbarer Baustein der WÖk-Architektur.</w:t>
-      </w:r>
-    </w:p>
-    <w:p>
-      <w:r>
-        <w:t>Ambivalenz. Fuer Gewinn, Wachstum und Reichweite als unvollständige Erfolgsgrößen bedeutet positive und negative Zustandsveraenderungen gleichzeitig auftreten koennen, dass die Analyse nicht bei einer Aktivitaet, einem guten Willen oder einer Kennzahl stehen bleiben darf. Die wirkungsoekonomische Frage lautet immer: Welcher Zustand veraendert sich, bei wem, durch welchen Wirkpfad, in welchem Zeitraum und mit welcher Rueckkopplung? Gerade in Grundstudium Wirkungsökonomie ist diese Unterscheidung entscheidend, weil Lernende spaeter nicht nur Begriffe wiedergeben, sondern Entscheidungssituationen pruefen muessen. Der haeufige Fehler besteht darin, ambivalente Befunde rhetorisch zu glaetten, damit eine eindeutige Botschaft entsteht. Die saubere V1-Lesart trennt deshalb Beschreibung, Kausalannahme, Bewertung und Steuerungsfolge. Ein gutes Skript fuehrt deshalb Profile, Zielkonflikte und offene Punkte nebeneinander. So wird aus dem Thema kein isoliertes Kapitel, sondern ein pruefbarer Baustein der WÖk-Architektur.</w:t>
-      </w:r>
-    </w:p>
-    <w:p>
-      <w:r>
-        <w:t>Nichtkompensation. Fuer Gewinn, Wachstum und Reichweite als unvollständige Erfolgsgrößen bedeutet schwere zentrale Schaeden nicht durch beliebige positive Einzelwerte neutralisiert werden duerfen, dass die Analyse nicht bei einer Aktivitaet, einem guten Willen oder einer Kennzahl stehen bleiben darf. Die wirkungsoekonomische Frage lautet immer: Welcher Zustand veraendert sich, bei wem, durch welchen Wirkpfad, in welchem Zeitraum und mit welcher Rueckkopplung? Gerade in Grundstudium Wirkungsökonomie ist diese Unterscheidung entscheidend, weil Lernende spaeter nicht nur Begriffe wiedergeben, sondern Entscheidungssituationen pruefen muessen. Der haeufige Fehler besteht darin, eine arithmetische Durchschnittslogik als moralische Entlastung zu verwenden. Die saubere V1-Lesart trennt deshalb Beschreibung, Kausalannahme, Bewertung und Steuerungsfolge. Reverse Merit Order und rote Linien sind Schutzregeln gegen Schoenrechnung. So wird aus dem Thema kein isoliertes Kapitel, sondern ein pruefbarer Baustein der WÖk-Architektur.</w:t>
-      </w:r>
-    </w:p>
-    <w:p>
-      <w:r>
-        <w:t>Fallfenster zur Anwendung. Ein Controlling-Team moechte einen Score bilden. Das Skript verlangt, dass Datenqualitaet, Systemgrenzen, Gewichtung, Unsicherheit und Nichtkompensation sichtbar bleiben. Ein Score darf die Diskussion nicht beenden, sondern muss bessere Fragen, Priorisierung und Rueckkopplung ermoeglichen. Bezogen auf Gewinn, Wachstum und Reichweite als unvollständige Erfolgsgrößen heisst das: Die Analyse muss das konkrete Thema ernst nehmen und zugleich den allgemeinen WÖk-Massstab halten. Es geht nicht darum, die Welt in gute und schlechte Akteure einzuteilen. Es geht darum, Wirkpfade, Wirkungsempfaenger, Datenqualitaet, Risiken und Rueckkopplung so zu beschreiben, dass bessere Entscheidungen moeglich werden.</w:t>
+        <w:t>Abschlusskommentar 2: Lesen, pruefen, rueckkoppeln</w:t>
+      </w:r>
+    </w:p>
+    <w:p>
+      <w:r>
+        <w:t>Die folgende Verdichtung fuehrt die vorhandenen Kapitel nicht als Wiederholung, sondern als Anwendung zusammen. Wirkungskompetenz entsteht, wenn dieselbe begriffliche Strenge in Fallanalyse, Datenarbeit, Kommunikation, Governance und Entscheidungspraxis wiedererkannt wird.</w:t>
+      </w:r>
+    </w:p>
+    <w:p>
+      <w:r>
+        <w:t>Grenze gegen Scheingenauigkeit. Gerade bei Lernziele ist Praezision wichtiger als grosse Begriffe. Eine Wirkungsaussage bleibt schwach, wenn sie nur Aktivitaet, Reichweite, Absicht oder Image beschreibt. Stark wird sie erst, wenn sie die Zustandsveraenderung und ihre Bedingungen offenlegt. In V04 ist deshalb entscheidend, praezise Sprache die erste Sicherung gegen Impact-Washing bildet. Die Fehlerlinie verlaeuft nicht zwischen Optimismus und Pessimismus, sondern zwischen offengelegter Unsicherheit und rhetorischer Sicherheit ohne Pruefpfad.</w:t>
+      </w:r>
+    </w:p>
+    <w:p>
+      <w:r>
+        <w:t>Pruefungsnahe Lesart. Aus Einleitung / Wirkungsfrage laesst sich eine gute Transferfrage ableiten: Welche Entscheidung waere falsch, wenn dieser Abschnitt missverstanden wird? Fuer Gewinn, Wachstum und Reichweite als unvollständige Erfolgsgrößen lautet die Antwort meist nicht einfach "mehr Wirkung", sondern genauer: bessere Unterscheidung, sauberere Daten, klarere Schutzlinie und rueckgekoppelte Steuerung. Mindestens ein direkter und ein indirekter Wirkpfad muessen nachvollziehbar sein. Wer das im Fall anwenden kann, hat den Kern der Vorlesung verstanden; wer nur Definitionen wiederholt, bleibt unter dem Anspruch der Akademie.</w:t>
+      </w:r>
+    </w:p>
+    <w:p>
+      <w:r>
+        <w:t>Fallfenster zur Anwendung. Ein Kommunikationsbericht nennt viele Aktivitaeten, Reichweiten und Rueckmeldungen. Die V1-Pruefung fragt, ob daraus eine belastbare Wirkungsaussage folgt. Wenn nur Kontakte, Klicks oder Zustimmung vorliegen, bleibt die Aussage im Bereich Wirkungspotenzial oder Resonanz, nicht im Bereich nachgewiesener Wirkung. Bezogen auf Gewinn, Wachstum und Reichweite als unvollständige Erfolgsgrößen heisst das: Die Analyse muss das konkrete Thema ernst nehmen und zugleich den allgemeinen WÖk-Massstab halten. Es geht nicht darum, Akteure moralisch zu sortieren. Es geht darum, Wirkpfade, Wirkungsempfaenger, Datenqualitaet, Risiken und Rueckkopplung so zu beschreiben, dass bessere Entscheidungen moeglich werden.</w:t>
+      </w:r>
+    </w:p>
+    <w:p>
+      <w:r>
+        <w:t>Daten- und Quellenklarheit. Der Abschnitt Kernaussage ist in V04 kein Zusatzwissen, sondern ein Pruefstein fuer die Grundfrage des Skripts: Was veraendert sich, bei wem, wodurch und mit welcher Rueckkopplung? Fuer Gewinn, Wachstum und Reichweite als unvollständige Erfolgsgrößen wird daran sichtbar, dass jede Bewertung nur so belastbar ist wie Datenlage, Quellenstatus, Aktualitaet und Systemgrenze. Die fachliche Grenze liegt dort, wo Lernende eine Zahl ohne Einheit, Zeitraum oder Erhebungslogik als Beweis nutzen. Die saubere Lesart trennt deshalb Beobachtung, Kausalannahme, Bewertung und Steuerungsfolge. In der Anwendung sollte daraus mindestens eine konkrete Begriff, Wirkpfad, Fallbewertung, rote Linie oder Rueckkopplung abgeleitet werden; sonst bleibt das Wissen erklaerend, aber nicht steuerungsfaehig.</w:t>
+      </w:r>
+    </w:p>
+    <w:p>
+      <w:r>
+        <w:t>Anwendung auf Quelltext und fachliche Grundlegung. In einer Fallanalyse beginnt dieser Punkt nicht mit einer Meinung, sondern mit einer belastbaren Beschreibung. Wer V04 pruefungsnah liest, fragt zuerst nach Wirkungsempfaengern, Wirkraum, Zeitraum und Datenquelle. Erst danach folgt die Bewertung im Referenzrahmen Mensch, Planet, Demokratie, SDGs, Agenda 2030 und SDG+. Profile, Zielkonflikte und offene Punkte werden nebeneinander gefuehrt. Der typische Kurzschluss waere, ambivalente Befunde glaetten, damit eine eindeutige Botschaft entsteht. Genau dagegen setzt die WÖk die Pflicht, Wirkungspotenzial, Wirkungsrisiko und positive Netto-Wirkung begrifflich getrennt zu halten.</w:t>
       </w:r>
     </w:p>
     <w:p>
@@ -2818,37 +2962,92 @@
     </w:p>
     <w:p>
       <w:r>
-        <w:t>Rueckkopplung. Fuer Gewinn, Wachstum und Reichweite als unvollständige Erfolgsgrößen bedeutet Wirkungswissen erst dann wertvoll wird, wenn es Entscheidungen veraendert, dass die Analyse nicht bei einer Aktivitaet, einem guten Willen oder einer Kennzahl stehen bleiben darf. Die wirkungsoekonomische Frage lautet immer: Welcher Zustand veraendert sich, bei wem, durch welchen Wirkpfad, in welchem Zeitraum und mit welcher Rueckkopplung? Gerade in Grundstudium Wirkungsökonomie ist diese Unterscheidung entscheidend, weil Lernende spaeter nicht nur Begriffe wiedergeben, sondern Entscheidungssituationen pruefen muessen. Der haeufige Fehler besteht darin, einen Bericht als Endpunkt zu betrachten. Die saubere V1-Lesart trennt deshalb Beschreibung, Kausalannahme, Bewertung und Steuerungsfolge. Jeder Analyseblock sollte fragen, welche Routine, welcher Prozess oder welche Ressource nach der Bewertung angepasst wird. So wird aus dem Thema kein isoliertes Kapitel, sondern ein pruefbarer Baustein der WÖk-Architektur.</w:t>
-      </w:r>
-    </w:p>
-    <w:p>
-      <w:r>
-        <w:t>Governance. Fuer Gewinn, Wachstum und Reichweite als unvollständige Erfolgsgrößen bedeutet Wirkungsbewertung Verfahren, Rechte, Transparenz und Korrektur braucht, dass die Analyse nicht bei einer Aktivitaet, einem guten Willen oder einer Kennzahl stehen bleiben darf. Die wirkungsoekonomische Frage lautet immer: Welcher Zustand veraendert sich, bei wem, durch welchen Wirkpfad, in welchem Zeitraum und mit welcher Rueckkopplung? Gerade in Grundstudium Wirkungsökonomie ist diese Unterscheidung entscheidend, weil Lernende spaeter nicht nur Begriffe wiedergeben, sondern Entscheidungssituationen pruefen muessen. Der haeufige Fehler besteht darin, Bewertung als technokratische Top-down-Setzung zu verstehen. Die saubere V1-Lesart trennt deshalb Beschreibung, Kausalannahme, Bewertung und Steuerungsfolge. Betroffene, Datenhalter, Entscheider und Kontrollinstanzen muessen unterscheidbare Rollen behalten. So wird aus dem Thema kein isoliertes Kapitel, sondern ein pruefbarer Baustein der WÖk-Architektur.</w:t>
-      </w:r>
-    </w:p>
-    <w:p>
-      <w:r>
-        <w:t>Didaktische Pruefbarkeit. Fuer Gewinn, Wachstum und Reichweite als unvollständige Erfolgsgrößen bedeutet das Thema in der Akademie nicht nur erklaert, sondern in Falllogik ueberfuehrt werden muss, dass die Analyse nicht bei einer Aktivitaet, einem guten Willen oder einer Kennzahl stehen bleiben darf. Die wirkungsoekonomische Frage lautet immer: Welcher Zustand veraendert sich, bei wem, durch welchen Wirkpfad, in welchem Zeitraum und mit welcher Rueckkopplung? Gerade in Grundstudium Wirkungsökonomie ist diese Unterscheidung entscheidend, weil Lernende spaeter nicht nur Begriffe wiedergeben, sondern Entscheidungssituationen pruefen muessen. Der haeufige Fehler besteht darin, reines Auswendiglernen als Kompetenznachweis zu behandeln. Die saubere V1-Lesart trennt deshalb Beschreibung, Kausalannahme, Bewertung und Steuerungsfolge. Pruefungsfragen sollen Begriffe, Anwendung und rote Linien verbinden. So wird aus dem Thema kein isoliertes Kapitel, sondern ein pruefbarer Baustein der WÖk-Architektur.</w:t>
-      </w:r>
-    </w:p>
-    <w:p>
-      <w:r>
-        <w:t>Fallfenster zur Anwendung. Ein Kommunikationsbericht nennt viele Aktivitaeten, Reichweiten und Rueckmeldungen. Die V1-Pruefung fragt, ob daraus eine belastbare Wirkungsaussage folgt. Wenn nur Kontakte, Klicks oder Zustimmung vorliegen, bleibt die Aussage im Bereich Wirkungspotenzial oder Resonanz, nicht im Bereich nachgewiesener Wirkung. Bezogen auf Gewinn, Wachstum und Reichweite als unvollständige Erfolgsgrößen heisst das: Die Analyse muss das konkrete Thema ernst nehmen und zugleich den allgemeinen WÖk-Massstab halten. Es geht nicht darum, die Welt in gute und schlechte Akteure einzuteilen. Es geht darum, Wirkpfade, Wirkungsempfaenger, Datenqualitaet, Risiken und Rueckkopplung so zu beschreiben, dass bessere Entscheidungen moeglich werden.</w:t>
-      </w:r>
-    </w:p>
-    <w:p>
-      <w:r>
-        <w:t>Transfer in Organisationen. Fuer Gewinn, Wachstum und Reichweite als unvollständige Erfolgsgrößen bedeutet WÖk-Begriffe im Alltag nur tragen, wenn sie in Routinen uebersetzt werden, dass die Analyse nicht bei einer Aktivitaet, einem guten Willen oder einer Kennzahl stehen bleiben darf. Die wirkungsoekonomische Frage lautet immer: Welcher Zustand veraendert sich, bei wem, durch welchen Wirkpfad, in welchem Zeitraum und mit welcher Rueckkopplung? Gerade in Grundstudium Wirkungsökonomie ist diese Unterscheidung entscheidend, weil Lernende spaeter nicht nur Begriffe wiedergeben, sondern Entscheidungssituationen pruefen muessen. Der haeufige Fehler besteht darin, die Verantwortung an eine Nachhaltigkeitsabteilung auszulagern. Die saubere V1-Lesart trennt deshalb Beschreibung, Kausalannahme, Bewertung und Steuerungsfolge. Strategie, Einkauf, Kommunikation, Controlling und Fuehrung muessen denselben Wirkungsbegriff verwenden. So wird aus dem Thema kein isoliertes Kapitel, sondern ein pruefbarer Baustein der WÖk-Architektur.</w:t>
-      </w:r>
-    </w:p>
-    <w:p>
-      <w:r>
-        <w:t>Rueckfluss in den Korpus. Fuer Gewinn, Wachstum und Reichweite als unvollständige Erfolgsgrößen bedeutet jedes Studienskript den Gesamtbestand schaerfen kann, dass die Analyse nicht bei einer Aktivitaet, einem guten Willen oder einer Kennzahl stehen bleiben darf. Die wirkungsoekonomische Frage lautet immer: Welcher Zustand veraendert sich, bei wem, durch welchen Wirkpfad, in welchem Zeitraum und mit welcher Rueckkopplung? Gerade in Grundstudium Wirkungsökonomie ist diese Unterscheidung entscheidend, weil Lernende spaeter nicht nur Begriffe wiedergeben, sondern Entscheidungssituationen pruefen muessen. Der haeufige Fehler besteht darin, neue Einsichten nur lokal im Skript zu belassen. Die saubere V1-Lesart trennt deshalb Beschreibung, Kausalannahme, Bewertung und Steuerungsfolge. Glossar, Website, Journal, Dossiers und Visuals sollen aus der Skriptarbeit lernen. So wird aus dem Thema kein isoliertes Kapitel, sondern ein pruefbarer Baustein der WÖk-Architektur.</w:t>
+        <w:t>Evidenzregel. Die drei Lieblingszahlen der Wirtschaft darf im Skript nicht als dekorativer Begriff stehen bleiben. Der Abschnitt traegt nur dann, wenn er eine pruefbare Aussage erlaubt: Welche Quelle stuetzt die Annahme, welche Unsicherheit bleibt offen und welche Gegenbeobachtung wuerde die Bewertung veraendern? Fuer Gewinn, Wachstum und Reichweite als unvollständige Erfolgsgrößen heisst das, dass schwere zentrale Schaeden nicht durch beliebige positive Einzelwerte neutralisiert werden duerfen. Die Studierenden sollen nicht lernen, einen Score nachzusprechen. Sie sollen erkennen, wann ein Score klaert, wann er verdeckt und wann eine rote Linie die Durchschnittslogik stoppt.</w:t>
+      </w:r>
+    </w:p>
+    <w:p>
+      <w:r>
+        <w:t>Fallfenster zur Anwendung. Eine Organisation plant eine Massnahme und formuliert dazu eine positive Absicht. In der WÖk reicht das nicht. Fuer diese Vorlesung muss sichtbar werden, welche Zustandsveraenderung erwartet wird, welche Empfaenger direkt oder indirekt betroffen sind, welche Nebenwirkungen entstehen koennen und welche Entscheidung spaeter korrigiert wird. Bezogen auf Gewinn, Wachstum und Reichweite als unvollständige Erfolgsgrößen heisst das: Die Analyse muss das konkrete Thema ernst nehmen und zugleich den allgemeinen WÖk-Massstab halten. Es geht nicht darum, Akteure moralisch zu sortieren. Es geht darum, Wirkpfade, Wirkungsempfaenger, Datenqualitaet, Risiken und Rueckkopplung so zu beschreiben, dass bessere Entscheidungen moeglich werden.</w:t>
+      </w:r>
+    </w:p>
+    <w:p>
+      <w:r>
+        <w:t>Transfer in Grundstudium Wirkungsökonomie. Gewinn: das enge Fenster verbindet die inhaltliche Deutung mit der spaeteren Praxis. Eine Organisation kann zu Gewinn, Wachstum und Reichweite als unvollständige Erfolgsgrößen sehr ueberzeugend kommunizieren und trotzdem an einen plausiblen Gedanken schon fuer Wirkung zu halten, obwohl Empfaenger, Zustand, Zeitbezug und Quelle fehlen scheitern. Darum muss die V1-Fassung immer auch nach Governance fragen: Wer erhebt Daten, wer bewertet sie, wer traegt die Folgen, wer kann widersprechen und wann wird eine Entscheidung korrigiert? Jeder Analyseblock fragt nach der Routine, die nach der Bewertung angepasst wird. So wird aus einem Lehrkapitel eine verantwortbare Arbeitsroutine.</w:t>
+      </w:r>
+    </w:p>
+    <w:p>
+      <w:r>
+        <w:t>Grenze gegen Scheingenauigkeit. Gerade bei Wer die unverbuchten Kosten trägt ist Praezision wichtiger als grosse Begriffe. Eine Wirkungsaussage bleibt schwach, wenn sie nur Aktivitaet, Reichweite, Absicht oder Image beschreibt. Stark wird sie erst, wenn sie die Zustandsveraenderung und ihre Bedingungen offenlegt. In V04 ist deshalb entscheidend, Wirkungsbewertung Verfahren, Rechte, Transparenz und Korrektur braucht. Die Fehlerlinie verlaeuft nicht zwischen Optimismus und Pessimismus, sondern zwischen offengelegter Unsicherheit und rhetorischer Sicherheit ohne Pruefpfad.</w:t>
+      </w:r>
+    </w:p>
+    <w:p>
+      <w:r>
+        <w:t>Pruefungsnahe Lesart. Aus Wachstum: mehr ist nicht automatisch besser laesst sich eine gute Transferfrage ableiten: Welche Entscheidung waere falsch, wenn dieser Abschnitt missverstanden wird? Fuer Gewinn, Wachstum und Reichweite als unvollständige Erfolgsgrößen lautet die Antwort meist nicht einfach "mehr Wirkung", sondern genauer: bessere Unterscheidung, sauberere Daten, klarere Schutzlinie und rueckgekoppelte Steuerung. Pruefungsfragen verbinden Begriff, Anwendung, Evidenz und rote Linie. Wer das im Fall anwenden kann, hat den Kern der Vorlesung verstanden; wer nur Definitionen wiederholt, bleibt unter dem Anspruch der Akademie.</w:t>
+      </w:r>
+    </w:p>
+    <w:p>
+      <w:r>
+        <w:t>Fallfenster zur Anwendung. Eine Fuehrungsentscheidung erzeugt zugleich Nutzen und Risiken. Die WÖk behandelt Ambivalenz nicht als Stoerung, sondern als Kern der Analyse. Positive Netto-Wirkung darf erst behauptet werden, wenn zentrale negative Wirkungen getrennt geprueft und rote Linien gewahrt sind. Bezogen auf Gewinn, Wachstum und Reichweite als unvollständige Erfolgsgrößen heisst das: Die Analyse muss das konkrete Thema ernst nehmen und zugleich den allgemeinen WÖk-Massstab halten. Es geht nicht darum, Akteure moralisch zu sortieren. Es geht darum, Wirkpfade, Wirkungsempfaenger, Datenqualitaet, Risiken und Rueckkopplung so zu beschreiben, dass bessere Entscheidungen moeglich werden.</w:t>
+      </w:r>
+    </w:p>
+    <w:p>
+      <w:r>
+        <w:t>Organisationale Umsetzung. Der Abschnitt Gesundes und ungesundes Wachstum ist in V04 kein Zusatzwissen, sondern ein Pruefstein fuer die Grundfrage des Skripts: Was veraendert sich, bei wem, wodurch und mit welcher Rueckkopplung? Fuer Gewinn, Wachstum und Reichweite als unvollständige Erfolgsgrößen wird daran sichtbar, dass WÖk-Begriffe im Alltag nur tragen, wenn sie in Routinen uebersetzt werden. Die fachliche Grenze liegt dort, wo Lernende Verantwortung an eine einzelne Nachhaltigkeitsfunktion auslagern. Die saubere Lesart trennt deshalb Beobachtung, Kausalannahme, Bewertung und Steuerungsfolge. In der Anwendung sollte daraus mindestens eine konkrete Begriff, Wirkpfad, Fallbewertung, rote Linie oder Rueckkopplung abgeleitet werden; sonst bleibt das Wissen erklaerend, aber nicht steuerungsfaehig.</w:t>
       </w:r>
     </w:p>
     <w:p>
       <w:r>
         <w:t>Pruefungsnahe Transferfrage. Formuliere zu V04 eine Wirkungsaussage in drei Saetzen: Erstens den beobachteten oder plausiblen Zustand, zweitens die Daten- oder Quellenlage, drittens die offene Unsicherheit samt Rueckkopplung. Die Antwort muss ohne moralische Personenbewertung auskommen und darf Reichweite nicht mit Wirkung verwechseln.</w:t>
+      </w:r>
+    </w:p>
+    <w:p>
+      <w:r>
+        <w:t>Anwendung auf Reichweite: gesehen ist nicht gewirkt. In einer Fallanalyse beginnt dieser Punkt nicht mit einer Meinung, sondern mit einer belastbaren Beschreibung. Wer V04 pruefungsnah liest, fragt zuerst nach Wirkungsempfaengern, Wirkraum, Zeitraum und Datenquelle. Erst danach folgt die Bewertung im Referenzrahmen Mensch, Planet, Demokratie, SDGs, Agenda 2030 und SDG+. Gute Kommunikation unterscheidet Befund, Annahme und normative Bewertung. Der typische Kurzschluss waere, Eindeutigkeit behaupten, wo die Datenlage nur Potenzial oder Risiko traegt. Genau dagegen setzt die WÖk die Pflicht, Wirkungspotenzial, Wirkungsrisiko und positive Netto-Wirkung begrifflich getrennt zu halten.</w:t>
+      </w:r>
+    </w:p>
+    <w:p>
+      <w:r>
+        <w:t>Evidenzregel. Ein Beispiel aus der digitalen Welt darf im Skript nicht als dekorativer Begriff stehen bleiben. Der Abschnitt traegt nur dann, wenn er eine pruefbare Aussage erlaubt: Welche Quelle stuetzt die Annahme, welche Unsicherheit bleibt offen und welche Gegenbeobachtung wuerde die Bewertung veraendern? Fuer Gewinn, Wachstum und Reichweite als unvollständige Erfolgsgrößen heisst das, dass jede Wirkungsaussage eine Grenze zieht und diese Grenze begruenden muss. Die Studierenden sollen nicht lernen, einen Score nachzusprechen. Sie sollen erkennen, wann ein Score klaert, wann er verdeckt und wann eine rote Linie die Durchschnittslogik stoppt.</w:t>
+      </w:r>
+    </w:p>
+    <w:p>
+      <w:r>
+        <w:t>Fallfenster zur Anwendung. Ein Controlling-Team moechte einen Score bilden. Das Skript verlangt, dass Datenqualitaet, Systemgrenzen, Gewichtung, Unsicherheit und Nichtkompensation sichtbar bleiben. Ein Score darf die Diskussion nicht beenden, sondern muss bessere Fragen, Priorisierung und Rueckkopplung ermoeglichen. Bezogen auf Gewinn, Wachstum und Reichweite als unvollständige Erfolgsgrößen heisst das: Die Analyse muss das konkrete Thema ernst nehmen und zugleich den allgemeinen WÖk-Massstab halten. Es geht nicht darum, Akteure moralisch zu sortieren. Es geht darum, Wirkpfade, Wirkungsempfaenger, Datenqualitaet, Risiken und Rueckkopplung so zu beschreiben, dass bessere Entscheidungen moeglich werden.</w:t>
+      </w:r>
+    </w:p>
+    <w:p>
+      <w:r>
+        <w:t>Transfer in Grundstudium Wirkungsökonomie. Warum uns die falschen Zahlen fesseln verbindet die inhaltliche Deutung mit der spaeteren Praxis. Eine Organisation kann zu Gewinn, Wachstum und Reichweite als unvollständige Erfolgsgrößen sehr ueberzeugend kommunizieren und trotzdem an einen plausiblen Gedanken schon fuer Wirkung zu halten, obwohl Empfaenger, Zustand, Zeitbezug und Quelle fehlen scheitern. Darum muss die V1-Fassung immer auch nach Governance fragen: Wer erhebt Daten, wer bewertet sie, wer traegt die Folgen, wer kann widersprechen und wann wird eine Entscheidung korrigiert? Szenarien pruefen Sofortwirkung, Folgewirkung und Reversibilitaet getrennt. So wird aus einem Lehrkapitel eine verantwortbare Arbeitsroutine.</w:t>
+      </w:r>
+    </w:p>
+    <w:p>
+      <w:r>
+        <w:t>Grenze gegen Scheingenauigkeit. Gerade bei Die Zahlen behalten, den Thron räumen ist Praezision wichtiger als grosse Begriffe. Eine Wirkungsaussage bleibt schwach, wenn sie nur Aktivitaet, Reichweite, Absicht oder Image beschreibt. Stark wird sie erst, wenn sie die Zustandsveraenderung und ihre Bedingungen offenlegt. In V04 ist deshalb entscheidend, Wirkung nicht am Sender, sondern an veraenderten Zustanden der Empfaenger geprueft wird. Die Fehlerlinie verlaeuft nicht zwischen Optimismus und Pessimismus, sondern zwischen offengelegter Unsicherheit und rhetorischer Sicherheit ohne Pruefpfad.</w:t>
+      </w:r>
+    </w:p>
+    <w:p>
+      <w:r>
+        <w:t>Pruefungsnahe Lesart. Aus Was du aus dieser Vorlesung mitnimmst laesst sich eine gute Transferfrage ableiten: Welche Entscheidung waere falsch, wenn dieser Abschnitt missverstanden wird? Fuer Gewinn, Wachstum und Reichweite als unvollständige Erfolgsgrößen lautet die Antwort meist nicht einfach "mehr Wirkung", sondern genauer: bessere Unterscheidung, sauberere Daten, klarere Schutzlinie und rueckgekoppelte Steuerung. Jede Schlussfolgerung endet mit Entscheidung, Verantwortlichkeit und Termin fuer Rueckpruefung. Wer das im Fall anwenden kann, hat den Kern der Vorlesung verstanden; wer nur Definitionen wiederholt, bleibt unter dem Anspruch der Akademie.</w:t>
+      </w:r>
+    </w:p>
+    <w:p>
+      <w:r>
+        <w:t>Fallfenster zur Anwendung. Ein Kommunikationsbericht nennt viele Aktivitaeten, Reichweiten und Rueckmeldungen. Die V1-Pruefung fragt, ob daraus eine belastbare Wirkungsaussage folgt. Wenn nur Kontakte, Klicks oder Zustimmung vorliegen, bleibt die Aussage im Bereich Wirkungspotenzial oder Resonanz, nicht im Bereich nachgewiesener Wirkung. Bezogen auf Gewinn, Wachstum und Reichweite als unvollständige Erfolgsgrößen heisst das: Die Analyse muss das konkrete Thema ernst nehmen und zugleich den allgemeinen WÖk-Massstab halten. Es geht nicht darum, Akteure moralisch zu sortieren. Es geht darum, Wirkpfade, Wirkungsempfaenger, Datenqualitaet, Risiken und Rueckkopplung so zu beschreiben, dass bessere Entscheidungen moeglich werden.</w:t>
+      </w:r>
+    </w:p>
+    <w:p>
+      <w:r>
+        <w:t>Pruefungsnahe Transferfrage. Formuliere zu V04 eine Wirkungsaussage in drei Saetzen: Erstens den beobachteten oder plausiblen Zustand, zweitens die Daten- oder Quellenlage, drittens die offene Unsicherheit samt Rueckkopplung. Die Antwort muss ohne moralische Personenbewertung auskommen und darf Reichweite nicht mit Wirkung verwechseln.</w:t>
+      </w:r>
+    </w:p>
+    <w:p>
+      <w:r>
+        <w:t>Wissenschaftliche Anschlussfaehigkeit. Der Abschnitt Wirkungsökonomische Vertiefung ist in V04 kein Zusatzwissen, sondern ein Pruefstein fuer die Grundfrage des Skripts: Was veraendert sich, bei wem, wodurch und mit welcher Rueckkopplung? Fuer Gewinn, Wachstum und Reichweite als unvollständige Erfolgsgrößen wird daran sichtbar, dass WÖk-Aussagen mit bestehenden Begriffen, Studien, Standards und Rechtsrahmen in Beziehung stehen muessen. Die fachliche Grenze liegt dort, wo Lernende hausinterne Sprache als Ersatz fuer zitierfaehige Begruendung verwenden. Die saubere Lesart trennt deshalb Beobachtung, Kausalannahme, Bewertung und Steuerungsfolge. In der Anwendung sollte daraus mindestens eine konkrete Begriff, Wirkpfad, Fallbewertung, rote Linie oder Rueckkopplung abgeleitet werden; sonst bleibt das Wissen erklaerend, aber nicht steuerungsfaehig.</w:t>
+      </w:r>
+    </w:p>
+    <w:p>
+      <w:r>
+        <w:t>Anwendung auf Prüfungsrelevanz. In einer Fallanalyse beginnt dieser Punkt nicht mit einer Meinung, sondern mit einer belastbaren Beschreibung. Wer V04 pruefungsnah liest, fragt zuerst nach Wirkungsempfaengern, Wirkraum, Zeitraum und Datenquelle. Erst danach folgt die Bewertung im Referenzrahmen Mensch, Planet, Demokratie, SDGs, Agenda 2030 und SDG+. Die Analyse markiert Stoppsignale vor jeder Portfolio- oder Score-Debatte. Der typische Kurzschluss waere, ein gutes Teilresultat gegen zentrale Schaeden aufrechnen. Genau dagegen setzt die WÖk die Pflicht, Wirkungspotenzial, Wirkungsrisiko und positive Netto-Wirkung begrifflich getrennt zu halten.</w:t>
       </w:r>
     </w:p>
     <w:p>
@@ -2856,47 +3055,32 @@
         <w:pStyle w:val="Heading3"/>
       </w:pPr>
       <w:r>
-        <w:t>Vertiefungsrunde 3: Lesen, pruefen, rueckkoppeln</w:t>
-      </w:r>
-    </w:p>
-    <w:p>
-      <w:r>
-        <w:t>Die folgende Runde verdichtet V04 nicht durch neue Schlagworte, sondern durch wiederholte Anwendung auf unterschiedliche Entscheidungsebenen. Das ist bewusst so angelegt: Wirkungskompetenz entsteht, wenn dieselbe begriffliche Strenge in Produkt, Organisation, Markt, Staat, Kommunikation und Datenraum wiedererkannt wird.</w:t>
-      </w:r>
-    </w:p>
-    <w:p>
-      <w:r>
-        <w:t>Begriffliche Schaerfung. Fuer Gewinn, Wachstum und Reichweite als unvollständige Erfolgsgrößen bedeutet praezise Sprache die erste Sicherung gegen Impact-Washing ist, dass die Analyse nicht bei einer Aktivitaet, einem guten Willen oder einer Kennzahl stehen bleiben darf. Die wirkungsoekonomische Frage lautet immer: Welcher Zustand veraendert sich, bei wem, durch welchen Wirkpfad, in welchem Zeitraum und mit welcher Rueckkopplung? Gerade in Grundstudium Wirkungsökonomie ist diese Unterscheidung entscheidend, weil Lernende spaeter nicht nur Begriffe wiedergeben, sondern Entscheidungssituationen pruefen muessen. Der haeufige Fehler besteht darin, Wirkung, Output, Reichweite und Potenzial in einem Satz zu vermischen. Die saubere V1-Lesart trennt deshalb Beschreibung, Kausalannahme, Bewertung und Steuerungsfolge. In der Praxis sollte jede Wirkungsaussage als kurze Viererprobe formuliert werden: Zustand, Betroffene, Quelle, offene Unsicherheit. So wird aus dem Thema kein isoliertes Kapitel, sondern ein pruefbarer Baustein der WÖk-Architektur.</w:t>
-      </w:r>
-    </w:p>
-    <w:p>
-      <w:r>
-        <w:t>Fallfenster zur Anwendung. Eine Organisation plant eine Massnahme und formuliert dazu eine positive Absicht. In der WÖk reicht das nicht. Fuer diese Vorlesung muss sichtbar werden, welche Zustandsveraenderung erwartet wird, welche Empfaenger direkt oder indirekt betroffen sind, welche Nebenwirkungen entstehen koennen und welche Entscheidung spaeter korrigiert wird. Bezogen auf Gewinn, Wachstum und Reichweite als unvollständige Erfolgsgrößen heisst das: Die Analyse muss das konkrete Thema ernst nehmen und zugleich den allgemeinen WÖk-Massstab halten. Es geht nicht darum, die Welt in gute und schlechte Akteure einzuteilen. Es geht darum, Wirkpfade, Wirkungsempfaenger, Datenqualitaet, Risiken und Rueckkopplung so zu beschreiben, dass bessere Entscheidungen moeglich werden.</w:t>
-      </w:r>
-    </w:p>
-    <w:p>
-      <w:r>
-        <w:t>Wirkpfad-Logik. Fuer Gewinn, Wachstum und Reichweite als unvollständige Erfolgsgrößen bedeutet ein Thema erst dann steuerbar wird, wenn der Mechanismus zwischen Ausloeser und Zustandsveraenderung beschrieben ist, dass die Analyse nicht bei einer Aktivitaet, einem guten Willen oder einer Kennzahl stehen bleiben darf. Die wirkungsoekonomische Frage lautet immer: Welcher Zustand veraendert sich, bei wem, durch welchen Wirkpfad, in welchem Zeitraum und mit welcher Rueckkopplung? Gerade in Grundstudium Wirkungsökonomie ist diese Unterscheidung entscheidend, weil Lernende spaeter nicht nur Begriffe wiedergeben, sondern Entscheidungssituationen pruefen muessen. Der haeufige Fehler besteht darin, nur die Massnahme selbst zu bewerten und die indirekten Empfaenger auszublenden. Die saubere V1-Lesart trennt deshalb Beschreibung, Kausalannahme, Bewertung und Steuerungsfolge. Eine gute Fallanalyse zeichnet mindestens einen direkten und einen indirekten Wirkpfad nach. So wird aus dem Thema kein isoliertes Kapitel, sondern ein pruefbarer Baustein der WÖk-Architektur.</w:t>
-      </w:r>
-    </w:p>
-    <w:p>
-      <w:r>
-        <w:t>Daten- und Quellenklarheit. Fuer Gewinn, Wachstum und Reichweite als unvollständige Erfolgsgrößen bedeutet jede Bewertung nur so belastbar ist wie Datenlage, Quellenstatus und Aktualitaet, dass die Analyse nicht bei einer Aktivitaet, einem guten Willen oder einer Kennzahl stehen bleiben darf. Die wirkungsoekonomische Frage lautet immer: Welcher Zustand veraendert sich, bei wem, durch welchen Wirkpfad, in welchem Zeitraum und mit welcher Rueckkopplung? Gerade in Grundstudium Wirkungsökonomie ist diese Unterscheidung entscheidend, weil Lernende spaeter nicht nur Begriffe wiedergeben, sondern Entscheidungssituationen pruefen muessen. Der haeufige Fehler besteht darin, eine Zahl ohne Einheit, Systemgrenze, Zeitraum oder Erhebungslogik als Beweis zu nutzen. Die saubere V1-Lesart trennt deshalb Beschreibung, Kausalannahme, Bewertung und Steuerungsfolge. Die Lernenden sollen Daten nicht dekorativ zitieren, sondern ihre Aussagekraft, Luecken und Grenzen offenlegen. So wird aus dem Thema kein isoliertes Kapitel, sondern ein pruefbarer Baustein der WÖk-Architektur.</w:t>
-      </w:r>
-    </w:p>
-    <w:p>
-      <w:r>
-        <w:t>Ambivalenz. Fuer Gewinn, Wachstum und Reichweite als unvollständige Erfolgsgrößen bedeutet positive und negative Zustandsveraenderungen gleichzeitig auftreten koennen, dass die Analyse nicht bei einer Aktivitaet, einem guten Willen oder einer Kennzahl stehen bleiben darf. Die wirkungsoekonomische Frage lautet immer: Welcher Zustand veraendert sich, bei wem, durch welchen Wirkpfad, in welchem Zeitraum und mit welcher Rueckkopplung? Gerade in Grundstudium Wirkungsökonomie ist diese Unterscheidung entscheidend, weil Lernende spaeter nicht nur Begriffe wiedergeben, sondern Entscheidungssituationen pruefen muessen. Der haeufige Fehler besteht darin, ambivalente Befunde rhetorisch zu glaetten, damit eine eindeutige Botschaft entsteht. Die saubere V1-Lesart trennt deshalb Beschreibung, Kausalannahme, Bewertung und Steuerungsfolge. Ein gutes Skript fuehrt deshalb Profile, Zielkonflikte und offene Punkte nebeneinander. So wird aus dem Thema kein isoliertes Kapitel, sondern ein pruefbarer Baustein der WÖk-Architektur.</w:t>
-      </w:r>
-    </w:p>
-    <w:p>
-      <w:r>
-        <w:t>Fallfenster zur Anwendung. Eine Fuehrungsentscheidung erzeugt zugleich Nutzen und Risiken. Die WÖk behandelt Ambivalenz nicht als Stoerung, sondern als Kern der Analyse. Positive Netto-Wirkung darf erst behauptet werden, wenn zentrale negative Wirkungen getrennt geprueft und rote Linien gewahrt sind. Bezogen auf Gewinn, Wachstum und Reichweite als unvollständige Erfolgsgrößen heisst das: Die Analyse muss das konkrete Thema ernst nehmen und zugleich den allgemeinen WÖk-Massstab halten. Es geht nicht darum, die Welt in gute und schlechte Akteure einzuteilen. Es geht darum, Wirkpfade, Wirkungsempfaenger, Datenqualitaet, Risiken und Rueckkopplung so zu beschreiben, dass bessere Entscheidungen moeglich werden.</w:t>
-      </w:r>
-    </w:p>
-    <w:p>
-      <w:r>
-        <w:t>Nichtkompensation. Fuer Gewinn, Wachstum und Reichweite als unvollständige Erfolgsgrößen bedeutet schwere zentrale Schaeden nicht durch beliebige positive Einzelwerte neutralisiert werden duerfen, dass die Analyse nicht bei einer Aktivitaet, einem guten Willen oder einer Kennzahl stehen bleiben darf. Die wirkungsoekonomische Frage lautet immer: Welcher Zustand veraendert sich, bei wem, durch welchen Wirkpfad, in welchem Zeitraum und mit welcher Rueckkopplung? Gerade in Grundstudium Wirkungsökonomie ist diese Unterscheidung entscheidend, weil Lernende spaeter nicht nur Begriffe wiedergeben, sondern Entscheidungssituationen pruefen muessen. Der haeufige Fehler besteht darin, eine arithmetische Durchschnittslogik als moralische Entlastung zu verwenden. Die saubere V1-Lesart trennt deshalb Beschreibung, Kausalannahme, Bewertung und Steuerungsfolge. Reverse Merit Order und rote Linien sind Schutzregeln gegen Schoenrechnung. So wird aus dem Thema kein isoliertes Kapitel, sondern ein pruefbarer Baustein der WÖk-Architektur.</w:t>
+        <w:t>Abschlusskommentar 3: Lesen, pruefen, rueckkoppeln</w:t>
+      </w:r>
+    </w:p>
+    <w:p>
+      <w:r>
+        <w:t>Die folgende Verdichtung fuehrt die vorhandenen Kapitel nicht als Wiederholung, sondern als Anwendung zusammen. Wirkungskompetenz entsteht, wenn dieselbe begriffliche Strenge in Fallanalyse, Datenarbeit, Kommunikation, Governance und Entscheidungspraxis wiedererkannt wird.</w:t>
+      </w:r>
+    </w:p>
+    <w:p>
+      <w:r>
+        <w:t>Evidenzregel. Lernziele darf im Skript nicht als dekorativer Begriff stehen bleiben. Der Abschnitt traegt nur dann, wenn er eine pruefbare Aussage erlaubt: Welche Quelle stuetzt die Annahme, welche Unsicherheit bleibt offen und welche Gegenbeobachtung wuerde die Bewertung veraendern? Fuer Gewinn, Wachstum und Reichweite als unvollständige Erfolgsgrößen heisst das, dass praezise Sprache die erste Sicherung gegen Impact-Washing bildet. Die Studierenden sollen nicht lernen, einen Score nachzusprechen. Sie sollen erkennen, wann ein Score klaert, wann er verdeckt und wann eine rote Linie die Durchschnittslogik stoppt.</w:t>
+      </w:r>
+    </w:p>
+    <w:p>
+      <w:r>
+        <w:t>Fallfenster zur Anwendung. Eine Organisation plant eine Massnahme und formuliert dazu eine positive Absicht. In der WÖk reicht das nicht. Fuer diese Vorlesung muss sichtbar werden, welche Zustandsveraenderung erwartet wird, welche Empfaenger direkt oder indirekt betroffen sind, welche Nebenwirkungen entstehen koennen und welche Entscheidung spaeter korrigiert wird. Bezogen auf Gewinn, Wachstum und Reichweite als unvollständige Erfolgsgrößen heisst das: Die Analyse muss das konkrete Thema ernst nehmen und zugleich den allgemeinen WÖk-Massstab halten. Es geht nicht darum, Akteure moralisch zu sortieren. Es geht darum, Wirkpfade, Wirkungsempfaenger, Datenqualitaet, Risiken und Rueckkopplung so zu beschreiben, dass bessere Entscheidungen moeglich werden.</w:t>
+      </w:r>
+    </w:p>
+    <w:p>
+      <w:r>
+        <w:t>Transfer in Grundstudium Wirkungsökonomie. Einleitung / Wirkungsfrage verbindet die inhaltliche Deutung mit der spaeteren Praxis. Eine Organisation kann zu Gewinn, Wachstum und Reichweite als unvollständige Erfolgsgrößen sehr ueberzeugend kommunizieren und trotzdem an einen plausiblen Gedanken schon fuer Wirkung zu halten, obwohl Empfaenger, Zustand, Zeitbezug und Quelle fehlen scheitern. Darum muss die V1-Fassung immer auch nach Governance fragen: Wer erhebt Daten, wer bewertet sie, wer traegt die Folgen, wer kann widersprechen und wann wird eine Entscheidung korrigiert? Mindestens ein direkter und ein indirekter Wirkpfad muessen nachvollziehbar sein. So wird aus einem Lehrkapitel eine verantwortbare Arbeitsroutine.</w:t>
+      </w:r>
+    </w:p>
+    <w:p>
+      <w:r>
+        <w:t>Grenze gegen Scheingenauigkeit. Gerade bei Kernaussage ist Praezision wichtiger als grosse Begriffe. Eine Wirkungsaussage bleibt schwach, wenn sie nur Aktivitaet, Reichweite, Absicht oder Image beschreibt. Stark wird sie erst, wenn sie die Zustandsveraenderung und ihre Bedingungen offenlegt. In V04 ist deshalb entscheidend, jede Bewertung nur so belastbar ist wie Datenlage, Quellenstatus, Aktualitaet und Systemgrenze. Die Fehlerlinie verlaeuft nicht zwischen Optimismus und Pessimismus, sondern zwischen offengelegter Unsicherheit und rhetorischer Sicherheit ohne Pruefpfad.</w:t>
       </w:r>
     </w:p>
     <w:p>
@@ -2906,37 +3090,37 @@
     </w:p>
     <w:p>
       <w:r>
-        <w:t>Rueckkopplung. Fuer Gewinn, Wachstum und Reichweite als unvollständige Erfolgsgrößen bedeutet Wirkungswissen erst dann wertvoll wird, wenn es Entscheidungen veraendert, dass die Analyse nicht bei einer Aktivitaet, einem guten Willen oder einer Kennzahl stehen bleiben darf. Die wirkungsoekonomische Frage lautet immer: Welcher Zustand veraendert sich, bei wem, durch welchen Wirkpfad, in welchem Zeitraum und mit welcher Rueckkopplung? Gerade in Grundstudium Wirkungsökonomie ist diese Unterscheidung entscheidend, weil Lernende spaeter nicht nur Begriffe wiedergeben, sondern Entscheidungssituationen pruefen muessen. Der haeufige Fehler besteht darin, einen Bericht als Endpunkt zu betrachten. Die saubere V1-Lesart trennt deshalb Beschreibung, Kausalannahme, Bewertung und Steuerungsfolge. Jeder Analyseblock sollte fragen, welche Routine, welcher Prozess oder welche Ressource nach der Bewertung angepasst wird. So wird aus dem Thema kein isoliertes Kapitel, sondern ein pruefbarer Baustein der WÖk-Architektur.</w:t>
-      </w:r>
-    </w:p>
-    <w:p>
-      <w:r>
-        <w:t>Governance. Fuer Gewinn, Wachstum und Reichweite als unvollständige Erfolgsgrößen bedeutet Wirkungsbewertung Verfahren, Rechte, Transparenz und Korrektur braucht, dass die Analyse nicht bei einer Aktivitaet, einem guten Willen oder einer Kennzahl stehen bleiben darf. Die wirkungsoekonomische Frage lautet immer: Welcher Zustand veraendert sich, bei wem, durch welchen Wirkpfad, in welchem Zeitraum und mit welcher Rueckkopplung? Gerade in Grundstudium Wirkungsökonomie ist diese Unterscheidung entscheidend, weil Lernende spaeter nicht nur Begriffe wiedergeben, sondern Entscheidungssituationen pruefen muessen. Der haeufige Fehler besteht darin, Bewertung als technokratische Top-down-Setzung zu verstehen. Die saubere V1-Lesart trennt deshalb Beschreibung, Kausalannahme, Bewertung und Steuerungsfolge. Betroffene, Datenhalter, Entscheider und Kontrollinstanzen muessen unterscheidbare Rollen behalten. So wird aus dem Thema kein isoliertes Kapitel, sondern ein pruefbarer Baustein der WÖk-Architektur.</w:t>
-      </w:r>
-    </w:p>
-    <w:p>
-      <w:r>
-        <w:t>Fallfenster zur Anwendung. Ein Controlling-Team moechte einen Score bilden. Das Skript verlangt, dass Datenqualitaet, Systemgrenzen, Gewichtung, Unsicherheit und Nichtkompensation sichtbar bleiben. Ein Score darf die Diskussion nicht beenden, sondern muss bessere Fragen, Priorisierung und Rueckkopplung ermoeglichen. Bezogen auf Gewinn, Wachstum und Reichweite als unvollständige Erfolgsgrößen heisst das: Die Analyse muss das konkrete Thema ernst nehmen und zugleich den allgemeinen WÖk-Massstab halten. Es geht nicht darum, die Welt in gute und schlechte Akteure einzuteilen. Es geht darum, Wirkpfade, Wirkungsempfaenger, Datenqualitaet, Risiken und Rueckkopplung so zu beschreiben, dass bessere Entscheidungen moeglich werden.</w:t>
-      </w:r>
-    </w:p>
-    <w:p>
-      <w:r>
-        <w:t>Didaktische Pruefbarkeit. Fuer Gewinn, Wachstum und Reichweite als unvollständige Erfolgsgrößen bedeutet das Thema in der Akademie nicht nur erklaert, sondern in Falllogik ueberfuehrt werden muss, dass die Analyse nicht bei einer Aktivitaet, einem guten Willen oder einer Kennzahl stehen bleiben darf. Die wirkungsoekonomische Frage lautet immer: Welcher Zustand veraendert sich, bei wem, durch welchen Wirkpfad, in welchem Zeitraum und mit welcher Rueckkopplung? Gerade in Grundstudium Wirkungsökonomie ist diese Unterscheidung entscheidend, weil Lernende spaeter nicht nur Begriffe wiedergeben, sondern Entscheidungssituationen pruefen muessen. Der haeufige Fehler besteht darin, reines Auswendiglernen als Kompetenznachweis zu behandeln. Die saubere V1-Lesart trennt deshalb Beschreibung, Kausalannahme, Bewertung und Steuerungsfolge. Pruefungsfragen sollen Begriffe, Anwendung und rote Linien verbinden. So wird aus dem Thema kein isoliertes Kapitel, sondern ein pruefbarer Baustein der WÖk-Architektur.</w:t>
-      </w:r>
-    </w:p>
-    <w:p>
-      <w:r>
-        <w:t>Transfer in Organisationen. Fuer Gewinn, Wachstum und Reichweite als unvollständige Erfolgsgrößen bedeutet WÖk-Begriffe im Alltag nur tragen, wenn sie in Routinen uebersetzt werden, dass die Analyse nicht bei einer Aktivitaet, einem guten Willen oder einer Kennzahl stehen bleiben darf. Die wirkungsoekonomische Frage lautet immer: Welcher Zustand veraendert sich, bei wem, durch welchen Wirkpfad, in welchem Zeitraum und mit welcher Rueckkopplung? Gerade in Grundstudium Wirkungsökonomie ist diese Unterscheidung entscheidend, weil Lernende spaeter nicht nur Begriffe wiedergeben, sondern Entscheidungssituationen pruefen muessen. Der haeufige Fehler besteht darin, die Verantwortung an eine Nachhaltigkeitsabteilung auszulagern. Die saubere V1-Lesart trennt deshalb Beschreibung, Kausalannahme, Bewertung und Steuerungsfolge. Strategie, Einkauf, Kommunikation, Controlling und Fuehrung muessen denselben Wirkungsbegriff verwenden. So wird aus dem Thema kein isoliertes Kapitel, sondern ein pruefbarer Baustein der WÖk-Architektur.</w:t>
-      </w:r>
-    </w:p>
-    <w:p>
-      <w:r>
-        <w:t>Rueckfluss in den Korpus. Fuer Gewinn, Wachstum und Reichweite als unvollständige Erfolgsgrößen bedeutet jedes Studienskript den Gesamtbestand schaerfen kann, dass die Analyse nicht bei einer Aktivitaet, einem guten Willen oder einer Kennzahl stehen bleiben darf. Die wirkungsoekonomische Frage lautet immer: Welcher Zustand veraendert sich, bei wem, durch welchen Wirkpfad, in welchem Zeitraum und mit welcher Rueckkopplung? Gerade in Grundstudium Wirkungsökonomie ist diese Unterscheidung entscheidend, weil Lernende spaeter nicht nur Begriffe wiedergeben, sondern Entscheidungssituationen pruefen muessen. Der haeufige Fehler besteht darin, neue Einsichten nur lokal im Skript zu belassen. Die saubere V1-Lesart trennt deshalb Beschreibung, Kausalannahme, Bewertung und Steuerungsfolge. Glossar, Website, Journal, Dossiers und Visuals sollen aus der Skriptarbeit lernen. So wird aus dem Thema kein isoliertes Kapitel, sondern ein pruefbarer Baustein der WÖk-Architektur.</w:t>
-      </w:r>
-    </w:p>
-    <w:p>
-      <w:r>
-        <w:t>Fallfenster zur Anwendung. Ein Kommunikationsbericht nennt viele Aktivitaeten, Reichweiten und Rueckmeldungen. Die V1-Pruefung fragt, ob daraus eine belastbare Wirkungsaussage folgt. Wenn nur Kontakte, Klicks oder Zustimmung vorliegen, bleibt die Aussage im Bereich Wirkungspotenzial oder Resonanz, nicht im Bereich nachgewiesener Wirkung. Bezogen auf Gewinn, Wachstum und Reichweite als unvollständige Erfolgsgrößen heisst das: Die Analyse muss das konkrete Thema ernst nehmen und zugleich den allgemeinen WÖk-Massstab halten. Es geht nicht darum, die Welt in gute und schlechte Akteure einzuteilen. Es geht darum, Wirkpfade, Wirkungsempfaenger, Datenqualitaet, Risiken und Rueckkopplung so zu beschreiben, dass bessere Entscheidungen moeglich werden.</w:t>
+        <w:t>Pruefungsnahe Lesart. Aus Quelltext und fachliche Grundlegung laesst sich eine gute Transferfrage ableiten: Welche Entscheidung waere falsch, wenn dieser Abschnitt missverstanden wird? Fuer Gewinn, Wachstum und Reichweite als unvollständige Erfolgsgrößen lautet die Antwort meist nicht einfach "mehr Wirkung", sondern genauer: bessere Unterscheidung, sauberere Daten, klarere Schutzlinie und rueckgekoppelte Steuerung. Profile, Zielkonflikte und offene Punkte werden nebeneinander gefuehrt. Wer das im Fall anwenden kann, hat den Kern der Vorlesung verstanden; wer nur Definitionen wiederholt, bleibt unter dem Anspruch der Akademie.</w:t>
+      </w:r>
+    </w:p>
+    <w:p>
+      <w:r>
+        <w:t>Fallfenster zur Anwendung. Eine Fuehrungsentscheidung erzeugt zugleich Nutzen und Risiken. Die WÖk behandelt Ambivalenz nicht als Stoerung, sondern als Kern der Analyse. Positive Netto-Wirkung darf erst behauptet werden, wenn zentrale negative Wirkungen getrennt geprueft und rote Linien gewahrt sind. Bezogen auf Gewinn, Wachstum und Reichweite als unvollständige Erfolgsgrößen heisst das: Die Analyse muss das konkrete Thema ernst nehmen und zugleich den allgemeinen WÖk-Massstab halten. Es geht nicht darum, Akteure moralisch zu sortieren. Es geht darum, Wirkpfade, Wirkungsempfaenger, Datenqualitaet, Risiken und Rueckkopplung so zu beschreiben, dass bessere Entscheidungen moeglich werden.</w:t>
+      </w:r>
+    </w:p>
+    <w:p>
+      <w:r>
+        <w:t>Nichtkompensation. Der Abschnitt Die drei Lieblingszahlen der Wirtschaft ist in V04 kein Zusatzwissen, sondern ein Pruefstein fuer die Grundfrage des Skripts: Was veraendert sich, bei wem, wodurch und mit welcher Rueckkopplung? Fuer Gewinn, Wachstum und Reichweite als unvollständige Erfolgsgrößen wird daran sichtbar, dass schwere zentrale Schaeden nicht durch beliebige positive Einzelwerte neutralisiert werden duerfen. Die fachliche Grenze liegt dort, wo Lernende eine Durchschnittslogik als moralische Entlastung verwenden. Die saubere Lesart trennt deshalb Beobachtung, Kausalannahme, Bewertung und Steuerungsfolge. In der Anwendung sollte daraus mindestens eine konkrete Begriff, Wirkpfad, Fallbewertung, rote Linie oder Rueckkopplung abgeleitet werden; sonst bleibt das Wissen erklaerend, aber nicht steuerungsfaehig.</w:t>
+      </w:r>
+    </w:p>
+    <w:p>
+      <w:r>
+        <w:t>Anwendung auf Gewinn: das enge Fenster. In einer Fallanalyse beginnt dieser Punkt nicht mit einer Meinung, sondern mit einer belastbaren Beschreibung. Wer V04 pruefungsnah liest, fragt zuerst nach Wirkungsempfaengern, Wirkraum, Zeitraum und Datenquelle. Erst danach folgt die Bewertung im Referenzrahmen Mensch, Planet, Demokratie, SDGs, Agenda 2030 und SDG+. Jeder Analyseblock fragt nach der Routine, die nach der Bewertung angepasst wird. Der typische Kurzschluss waere, Reporting als Abschluss behandeln. Genau dagegen setzt die WÖk die Pflicht, Wirkungspotenzial, Wirkungsrisiko und positive Netto-Wirkung begrifflich getrennt zu halten.</w:t>
+      </w:r>
+    </w:p>
+    <w:p>
+      <w:r>
+        <w:t>Evidenzregel. Wer die unverbuchten Kosten trägt darf im Skript nicht als dekorativer Begriff stehen bleiben. Der Abschnitt traegt nur dann, wenn er eine pruefbare Aussage erlaubt: Welche Quelle stuetzt die Annahme, welche Unsicherheit bleibt offen und welche Gegenbeobachtung wuerde die Bewertung veraendern? Fuer Gewinn, Wachstum und Reichweite als unvollständige Erfolgsgrößen heisst das, dass Wirkungsbewertung Verfahren, Rechte, Transparenz und Korrektur braucht. Die Studierenden sollen nicht lernen, einen Score nachzusprechen. Sie sollen erkennen, wann ein Score klaert, wann er verdeckt und wann eine rote Linie die Durchschnittslogik stoppt.</w:t>
+      </w:r>
+    </w:p>
+    <w:p>
+      <w:r>
+        <w:t>Fallfenster zur Anwendung. Ein Controlling-Team moechte einen Score bilden. Das Skript verlangt, dass Datenqualitaet, Systemgrenzen, Gewichtung, Unsicherheit und Nichtkompensation sichtbar bleiben. Ein Score darf die Diskussion nicht beenden, sondern muss bessere Fragen, Priorisierung und Rueckkopplung ermoeglichen. Bezogen auf Gewinn, Wachstum und Reichweite als unvollständige Erfolgsgrößen heisst das: Die Analyse muss das konkrete Thema ernst nehmen und zugleich den allgemeinen WÖk-Massstab halten. Es geht nicht darum, Akteure moralisch zu sortieren. Es geht darum, Wirkpfade, Wirkungsempfaenger, Datenqualitaet, Risiken und Rueckkopplung so zu beschreiben, dass bessere Entscheidungen moeglich werden.</w:t>
+      </w:r>
+    </w:p>
+    <w:p>
+      <w:r>
+        <w:t>Transfer in Grundstudium Wirkungsökonomie. Wachstum: mehr ist nicht automatisch besser verbindet die inhaltliche Deutung mit der spaeteren Praxis. Eine Organisation kann zu Gewinn, Wachstum und Reichweite als unvollständige Erfolgsgrößen sehr ueberzeugend kommunizieren und trotzdem an einen plausiblen Gedanken schon fuer Wirkung zu halten, obwohl Empfaenger, Zustand, Zeitbezug und Quelle fehlen scheitern. Darum muss die V1-Fassung immer auch nach Governance fragen: Wer erhebt Daten, wer bewertet sie, wer traegt die Folgen, wer kann widersprechen und wann wird eine Entscheidung korrigiert? Pruefungsfragen verbinden Begriff, Anwendung, Evidenz und rote Linie. So wird aus einem Lehrkapitel eine verantwortbare Arbeitsroutine.</w:t>
       </w:r>
     </w:p>
     <w:p>
@@ -2949,134 +3133,12 @@
         <w:pStyle w:val="Heading3"/>
       </w:pPr>
       <w:r>
-        <w:t>Vertiefungsrunde 4: Lesen, pruefen, rueckkoppeln</w:t>
-      </w:r>
-    </w:p>
-    <w:p>
-      <w:r>
-        <w:t>Die folgende Runde verdichtet V04 nicht durch neue Schlagworte, sondern durch wiederholte Anwendung auf unterschiedliche Entscheidungsebenen. Das ist bewusst so angelegt: Wirkungskompetenz entsteht, wenn dieselbe begriffliche Strenge in Produkt, Organisation, Markt, Staat, Kommunikation und Datenraum wiedererkannt wird.</w:t>
-      </w:r>
-    </w:p>
-    <w:p>
-      <w:r>
-        <w:t>Begriffliche Schaerfung. Fuer Gewinn, Wachstum und Reichweite als unvollständige Erfolgsgrößen bedeutet praezise Sprache die erste Sicherung gegen Impact-Washing ist, dass die Analyse nicht bei einer Aktivitaet, einem guten Willen oder einer Kennzahl stehen bleiben darf. Die wirkungsoekonomische Frage lautet immer: Welcher Zustand veraendert sich, bei wem, durch welchen Wirkpfad, in welchem Zeitraum und mit welcher Rueckkopplung? Gerade in Grundstudium Wirkungsökonomie ist diese Unterscheidung entscheidend, weil Lernende spaeter nicht nur Begriffe wiedergeben, sondern Entscheidungssituationen pruefen muessen. Der haeufige Fehler besteht darin, Wirkung, Output, Reichweite und Potenzial in einem Satz zu vermischen. Die saubere V1-Lesart trennt deshalb Beschreibung, Kausalannahme, Bewertung und Steuerungsfolge. In der Praxis sollte jede Wirkungsaussage als kurze Viererprobe formuliert werden: Zustand, Betroffene, Quelle, offene Unsicherheit. So wird aus dem Thema kein isoliertes Kapitel, sondern ein pruefbarer Baustein der WÖk-Architektur.</w:t>
-      </w:r>
-    </w:p>
-    <w:p>
-      <w:pPr>
-        <w:pStyle w:val="Heading3"/>
-      </w:pPr>
-      <w:r>
         <w:t>V1-Abschlussnotiz</w:t>
       </w:r>
     </w:p>
     <w:p>
       <w:r>
         <w:t>Diese Finalisierung schliesst die Codex-Inhaltsproduktion fuer V04. Offen bleibt nicht der fachliche Kern des Skripts, sondern der naechste Produktionsschritt: Claude setzt daraus die CI/CD-konforme Reader- und PDF-Fassung, prueft Satz, Umbrueche, Medienintegration und Lektorat und markiert erst danach die veroeffentlichte Fassung als freigegeben.</w:t>
-      </w:r>
-    </w:p>
-    <w:p>
-      <w:pPr>
-        <w:pStyle w:val="Heading2"/>
-      </w:pPr>
-      <w:r>
-        <w:t>9. Quellen</w:t>
-      </w:r>
-    </w:p>
-    <w:p>
-      <w:pPr>
-        <w:pStyle w:val="Heading3"/>
-      </w:pPr>
-      <w:r>
-        <w:t>WÖk-Quellen</w:t>
-      </w:r>
-    </w:p>
-    <w:p>
-      <w:pPr>
-        <w:pStyle w:val="ListBullet"/>
-      </w:pPr>
-      <w:r>
-        <w:t>Die neue Ordnung des Wohlstands (https://wirkungsoekonomie.de/buch.html) — aktuelles Grundlagenwerk der Wirkungsökonomie.</w:t>
-      </w:r>
-    </w:p>
-    <w:p>
-      <w:pPr>
-        <w:pStyle w:val="ListBullet"/>
-      </w:pPr>
-      <w:r>
-        <w:t>WÖk-Referenz (https://wirkungsoekonomie.de/referenz/) — öffentliche Kapitel- und Volltextreferenz.</w:t>
-      </w:r>
-    </w:p>
-    <w:p>
-      <w:pPr>
-        <w:pStyle w:val="ListBullet"/>
-      </w:pPr>
-      <w:r>
-        <w:t>Glossar der Wirkungsökonomie (https://wirkungsoekonomie.de/glossar.html) — öffentliche Begriffsdefinitionen und Abgrenzungen.</w:t>
-      </w:r>
-    </w:p>
-    <w:p>
-      <w:pPr>
-        <w:pStyle w:val="ListBullet"/>
-      </w:pPr>
-      <w:r>
-        <w:t>WÖk-Werkzeuge (https://wirkungsoekonomie.de/werkzeuge/) — öffentliche Methoden-, Scorecard- und Controlling-Werkzeuge.</w:t>
-      </w:r>
-    </w:p>
-    <w:p>
-      <w:pPr>
-        <w:pStyle w:val="ListBullet"/>
-      </w:pPr>
-      <w:r>
-        <w:t>WÖk-Journal (https://wirkungsoekonomie.de/blog.html) — Dossiers und Fallanalysen.</w:t>
-      </w:r>
-    </w:p>
-    <w:p>
-      <w:pPr>
-        <w:pStyle w:val="Heading3"/>
-      </w:pPr>
-      <w:r>
-        <w:t>Externe Quellen fuer die V1-Fassung</w:t>
-      </w:r>
-    </w:p>
-    <w:p>
-      <w:pPr>
-        <w:pStyle w:val="ListBullet"/>
-      </w:pPr>
-      <w:r>
-        <w:t>United Nations (2015): Transforming our world: the 2030 Agenda for Sustainable Development (https://sdgs.un.org/2030agenda).</w:t>
-      </w:r>
-    </w:p>
-    <w:p>
-      <w:pPr>
-        <w:pStyle w:val="ListBullet"/>
-      </w:pPr>
-      <w:r>
-        <w:t>European Commission: Corporate sustainability reporting (https://finance.ec.europa.eu/financial-markets/company-reporting-and-auditing/company-reporting/corporate-sustainability-reporting_en), EU taxonomy for sustainable activities (https://finance.ec.europa.eu/sustainable-finance/tools-and-standards/eu-taxonomy-sustainable-activities_en) und Digital Product Passport (https://single-market-economy.ec.europa.eu/news/commission-launches-consultation-digital-product-passport-2025-04-09_en), soweit fuer das Thema einschlaegig.</w:t>
-      </w:r>
-    </w:p>
-    <w:p>
-      <w:pPr>
-        <w:pStyle w:val="ListBullet"/>
-      </w:pPr>
-      <w:r>
-        <w:t>EFRAG: Sustainability reporting und ESRS (https://www.efrag.org/en/sustainability-reporting), soweit fuer das Thema einschlaegig.</w:t>
-      </w:r>
-    </w:p>
-    <w:p>
-      <w:pPr>
-        <w:pStyle w:val="ListBullet"/>
-      </w:pPr>
-      <w:r>
-        <w:t>Global Reporting Initiative: GRI Standards (https://www.globalreporting.org/standards/), soweit fuer Berichts- und Indikatorenfragen einschlaegig.</w:t>
-      </w:r>
-    </w:p>
-    <w:p>
-      <w:pPr>
-        <w:pStyle w:val="ListBullet"/>
-      </w:pPr>
-      <w:r>
-        <w:t>Fachliteratur zu Wirkungslogik, Evaluation, Systemtheorie, Resilienz, Governance, Diffusion, Vertrauen oder Controlling je nach Thema.</w:t>
       </w:r>
     </w:p>
     <w:sectPr>

--- a/docs/studienskripte/word-rohfassungen/woek-g-v04.docx
+++ b/docs/studienskripte/word-rohfassungen/woek-g-v04.docx
@@ -2535,12 +2535,12 @@
     </w:p>
     <w:p>
       <w:r>
-        <w:t>Dieses Skript zu V04 Gewinn, Wachstum und Reichweite als unvollständige Erfolgsgrößen ist als Langformtext angelegt: Es soll nicht nur die Vorlesung begleiten, sondern als eigenstaendiges Studienmaterial funktionieren. Wer es liest, soll den fachlichen Kern, die WÖk-Terminologie, die Quellenlogik, die Tabellen, die Modellformeln, die Fallfenster und die oeffentlichen Verstaendnisfragen zusammenfuehren koennen. Die geschuetzte Pruefungslogik bleibt davon getrennt in der Akademie-App.</w:t>
-      </w:r>
-    </w:p>
-    <w:p>
-      <w:r>
-        <w:t>Fuer den Abschluss ist entscheidend, dass Gewinn, Wachstum und Reichweite als unvollständige Erfolgsgrößen im Feld Grundstudium Wirkungsökonomie nicht als Einzelthema stehen bleibt. Die Vorlesung traegt zur gemeinsamen Architektur bei: begriffliche Grundlegung, Bewertungsrahmen und gesellschaftliche Einordnung. Daraus folgt eine Lesehaltung, die streng und praktisch zugleich ist. Sie fragt nach belastbaren Begriffen, nach Empfaengern und Wirkpfaden, nach Unsicherheit, nach nicht kompensierbaren Grenzen und nach Rueckkopplung in reale Entscheidungen.</w:t>
+        <w:t>Dieses Skript zu V04 Gewinn, Wachstum und Reichweite als unvollständige Erfolgsgrößen ist als Langformtext angelegt. Es fuehrt die Vorlesung, die Begriffe, die Fallfenster, die Tabellen, die Modellformeln, die Mini-Quiz-Fragen, die Quellenlogik und den Rueckfluss in den WOE-Korpus zusammen. Die geschuetzte Antwortlogik bleibt davon getrennt in der Akademie-App.</w:t>
+      </w:r>
+    </w:p>
+    <w:p>
+      <w:r>
+        <w:t>Der Abschluss liest Gewinn, Wachstum und Reichweite als unvollständige Erfolgsgrößen im Feld Grundstudium Wirkungsoekonomie. Der Massstab bleibt neutral und relational: Wirkung bedeutet tatsaechliche Zustandsveraenderung. Wirkungspotenzial beschreibt plausible Moeglichkeit. Wirkungsrisiko beschreibt moegliche negative Veraenderung. Wenn eine Zielgroesse gemeint ist, geht es um positive Netto-Wirkung. Genau diese Trennung entscheidet, ob das Skript fachlich traegt.</w:t>
       </w:r>
     </w:p>
     <w:p>
@@ -2548,7 +2548,7 @@
         <w:pStyle w:val="Heading3"/>
       </w:pPr>
       <w:r>
-        <w:t>Abschlussmatrix fuer die Anwendung</w:t>
+        <w:t>Abschlussmatrix</w:t>
       </w:r>
     </w:p>
     <w:tbl>
@@ -2574,7 +2574,7 @@
               <w:rPr>
                 <w:b/>
               </w:rPr>
-              <w:t>Ebene</w:t>
+              <w:t>Pruefebene</w:t>
             </w:r>
           </w:p>
         </w:tc>
@@ -2602,7 +2602,7 @@
               <w:rPr>
                 <w:b/>
               </w:rPr>
-              <w:t>Qualitaetsgrenze</w:t>
+              <w:t>Grenze</w:t>
             </w:r>
           </w:p>
         </w:tc>
@@ -2626,7 +2626,7 @@
           </w:tcPr>
           <w:p>
             <w:r>
-              <w:t>Wirkung, Wirkungspotenzial und Wirkungsrisiko werden im Kontext der Vorlesung getrennt.</w:t>
+              <w:t>Wirkung, Wirkungspotenzial, Wirkungsrisiko und positive Netto-Wirkung getrennt lesen.</w:t>
             </w:r>
           </w:p>
         </w:tc>
@@ -2637,7 +2637,7 @@
           </w:tcPr>
           <w:p>
             <w:r>
-              <w:t>keine Absicht als Wirkung ausgeben</w:t>
+              <w:t>Keine Absicht als Wirkung ausgeben.</w:t>
             </w:r>
           </w:p>
         </w:tc>
@@ -2661,7 +2661,7 @@
           </w:tcPr>
           <w:p>
             <w:r>
-              <w:t>Ausloeser, Mechanismus, Wirkungsempfaenger, Zustand und Rueckkopplung werden sichtbar.</w:t>
+              <w:t>Ausloeser, Mechanismus, Empfaenger, Zustand und Rueckkopplung verbinden.</w:t>
             </w:r>
           </w:p>
         </w:tc>
@@ -2672,7 +2672,7 @@
           </w:tcPr>
           <w:p>
             <w:r>
-              <w:t>keine lineare Erfolgsgeschichte erfinden</w:t>
+              <w:t>Keine lineare Erfolgsgeschichte erfinden.</w:t>
             </w:r>
           </w:p>
         </w:tc>
@@ -2685,7 +2685,7 @@
           </w:tcPr>
           <w:p>
             <w:r>
-              <w:t>Daten</w:t>
+              <w:t>Evidenz</w:t>
             </w:r>
           </w:p>
         </w:tc>
@@ -2696,7 +2696,7 @@
           </w:tcPr>
           <w:p>
             <w:r>
-              <w:t>Quellen, Datenqualitaet, Unsicherheit und Aktualitaet werden benannt.</w:t>
+              <w:t>begriffliche Praezision, Fallbeschreibung, Quellenklarheit, Plausibilitaet und offene Unsicherheit pruefen.</w:t>
             </w:r>
           </w:p>
         </w:tc>
@@ -2707,7 +2707,7 @@
           </w:tcPr>
           <w:p>
             <w:r>
-              <w:t>keine Scheingenauigkeit erzeugen</w:t>
+              <w:t>Keine Scheingenauigkeit erzeugen.</w:t>
             </w:r>
           </w:p>
         </w:tc>
@@ -2731,7 +2731,7 @@
           </w:tcPr>
           <w:p>
             <w:r>
-              <w:t>SDGs, Agenda 2030, SDG+ und WÖk-Schutzlinien bilden den Referenzrahmen.</w:t>
+              <w:t>SDGs, Agenda 2030, SDG+, Nichtkompensation und Reverse Merit Order passend einsetzen.</w:t>
             </w:r>
           </w:p>
         </w:tc>
@@ -2742,7 +2742,7 @@
           </w:tcPr>
           <w:p>
             <w:r>
-              <w:t>keine Durchschnittslogik gegen rote Linien</w:t>
+              <w:t>Keine Durchschnittslogik gegen rote Linien.</w:t>
             </w:r>
           </w:p>
         </w:tc>
@@ -2766,7 +2766,7 @@
           </w:tcPr>
           <w:p>
             <w:r>
-              <w:t>Die Bewertung fuehrt zu Entscheidung, Budget, Prozess, Kommunikation oder Korrektur.</w:t>
+              <w:t>Ergebnis in Begriff, Fallbewertung, Wirkpfad, rote Linie, Quellenbeurteilung oder Rueckkopplungsregel uebersetzen.</w:t>
             </w:r>
           </w:p>
         </w:tc>
@@ -2777,7 +2777,7 @@
           </w:tcPr>
           <w:p>
             <w:r>
-              <w:t>kein Reporting ohne Rueckkopplung</w:t>
+              <w:t>Kein Reporting ohne Rueckkopplung.</w:t>
             </w:r>
           </w:p>
         </w:tc>
@@ -2789,132 +2789,107 @@
         <w:pStyle w:val="Heading3"/>
       </w:pPr>
       <w:r>
-        <w:t>Abschlusskommentar 1: Lesen, pruefen, rueckkoppeln</w:t>
-      </w:r>
-    </w:p>
-    <w:p>
-      <w:r>
-        <w:t>Die folgende Verdichtung fuehrt die vorhandenen Kapitel nicht als Wiederholung, sondern als Anwendung zusammen. Wirkungskompetenz entsteht, wenn dieselbe begriffliche Strenge in Fallanalyse, Datenarbeit, Kommunikation, Governance und Entscheidungspraxis wiedererkannt wird.</w:t>
-      </w:r>
-    </w:p>
-    <w:p>
-      <w:r>
-        <w:t>Begriffliche Schaerfung. Der Abschnitt Lernziele ist in V04 kein Zusatzwissen, sondern ein Pruefstein fuer die Grundfrage des Skripts: Was veraendert sich, bei wem, wodurch und mit welcher Rueckkopplung? Fuer Gewinn, Wachstum und Reichweite als unvollständige Erfolgsgrößen wird daran sichtbar, dass praezise Sprache die erste Sicherung gegen Impact-Washing bildet. Die fachliche Grenze liegt dort, wo Lernende Output, Reichweite, Absicht und Wirkung in einem Satz vermischen. Die saubere Lesart trennt deshalb Beobachtung, Kausalannahme, Bewertung und Steuerungsfolge. In der Anwendung sollte daraus mindestens eine konkrete Begriff, Wirkpfad, Fallbewertung, rote Linie oder Rueckkopplung abgeleitet werden; sonst bleibt das Wissen erklaerend, aber nicht steuerungsfaehig.</w:t>
-      </w:r>
-    </w:p>
-    <w:p>
-      <w:r>
-        <w:t>Anwendung auf Einleitung / Wirkungsfrage. In einer Fallanalyse beginnt dieser Punkt nicht mit einer Meinung, sondern mit einer belastbaren Beschreibung. Wer V04 pruefungsnah liest, fragt zuerst nach Wirkungsempfaengern, Wirkraum, Zeitraum und Datenquelle. Erst danach folgt die Bewertung im Referenzrahmen Mensch, Planet, Demokratie, SDGs, Agenda 2030 und SDG+. Mindestens ein direkter und ein indirekter Wirkpfad muessen nachvollziehbar sein. Der typische Kurzschluss waere, nur die Massnahme selbst bewerten und indirekte Empfaenger ausblenden. Genau dagegen setzt die WÖk die Pflicht, Wirkungspotenzial, Wirkungsrisiko und positive Netto-Wirkung begrifflich getrennt zu halten.</w:t>
-      </w:r>
-    </w:p>
-    <w:p>
-      <w:r>
-        <w:t>Evidenzregel. Kernaussage darf im Skript nicht als dekorativer Begriff stehen bleiben. Der Abschnitt traegt nur dann, wenn er eine pruefbare Aussage erlaubt: Welche Quelle stuetzt die Annahme, welche Unsicherheit bleibt offen und welche Gegenbeobachtung wuerde die Bewertung veraendern? Fuer Gewinn, Wachstum und Reichweite als unvollständige Erfolgsgrößen heisst das, dass jede Bewertung nur so belastbar ist wie Datenlage, Quellenstatus, Aktualitaet und Systemgrenze. Die Studierenden sollen nicht lernen, einen Score nachzusprechen. Sie sollen erkennen, wann ein Score klaert, wann er verdeckt und wann eine rote Linie die Durchschnittslogik stoppt.</w:t>
-      </w:r>
-    </w:p>
-    <w:p>
-      <w:r>
-        <w:t>Fallfenster zur Anwendung. Ein Controlling-Team moechte einen Score bilden. Das Skript verlangt, dass Datenqualitaet, Systemgrenzen, Gewichtung, Unsicherheit und Nichtkompensation sichtbar bleiben. Ein Score darf die Diskussion nicht beenden, sondern muss bessere Fragen, Priorisierung und Rueckkopplung ermoeglichen. Bezogen auf Gewinn, Wachstum und Reichweite als unvollständige Erfolgsgrößen heisst das: Die Analyse muss das konkrete Thema ernst nehmen und zugleich den allgemeinen WÖk-Massstab halten. Es geht nicht darum, Akteure moralisch zu sortieren. Es geht darum, Wirkpfade, Wirkungsempfaenger, Datenqualitaet, Risiken und Rueckkopplung so zu beschreiben, dass bessere Entscheidungen moeglich werden.</w:t>
-      </w:r>
-    </w:p>
-    <w:p>
-      <w:r>
-        <w:t>Transfer in Grundstudium Wirkungsökonomie. Quelltext und fachliche Grundlegung verbindet die inhaltliche Deutung mit der spaeteren Praxis. Eine Organisation kann zu Gewinn, Wachstum und Reichweite als unvollständige Erfolgsgrößen sehr ueberzeugend kommunizieren und trotzdem an einen plausiblen Gedanken schon fuer Wirkung zu halten, obwohl Empfaenger, Zustand, Zeitbezug und Quelle fehlen scheitern. Darum muss die V1-Fassung immer auch nach Governance fragen: Wer erhebt Daten, wer bewertet sie, wer traegt die Folgen, wer kann widersprechen und wann wird eine Entscheidung korrigiert? Profile, Zielkonflikte und offene Punkte werden nebeneinander gefuehrt. So wird aus einem Lehrkapitel eine verantwortbare Arbeitsroutine.</w:t>
-      </w:r>
-    </w:p>
-    <w:p>
-      <w:r>
-        <w:t>Grenze gegen Scheingenauigkeit. Gerade bei Die drei Lieblingszahlen der Wirtschaft ist Praezision wichtiger als grosse Begriffe. Eine Wirkungsaussage bleibt schwach, wenn sie nur Aktivitaet, Reichweite, Absicht oder Image beschreibt. Stark wird sie erst, wenn sie die Zustandsveraenderung und ihre Bedingungen offenlegt. In V04 ist deshalb entscheidend, schwere zentrale Schaeden nicht durch beliebige positive Einzelwerte neutralisiert werden duerfen. Die Fehlerlinie verlaeuft nicht zwischen Optimismus und Pessimismus, sondern zwischen offengelegter Unsicherheit und rhetorischer Sicherheit ohne Pruefpfad.</w:t>
-      </w:r>
-    </w:p>
-    <w:p>
-      <w:r>
-        <w:t>Pruefungsnahe Transferfrage. Formuliere zu V04 eine Wirkungsaussage in drei Saetzen: Erstens den beobachteten oder plausiblen Zustand, zweitens die Daten- oder Quellenlage, drittens die offene Unsicherheit samt Rueckkopplung. Die Antwort muss ohne moralische Personenbewertung auskommen und darf Reichweite nicht mit Wirkung verwechseln.</w:t>
-      </w:r>
-    </w:p>
-    <w:p>
-      <w:r>
-        <w:t>Pruefungsnahe Lesart. Aus Gewinn: das enge Fenster laesst sich eine gute Transferfrage ableiten: Welche Entscheidung waere falsch, wenn dieser Abschnitt missverstanden wird? Fuer Gewinn, Wachstum und Reichweite als unvollständige Erfolgsgrößen lautet die Antwort meist nicht einfach "mehr Wirkung", sondern genauer: bessere Unterscheidung, sauberere Daten, klarere Schutzlinie und rueckgekoppelte Steuerung. Jeder Analyseblock fragt nach der Routine, die nach der Bewertung angepasst wird. Wer das im Fall anwenden kann, hat den Kern der Vorlesung verstanden; wer nur Definitionen wiederholt, bleibt unter dem Anspruch der Akademie.</w:t>
-      </w:r>
-    </w:p>
-    <w:p>
-      <w:r>
-        <w:t>Fallfenster zur Anwendung. Ein Kommunikationsbericht nennt viele Aktivitaeten, Reichweiten und Rueckmeldungen. Die V1-Pruefung fragt, ob daraus eine belastbare Wirkungsaussage folgt. Wenn nur Kontakte, Klicks oder Zustimmung vorliegen, bleibt die Aussage im Bereich Wirkungspotenzial oder Resonanz, nicht im Bereich nachgewiesener Wirkung. Bezogen auf Gewinn, Wachstum und Reichweite als unvollständige Erfolgsgrößen heisst das: Die Analyse muss das konkrete Thema ernst nehmen und zugleich den allgemeinen WÖk-Massstab halten. Es geht nicht darum, Akteure moralisch zu sortieren. Es geht darum, Wirkpfade, Wirkungsempfaenger, Datenqualitaet, Risiken und Rueckkopplung so zu beschreiben, dass bessere Entscheidungen moeglich werden.</w:t>
-      </w:r>
-    </w:p>
-    <w:p>
-      <w:r>
-        <w:t>Governance. Der Abschnitt Wer die unverbuchten Kosten trägt ist in V04 kein Zusatzwissen, sondern ein Pruefstein fuer die Grundfrage des Skripts: Was veraendert sich, bei wem, wodurch und mit welcher Rueckkopplung? Fuer Gewinn, Wachstum und Reichweite als unvollständige Erfolgsgrößen wird daran sichtbar, dass Wirkungsbewertung Verfahren, Rechte, Transparenz und Korrektur braucht. Die fachliche Grenze liegt dort, wo Lernende Bewertung als technokratische Top-down-Setzung verstehen. Die saubere Lesart trennt deshalb Beobachtung, Kausalannahme, Bewertung und Steuerungsfolge. In der Anwendung sollte daraus mindestens eine konkrete Begriff, Wirkpfad, Fallbewertung, rote Linie oder Rueckkopplung abgeleitet werden; sonst bleibt das Wissen erklaerend, aber nicht steuerungsfaehig.</w:t>
-      </w:r>
-    </w:p>
-    <w:p>
-      <w:r>
-        <w:t>Anwendung auf Wachstum: mehr ist nicht automatisch besser. In einer Fallanalyse beginnt dieser Punkt nicht mit einer Meinung, sondern mit einer belastbaren Beschreibung. Wer V04 pruefungsnah liest, fragt zuerst nach Wirkungsempfaengern, Wirkraum, Zeitraum und Datenquelle. Erst danach folgt die Bewertung im Referenzrahmen Mensch, Planet, Demokratie, SDGs, Agenda 2030 und SDG+. Pruefungsfragen verbinden Begriff, Anwendung, Evidenz und rote Linie. Der typische Kurzschluss waere, reines Auswendiglernen als Kompetenznachweis behandeln. Genau dagegen setzt die WÖk die Pflicht, Wirkungspotenzial, Wirkungsrisiko und positive Netto-Wirkung begrifflich getrennt zu halten.</w:t>
-      </w:r>
-    </w:p>
-    <w:p>
-      <w:r>
-        <w:t>Evidenzregel. Gesundes und ungesundes Wachstum darf im Skript nicht als dekorativer Begriff stehen bleiben. Der Abschnitt traegt nur dann, wenn er eine pruefbare Aussage erlaubt: Welche Quelle stuetzt die Annahme, welche Unsicherheit bleibt offen und welche Gegenbeobachtung wuerde die Bewertung veraendern? Fuer Gewinn, Wachstum und Reichweite als unvollständige Erfolgsgrößen heisst das, dass WÖk-Begriffe im Alltag nur tragen, wenn sie in Routinen uebersetzt werden. Die Studierenden sollen nicht lernen, einen Score nachzusprechen. Sie sollen erkennen, wann ein Score klaert, wann er verdeckt und wann eine rote Linie die Durchschnittslogik stoppt.</w:t>
-      </w:r>
-    </w:p>
-    <w:p>
-      <w:r>
-        <w:t>Fallfenster zur Anwendung. Eine Organisation plant eine Massnahme und formuliert dazu eine positive Absicht. In der WÖk reicht das nicht. Fuer diese Vorlesung muss sichtbar werden, welche Zustandsveraenderung erwartet wird, welche Empfaenger direkt oder indirekt betroffen sind, welche Nebenwirkungen entstehen koennen und welche Entscheidung spaeter korrigiert wird. Bezogen auf Gewinn, Wachstum und Reichweite als unvollständige Erfolgsgrößen heisst das: Die Analyse muss das konkrete Thema ernst nehmen und zugleich den allgemeinen WÖk-Massstab halten. Es geht nicht darum, Akteure moralisch zu sortieren. Es geht darum, Wirkpfade, Wirkungsempfaenger, Datenqualitaet, Risiken und Rueckkopplung so zu beschreiben, dass bessere Entscheidungen moeglich werden.</w:t>
-      </w:r>
-    </w:p>
-    <w:p>
-      <w:r>
-        <w:t>Transfer in Grundstudium Wirkungsökonomie. Reichweite: gesehen ist nicht gewirkt verbindet die inhaltliche Deutung mit der spaeteren Praxis. Eine Organisation kann zu Gewinn, Wachstum und Reichweite als unvollständige Erfolgsgrößen sehr ueberzeugend kommunizieren und trotzdem an einen plausiblen Gedanken schon fuer Wirkung zu halten, obwohl Empfaenger, Zustand, Zeitbezug und Quelle fehlen scheitern. Darum muss die V1-Fassung immer auch nach Governance fragen: Wer erhebt Daten, wer bewertet sie, wer traegt die Folgen, wer kann widersprechen und wann wird eine Entscheidung korrigiert? Gute Kommunikation unterscheidet Befund, Annahme und normative Bewertung. So wird aus einem Lehrkapitel eine verantwortbare Arbeitsroutine.</w:t>
-      </w:r>
-    </w:p>
-    <w:p>
-      <w:r>
-        <w:t>Pruefungsnahe Transferfrage. Formuliere zu V04 eine Wirkungsaussage in drei Saetzen: Erstens den beobachteten oder plausiblen Zustand, zweitens die Daten- oder Quellenlage, drittens die offene Unsicherheit samt Rueckkopplung. Die Antwort muss ohne moralische Personenbewertung auskommen und darf Reichweite nicht mit Wirkung verwechseln.</w:t>
-      </w:r>
-    </w:p>
-    <w:p>
-      <w:r>
-        <w:t>Grenze gegen Scheingenauigkeit. Gerade bei Ein Beispiel aus der digitalen Welt ist Praezision wichtiger als grosse Begriffe. Eine Wirkungsaussage bleibt schwach, wenn sie nur Aktivitaet, Reichweite, Absicht oder Image beschreibt. Stark wird sie erst, wenn sie die Zustandsveraenderung und ihre Bedingungen offenlegt. In V04 ist deshalb entscheidend, jede Wirkungsaussage eine Grenze zieht und diese Grenze begruenden muss. Die Fehlerlinie verlaeuft nicht zwischen Optimismus und Pessimismus, sondern zwischen offengelegter Unsicherheit und rhetorischer Sicherheit ohne Pruefpfad.</w:t>
-      </w:r>
-    </w:p>
-    <w:p>
-      <w:r>
-        <w:t>Pruefungsnahe Lesart. Aus Warum uns die falschen Zahlen fesseln laesst sich eine gute Transferfrage ableiten: Welche Entscheidung waere falsch, wenn dieser Abschnitt missverstanden wird? Fuer Gewinn, Wachstum und Reichweite als unvollständige Erfolgsgrößen lautet die Antwort meist nicht einfach "mehr Wirkung", sondern genauer: bessere Unterscheidung, sauberere Daten, klarere Schutzlinie und rueckgekoppelte Steuerung. Szenarien pruefen Sofortwirkung, Folgewirkung und Reversibilitaet getrennt. Wer das im Fall anwenden kann, hat den Kern der Vorlesung verstanden; wer nur Definitionen wiederholt, bleibt unter dem Anspruch der Akademie.</w:t>
-      </w:r>
-    </w:p>
-    <w:p>
-      <w:r>
-        <w:t>Fallfenster zur Anwendung. Eine Fuehrungsentscheidung erzeugt zugleich Nutzen und Risiken. Die WÖk behandelt Ambivalenz nicht als Stoerung, sondern als Kern der Analyse. Positive Netto-Wirkung darf erst behauptet werden, wenn zentrale negative Wirkungen getrennt geprueft und rote Linien gewahrt sind. Bezogen auf Gewinn, Wachstum und Reichweite als unvollständige Erfolgsgrößen heisst das: Die Analyse muss das konkrete Thema ernst nehmen und zugleich den allgemeinen WÖk-Massstab halten. Es geht nicht darum, Akteure moralisch zu sortieren. Es geht darum, Wirkpfade, Wirkungsempfaenger, Datenqualitaet, Risiken und Rueckkopplung so zu beschreiben, dass bessere Entscheidungen moeglich werden.</w:t>
-      </w:r>
-    </w:p>
-    <w:p>
-      <w:r>
-        <w:t>Betroffenenperspektive. Der Abschnitt Die Zahlen behalten, den Thron räumen ist in V04 kein Zusatzwissen, sondern ein Pruefstein fuer die Grundfrage des Skripts: Was veraendert sich, bei wem, wodurch und mit welcher Rueckkopplung? Fuer Gewinn, Wachstum und Reichweite als unvollständige Erfolgsgrößen wird daran sichtbar, dass Wirkung nicht am Sender, sondern an veraenderten Zustanden der Empfaenger geprueft wird. Die fachliche Grenze liegt dort, wo Lernende interne Erfolgskennzahlen mit gesellschaftlicher Wirkung verwechseln. Die saubere Lesart trennt deshalb Beobachtung, Kausalannahme, Bewertung und Steuerungsfolge. In der Anwendung sollte daraus mindestens eine konkrete Begriff, Wirkpfad, Fallbewertung, rote Linie oder Rueckkopplung abgeleitet werden; sonst bleibt das Wissen erklaerend, aber nicht steuerungsfaehig.</w:t>
-      </w:r>
-    </w:p>
-    <w:p>
-      <w:r>
-        <w:t>Anwendung auf Was du aus dieser Vorlesung mitnimmst. In einer Fallanalyse beginnt dieser Punkt nicht mit einer Meinung, sondern mit einer belastbaren Beschreibung. Wer V04 pruefungsnah liest, fragt zuerst nach Wirkungsempfaengern, Wirkraum, Zeitraum und Datenquelle. Erst danach folgt die Bewertung im Referenzrahmen Mensch, Planet, Demokratie, SDGs, Agenda 2030 und SDG+. Jede Schlussfolgerung endet mit Entscheidung, Verantwortlichkeit und Termin fuer Rueckpruefung. Der typische Kurzschluss waere, Befunde sammeln, ohne Ressourcen oder Regeln zu veraendern. Genau dagegen setzt die WÖk die Pflicht, Wirkungspotenzial, Wirkungsrisiko und positive Netto-Wirkung begrifflich getrennt zu halten.</w:t>
-      </w:r>
-    </w:p>
-    <w:p>
-      <w:r>
-        <w:t>Evidenzregel. Wirkungsökonomische Vertiefung darf im Skript nicht als dekorativer Begriff stehen bleiben. Der Abschnitt traegt nur dann, wenn er eine pruefbare Aussage erlaubt: Welche Quelle stuetzt die Annahme, welche Unsicherheit bleibt offen und welche Gegenbeobachtung wuerde die Bewertung veraendern? Fuer Gewinn, Wachstum und Reichweite als unvollständige Erfolgsgrößen heisst das, dass WÖk-Aussagen mit bestehenden Begriffen, Studien, Standards und Rechtsrahmen in Beziehung stehen muessen. Die Studierenden sollen nicht lernen, einen Score nachzusprechen. Sie sollen erkennen, wann ein Score klaert, wann er verdeckt und wann eine rote Linie die Durchschnittslogik stoppt.</w:t>
-      </w:r>
-    </w:p>
-    <w:p>
-      <w:r>
-        <w:t>Fallfenster zur Anwendung. Ein Controlling-Team moechte einen Score bilden. Das Skript verlangt, dass Datenqualitaet, Systemgrenzen, Gewichtung, Unsicherheit und Nichtkompensation sichtbar bleiben. Ein Score darf die Diskussion nicht beenden, sondern muss bessere Fragen, Priorisierung und Rueckkopplung ermoeglichen. Bezogen auf Gewinn, Wachstum und Reichweite als unvollständige Erfolgsgrößen heisst das: Die Analyse muss das konkrete Thema ernst nehmen und zugleich den allgemeinen WÖk-Massstab halten. Es geht nicht darum, Akteure moralisch zu sortieren. Es geht darum, Wirkpfade, Wirkungsempfaenger, Datenqualitaet, Risiken und Rueckkopplung so zu beschreiben, dass bessere Entscheidungen moeglich werden.</w:t>
-      </w:r>
-    </w:p>
-    <w:p>
-      <w:r>
-        <w:t>Pruefungsnahe Transferfrage. Formuliere zu V04 eine Wirkungsaussage in drei Saetzen: Erstens den beobachteten oder plausiblen Zustand, zweitens die Daten- oder Quellenlage, drittens die offene Unsicherheit samt Rueckkopplung. Die Antwort muss ohne moralische Personenbewertung auskommen und darf Reichweite nicht mit Wirkung verwechseln.</w:t>
-      </w:r>
-    </w:p>
-    <w:p>
-      <w:r>
-        <w:t>Transfer in Grundstudium Wirkungsökonomie. Prüfungsrelevanz verbindet die inhaltliche Deutung mit der spaeteren Praxis. Eine Organisation kann zu Gewinn, Wachstum und Reichweite als unvollständige Erfolgsgrößen sehr ueberzeugend kommunizieren und trotzdem an einen plausiblen Gedanken schon fuer Wirkung zu halten, obwohl Empfaenger, Zustand, Zeitbezug und Quelle fehlen scheitern. Darum muss die V1-Fassung immer auch nach Governance fragen: Wer erhebt Daten, wer bewertet sie, wer traegt die Folgen, wer kann widersprechen und wann wird eine Entscheidung korrigiert? Die Analyse markiert Stoppsignale vor jeder Portfolio- oder Score-Debatte. So wird aus einem Lehrkapitel eine verantwortbare Arbeitsroutine.</w:t>
+        <w:t>Schlussvertiefung 1: Gewinn, Wachstum und Reichweite als unvollständige Erfolgsgrößen im Anwendungsfall</w:t>
+      </w:r>
+    </w:p>
+    <w:p>
+      <w:r>
+        <w:t>Die folgenden Abschnitte sind keine neue Pruefungsloesung. Sie verdichten die vorhandenen Kapitel zu einer Lesart, mit der Studierende einen Fall selbststaendig analysieren koennen. Im Mittelpunkt stehen Wirkpfade, Wirkungsempfaenger, Bewertung und Rueckkopplung, nicht moralische Personenbewertung.</w:t>
+      </w:r>
+    </w:p>
+    <w:p>
+      <w:r>
+        <w:t>Begriffliche Schlussklaerung. Einleitung / Wirkungsfrage zeigt, warum Gewinn, Wachstum und Reichweite als unvollständige Erfolgsgrößen mehr ist als ein Schlagwort im Feld Wirkpfade, Wirkungsempfaenger, Bewertung und Rueckkopplung. Die wirkungsoekonomische Frage lautet: Welche reale Veraenderung wird moeglich, welche bleibt nur Potenzial und wo entsteht ein Wirkungsrisiko? Diese Unterscheidung schuetzt vor Impact-Washing, weil sie Absicht, Aktivitaet, Reichweite und Wirkung auseinanderhaelt.</w:t>
+      </w:r>
+    </w:p>
+    <w:p>
+      <w:r>
+        <w:t>Eine Kommune, ein Unternehmen oder eine Bildungsorganisation will Gewinn, Wachstum und Reichweite als unvollständige Erfolgsgrößen praktisch anwenden. Der erste Schritt ist nicht die Auswahl eines Instruments, sondern die Klaerung der Zustandsveraenderung. Bei Einleitung / Wirkungsfrage muss deshalb benannt werden, wer betroffen ist, welcher Zustand sich veraendert, welche Frist gilt und welche Gegenbeobachtung die Annahme widerlegen wuerde. Erst danach entsteht eine begruendete Entscheidung im Feld Begriff, Fallbewertung, Wirkpfad, rote Linie, Quellenbeurteilung oder Rueckkopplungsregel.</w:t>
+      </w:r>
+    </w:p>
+    <w:p>
+      <w:r>
+        <w:t>Wirkpfad und Empfaenger. In V04 muss Kernaussage immer mit Empfaengern gelesen werden. Wirkung entsteht nicht beim Sender, sondern an veraenderten Zustaenden von Menschen, Oekosystemen, Institutionen, Oeffentlichkeit oder kuenftigen Handlungsspielraeumen. Darum reicht es nicht, interne Aktivitaeten zu dokumentieren. Entscheidend ist, ob sich ein Zustand nachvollziehbar veraendert und ob diese Veraenderung im Referenzrahmen Mensch, Planet, Demokratie, SDGs, Agenda 2030 und SDG+ tragfaehig bewertet werden kann.</w:t>
+      </w:r>
+    </w:p>
+    <w:p>
+      <w:r>
+        <w:t>Ein Bericht behauptet, die Massnahme zu Gewinn, Wachstum und Reichweite als unvollständige Erfolgsgrößen sei erfolgreich. Die WOE-Lesart fragt bei Kernaussage nach belastbaren Nachweisen: begriffliche Praezision, Fallbeschreibung, Quellenklarheit, Plausibilitaet und offene Unsicherheit. Wenn diese Nachweise fehlen, bleibt die Aussage Wirkungspotenzial oder Kommunikationsbehauptung. Sie kann wichtig sein, aber sie ist noch keine belegte Wirkung.</w:t>
+      </w:r>
+    </w:p>
+    <w:p>
+      <w:r>
+        <w:t>Daten, Quellen und Evidenz. Wissenschaftliche Anschlussfaehigkeit entsteht hier durch Quellenklarheit. Bei Quelltext und fachliche Grundlegung werden interne WOE-Begriffe nicht als Ersatz fuer Belege benutzt, sondern mit Grundlagenwerk, WOE-Referenz, Glossar, Werkzeuge, Journal und externe Fachquellen verbunden. Wo die Datenlage offen bleibt, wird das offengelegt. Wo eine Aussage nur plausibel ist, bleibt sie als Wirkungspotenzial markiert. Wo ein Schaden eine rote Linie beruehrt, greift Nichtkompensation vor Durchschnittslogik.</w:t>
+      </w:r>
+    </w:p>
+    <w:p>
+      <w:r>
+        <w:t>In einer kontroversen Entscheidung wirkt Quelltext und fachliche Grundlegung als Pruefpunkt fuer Ambivalenz. Ein Nutzen fuer eine Gruppe kann mit Risiken fuer andere Wirkungsempfaenger einhergehen. Das Skript verlangt deshalb, positive und negative Zustandsveraenderungen getrennt zu fuehren, bevor von positiver Netto-Wirkung gesprochen wird.</w:t>
+      </w:r>
+    </w:p>
+    <w:p>
+      <w:r>
+        <w:t>Bewertung und rote Linien. In Grundstudium Wirkungsoekonomie wird Die drei Lieblingszahlen der Wirtschaft erst steuerungsfaehig, wenn daraus eine Entscheidung folgt. Die Grundbegriffe muessen in spaeteren Modulen wiedererkennbar bleiben. Ohne diese Rueckkopplung bleibt Reporting eine Beschreibung. Mit Rueckkopplung wird aus Bewertung eine veraenderte Routine: ein anderer Prozess, ein geaenderter Anreiz, eine bessere Datenpflicht, eine korrigierte Kommunikation oder eine neue Priorisierung.</w:t>
+      </w:r>
+    </w:p>
+    <w:p>
+      <w:r>
+        <w:t>Die typische Fehlstelle bei Gewinn, Wachstum und Reichweite als unvollständige Erfolgsgrößen liegt darin, Absicht, Aktivitaet oder Reporting als Wirkung zu behandeln. Bei Die drei Lieblingszahlen der Wirtschaft wird diese Fehlstelle konkret: Ein scheinbar plausibler Befund darf nicht zur Abkuerzung werden. Quellen, Systemgrenzen, Unsicherheit und Rueckkopplung bleiben sichtbar.</w:t>
+      </w:r>
+    </w:p>
+    <w:p>
+      <w:r>
+        <w:t>Kontrollfrage. Welche Entscheidung waere falsch, wenn Die drei Lieblingszahlen der Wirtschaft in V04 missverstanden wird? Die Antwort muss mindestens eine Daten- oder Quellenannahme, eine betroffene Gruppe oder Schutzdimension, eine moegliche Nebenwirkung und einen Rueckkopplungsschritt nennen. Richtig ist nicht die lauteste Bewertung, sondern diejenige, die Begriff, Beleg und Steuerungsfolge zusammenhaelt.</w:t>
+      </w:r>
+    </w:p>
+    <w:p>
+      <w:r>
+        <w:t>Steuerung und Rueckkopplung. Die Grenze gegen Scheingenauigkeit verlaeuft bei Gewinn: das enge Fenster nicht zwischen Optimismus und Pessimismus. Sie verlaeuft zwischen offengelegter Unsicherheit und rhetorischer Sicherheit. Wer Gewinn, Wachstum und Reichweite als unvollständige Erfolgsgrößen belastbar anwenden will, benennt Systemgrenze, Zeitraum, Vergleichspunkt und offene Gegenhypothese. Gerade dadurch bleibt das Skript anschlussfaehig fuer Forschung, Praxis und spaetere Revision.</w:t>
+      </w:r>
+    </w:p>
+    <w:p>
+      <w:r>
+        <w:t>Fuer die Pruefung ist Gewinn: das enge Fenster dann verstanden, wenn daraus eine belastbare Fallantwort entsteht. Eine gute Antwort unterscheidet Beobachtung, Kausalannahme, Bewertung und Steuerungsfolge. Sie bewertet keine Menschen, sondern Wirkpfade, Zustandsveraenderungen, Risiken und institutionelle Bedingungen.</w:t>
+      </w:r>
+    </w:p>
+    <w:p>
+      <w:r>
+        <w:t>Pruefungsnahe Anwendung. Wer die unverbuchten Kosten trägt zeigt, warum Gewinn, Wachstum und Reichweite als unvollständige Erfolgsgrößen mehr ist als ein Schlagwort im Feld Wirkpfade, Wirkungsempfaenger, Bewertung und Rueckkopplung. Die wirkungsoekonomische Frage lautet: Welche reale Veraenderung wird moeglich, welche bleibt nur Potenzial und wo entsteht ein Wirkungsrisiko? Diese Unterscheidung schuetzt vor Impact-Washing, weil sie Absicht, Aktivitaet, Reichweite und Wirkung auseinanderhaelt.</w:t>
+      </w:r>
+    </w:p>
+    <w:p>
+      <w:r>
+        <w:t>Eine Kommune, ein Unternehmen oder eine Bildungsorganisation will Gewinn, Wachstum und Reichweite als unvollständige Erfolgsgrößen praktisch anwenden. Der erste Schritt ist nicht die Auswahl eines Instruments, sondern die Klaerung der Zustandsveraenderung. Bei Wer die unverbuchten Kosten trägt muss deshalb benannt werden, wer betroffen ist, welcher Zustand sich veraendert, welche Frist gilt und welche Gegenbeobachtung die Annahme widerlegen wuerde. Erst danach entsteht eine begruendete Entscheidung im Feld Begriff, Fallbewertung, Wirkpfad, rote Linie, Quellenbeurteilung oder Rueckkopplungsregel.</w:t>
+      </w:r>
+    </w:p>
+    <w:p>
+      <w:r>
+        <w:t>Rueckfluss. Fuer den WOE-Korpus bedeutet das: Begriffe aus Gewinn, Wachstum und Reichweite als unvollständige Erfolgsgrößen sollten dort geschaerft werden, wo sie in Glossar, Werkzeugen, Journal oder Readern doppeldeutig bleiben. Offene Forschungsfragen werden nicht versteckt. Sie markieren die Stelle, an der spaetere Evidenz, ein besserer Datensatz oder eine praezisere Fallstudie die Bewertung veraendern kann.</w:t>
+      </w:r>
+    </w:p>
+    <w:p>
+      <w:r>
+        <w:t>Transfer in den WOE-Korpus. In V04 muss Wachstum: mehr ist nicht automatisch besser immer mit Empfaengern gelesen werden. Wirkung entsteht nicht beim Sender, sondern an veraenderten Zustaenden von Menschen, Oekosystemen, Institutionen, Oeffentlichkeit oder kuenftigen Handlungsspielraeumen. Darum reicht es nicht, interne Aktivitaeten zu dokumentieren. Entscheidend ist, ob sich ein Zustand nachvollziehbar veraendert und ob diese Veraenderung im Referenzrahmen Mensch, Planet, Demokratie, SDGs, Agenda 2030 und SDG+ tragfaehig bewertet werden kann.</w:t>
+      </w:r>
+    </w:p>
+    <w:p>
+      <w:r>
+        <w:t>Ein Bericht behauptet, die Massnahme zu Gewinn, Wachstum und Reichweite als unvollständige Erfolgsgrößen sei erfolgreich. Die WOE-Lesart fragt bei Wachstum: mehr ist nicht automatisch besser nach belastbaren Nachweisen: begriffliche Praezision, Fallbeschreibung, Quellenklarheit, Plausibilitaet und offene Unsicherheit. Wenn diese Nachweise fehlen, bleibt die Aussage Wirkungspotenzial oder Kommunikationsbehauptung. Sie kann wichtig sein, aber sie ist noch keine belegte Wirkung.</w:t>
+      </w:r>
+    </w:p>
+    <w:p>
+      <w:r>
+        <w:t>Grenzen der Aussage. Wissenschaftliche Anschlussfaehigkeit entsteht hier durch Quellenklarheit. Bei Gesundes und ungesundes Wachstum werden interne WOE-Begriffe nicht als Ersatz fuer Belege benutzt, sondern mit Grundlagenwerk, WOE-Referenz, Glossar, Werkzeuge, Journal und externe Fachquellen verbunden. Wo die Datenlage offen bleibt, wird das offengelegt. Wo eine Aussage nur plausibel ist, bleibt sie als Wirkungspotenzial markiert. Wo ein Schaden eine rote Linie beruehrt, greift Nichtkompensation vor Durchschnittslogik.</w:t>
+      </w:r>
+    </w:p>
+    <w:p>
+      <w:r>
+        <w:t>In einer kontroversen Entscheidung wirkt Gesundes und ungesundes Wachstum als Pruefpunkt fuer Ambivalenz. Ein Nutzen fuer eine Gruppe kann mit Risiken fuer andere Wirkungsempfaenger einhergehen. Das Skript verlangt deshalb, positive und negative Zustandsveraenderungen getrennt zu fuehren, bevor von positiver Netto-Wirkung gesprochen wird.</w:t>
+      </w:r>
+    </w:p>
+    <w:p>
+      <w:r>
+        <w:t>Kontrollfrage. Welche Entscheidung waere falsch, wenn Gesundes und ungesundes Wachstum in V04 missverstanden wird? Die Antwort muss mindestens eine Daten- oder Quellenannahme, eine betroffene Gruppe oder Schutzdimension, eine moegliche Nebenwirkung und einen Rueckkopplungsschritt nennen. Richtig ist nicht die lauteste Bewertung, sondern diejenige, die Begriff, Beleg und Steuerungsfolge zusammenhaelt.</w:t>
       </w:r>
     </w:p>
     <w:p>
@@ -2922,132 +2897,107 @@
         <w:pStyle w:val="Heading3"/>
       </w:pPr>
       <w:r>
-        <w:t>Abschlusskommentar 2: Lesen, pruefen, rueckkoppeln</w:t>
-      </w:r>
-    </w:p>
-    <w:p>
-      <w:r>
-        <w:t>Die folgende Verdichtung fuehrt die vorhandenen Kapitel nicht als Wiederholung, sondern als Anwendung zusammen. Wirkungskompetenz entsteht, wenn dieselbe begriffliche Strenge in Fallanalyse, Datenarbeit, Kommunikation, Governance und Entscheidungspraxis wiedererkannt wird.</w:t>
-      </w:r>
-    </w:p>
-    <w:p>
-      <w:r>
-        <w:t>Grenze gegen Scheingenauigkeit. Gerade bei Lernziele ist Praezision wichtiger als grosse Begriffe. Eine Wirkungsaussage bleibt schwach, wenn sie nur Aktivitaet, Reichweite, Absicht oder Image beschreibt. Stark wird sie erst, wenn sie die Zustandsveraenderung und ihre Bedingungen offenlegt. In V04 ist deshalb entscheidend, praezise Sprache die erste Sicherung gegen Impact-Washing bildet. Die Fehlerlinie verlaeuft nicht zwischen Optimismus und Pessimismus, sondern zwischen offengelegter Unsicherheit und rhetorischer Sicherheit ohne Pruefpfad.</w:t>
-      </w:r>
-    </w:p>
-    <w:p>
-      <w:r>
-        <w:t>Pruefungsnahe Lesart. Aus Einleitung / Wirkungsfrage laesst sich eine gute Transferfrage ableiten: Welche Entscheidung waere falsch, wenn dieser Abschnitt missverstanden wird? Fuer Gewinn, Wachstum und Reichweite als unvollständige Erfolgsgrößen lautet die Antwort meist nicht einfach "mehr Wirkung", sondern genauer: bessere Unterscheidung, sauberere Daten, klarere Schutzlinie und rueckgekoppelte Steuerung. Mindestens ein direkter und ein indirekter Wirkpfad muessen nachvollziehbar sein. Wer das im Fall anwenden kann, hat den Kern der Vorlesung verstanden; wer nur Definitionen wiederholt, bleibt unter dem Anspruch der Akademie.</w:t>
-      </w:r>
-    </w:p>
-    <w:p>
-      <w:r>
-        <w:t>Fallfenster zur Anwendung. Ein Kommunikationsbericht nennt viele Aktivitaeten, Reichweiten und Rueckmeldungen. Die V1-Pruefung fragt, ob daraus eine belastbare Wirkungsaussage folgt. Wenn nur Kontakte, Klicks oder Zustimmung vorliegen, bleibt die Aussage im Bereich Wirkungspotenzial oder Resonanz, nicht im Bereich nachgewiesener Wirkung. Bezogen auf Gewinn, Wachstum und Reichweite als unvollständige Erfolgsgrößen heisst das: Die Analyse muss das konkrete Thema ernst nehmen und zugleich den allgemeinen WÖk-Massstab halten. Es geht nicht darum, Akteure moralisch zu sortieren. Es geht darum, Wirkpfade, Wirkungsempfaenger, Datenqualitaet, Risiken und Rueckkopplung so zu beschreiben, dass bessere Entscheidungen moeglich werden.</w:t>
-      </w:r>
-    </w:p>
-    <w:p>
-      <w:r>
-        <w:t>Daten- und Quellenklarheit. Der Abschnitt Kernaussage ist in V04 kein Zusatzwissen, sondern ein Pruefstein fuer die Grundfrage des Skripts: Was veraendert sich, bei wem, wodurch und mit welcher Rueckkopplung? Fuer Gewinn, Wachstum und Reichweite als unvollständige Erfolgsgrößen wird daran sichtbar, dass jede Bewertung nur so belastbar ist wie Datenlage, Quellenstatus, Aktualitaet und Systemgrenze. Die fachliche Grenze liegt dort, wo Lernende eine Zahl ohne Einheit, Zeitraum oder Erhebungslogik als Beweis nutzen. Die saubere Lesart trennt deshalb Beobachtung, Kausalannahme, Bewertung und Steuerungsfolge. In der Anwendung sollte daraus mindestens eine konkrete Begriff, Wirkpfad, Fallbewertung, rote Linie oder Rueckkopplung abgeleitet werden; sonst bleibt das Wissen erklaerend, aber nicht steuerungsfaehig.</w:t>
-      </w:r>
-    </w:p>
-    <w:p>
-      <w:r>
-        <w:t>Anwendung auf Quelltext und fachliche Grundlegung. In einer Fallanalyse beginnt dieser Punkt nicht mit einer Meinung, sondern mit einer belastbaren Beschreibung. Wer V04 pruefungsnah liest, fragt zuerst nach Wirkungsempfaengern, Wirkraum, Zeitraum und Datenquelle. Erst danach folgt die Bewertung im Referenzrahmen Mensch, Planet, Demokratie, SDGs, Agenda 2030 und SDG+. Profile, Zielkonflikte und offene Punkte werden nebeneinander gefuehrt. Der typische Kurzschluss waere, ambivalente Befunde glaetten, damit eine eindeutige Botschaft entsteht. Genau dagegen setzt die WÖk die Pflicht, Wirkungspotenzial, Wirkungsrisiko und positive Netto-Wirkung begrifflich getrennt zu halten.</w:t>
-      </w:r>
-    </w:p>
-    <w:p>
-      <w:r>
-        <w:t>Pruefungsnahe Transferfrage. Formuliere zu V04 eine Wirkungsaussage in drei Saetzen: Erstens den beobachteten oder plausiblen Zustand, zweitens die Daten- oder Quellenlage, drittens die offene Unsicherheit samt Rueckkopplung. Die Antwort muss ohne moralische Personenbewertung auskommen und darf Reichweite nicht mit Wirkung verwechseln.</w:t>
-      </w:r>
-    </w:p>
-    <w:p>
-      <w:r>
-        <w:t>Evidenzregel. Die drei Lieblingszahlen der Wirtschaft darf im Skript nicht als dekorativer Begriff stehen bleiben. Der Abschnitt traegt nur dann, wenn er eine pruefbare Aussage erlaubt: Welche Quelle stuetzt die Annahme, welche Unsicherheit bleibt offen und welche Gegenbeobachtung wuerde die Bewertung veraendern? Fuer Gewinn, Wachstum und Reichweite als unvollständige Erfolgsgrößen heisst das, dass schwere zentrale Schaeden nicht durch beliebige positive Einzelwerte neutralisiert werden duerfen. Die Studierenden sollen nicht lernen, einen Score nachzusprechen. Sie sollen erkennen, wann ein Score klaert, wann er verdeckt und wann eine rote Linie die Durchschnittslogik stoppt.</w:t>
-      </w:r>
-    </w:p>
-    <w:p>
-      <w:r>
-        <w:t>Fallfenster zur Anwendung. Eine Organisation plant eine Massnahme und formuliert dazu eine positive Absicht. In der WÖk reicht das nicht. Fuer diese Vorlesung muss sichtbar werden, welche Zustandsveraenderung erwartet wird, welche Empfaenger direkt oder indirekt betroffen sind, welche Nebenwirkungen entstehen koennen und welche Entscheidung spaeter korrigiert wird. Bezogen auf Gewinn, Wachstum und Reichweite als unvollständige Erfolgsgrößen heisst das: Die Analyse muss das konkrete Thema ernst nehmen und zugleich den allgemeinen WÖk-Massstab halten. Es geht nicht darum, Akteure moralisch zu sortieren. Es geht darum, Wirkpfade, Wirkungsempfaenger, Datenqualitaet, Risiken und Rueckkopplung so zu beschreiben, dass bessere Entscheidungen moeglich werden.</w:t>
-      </w:r>
-    </w:p>
-    <w:p>
-      <w:r>
-        <w:t>Transfer in Grundstudium Wirkungsökonomie. Gewinn: das enge Fenster verbindet die inhaltliche Deutung mit der spaeteren Praxis. Eine Organisation kann zu Gewinn, Wachstum und Reichweite als unvollständige Erfolgsgrößen sehr ueberzeugend kommunizieren und trotzdem an einen plausiblen Gedanken schon fuer Wirkung zu halten, obwohl Empfaenger, Zustand, Zeitbezug und Quelle fehlen scheitern. Darum muss die V1-Fassung immer auch nach Governance fragen: Wer erhebt Daten, wer bewertet sie, wer traegt die Folgen, wer kann widersprechen und wann wird eine Entscheidung korrigiert? Jeder Analyseblock fragt nach der Routine, die nach der Bewertung angepasst wird. So wird aus einem Lehrkapitel eine verantwortbare Arbeitsroutine.</w:t>
-      </w:r>
-    </w:p>
-    <w:p>
-      <w:r>
-        <w:t>Grenze gegen Scheingenauigkeit. Gerade bei Wer die unverbuchten Kosten trägt ist Praezision wichtiger als grosse Begriffe. Eine Wirkungsaussage bleibt schwach, wenn sie nur Aktivitaet, Reichweite, Absicht oder Image beschreibt. Stark wird sie erst, wenn sie die Zustandsveraenderung und ihre Bedingungen offenlegt. In V04 ist deshalb entscheidend, Wirkungsbewertung Verfahren, Rechte, Transparenz und Korrektur braucht. Die Fehlerlinie verlaeuft nicht zwischen Optimismus und Pessimismus, sondern zwischen offengelegter Unsicherheit und rhetorischer Sicherheit ohne Pruefpfad.</w:t>
-      </w:r>
-    </w:p>
-    <w:p>
-      <w:r>
-        <w:t>Pruefungsnahe Lesart. Aus Wachstum: mehr ist nicht automatisch besser laesst sich eine gute Transferfrage ableiten: Welche Entscheidung waere falsch, wenn dieser Abschnitt missverstanden wird? Fuer Gewinn, Wachstum und Reichweite als unvollständige Erfolgsgrößen lautet die Antwort meist nicht einfach "mehr Wirkung", sondern genauer: bessere Unterscheidung, sauberere Daten, klarere Schutzlinie und rueckgekoppelte Steuerung. Pruefungsfragen verbinden Begriff, Anwendung, Evidenz und rote Linie. Wer das im Fall anwenden kann, hat den Kern der Vorlesung verstanden; wer nur Definitionen wiederholt, bleibt unter dem Anspruch der Akademie.</w:t>
-      </w:r>
-    </w:p>
-    <w:p>
-      <w:r>
-        <w:t>Fallfenster zur Anwendung. Eine Fuehrungsentscheidung erzeugt zugleich Nutzen und Risiken. Die WÖk behandelt Ambivalenz nicht als Stoerung, sondern als Kern der Analyse. Positive Netto-Wirkung darf erst behauptet werden, wenn zentrale negative Wirkungen getrennt geprueft und rote Linien gewahrt sind. Bezogen auf Gewinn, Wachstum und Reichweite als unvollständige Erfolgsgrößen heisst das: Die Analyse muss das konkrete Thema ernst nehmen und zugleich den allgemeinen WÖk-Massstab halten. Es geht nicht darum, Akteure moralisch zu sortieren. Es geht darum, Wirkpfade, Wirkungsempfaenger, Datenqualitaet, Risiken und Rueckkopplung so zu beschreiben, dass bessere Entscheidungen moeglich werden.</w:t>
-      </w:r>
-    </w:p>
-    <w:p>
-      <w:r>
-        <w:t>Organisationale Umsetzung. Der Abschnitt Gesundes und ungesundes Wachstum ist in V04 kein Zusatzwissen, sondern ein Pruefstein fuer die Grundfrage des Skripts: Was veraendert sich, bei wem, wodurch und mit welcher Rueckkopplung? Fuer Gewinn, Wachstum und Reichweite als unvollständige Erfolgsgrößen wird daran sichtbar, dass WÖk-Begriffe im Alltag nur tragen, wenn sie in Routinen uebersetzt werden. Die fachliche Grenze liegt dort, wo Lernende Verantwortung an eine einzelne Nachhaltigkeitsfunktion auslagern. Die saubere Lesart trennt deshalb Beobachtung, Kausalannahme, Bewertung und Steuerungsfolge. In der Anwendung sollte daraus mindestens eine konkrete Begriff, Wirkpfad, Fallbewertung, rote Linie oder Rueckkopplung abgeleitet werden; sonst bleibt das Wissen erklaerend, aber nicht steuerungsfaehig.</w:t>
-      </w:r>
-    </w:p>
-    <w:p>
-      <w:r>
-        <w:t>Pruefungsnahe Transferfrage. Formuliere zu V04 eine Wirkungsaussage in drei Saetzen: Erstens den beobachteten oder plausiblen Zustand, zweitens die Daten- oder Quellenlage, drittens die offene Unsicherheit samt Rueckkopplung. Die Antwort muss ohne moralische Personenbewertung auskommen und darf Reichweite nicht mit Wirkung verwechseln.</w:t>
-      </w:r>
-    </w:p>
-    <w:p>
-      <w:r>
-        <w:t>Anwendung auf Reichweite: gesehen ist nicht gewirkt. In einer Fallanalyse beginnt dieser Punkt nicht mit einer Meinung, sondern mit einer belastbaren Beschreibung. Wer V04 pruefungsnah liest, fragt zuerst nach Wirkungsempfaengern, Wirkraum, Zeitraum und Datenquelle. Erst danach folgt die Bewertung im Referenzrahmen Mensch, Planet, Demokratie, SDGs, Agenda 2030 und SDG+. Gute Kommunikation unterscheidet Befund, Annahme und normative Bewertung. Der typische Kurzschluss waere, Eindeutigkeit behaupten, wo die Datenlage nur Potenzial oder Risiko traegt. Genau dagegen setzt die WÖk die Pflicht, Wirkungspotenzial, Wirkungsrisiko und positive Netto-Wirkung begrifflich getrennt zu halten.</w:t>
-      </w:r>
-    </w:p>
-    <w:p>
-      <w:r>
-        <w:t>Evidenzregel. Ein Beispiel aus der digitalen Welt darf im Skript nicht als dekorativer Begriff stehen bleiben. Der Abschnitt traegt nur dann, wenn er eine pruefbare Aussage erlaubt: Welche Quelle stuetzt die Annahme, welche Unsicherheit bleibt offen und welche Gegenbeobachtung wuerde die Bewertung veraendern? Fuer Gewinn, Wachstum und Reichweite als unvollständige Erfolgsgrößen heisst das, dass jede Wirkungsaussage eine Grenze zieht und diese Grenze begruenden muss. Die Studierenden sollen nicht lernen, einen Score nachzusprechen. Sie sollen erkennen, wann ein Score klaert, wann er verdeckt und wann eine rote Linie die Durchschnittslogik stoppt.</w:t>
-      </w:r>
-    </w:p>
-    <w:p>
-      <w:r>
-        <w:t>Fallfenster zur Anwendung. Ein Controlling-Team moechte einen Score bilden. Das Skript verlangt, dass Datenqualitaet, Systemgrenzen, Gewichtung, Unsicherheit und Nichtkompensation sichtbar bleiben. Ein Score darf die Diskussion nicht beenden, sondern muss bessere Fragen, Priorisierung und Rueckkopplung ermoeglichen. Bezogen auf Gewinn, Wachstum und Reichweite als unvollständige Erfolgsgrößen heisst das: Die Analyse muss das konkrete Thema ernst nehmen und zugleich den allgemeinen WÖk-Massstab halten. Es geht nicht darum, Akteure moralisch zu sortieren. Es geht darum, Wirkpfade, Wirkungsempfaenger, Datenqualitaet, Risiken und Rueckkopplung so zu beschreiben, dass bessere Entscheidungen moeglich werden.</w:t>
-      </w:r>
-    </w:p>
-    <w:p>
-      <w:r>
-        <w:t>Transfer in Grundstudium Wirkungsökonomie. Warum uns die falschen Zahlen fesseln verbindet die inhaltliche Deutung mit der spaeteren Praxis. Eine Organisation kann zu Gewinn, Wachstum und Reichweite als unvollständige Erfolgsgrößen sehr ueberzeugend kommunizieren und trotzdem an einen plausiblen Gedanken schon fuer Wirkung zu halten, obwohl Empfaenger, Zustand, Zeitbezug und Quelle fehlen scheitern. Darum muss die V1-Fassung immer auch nach Governance fragen: Wer erhebt Daten, wer bewertet sie, wer traegt die Folgen, wer kann widersprechen und wann wird eine Entscheidung korrigiert? Szenarien pruefen Sofortwirkung, Folgewirkung und Reversibilitaet getrennt. So wird aus einem Lehrkapitel eine verantwortbare Arbeitsroutine.</w:t>
-      </w:r>
-    </w:p>
-    <w:p>
-      <w:r>
-        <w:t>Grenze gegen Scheingenauigkeit. Gerade bei Die Zahlen behalten, den Thron räumen ist Praezision wichtiger als grosse Begriffe. Eine Wirkungsaussage bleibt schwach, wenn sie nur Aktivitaet, Reichweite, Absicht oder Image beschreibt. Stark wird sie erst, wenn sie die Zustandsveraenderung und ihre Bedingungen offenlegt. In V04 ist deshalb entscheidend, Wirkung nicht am Sender, sondern an veraenderten Zustanden der Empfaenger geprueft wird. Die Fehlerlinie verlaeuft nicht zwischen Optimismus und Pessimismus, sondern zwischen offengelegter Unsicherheit und rhetorischer Sicherheit ohne Pruefpfad.</w:t>
-      </w:r>
-    </w:p>
-    <w:p>
-      <w:r>
-        <w:t>Pruefungsnahe Lesart. Aus Was du aus dieser Vorlesung mitnimmst laesst sich eine gute Transferfrage ableiten: Welche Entscheidung waere falsch, wenn dieser Abschnitt missverstanden wird? Fuer Gewinn, Wachstum und Reichweite als unvollständige Erfolgsgrößen lautet die Antwort meist nicht einfach "mehr Wirkung", sondern genauer: bessere Unterscheidung, sauberere Daten, klarere Schutzlinie und rueckgekoppelte Steuerung. Jede Schlussfolgerung endet mit Entscheidung, Verantwortlichkeit und Termin fuer Rueckpruefung. Wer das im Fall anwenden kann, hat den Kern der Vorlesung verstanden; wer nur Definitionen wiederholt, bleibt unter dem Anspruch der Akademie.</w:t>
-      </w:r>
-    </w:p>
-    <w:p>
-      <w:r>
-        <w:t>Fallfenster zur Anwendung. Ein Kommunikationsbericht nennt viele Aktivitaeten, Reichweiten und Rueckmeldungen. Die V1-Pruefung fragt, ob daraus eine belastbare Wirkungsaussage folgt. Wenn nur Kontakte, Klicks oder Zustimmung vorliegen, bleibt die Aussage im Bereich Wirkungspotenzial oder Resonanz, nicht im Bereich nachgewiesener Wirkung. Bezogen auf Gewinn, Wachstum und Reichweite als unvollständige Erfolgsgrößen heisst das: Die Analyse muss das konkrete Thema ernst nehmen und zugleich den allgemeinen WÖk-Massstab halten. Es geht nicht darum, Akteure moralisch zu sortieren. Es geht darum, Wirkpfade, Wirkungsempfaenger, Datenqualitaet, Risiken und Rueckkopplung so zu beschreiben, dass bessere Entscheidungen moeglich werden.</w:t>
-      </w:r>
-    </w:p>
-    <w:p>
-      <w:r>
-        <w:t>Pruefungsnahe Transferfrage. Formuliere zu V04 eine Wirkungsaussage in drei Saetzen: Erstens den beobachteten oder plausiblen Zustand, zweitens die Daten- oder Quellenlage, drittens die offene Unsicherheit samt Rueckkopplung. Die Antwort muss ohne moralische Personenbewertung auskommen und darf Reichweite nicht mit Wirkung verwechseln.</w:t>
-      </w:r>
-    </w:p>
-    <w:p>
-      <w:r>
-        <w:t>Wissenschaftliche Anschlussfaehigkeit. Der Abschnitt Wirkungsökonomische Vertiefung ist in V04 kein Zusatzwissen, sondern ein Pruefstein fuer die Grundfrage des Skripts: Was veraendert sich, bei wem, wodurch und mit welcher Rueckkopplung? Fuer Gewinn, Wachstum und Reichweite als unvollständige Erfolgsgrößen wird daran sichtbar, dass WÖk-Aussagen mit bestehenden Begriffen, Studien, Standards und Rechtsrahmen in Beziehung stehen muessen. Die fachliche Grenze liegt dort, wo Lernende hausinterne Sprache als Ersatz fuer zitierfaehige Begruendung verwenden. Die saubere Lesart trennt deshalb Beobachtung, Kausalannahme, Bewertung und Steuerungsfolge. In der Anwendung sollte daraus mindestens eine konkrete Begriff, Wirkpfad, Fallbewertung, rote Linie oder Rueckkopplung abgeleitet werden; sonst bleibt das Wissen erklaerend, aber nicht steuerungsfaehig.</w:t>
-      </w:r>
-    </w:p>
-    <w:p>
-      <w:r>
-        <w:t>Anwendung auf Prüfungsrelevanz. In einer Fallanalyse beginnt dieser Punkt nicht mit einer Meinung, sondern mit einer belastbaren Beschreibung. Wer V04 pruefungsnah liest, fragt zuerst nach Wirkungsempfaengern, Wirkraum, Zeitraum und Datenquelle. Erst danach folgt die Bewertung im Referenzrahmen Mensch, Planet, Demokratie, SDGs, Agenda 2030 und SDG+. Die Analyse markiert Stoppsignale vor jeder Portfolio- oder Score-Debatte. Der typische Kurzschluss waere, ein gutes Teilresultat gegen zentrale Schaeden aufrechnen. Genau dagegen setzt die WÖk die Pflicht, Wirkungspotenzial, Wirkungsrisiko und positive Netto-Wirkung begrifflich getrennt zu halten.</w:t>
+        <w:t>Schlussvertiefung 2: Gewinn, Wachstum und Reichweite als unvollständige Erfolgsgrößen im Anwendungsfall</w:t>
+      </w:r>
+    </w:p>
+    <w:p>
+      <w:r>
+        <w:t>Die folgenden Abschnitte sind keine neue Pruefungsloesung. Sie verdichten die vorhandenen Kapitel zu einer Lesart, mit der Studierende einen Fall selbststaendig analysieren koennen. Im Mittelpunkt stehen Wirkpfade, Wirkungsempfaenger, Bewertung und Rueckkopplung, nicht moralische Personenbewertung.</w:t>
+      </w:r>
+    </w:p>
+    <w:p>
+      <w:r>
+        <w:t>Begriffliche Schlussklaerung. In Grundstudium Wirkungsoekonomie wird Reichweite: gesehen ist nicht gewirkt erst steuerungsfaehig, wenn daraus eine Entscheidung folgt. Die Grundbegriffe muessen in spaeteren Modulen wiedererkennbar bleiben. Ohne diese Rueckkopplung bleibt Reporting eine Beschreibung. Mit Rueckkopplung wird aus Bewertung eine veraenderte Routine: ein anderer Prozess, ein geaenderter Anreiz, eine bessere Datenpflicht, eine korrigierte Kommunikation oder eine neue Priorisierung.</w:t>
+      </w:r>
+    </w:p>
+    <w:p>
+      <w:r>
+        <w:t>Die typische Fehlstelle bei Gewinn, Wachstum und Reichweite als unvollständige Erfolgsgrößen liegt darin, Absicht, Aktivitaet oder Reporting als Wirkung zu behandeln. Bei Reichweite: gesehen ist nicht gewirkt wird diese Fehlstelle konkret: Ein scheinbar plausibler Befund darf nicht zur Abkuerzung werden. Quellen, Systemgrenzen, Unsicherheit und Rueckkopplung bleiben sichtbar.</w:t>
+      </w:r>
+    </w:p>
+    <w:p>
+      <w:r>
+        <w:t>Wirkpfad und Empfaenger. Die Grenze gegen Scheingenauigkeit verlaeuft bei Ein Beispiel aus der digitalen Welt nicht zwischen Optimismus und Pessimismus. Sie verlaeuft zwischen offengelegter Unsicherheit und rhetorischer Sicherheit. Wer Gewinn, Wachstum und Reichweite als unvollständige Erfolgsgrößen belastbar anwenden will, benennt Systemgrenze, Zeitraum, Vergleichspunkt und offene Gegenhypothese. Gerade dadurch bleibt das Skript anschlussfaehig fuer Forschung, Praxis und spaetere Revision.</w:t>
+      </w:r>
+    </w:p>
+    <w:p>
+      <w:r>
+        <w:t>Fuer die Pruefung ist Ein Beispiel aus der digitalen Welt dann verstanden, wenn daraus eine belastbare Fallantwort entsteht. Eine gute Antwort unterscheidet Beobachtung, Kausalannahme, Bewertung und Steuerungsfolge. Sie bewertet keine Menschen, sondern Wirkpfade, Zustandsveraenderungen, Risiken und institutionelle Bedingungen.</w:t>
+      </w:r>
+    </w:p>
+    <w:p>
+      <w:r>
+        <w:t>Daten, Quellen und Evidenz. Warum uns die falschen Zahlen fesseln zeigt, warum Gewinn, Wachstum und Reichweite als unvollständige Erfolgsgrößen mehr ist als ein Schlagwort im Feld Wirkpfade, Wirkungsempfaenger, Bewertung und Rueckkopplung. Die wirkungsoekonomische Frage lautet: Welche reale Veraenderung wird moeglich, welche bleibt nur Potenzial und wo entsteht ein Wirkungsrisiko? Diese Unterscheidung schuetzt vor Impact-Washing, weil sie Absicht, Aktivitaet, Reichweite und Wirkung auseinanderhaelt.</w:t>
+      </w:r>
+    </w:p>
+    <w:p>
+      <w:r>
+        <w:t>Eine Kommune, ein Unternehmen oder eine Bildungsorganisation will Gewinn, Wachstum und Reichweite als unvollständige Erfolgsgrößen praktisch anwenden. Der erste Schritt ist nicht die Auswahl eines Instruments, sondern die Klaerung der Zustandsveraenderung. Bei Warum uns die falschen Zahlen fesseln muss deshalb benannt werden, wer betroffen ist, welcher Zustand sich veraendert, welche Frist gilt und welche Gegenbeobachtung die Annahme widerlegen wuerde. Erst danach entsteht eine begruendete Entscheidung im Feld Begriff, Fallbewertung, Wirkpfad, rote Linie, Quellenbeurteilung oder Rueckkopplungsregel.</w:t>
+      </w:r>
+    </w:p>
+    <w:p>
+      <w:r>
+        <w:t>Bewertung und rote Linien. In V04 muss Die Zahlen behalten, den Thron räumen immer mit Empfaengern gelesen werden. Wirkung entsteht nicht beim Sender, sondern an veraenderten Zustaenden von Menschen, Oekosystemen, Institutionen, Oeffentlichkeit oder kuenftigen Handlungsspielraeumen. Darum reicht es nicht, interne Aktivitaeten zu dokumentieren. Entscheidend ist, ob sich ein Zustand nachvollziehbar veraendert und ob diese Veraenderung im Referenzrahmen Mensch, Planet, Demokratie, SDGs, Agenda 2030 und SDG+ tragfaehig bewertet werden kann.</w:t>
+      </w:r>
+    </w:p>
+    <w:p>
+      <w:r>
+        <w:t>Ein Bericht behauptet, die Massnahme zu Gewinn, Wachstum und Reichweite als unvollständige Erfolgsgrößen sei erfolgreich. Die WOE-Lesart fragt bei Die Zahlen behalten, den Thron räumen nach belastbaren Nachweisen: begriffliche Praezision, Fallbeschreibung, Quellenklarheit, Plausibilitaet und offene Unsicherheit. Wenn diese Nachweise fehlen, bleibt die Aussage Wirkungspotenzial oder Kommunikationsbehauptung. Sie kann wichtig sein, aber sie ist noch keine belegte Wirkung.</w:t>
+      </w:r>
+    </w:p>
+    <w:p>
+      <w:r>
+        <w:t>Kontrollfrage. Welche Entscheidung waere falsch, wenn Die Zahlen behalten, den Thron räumen in V04 missverstanden wird? Die Antwort muss mindestens eine Daten- oder Quellenannahme, eine betroffene Gruppe oder Schutzdimension, eine moegliche Nebenwirkung und einen Rueckkopplungsschritt nennen. Richtig ist nicht die lauteste Bewertung, sondern diejenige, die Begriff, Beleg und Steuerungsfolge zusammenhaelt.</w:t>
+      </w:r>
+    </w:p>
+    <w:p>
+      <w:r>
+        <w:t>Rueckfluss. Fuer den WOE-Korpus bedeutet das: Begriffe aus Gewinn, Wachstum und Reichweite als unvollständige Erfolgsgrößen sollten dort geschaerft werden, wo sie in Glossar, Werkzeugen, Journal oder Readern doppeldeutig bleiben. Offene Forschungsfragen werden nicht versteckt. Sie markieren die Stelle, an der spaetere Evidenz, ein besserer Datensatz oder eine praezisere Fallstudie die Bewertung veraendern kann.</w:t>
+      </w:r>
+    </w:p>
+    <w:p>
+      <w:r>
+        <w:t>Steuerung und Rueckkopplung. Wissenschaftliche Anschlussfaehigkeit entsteht hier durch Quellenklarheit. Bei Was du aus dieser Vorlesung mitnimmst werden interne WOE-Begriffe nicht als Ersatz fuer Belege benutzt, sondern mit Grundlagenwerk, WOE-Referenz, Glossar, Werkzeuge, Journal und externe Fachquellen verbunden. Wo die Datenlage offen bleibt, wird das offengelegt. Wo eine Aussage nur plausibel ist, bleibt sie als Wirkungspotenzial markiert. Wo ein Schaden eine rote Linie beruehrt, greift Nichtkompensation vor Durchschnittslogik.</w:t>
+      </w:r>
+    </w:p>
+    <w:p>
+      <w:r>
+        <w:t>In einer kontroversen Entscheidung wirkt Was du aus dieser Vorlesung mitnimmst als Pruefpunkt fuer Ambivalenz. Ein Nutzen fuer eine Gruppe kann mit Risiken fuer andere Wirkungsempfaenger einhergehen. Das Skript verlangt deshalb, positive und negative Zustandsveraenderungen getrennt zu fuehren, bevor von positiver Netto-Wirkung gesprochen wird.</w:t>
+      </w:r>
+    </w:p>
+    <w:p>
+      <w:r>
+        <w:t>Pruefungsnahe Anwendung. In Grundstudium Wirkungsoekonomie wird Wirkungsökonomische Vertiefung erst steuerungsfaehig, wenn daraus eine Entscheidung folgt. Die Grundbegriffe muessen in spaeteren Modulen wiedererkennbar bleiben. Ohne diese Rueckkopplung bleibt Reporting eine Beschreibung. Mit Rueckkopplung wird aus Bewertung eine veraenderte Routine: ein anderer Prozess, ein geaenderter Anreiz, eine bessere Datenpflicht, eine korrigierte Kommunikation oder eine neue Priorisierung.</w:t>
+      </w:r>
+    </w:p>
+    <w:p>
+      <w:r>
+        <w:t>Die typische Fehlstelle bei Gewinn, Wachstum und Reichweite als unvollständige Erfolgsgrößen liegt darin, Absicht, Aktivitaet oder Reporting als Wirkung zu behandeln. Bei Wirkungsökonomische Vertiefung wird diese Fehlstelle konkret: Ein scheinbar plausibler Befund darf nicht zur Abkuerzung werden. Quellen, Systemgrenzen, Unsicherheit und Rueckkopplung bleiben sichtbar.</w:t>
+      </w:r>
+    </w:p>
+    <w:p>
+      <w:r>
+        <w:t>Transfer in den WOE-Korpus. Die Grenze gegen Scheingenauigkeit verlaeuft bei Begriffliche Präzision nicht zwischen Optimismus und Pessimismus. Sie verlaeuft zwischen offengelegter Unsicherheit und rhetorischer Sicherheit. Wer Gewinn, Wachstum und Reichweite als unvollständige Erfolgsgrößen belastbar anwenden will, benennt Systemgrenze, Zeitraum, Vergleichspunkt und offene Gegenhypothese. Gerade dadurch bleibt das Skript anschlussfaehig fuer Forschung, Praxis und spaetere Revision.</w:t>
+      </w:r>
+    </w:p>
+    <w:p>
+      <w:r>
+        <w:t>Fuer die Pruefung ist Begriffliche Präzision dann verstanden, wenn daraus eine belastbare Fallantwort entsteht. Eine gute Antwort unterscheidet Beobachtung, Kausalannahme, Bewertung und Steuerungsfolge. Sie bewertet keine Menschen, sondern Wirkpfade, Zustandsveraenderungen, Risiken und institutionelle Bedingungen.</w:t>
+      </w:r>
+    </w:p>
+    <w:p>
+      <w:r>
+        <w:t>Grenzen der Aussage. Wirkpfad zeigt, warum Gewinn, Wachstum und Reichweite als unvollständige Erfolgsgrößen mehr ist als ein Schlagwort im Feld Wirkpfade, Wirkungsempfaenger, Bewertung und Rueckkopplung. Die wirkungsoekonomische Frage lautet: Welche reale Veraenderung wird moeglich, welche bleibt nur Potenzial und wo entsteht ein Wirkungsrisiko? Diese Unterscheidung schuetzt vor Impact-Washing, weil sie Absicht, Aktivitaet, Reichweite und Wirkung auseinanderhaelt.</w:t>
+      </w:r>
+    </w:p>
+    <w:p>
+      <w:r>
+        <w:t>Eine Kommune, ein Unternehmen oder eine Bildungsorganisation will Gewinn, Wachstum und Reichweite als unvollständige Erfolgsgrößen praktisch anwenden. Der erste Schritt ist nicht die Auswahl eines Instruments, sondern die Klaerung der Zustandsveraenderung. Bei Wirkpfad muss deshalb benannt werden, wer betroffen ist, welcher Zustand sich veraendert, welche Frist gilt und welche Gegenbeobachtung die Annahme widerlegen wuerde. Erst danach entsteht eine begruendete Entscheidung im Feld Begriff, Fallbewertung, Wirkpfad, rote Linie, Quellenbeurteilung oder Rueckkopplungsregel.</w:t>
+      </w:r>
+    </w:p>
+    <w:p>
+      <w:r>
+        <w:t>Kontrollfrage. Welche Entscheidung waere falsch, wenn Wirkpfad in V04 missverstanden wird? Die Antwort muss mindestens eine Daten- oder Quellenannahme, eine betroffene Gruppe oder Schutzdimension, eine moegliche Nebenwirkung und einen Rueckkopplungsschritt nennen. Richtig ist nicht die lauteste Bewertung, sondern diejenige, die Begriff, Beleg und Steuerungsfolge zusammenhaelt.</w:t>
       </w:r>
     </w:p>
     <w:p>
@@ -3055,77 +3005,112 @@
         <w:pStyle w:val="Heading3"/>
       </w:pPr>
       <w:r>
-        <w:t>Abschlusskommentar 3: Lesen, pruefen, rueckkoppeln</w:t>
-      </w:r>
-    </w:p>
-    <w:p>
-      <w:r>
-        <w:t>Die folgende Verdichtung fuehrt die vorhandenen Kapitel nicht als Wiederholung, sondern als Anwendung zusammen. Wirkungskompetenz entsteht, wenn dieselbe begriffliche Strenge in Fallanalyse, Datenarbeit, Kommunikation, Governance und Entscheidungspraxis wiedererkannt wird.</w:t>
-      </w:r>
-    </w:p>
-    <w:p>
-      <w:r>
-        <w:t>Evidenzregel. Lernziele darf im Skript nicht als dekorativer Begriff stehen bleiben. Der Abschnitt traegt nur dann, wenn er eine pruefbare Aussage erlaubt: Welche Quelle stuetzt die Annahme, welche Unsicherheit bleibt offen und welche Gegenbeobachtung wuerde die Bewertung veraendern? Fuer Gewinn, Wachstum und Reichweite als unvollständige Erfolgsgrößen heisst das, dass praezise Sprache die erste Sicherung gegen Impact-Washing bildet. Die Studierenden sollen nicht lernen, einen Score nachzusprechen. Sie sollen erkennen, wann ein Score klaert, wann er verdeckt und wann eine rote Linie die Durchschnittslogik stoppt.</w:t>
-      </w:r>
-    </w:p>
-    <w:p>
-      <w:r>
-        <w:t>Fallfenster zur Anwendung. Eine Organisation plant eine Massnahme und formuliert dazu eine positive Absicht. In der WÖk reicht das nicht. Fuer diese Vorlesung muss sichtbar werden, welche Zustandsveraenderung erwartet wird, welche Empfaenger direkt oder indirekt betroffen sind, welche Nebenwirkungen entstehen koennen und welche Entscheidung spaeter korrigiert wird. Bezogen auf Gewinn, Wachstum und Reichweite als unvollständige Erfolgsgrößen heisst das: Die Analyse muss das konkrete Thema ernst nehmen und zugleich den allgemeinen WÖk-Massstab halten. Es geht nicht darum, Akteure moralisch zu sortieren. Es geht darum, Wirkpfade, Wirkungsempfaenger, Datenqualitaet, Risiken und Rueckkopplung so zu beschreiben, dass bessere Entscheidungen moeglich werden.</w:t>
-      </w:r>
-    </w:p>
-    <w:p>
-      <w:r>
-        <w:t>Transfer in Grundstudium Wirkungsökonomie. Einleitung / Wirkungsfrage verbindet die inhaltliche Deutung mit der spaeteren Praxis. Eine Organisation kann zu Gewinn, Wachstum und Reichweite als unvollständige Erfolgsgrößen sehr ueberzeugend kommunizieren und trotzdem an einen plausiblen Gedanken schon fuer Wirkung zu halten, obwohl Empfaenger, Zustand, Zeitbezug und Quelle fehlen scheitern. Darum muss die V1-Fassung immer auch nach Governance fragen: Wer erhebt Daten, wer bewertet sie, wer traegt die Folgen, wer kann widersprechen und wann wird eine Entscheidung korrigiert? Mindestens ein direkter und ein indirekter Wirkpfad muessen nachvollziehbar sein. So wird aus einem Lehrkapitel eine verantwortbare Arbeitsroutine.</w:t>
-      </w:r>
-    </w:p>
-    <w:p>
-      <w:r>
-        <w:t>Grenze gegen Scheingenauigkeit. Gerade bei Kernaussage ist Praezision wichtiger als grosse Begriffe. Eine Wirkungsaussage bleibt schwach, wenn sie nur Aktivitaet, Reichweite, Absicht oder Image beschreibt. Stark wird sie erst, wenn sie die Zustandsveraenderung und ihre Bedingungen offenlegt. In V04 ist deshalb entscheidend, jede Bewertung nur so belastbar ist wie Datenlage, Quellenstatus, Aktualitaet und Systemgrenze. Die Fehlerlinie verlaeuft nicht zwischen Optimismus und Pessimismus, sondern zwischen offengelegter Unsicherheit und rhetorischer Sicherheit ohne Pruefpfad.</w:t>
-      </w:r>
-    </w:p>
-    <w:p>
-      <w:r>
-        <w:t>Pruefungsnahe Transferfrage. Formuliere zu V04 eine Wirkungsaussage in drei Saetzen: Erstens den beobachteten oder plausiblen Zustand, zweitens die Daten- oder Quellenlage, drittens die offene Unsicherheit samt Rueckkopplung. Die Antwort muss ohne moralische Personenbewertung auskommen und darf Reichweite nicht mit Wirkung verwechseln.</w:t>
-      </w:r>
-    </w:p>
-    <w:p>
-      <w:r>
-        <w:t>Pruefungsnahe Lesart. Aus Quelltext und fachliche Grundlegung laesst sich eine gute Transferfrage ableiten: Welche Entscheidung waere falsch, wenn dieser Abschnitt missverstanden wird? Fuer Gewinn, Wachstum und Reichweite als unvollständige Erfolgsgrößen lautet die Antwort meist nicht einfach "mehr Wirkung", sondern genauer: bessere Unterscheidung, sauberere Daten, klarere Schutzlinie und rueckgekoppelte Steuerung. Profile, Zielkonflikte und offene Punkte werden nebeneinander gefuehrt. Wer das im Fall anwenden kann, hat den Kern der Vorlesung verstanden; wer nur Definitionen wiederholt, bleibt unter dem Anspruch der Akademie.</w:t>
-      </w:r>
-    </w:p>
-    <w:p>
-      <w:r>
-        <w:t>Fallfenster zur Anwendung. Eine Fuehrungsentscheidung erzeugt zugleich Nutzen und Risiken. Die WÖk behandelt Ambivalenz nicht als Stoerung, sondern als Kern der Analyse. Positive Netto-Wirkung darf erst behauptet werden, wenn zentrale negative Wirkungen getrennt geprueft und rote Linien gewahrt sind. Bezogen auf Gewinn, Wachstum und Reichweite als unvollständige Erfolgsgrößen heisst das: Die Analyse muss das konkrete Thema ernst nehmen und zugleich den allgemeinen WÖk-Massstab halten. Es geht nicht darum, Akteure moralisch zu sortieren. Es geht darum, Wirkpfade, Wirkungsempfaenger, Datenqualitaet, Risiken und Rueckkopplung so zu beschreiben, dass bessere Entscheidungen moeglich werden.</w:t>
-      </w:r>
-    </w:p>
-    <w:p>
-      <w:r>
-        <w:t>Nichtkompensation. Der Abschnitt Die drei Lieblingszahlen der Wirtschaft ist in V04 kein Zusatzwissen, sondern ein Pruefstein fuer die Grundfrage des Skripts: Was veraendert sich, bei wem, wodurch und mit welcher Rueckkopplung? Fuer Gewinn, Wachstum und Reichweite als unvollständige Erfolgsgrößen wird daran sichtbar, dass schwere zentrale Schaeden nicht durch beliebige positive Einzelwerte neutralisiert werden duerfen. Die fachliche Grenze liegt dort, wo Lernende eine Durchschnittslogik als moralische Entlastung verwenden. Die saubere Lesart trennt deshalb Beobachtung, Kausalannahme, Bewertung und Steuerungsfolge. In der Anwendung sollte daraus mindestens eine konkrete Begriff, Wirkpfad, Fallbewertung, rote Linie oder Rueckkopplung abgeleitet werden; sonst bleibt das Wissen erklaerend, aber nicht steuerungsfaehig.</w:t>
-      </w:r>
-    </w:p>
-    <w:p>
-      <w:r>
-        <w:t>Anwendung auf Gewinn: das enge Fenster. In einer Fallanalyse beginnt dieser Punkt nicht mit einer Meinung, sondern mit einer belastbaren Beschreibung. Wer V04 pruefungsnah liest, fragt zuerst nach Wirkungsempfaengern, Wirkraum, Zeitraum und Datenquelle. Erst danach folgt die Bewertung im Referenzrahmen Mensch, Planet, Demokratie, SDGs, Agenda 2030 und SDG+. Jeder Analyseblock fragt nach der Routine, die nach der Bewertung angepasst wird. Der typische Kurzschluss waere, Reporting als Abschluss behandeln. Genau dagegen setzt die WÖk die Pflicht, Wirkungspotenzial, Wirkungsrisiko und positive Netto-Wirkung begrifflich getrennt zu halten.</w:t>
-      </w:r>
-    </w:p>
-    <w:p>
-      <w:r>
-        <w:t>Evidenzregel. Wer die unverbuchten Kosten trägt darf im Skript nicht als dekorativer Begriff stehen bleiben. Der Abschnitt traegt nur dann, wenn er eine pruefbare Aussage erlaubt: Welche Quelle stuetzt die Annahme, welche Unsicherheit bleibt offen und welche Gegenbeobachtung wuerde die Bewertung veraendern? Fuer Gewinn, Wachstum und Reichweite als unvollständige Erfolgsgrößen heisst das, dass Wirkungsbewertung Verfahren, Rechte, Transparenz und Korrektur braucht. Die Studierenden sollen nicht lernen, einen Score nachzusprechen. Sie sollen erkennen, wann ein Score klaert, wann er verdeckt und wann eine rote Linie die Durchschnittslogik stoppt.</w:t>
-      </w:r>
-    </w:p>
-    <w:p>
-      <w:r>
-        <w:t>Fallfenster zur Anwendung. Ein Controlling-Team moechte einen Score bilden. Das Skript verlangt, dass Datenqualitaet, Systemgrenzen, Gewichtung, Unsicherheit und Nichtkompensation sichtbar bleiben. Ein Score darf die Diskussion nicht beenden, sondern muss bessere Fragen, Priorisierung und Rueckkopplung ermoeglichen. Bezogen auf Gewinn, Wachstum und Reichweite als unvollständige Erfolgsgrößen heisst das: Die Analyse muss das konkrete Thema ernst nehmen und zugleich den allgemeinen WÖk-Massstab halten. Es geht nicht darum, Akteure moralisch zu sortieren. Es geht darum, Wirkpfade, Wirkungsempfaenger, Datenqualitaet, Risiken und Rueckkopplung so zu beschreiben, dass bessere Entscheidungen moeglich werden.</w:t>
-      </w:r>
-    </w:p>
-    <w:p>
-      <w:r>
-        <w:t>Transfer in Grundstudium Wirkungsökonomie. Wachstum: mehr ist nicht automatisch besser verbindet die inhaltliche Deutung mit der spaeteren Praxis. Eine Organisation kann zu Gewinn, Wachstum und Reichweite als unvollständige Erfolgsgrößen sehr ueberzeugend kommunizieren und trotzdem an einen plausiblen Gedanken schon fuer Wirkung zu halten, obwohl Empfaenger, Zustand, Zeitbezug und Quelle fehlen scheitern. Darum muss die V1-Fassung immer auch nach Governance fragen: Wer erhebt Daten, wer bewertet sie, wer traegt die Folgen, wer kann widersprechen und wann wird eine Entscheidung korrigiert? Pruefungsfragen verbinden Begriff, Anwendung, Evidenz und rote Linie. So wird aus einem Lehrkapitel eine verantwortbare Arbeitsroutine.</w:t>
-      </w:r>
-    </w:p>
-    <w:p>
-      <w:r>
-        <w:t>Pruefungsnahe Transferfrage. Formuliere zu V04 eine Wirkungsaussage in drei Saetzen: Erstens den beobachteten oder plausiblen Zustand, zweitens die Daten- oder Quellenlage, drittens die offene Unsicherheit samt Rueckkopplung. Die Antwort muss ohne moralische Personenbewertung auskommen und darf Reichweite nicht mit Wirkung verwechseln.</w:t>
+        <w:t>Schlussvertiefung 3: Gewinn, Wachstum und Reichweite als unvollständige Erfolgsgrößen im Anwendungsfall</w:t>
+      </w:r>
+    </w:p>
+    <w:p>
+      <w:r>
+        <w:t>Die folgenden Abschnitte sind keine neue Pruefungsloesung. Sie verdichten die vorhandenen Kapitel zu einer Lesart, mit der Studierende einen Fall selbststaendig analysieren koennen. Im Mittelpunkt stehen Wirkpfade, Wirkungsempfaenger, Bewertung und Rueckkopplung, nicht moralische Personenbewertung.</w:t>
+      </w:r>
+    </w:p>
+    <w:p>
+      <w:r>
+        <w:t>Begriffliche Schlussklaerung. In V04 muss Leitthese immer mit Empfaengern gelesen werden. Wirkung entsteht nicht beim Sender, sondern an veraenderten Zustaenden von Menschen, Oekosystemen, Institutionen, Oeffentlichkeit oder kuenftigen Handlungsspielraeumen. Darum reicht es nicht, interne Aktivitaeten zu dokumentieren. Entscheidend ist, ob sich ein Zustand nachvollziehbar veraendert und ob diese Veraenderung im Referenzrahmen Mensch, Planet, Demokratie, SDGs, Agenda 2030 und SDG+ tragfaehig bewertet werden kann.</w:t>
+      </w:r>
+    </w:p>
+    <w:p>
+      <w:r>
+        <w:t>Ein Bericht behauptet, die Massnahme zu Gewinn, Wachstum und Reichweite als unvollständige Erfolgsgrößen sei erfolgreich. Die WOE-Lesart fragt bei Leitthese nach belastbaren Nachweisen: begriffliche Praezision, Fallbeschreibung, Quellenklarheit, Plausibilitaet und offene Unsicherheit. Wenn diese Nachweise fehlen, bleibt die Aussage Wirkungspotenzial oder Kommunikationsbehauptung. Sie kann wichtig sein, aber sie ist noch keine belegte Wirkung.</w:t>
+      </w:r>
+    </w:p>
+    <w:p>
+      <w:r>
+        <w:t>Wirkpfad und Empfaenger. Wissenschaftliche Anschlussfaehigkeit entsteht hier durch Quellenklarheit. Bei Didaktische Einordnung im Studiengang werden interne WOE-Begriffe nicht als Ersatz fuer Belege benutzt, sondern mit Grundlagenwerk, WOE-Referenz, Glossar, Werkzeuge, Journal und externe Fachquellen verbunden. Wo die Datenlage offen bleibt, wird das offengelegt. Wo eine Aussage nur plausibel ist, bleibt sie als Wirkungspotenzial markiert. Wo ein Schaden eine rote Linie beruehrt, greift Nichtkompensation vor Durchschnittslogik.</w:t>
+      </w:r>
+    </w:p>
+    <w:p>
+      <w:r>
+        <w:t>In einer kontroversen Entscheidung wirkt Didaktische Einordnung im Studiengang als Pruefpunkt fuer Ambivalenz. Ein Nutzen fuer eine Gruppe kann mit Risiken fuer andere Wirkungsempfaenger einhergehen. Das Skript verlangt deshalb, positive und negative Zustandsveraenderungen getrennt zu fuehren, bevor von positiver Netto-Wirkung gesprochen wird.</w:t>
+      </w:r>
+    </w:p>
+    <w:p>
+      <w:r>
+        <w:t>Rueckfluss. Fuer den WOE-Korpus bedeutet das: Begriffe aus Gewinn, Wachstum und Reichweite als unvollständige Erfolgsgrößen sollten dort geschaerft werden, wo sie in Glossar, Werkzeugen, Journal oder Readern doppeldeutig bleiben. Offene Forschungsfragen werden nicht versteckt. Sie markieren die Stelle, an der spaetere Evidenz, ein besserer Datensatz oder eine praezisere Fallstudie die Bewertung veraendern kann.</w:t>
+      </w:r>
+    </w:p>
+    <w:p>
+      <w:r>
+        <w:t>Daten, Quellen und Evidenz. In Grundstudium Wirkungsoekonomie wird Analysemodell erst steuerungsfaehig, wenn daraus eine Entscheidung folgt. Die Grundbegriffe muessen in spaeteren Modulen wiedererkennbar bleiben. Ohne diese Rueckkopplung bleibt Reporting eine Beschreibung. Mit Rueckkopplung wird aus Bewertung eine veraenderte Routine: ein anderer Prozess, ein geaenderter Anreiz, eine bessere Datenpflicht, eine korrigierte Kommunikation oder eine neue Priorisierung.</w:t>
+      </w:r>
+    </w:p>
+    <w:p>
+      <w:r>
+        <w:t>Die typische Fehlstelle bei Gewinn, Wachstum und Reichweite als unvollständige Erfolgsgrößen liegt darin, Absicht, Aktivitaet oder Reporting als Wirkung zu behandeln. Bei Analysemodell wird diese Fehlstelle konkret: Ein scheinbar plausibler Befund darf nicht zur Abkuerzung werden. Quellen, Systemgrenzen, Unsicherheit und Rueckkopplung bleiben sichtbar.</w:t>
+      </w:r>
+    </w:p>
+    <w:p>
+      <w:r>
+        <w:t>Bewertung und rote Linien. Die Grenze gegen Scheingenauigkeit verlaeuft bei Modellformel nicht zwischen Optimismus und Pessimismus. Sie verlaeuft zwischen offengelegter Unsicherheit und rhetorischer Sicherheit. Wer Gewinn, Wachstum und Reichweite als unvollständige Erfolgsgrößen belastbar anwenden will, benennt Systemgrenze, Zeitraum, Vergleichspunkt und offene Gegenhypothese. Gerade dadurch bleibt das Skript anschlussfaehig fuer Forschung, Praxis und spaetere Revision.</w:t>
+      </w:r>
+    </w:p>
+    <w:p>
+      <w:r>
+        <w:t>Fuer die Pruefung ist Modellformel dann verstanden, wenn daraus eine belastbare Fallantwort entsteht. Eine gute Antwort unterscheidet Beobachtung, Kausalannahme, Bewertung und Steuerungsfolge. Sie bewertet keine Menschen, sondern Wirkpfade, Zustandsveraenderungen, Risiken und institutionelle Bedingungen.</w:t>
+      </w:r>
+    </w:p>
+    <w:p>
+      <w:r>
+        <w:t>Kontrollfrage. Welche Entscheidung waere falsch, wenn Modellformel in V04 missverstanden wird? Die Antwort muss mindestens eine Daten- oder Quellenannahme, eine betroffene Gruppe oder Schutzdimension, eine moegliche Nebenwirkung und einen Rueckkopplungsschritt nennen. Richtig ist nicht die lauteste Bewertung, sondern diejenige, die Begriff, Beleg und Steuerungsfolge zusammenhaelt.</w:t>
+      </w:r>
+    </w:p>
+    <w:p>
+      <w:r>
+        <w:t>Steuerung und Rueckkopplung. Fallfenster zeigt, warum Gewinn, Wachstum und Reichweite als unvollständige Erfolgsgrößen mehr ist als ein Schlagwort im Feld Wirkpfade, Wirkungsempfaenger, Bewertung und Rueckkopplung. Die wirkungsoekonomische Frage lautet: Welche reale Veraenderung wird moeglich, welche bleibt nur Potenzial und wo entsteht ein Wirkungsrisiko? Diese Unterscheidung schuetzt vor Impact-Washing, weil sie Absicht, Aktivitaet, Reichweite und Wirkung auseinanderhaelt.</w:t>
+      </w:r>
+    </w:p>
+    <w:p>
+      <w:r>
+        <w:t>Eine Kommune, ein Unternehmen oder eine Bildungsorganisation will Gewinn, Wachstum und Reichweite als unvollständige Erfolgsgrößen praktisch anwenden. Der erste Schritt ist nicht die Auswahl eines Instruments, sondern die Klaerung der Zustandsveraenderung. Bei Fallfenster muss deshalb benannt werden, wer betroffen ist, welcher Zustand sich veraendert, welche Frist gilt und welche Gegenbeobachtung die Annahme widerlegen wuerde. Erst danach entsteht eine begruendete Entscheidung im Feld Begriff, Fallbewertung, Wirkpfad, rote Linie, Quellenbeurteilung oder Rueckkopplungsregel.</w:t>
+      </w:r>
+    </w:p>
+    <w:p>
+      <w:r>
+        <w:t>Pruefungsnahe Anwendung. In V04 muss Prüfungsnahe Fallfragen ohne geschützte Antwortlogik immer mit Empfaengern gelesen werden. Wirkung entsteht nicht beim Sender, sondern an veraenderten Zustaenden von Menschen, Oekosystemen, Institutionen, Oeffentlichkeit oder kuenftigen Handlungsspielraeumen. Darum reicht es nicht, interne Aktivitaeten zu dokumentieren. Entscheidend ist, ob sich ein Zustand nachvollziehbar veraendert und ob diese Veraenderung im Referenzrahmen Mensch, Planet, Demokratie, SDGs, Agenda 2030 und SDG+ tragfaehig bewertet werden kann.</w:t>
+      </w:r>
+    </w:p>
+    <w:p>
+      <w:r>
+        <w:t>Ein Bericht behauptet, die Massnahme zu Gewinn, Wachstum und Reichweite als unvollständige Erfolgsgrößen sei erfolgreich. Die WOE-Lesart fragt bei Prüfungsnahe Fallfragen ohne geschützte Antwortlogik nach belastbaren Nachweisen: begriffliche Praezision, Fallbeschreibung, Quellenklarheit, Plausibilitaet und offene Unsicherheit. Wenn diese Nachweise fehlen, bleibt die Aussage Wirkungspotenzial oder Kommunikationsbehauptung. Sie kann wichtig sein, aber sie ist noch keine belegte Wirkung.</w:t>
+      </w:r>
+    </w:p>
+    <w:p>
+      <w:r>
+        <w:t>Transfer in den WOE-Korpus. Wissenschaftliche Anschlussfaehigkeit entsteht hier durch Quellenklarheit. Bei Einleitung / Wirkungsfrage werden interne WOE-Begriffe nicht als Ersatz fuer Belege benutzt, sondern mit Grundlagenwerk, WOE-Referenz, Glossar, Werkzeuge, Journal und externe Fachquellen verbunden. Wo die Datenlage offen bleibt, wird das offengelegt. Wo eine Aussage nur plausibel ist, bleibt sie als Wirkungspotenzial markiert. Wo ein Schaden eine rote Linie beruehrt, greift Nichtkompensation vor Durchschnittslogik.</w:t>
+      </w:r>
+    </w:p>
+    <w:p>
+      <w:r>
+        <w:t>In einer kontroversen Entscheidung wirkt Einleitung / Wirkungsfrage als Pruefpunkt fuer Ambivalenz. Ein Nutzen fuer eine Gruppe kann mit Risiken fuer andere Wirkungsempfaenger einhergehen. Das Skript verlangt deshalb, positive und negative Zustandsveraenderungen getrennt zu fuehren, bevor von positiver Netto-Wirkung gesprochen wird.</w:t>
+      </w:r>
+    </w:p>
+    <w:p>
+      <w:r>
+        <w:t>Grenzen der Aussage. In Grundstudium Wirkungsoekonomie wird Kernaussage erst steuerungsfaehig, wenn daraus eine Entscheidung folgt. Die Grundbegriffe muessen in spaeteren Modulen wiedererkennbar bleiben. Ohne diese Rueckkopplung bleibt Reporting eine Beschreibung. Mit Rueckkopplung wird aus Bewertung eine veraenderte Routine: ein anderer Prozess, ein geaenderter Anreiz, eine bessere Datenpflicht, eine korrigierte Kommunikation oder eine neue Priorisierung.</w:t>
+      </w:r>
+    </w:p>
+    <w:p>
+      <w:r>
+        <w:t>Die typische Fehlstelle bei Gewinn, Wachstum und Reichweite als unvollständige Erfolgsgrößen liegt darin, Absicht, Aktivitaet oder Reporting als Wirkung zu behandeln. Bei Kernaussage wird diese Fehlstelle konkret: Ein scheinbar plausibler Befund darf nicht zur Abkuerzung werden. Quellen, Systemgrenzen, Unsicherheit und Rueckkopplung bleiben sichtbar.</w:t>
+      </w:r>
+    </w:p>
+    <w:p>
+      <w:r>
+        <w:t>Kontrollfrage. Welche Entscheidung waere falsch, wenn Kernaussage in V04 missverstanden wird? Die Antwort muss mindestens eine Daten- oder Quellenannahme, eine betroffene Gruppe oder Schutzdimension, eine moegliche Nebenwirkung und einen Rueckkopplungsschritt nennen. Richtig ist nicht die lauteste Bewertung, sondern diejenige, die Begriff, Beleg und Steuerungsfolge zusammenhaelt.</w:t>
+      </w:r>
+    </w:p>
+    <w:p>
+      <w:r>
+        <w:t>Rueckfluss. Fuer den WOE-Korpus bedeutet das: Begriffe aus Gewinn, Wachstum und Reichweite als unvollständige Erfolgsgrößen sollten dort geschaerft werden, wo sie in Glossar, Werkzeugen, Journal oder Readern doppeldeutig bleiben. Offene Forschungsfragen werden nicht versteckt. Sie markieren die Stelle, an der spaetere Evidenz, ein besserer Datensatz oder eine praezisere Fallstudie die Bewertung veraendern kann.</w:t>
       </w:r>
     </w:p>
     <w:p>
@@ -3133,12 +3118,213 @@
         <w:pStyle w:val="Heading3"/>
       </w:pPr>
       <w:r>
+        <w:t>Schlussvertiefung 4: Gewinn, Wachstum und Reichweite als unvollständige Erfolgsgrößen im Anwendungsfall</w:t>
+      </w:r>
+    </w:p>
+    <w:p>
+      <w:r>
+        <w:t>Die folgenden Abschnitte sind keine neue Pruefungsloesung. Sie verdichten die vorhandenen Kapitel zu einer Lesart, mit der Studierende einen Fall selbststaendig analysieren koennen. Im Mittelpunkt stehen Wirkpfade, Wirkungsempfaenger, Bewertung und Rueckkopplung, nicht moralische Personenbewertung.</w:t>
+      </w:r>
+    </w:p>
+    <w:p>
+      <w:r>
+        <w:t>Begriffliche Schlussklaerung. Die Grenze gegen Scheingenauigkeit verlaeuft bei Quelltext und fachliche Grundlegung nicht zwischen Optimismus und Pessimismus. Sie verlaeuft zwischen offengelegter Unsicherheit und rhetorischer Sicherheit. Wer Gewinn, Wachstum und Reichweite als unvollständige Erfolgsgrößen belastbar anwenden will, benennt Systemgrenze, Zeitraum, Vergleichspunkt und offene Gegenhypothese. Gerade dadurch bleibt das Skript anschlussfaehig fuer Forschung, Praxis und spaetere Revision.</w:t>
+      </w:r>
+    </w:p>
+    <w:p>
+      <w:r>
+        <w:t>Fuer die Pruefung ist Quelltext und fachliche Grundlegung dann verstanden, wenn daraus eine belastbare Fallantwort entsteht. Eine gute Antwort unterscheidet Beobachtung, Kausalannahme, Bewertung und Steuerungsfolge. Sie bewertet keine Menschen, sondern Wirkpfade, Zustandsveraenderungen, Risiken und institutionelle Bedingungen.</w:t>
+      </w:r>
+    </w:p>
+    <w:p>
+      <w:r>
+        <w:t>Wirkpfad und Empfaenger. Die drei Lieblingszahlen der Wirtschaft zeigt, warum Gewinn, Wachstum und Reichweite als unvollständige Erfolgsgrößen mehr ist als ein Schlagwort im Feld Wirkpfade, Wirkungsempfaenger, Bewertung und Rueckkopplung. Die wirkungsoekonomische Frage lautet: Welche reale Veraenderung wird moeglich, welche bleibt nur Potenzial und wo entsteht ein Wirkungsrisiko? Diese Unterscheidung schuetzt vor Impact-Washing, weil sie Absicht, Aktivitaet, Reichweite und Wirkung auseinanderhaelt.</w:t>
+      </w:r>
+    </w:p>
+    <w:p>
+      <w:r>
+        <w:t>Eine Kommune, ein Unternehmen oder eine Bildungsorganisation will Gewinn, Wachstum und Reichweite als unvollständige Erfolgsgrößen praktisch anwenden. Der erste Schritt ist nicht die Auswahl eines Instruments, sondern die Klaerung der Zustandsveraenderung. Bei Die drei Lieblingszahlen der Wirtschaft muss deshalb benannt werden, wer betroffen ist, welcher Zustand sich veraendert, welche Frist gilt und welche Gegenbeobachtung die Annahme widerlegen wuerde. Erst danach entsteht eine begruendete Entscheidung im Feld Begriff, Fallbewertung, Wirkpfad, rote Linie, Quellenbeurteilung oder Rueckkopplungsregel.</w:t>
+      </w:r>
+    </w:p>
+    <w:p>
+      <w:r>
+        <w:t>Daten, Quellen und Evidenz. In V04 muss Gewinn: das enge Fenster immer mit Empfaengern gelesen werden. Wirkung entsteht nicht beim Sender, sondern an veraenderten Zustaenden von Menschen, Oekosystemen, Institutionen, Oeffentlichkeit oder kuenftigen Handlungsspielraeumen. Darum reicht es nicht, interne Aktivitaeten zu dokumentieren. Entscheidend ist, ob sich ein Zustand nachvollziehbar veraendert und ob diese Veraenderung im Referenzrahmen Mensch, Planet, Demokratie, SDGs, Agenda 2030 und SDG+ tragfaehig bewertet werden kann.</w:t>
+      </w:r>
+    </w:p>
+    <w:p>
+      <w:r>
+        <w:t>Ein Bericht behauptet, die Massnahme zu Gewinn, Wachstum und Reichweite als unvollständige Erfolgsgrößen sei erfolgreich. Die WOE-Lesart fragt bei Gewinn: das enge Fenster nach belastbaren Nachweisen: begriffliche Praezision, Fallbeschreibung, Quellenklarheit, Plausibilitaet und offene Unsicherheit. Wenn diese Nachweise fehlen, bleibt die Aussage Wirkungspotenzial oder Kommunikationsbehauptung. Sie kann wichtig sein, aber sie ist noch keine belegte Wirkung.</w:t>
+      </w:r>
+    </w:p>
+    <w:p>
+      <w:r>
+        <w:t>Bewertung und rote Linien. Wissenschaftliche Anschlussfaehigkeit entsteht hier durch Quellenklarheit. Bei Wer die unverbuchten Kosten trägt werden interne WOE-Begriffe nicht als Ersatz fuer Belege benutzt, sondern mit Grundlagenwerk, WOE-Referenz, Glossar, Werkzeuge, Journal und externe Fachquellen verbunden. Wo die Datenlage offen bleibt, wird das offengelegt. Wo eine Aussage nur plausibel ist, bleibt sie als Wirkungspotenzial markiert. Wo ein Schaden eine rote Linie beruehrt, greift Nichtkompensation vor Durchschnittslogik.</w:t>
+      </w:r>
+    </w:p>
+    <w:p>
+      <w:r>
+        <w:t>In einer kontroversen Entscheidung wirkt Wer die unverbuchten Kosten trägt als Pruefpunkt fuer Ambivalenz. Ein Nutzen fuer eine Gruppe kann mit Risiken fuer andere Wirkungsempfaenger einhergehen. Das Skript verlangt deshalb, positive und negative Zustandsveraenderungen getrennt zu fuehren, bevor von positiver Netto-Wirkung gesprochen wird.</w:t>
+      </w:r>
+    </w:p>
+    <w:p>
+      <w:r>
+        <w:t>Kontrollfrage. Welche Entscheidung waere falsch, wenn Wer die unverbuchten Kosten trägt in V04 missverstanden wird? Die Antwort muss mindestens eine Daten- oder Quellenannahme, eine betroffene Gruppe oder Schutzdimension, eine moegliche Nebenwirkung und einen Rueckkopplungsschritt nennen. Richtig ist nicht die lauteste Bewertung, sondern diejenige, die Begriff, Beleg und Steuerungsfolge zusammenhaelt.</w:t>
+      </w:r>
+    </w:p>
+    <w:p>
+      <w:r>
+        <w:t>Steuerung und Rueckkopplung. In Grundstudium Wirkungsoekonomie wird Wachstum: mehr ist nicht automatisch besser erst steuerungsfaehig, wenn daraus eine Entscheidung folgt. Die Grundbegriffe muessen in spaeteren Modulen wiedererkennbar bleiben. Ohne diese Rueckkopplung bleibt Reporting eine Beschreibung. Mit Rueckkopplung wird aus Bewertung eine veraenderte Routine: ein anderer Prozess, ein geaenderter Anreiz, eine bessere Datenpflicht, eine korrigierte Kommunikation oder eine neue Priorisierung.</w:t>
+      </w:r>
+    </w:p>
+    <w:p>
+      <w:r>
+        <w:t>Die typische Fehlstelle bei Gewinn, Wachstum und Reichweite als unvollständige Erfolgsgrößen liegt darin, Absicht, Aktivitaet oder Reporting als Wirkung zu behandeln. Bei Wachstum: mehr ist nicht automatisch besser wird diese Fehlstelle konkret: Ein scheinbar plausibler Befund darf nicht zur Abkuerzung werden. Quellen, Systemgrenzen, Unsicherheit und Rueckkopplung bleiben sichtbar.</w:t>
+      </w:r>
+    </w:p>
+    <w:p>
+      <w:r>
+        <w:t>Pruefungsnahe Anwendung. Die Grenze gegen Scheingenauigkeit verlaeuft bei Gesundes und ungesundes Wachstum nicht zwischen Optimismus und Pessimismus. Sie verlaeuft zwischen offengelegter Unsicherheit und rhetorischer Sicherheit. Wer Gewinn, Wachstum und Reichweite als unvollständige Erfolgsgrößen belastbar anwenden will, benennt Systemgrenze, Zeitraum, Vergleichspunkt und offene Gegenhypothese. Gerade dadurch bleibt das Skript anschlussfaehig fuer Forschung, Praxis und spaetere Revision.</w:t>
+      </w:r>
+    </w:p>
+    <w:p>
+      <w:r>
+        <w:t>Fuer die Pruefung ist Gesundes und ungesundes Wachstum dann verstanden, wenn daraus eine belastbare Fallantwort entsteht. Eine gute Antwort unterscheidet Beobachtung, Kausalannahme, Bewertung und Steuerungsfolge. Sie bewertet keine Menschen, sondern Wirkpfade, Zustandsveraenderungen, Risiken und institutionelle Bedingungen.</w:t>
+      </w:r>
+    </w:p>
+    <w:p>
+      <w:r>
+        <w:t>Rueckfluss. Fuer den WOE-Korpus bedeutet das: Begriffe aus Gewinn, Wachstum und Reichweite als unvollständige Erfolgsgrößen sollten dort geschaerft werden, wo sie in Glossar, Werkzeugen, Journal oder Readern doppeldeutig bleiben. Offene Forschungsfragen werden nicht versteckt. Sie markieren die Stelle, an der spaetere Evidenz, ein besserer Datensatz oder eine praezisere Fallstudie die Bewertung veraendern kann.</w:t>
+      </w:r>
+    </w:p>
+    <w:p>
+      <w:r>
+        <w:t>Transfer in den WOE-Korpus. Reichweite: gesehen ist nicht gewirkt zeigt, warum Gewinn, Wachstum und Reichweite als unvollständige Erfolgsgrößen mehr ist als ein Schlagwort im Feld Wirkpfade, Wirkungsempfaenger, Bewertung und Rueckkopplung. Die wirkungsoekonomische Frage lautet: Welche reale Veraenderung wird moeglich, welche bleibt nur Potenzial und wo entsteht ein Wirkungsrisiko? Diese Unterscheidung schuetzt vor Impact-Washing, weil sie Absicht, Aktivitaet, Reichweite und Wirkung auseinanderhaelt.</w:t>
+      </w:r>
+    </w:p>
+    <w:p>
+      <w:r>
+        <w:t>Eine Kommune, ein Unternehmen oder eine Bildungsorganisation will Gewinn, Wachstum und Reichweite als unvollständige Erfolgsgrößen praktisch anwenden. Der erste Schritt ist nicht die Auswahl eines Instruments, sondern die Klaerung der Zustandsveraenderung. Bei Reichweite: gesehen ist nicht gewirkt muss deshalb benannt werden, wer betroffen ist, welcher Zustand sich veraendert, welche Frist gilt und welche Gegenbeobachtung die Annahme widerlegen wuerde. Erst danach entsteht eine begruendete Entscheidung im Feld Begriff, Fallbewertung, Wirkpfad, rote Linie, Quellenbeurteilung oder Rueckkopplungsregel.</w:t>
+      </w:r>
+    </w:p>
+    <w:p>
+      <w:r>
+        <w:t>Grenzen der Aussage. In V04 muss Ein Beispiel aus der digitalen Welt immer mit Empfaengern gelesen werden. Wirkung entsteht nicht beim Sender, sondern an veraenderten Zustaenden von Menschen, Oekosystemen, Institutionen, Oeffentlichkeit oder kuenftigen Handlungsspielraeumen. Darum reicht es nicht, interne Aktivitaeten zu dokumentieren. Entscheidend ist, ob sich ein Zustand nachvollziehbar veraendert und ob diese Veraenderung im Referenzrahmen Mensch, Planet, Demokratie, SDGs, Agenda 2030 und SDG+ tragfaehig bewertet werden kann.</w:t>
+      </w:r>
+    </w:p>
+    <w:p>
+      <w:r>
+        <w:t>Ein Bericht behauptet, die Massnahme zu Gewinn, Wachstum und Reichweite als unvollständige Erfolgsgrößen sei erfolgreich. Die WOE-Lesart fragt bei Ein Beispiel aus der digitalen Welt nach belastbaren Nachweisen: begriffliche Praezision, Fallbeschreibung, Quellenklarheit, Plausibilitaet und offene Unsicherheit. Wenn diese Nachweise fehlen, bleibt die Aussage Wirkungspotenzial oder Kommunikationsbehauptung. Sie kann wichtig sein, aber sie ist noch keine belegte Wirkung.</w:t>
+      </w:r>
+    </w:p>
+    <w:p>
+      <w:r>
+        <w:t>Kontrollfrage. Welche Entscheidung waere falsch, wenn Ein Beispiel aus der digitalen Welt in V04 missverstanden wird? Die Antwort muss mindestens eine Daten- oder Quellenannahme, eine betroffene Gruppe oder Schutzdimension, eine moegliche Nebenwirkung und einen Rueckkopplungsschritt nennen. Richtig ist nicht die lauteste Bewertung, sondern diejenige, die Begriff, Beleg und Steuerungsfolge zusammenhaelt.</w:t>
+      </w:r>
+    </w:p>
+    <w:p>
+      <w:pPr>
+        <w:pStyle w:val="Heading3"/>
+      </w:pPr>
+      <w:r>
+        <w:t>Schlussvertiefung 5: Gewinn, Wachstum und Reichweite als unvollständige Erfolgsgrößen im Anwendungsfall</w:t>
+      </w:r>
+    </w:p>
+    <w:p>
+      <w:r>
+        <w:t>Die folgenden Abschnitte sind keine neue Pruefungsloesung. Sie verdichten die vorhandenen Kapitel zu einer Lesart, mit der Studierende einen Fall selbststaendig analysieren koennen. Im Mittelpunkt stehen Wirkpfade, Wirkungsempfaenger, Bewertung und Rueckkopplung, nicht moralische Personenbewertung.</w:t>
+      </w:r>
+    </w:p>
+    <w:p>
+      <w:r>
+        <w:t>Begriffliche Schlussklaerung. Wissenschaftliche Anschlussfaehigkeit entsteht hier durch Quellenklarheit. Bei Warum uns die falschen Zahlen fesseln werden interne WOE-Begriffe nicht als Ersatz fuer Belege benutzt, sondern mit Grundlagenwerk, WOE-Referenz, Glossar, Werkzeuge, Journal und externe Fachquellen verbunden. Wo die Datenlage offen bleibt, wird das offengelegt. Wo eine Aussage nur plausibel ist, bleibt sie als Wirkungspotenzial markiert. Wo ein Schaden eine rote Linie beruehrt, greift Nichtkompensation vor Durchschnittslogik.</w:t>
+      </w:r>
+    </w:p>
+    <w:p>
+      <w:r>
+        <w:t>In einer kontroversen Entscheidung wirkt Warum uns die falschen Zahlen fesseln als Pruefpunkt fuer Ambivalenz. Ein Nutzen fuer eine Gruppe kann mit Risiken fuer andere Wirkungsempfaenger einhergehen. Das Skript verlangt deshalb, positive und negative Zustandsveraenderungen getrennt zu fuehren, bevor von positiver Netto-Wirkung gesprochen wird.</w:t>
+      </w:r>
+    </w:p>
+    <w:p>
+      <w:r>
+        <w:t>Wirkpfad und Empfaenger. In Grundstudium Wirkungsoekonomie wird Die Zahlen behalten, den Thron räumen erst steuerungsfaehig, wenn daraus eine Entscheidung folgt. Die Grundbegriffe muessen in spaeteren Modulen wiedererkennbar bleiben. Ohne diese Rueckkopplung bleibt Reporting eine Beschreibung. Mit Rueckkopplung wird aus Bewertung eine veraenderte Routine: ein anderer Prozess, ein geaenderter Anreiz, eine bessere Datenpflicht, eine korrigierte Kommunikation oder eine neue Priorisierung.</w:t>
+      </w:r>
+    </w:p>
+    <w:p>
+      <w:r>
+        <w:t>Die typische Fehlstelle bei Gewinn, Wachstum und Reichweite als unvollständige Erfolgsgrößen liegt darin, Absicht, Aktivitaet oder Reporting als Wirkung zu behandeln. Bei Die Zahlen behalten, den Thron räumen wird diese Fehlstelle konkret: Ein scheinbar plausibler Befund darf nicht zur Abkuerzung werden. Quellen, Systemgrenzen, Unsicherheit und Rueckkopplung bleiben sichtbar.</w:t>
+      </w:r>
+    </w:p>
+    <w:p>
+      <w:r>
+        <w:t>Daten, Quellen und Evidenz. Die Grenze gegen Scheingenauigkeit verlaeuft bei Was du aus dieser Vorlesung mitnimmst nicht zwischen Optimismus und Pessimismus. Sie verlaeuft zwischen offengelegter Unsicherheit und rhetorischer Sicherheit. Wer Gewinn, Wachstum und Reichweite als unvollständige Erfolgsgrößen belastbar anwenden will, benennt Systemgrenze, Zeitraum, Vergleichspunkt und offene Gegenhypothese. Gerade dadurch bleibt das Skript anschlussfaehig fuer Forschung, Praxis und spaetere Revision.</w:t>
+      </w:r>
+    </w:p>
+    <w:p>
+      <w:r>
+        <w:t>Fuer die Pruefung ist Was du aus dieser Vorlesung mitnimmst dann verstanden, wenn daraus eine belastbare Fallantwort entsteht. Eine gute Antwort unterscheidet Beobachtung, Kausalannahme, Bewertung und Steuerungsfolge. Sie bewertet keine Menschen, sondern Wirkpfade, Zustandsveraenderungen, Risiken und institutionelle Bedingungen.</w:t>
+      </w:r>
+    </w:p>
+    <w:p>
+      <w:r>
+        <w:t>Bewertung und rote Linien. Wirkungsökonomische Vertiefung zeigt, warum Gewinn, Wachstum und Reichweite als unvollständige Erfolgsgrößen mehr ist als ein Schlagwort im Feld Wirkpfade, Wirkungsempfaenger, Bewertung und Rueckkopplung. Die wirkungsoekonomische Frage lautet: Welche reale Veraenderung wird moeglich, welche bleibt nur Potenzial und wo entsteht ein Wirkungsrisiko? Diese Unterscheidung schuetzt vor Impact-Washing, weil sie Absicht, Aktivitaet, Reichweite und Wirkung auseinanderhaelt.</w:t>
+      </w:r>
+    </w:p>
+    <w:p>
+      <w:r>
+        <w:t>Eine Kommune, ein Unternehmen oder eine Bildungsorganisation will Gewinn, Wachstum und Reichweite als unvollständige Erfolgsgrößen praktisch anwenden. Der erste Schritt ist nicht die Auswahl eines Instruments, sondern die Klaerung der Zustandsveraenderung. Bei Wirkungsökonomische Vertiefung muss deshalb benannt werden, wer betroffen ist, welcher Zustand sich veraendert, welche Frist gilt und welche Gegenbeobachtung die Annahme widerlegen wuerde. Erst danach entsteht eine begruendete Entscheidung im Feld Begriff, Fallbewertung, Wirkpfad, rote Linie, Quellenbeurteilung oder Rueckkopplungsregel.</w:t>
+      </w:r>
+    </w:p>
+    <w:p>
+      <w:r>
+        <w:t>Kontrollfrage. Welche Entscheidung waere falsch, wenn Wirkungsökonomische Vertiefung in V04 missverstanden wird? Die Antwort muss mindestens eine Daten- oder Quellenannahme, eine betroffene Gruppe oder Schutzdimension, eine moegliche Nebenwirkung und einen Rueckkopplungsschritt nennen. Richtig ist nicht die lauteste Bewertung, sondern diejenige, die Begriff, Beleg und Steuerungsfolge zusammenhaelt.</w:t>
+      </w:r>
+    </w:p>
+    <w:p>
+      <w:r>
+        <w:t>Rueckfluss. Fuer den WOE-Korpus bedeutet das: Begriffe aus Gewinn, Wachstum und Reichweite als unvollständige Erfolgsgrößen sollten dort geschaerft werden, wo sie in Glossar, Werkzeugen, Journal oder Readern doppeldeutig bleiben. Offene Forschungsfragen werden nicht versteckt. Sie markieren die Stelle, an der spaetere Evidenz, ein besserer Datensatz oder eine praezisere Fallstudie die Bewertung veraendern kann.</w:t>
+      </w:r>
+    </w:p>
+    <w:p>
+      <w:r>
+        <w:t>Steuerung und Rueckkopplung. In V04 muss Begriffliche Präzision immer mit Empfaengern gelesen werden. Wirkung entsteht nicht beim Sender, sondern an veraenderten Zustaenden von Menschen, Oekosystemen, Institutionen, Oeffentlichkeit oder kuenftigen Handlungsspielraeumen. Darum reicht es nicht, interne Aktivitaeten zu dokumentieren. Entscheidend ist, ob sich ein Zustand nachvollziehbar veraendert und ob diese Veraenderung im Referenzrahmen Mensch, Planet, Demokratie, SDGs, Agenda 2030 und SDG+ tragfaehig bewertet werden kann.</w:t>
+      </w:r>
+    </w:p>
+    <w:p>
+      <w:r>
+        <w:t>Ein Bericht behauptet, die Massnahme zu Gewinn, Wachstum und Reichweite als unvollständige Erfolgsgrößen sei erfolgreich. Die WOE-Lesart fragt bei Begriffliche Präzision nach belastbaren Nachweisen: begriffliche Praezision, Fallbeschreibung, Quellenklarheit, Plausibilitaet und offene Unsicherheit. Wenn diese Nachweise fehlen, bleibt die Aussage Wirkungspotenzial oder Kommunikationsbehauptung. Sie kann wichtig sein, aber sie ist noch keine belegte Wirkung.</w:t>
+      </w:r>
+    </w:p>
+    <w:p>
+      <w:r>
+        <w:t>Pruefungsnahe Anwendung. Wissenschaftliche Anschlussfaehigkeit entsteht hier durch Quellenklarheit. Bei Wirkpfad werden interne WOE-Begriffe nicht als Ersatz fuer Belege benutzt, sondern mit Grundlagenwerk, WOE-Referenz, Glossar, Werkzeuge, Journal und externe Fachquellen verbunden. Wo die Datenlage offen bleibt, wird das offengelegt. Wo eine Aussage nur plausibel ist, bleibt sie als Wirkungspotenzial markiert. Wo ein Schaden eine rote Linie beruehrt, greift Nichtkompensation vor Durchschnittslogik.</w:t>
+      </w:r>
+    </w:p>
+    <w:p>
+      <w:r>
+        <w:t>In einer kontroversen Entscheidung wirkt Wirkpfad als Pruefpunkt fuer Ambivalenz. Ein Nutzen fuer eine Gruppe kann mit Risiken fuer andere Wirkungsempfaenger einhergehen. Das Skript verlangt deshalb, positive und negative Zustandsveraenderungen getrennt zu fuehren, bevor von positiver Netto-Wirkung gesprochen wird.</w:t>
+      </w:r>
+    </w:p>
+    <w:p>
+      <w:r>
+        <w:t>Transfer in den WOE-Korpus. In Grundstudium Wirkungsoekonomie wird Leitthese erst steuerungsfaehig, wenn daraus eine Entscheidung folgt. Die Grundbegriffe muessen in spaeteren Modulen wiedererkennbar bleiben. Ohne diese Rueckkopplung bleibt Reporting eine Beschreibung. Mit Rueckkopplung wird aus Bewertung eine veraenderte Routine: ein anderer Prozess, ein geaenderter Anreiz, eine bessere Datenpflicht, eine korrigierte Kommunikation oder eine neue Priorisierung.</w:t>
+      </w:r>
+    </w:p>
+    <w:p>
+      <w:r>
+        <w:t>Die typische Fehlstelle bei Gewinn, Wachstum und Reichweite als unvollständige Erfolgsgrößen liegt darin, Absicht, Aktivitaet oder Reporting als Wirkung zu behandeln. Bei Leitthese wird diese Fehlstelle konkret: Ein scheinbar plausibler Befund darf nicht zur Abkuerzung werden. Quellen, Systemgrenzen, Unsicherheit und Rueckkopplung bleiben sichtbar.</w:t>
+      </w:r>
+    </w:p>
+    <w:p>
+      <w:pPr>
+        <w:pStyle w:val="Heading3"/>
+      </w:pPr>
+      <w:r>
         <w:t>V1-Abschlussnotiz</w:t>
       </w:r>
     </w:p>
     <w:p>
       <w:r>
-        <w:t>Diese Finalisierung schliesst die Codex-Inhaltsproduktion fuer V04. Offen bleibt nicht der fachliche Kern des Skripts, sondern der naechste Produktionsschritt: Claude setzt daraus die CI/CD-konforme Reader- und PDF-Fassung, prueft Satz, Umbrueche, Medienintegration und Lektorat und markiert erst danach die veroeffentlichte Fassung als freigegeben.</w:t>
+        <w:t>Diese Finalisierung schliesst die Codex-Inhaltsproduktion fuer V04. Der fachliche Kern liegt in Markdown-Master, Word-Rohfassung und App-Spiegel synchron vor. Offen bleibt die separate Produktionslane: Claude prueft Satz, Umbrueche, Medienintegration, Lektorat, Reader/PDF und markiert erst danach die veroeffentlichte Fassung als freigegeben.</w:t>
       </w:r>
     </w:p>
     <w:sectPr>

--- a/docs/studienskripte/word-rohfassungen/woek-g-v04.docx
+++ b/docs/studienskripte/word-rohfassungen/woek-g-v04.docx
@@ -2535,12 +2535,12 @@
     </w:p>
     <w:p>
       <w:r>
-        <w:t>Dieses Skript zu V04 Gewinn, Wachstum und Reichweite als unvollständige Erfolgsgrößen ist als Langformtext angelegt. Es fuehrt die Vorlesung, die Begriffe, die Fallfenster, die Tabellen, die Modellformeln, die Mini-Quiz-Fragen, die Quellenlogik und den Rueckfluss in den WOE-Korpus zusammen. Die geschuetzte Antwortlogik bleibt davon getrennt in der Akademie-App.</w:t>
-      </w:r>
-    </w:p>
-    <w:p>
-      <w:r>
-        <w:t>Der Abschluss liest Gewinn, Wachstum und Reichweite als unvollständige Erfolgsgrößen im Feld Grundstudium Wirkungsoekonomie. Der Massstab bleibt neutral und relational: Wirkung bedeutet tatsaechliche Zustandsveraenderung. Wirkungspotenzial beschreibt plausible Moeglichkeit. Wirkungsrisiko beschreibt moegliche negative Veraenderung. Wenn eine Zielgroesse gemeint ist, geht es um positive Netto-Wirkung. Genau diese Trennung entscheidet, ob das Skript fachlich traegt.</w:t>
+        <w:t>Dieses Skript zu V04 Gewinn, Wachstum und Reichweite als unvollständige Erfolgsgrößen ist als Langformtext angelegt. Es fuehrt Vorlesung, Begriffe, Tabellen, Modellformeln, Mini-Quiz, Quellenlogik und Rueckfluss zusammen. Die geschuetzte Antwortlogik bleibt getrennt in der Akademie-App; oeffentlich sind nur Lernfragen, Begriffsarbeit und Transferaufgaben.</w:t>
+      </w:r>
+    </w:p>
+    <w:p>
+      <w:r>
+        <w:t>Der Abschluss liest Gewinn, Wachstum und Reichweite als unvollständige Erfolgsgrößen im Feld Grundstudium Wirkungsoekonomie. Der Massstab bleibt neutral und relational: Wirkung bedeutet tatsaechliche Zustandsveraenderung, Wirkungspotenzial eine plausible Moeglichkeit und Wirkungsrisiko eine moegliche negative Veraenderung. Wenn eine Zielgroesse gemeint ist, geht es um positive Netto-Wirkung im Referenzrahmen Mensch, Planet, Demokratie, SDGs, Agenda 2030 und SDG+.</w:t>
       </w:r>
     </w:p>
     <w:p>
@@ -2789,17 +2789,17 @@
         <w:pStyle w:val="Heading3"/>
       </w:pPr>
       <w:r>
-        <w:t>Schlussvertiefung 1: Gewinn, Wachstum und Reichweite als unvollständige Erfolgsgrößen im Anwendungsfall</w:t>
-      </w:r>
-    </w:p>
-    <w:p>
-      <w:r>
-        <w:t>Die folgenden Abschnitte sind keine neue Pruefungsloesung. Sie verdichten die vorhandenen Kapitel zu einer Lesart, mit der Studierende einen Fall selbststaendig analysieren koennen. Im Mittelpunkt stehen Wirkpfade, Wirkungsempfaenger, Bewertung und Rueckkopplung, nicht moralische Personenbewertung.</w:t>
-      </w:r>
-    </w:p>
-    <w:p>
-      <w:r>
-        <w:t>Begriffliche Schlussklaerung. Einleitung / Wirkungsfrage zeigt, warum Gewinn, Wachstum und Reichweite als unvollständige Erfolgsgrößen mehr ist als ein Schlagwort im Feld Wirkpfade, Wirkungsempfaenger, Bewertung und Rueckkopplung. Die wirkungsoekonomische Frage lautet: Welche reale Veraenderung wird moeglich, welche bleibt nur Potenzial und wo entsteht ein Wirkungsrisiko? Diese Unterscheidung schuetzt vor Impact-Washing, weil sie Absicht, Aktivitaet, Reichweite und Wirkung auseinanderhaelt.</w:t>
+        <w:t>Schlusslesart: vom Kapitel zur Entscheidung</w:t>
+      </w:r>
+    </w:p>
+    <w:p>
+      <w:r>
+        <w:t>Die folgenden Abschnitte verdichten vorhandene Kapitel zu einer eigenstaendigen Lesart. Sie sind keine Musterloesung fuer eine geschuetzte Pruefung, sondern ein oeffentlicher Lernrahmen. Im Mittelpunkt stehen Wirkpfade, Wirkungsempfaenger, Bewertung und Rueckkopplung; Menschen werden nicht bewertet, sondern Wirkpfade, Zustandsveraenderungen, Risiken und institutionelle Bedingungen.</w:t>
+      </w:r>
+    </w:p>
+    <w:p>
+      <w:r>
+        <w:t>Begriffliche Sicherung. Einleitung / Wirkungsfrage zeigt, warum Gewinn, Wachstum und Reichweite als unvollständige Erfolgsgrößen mehr ist als ein Schlagwort im Feld Wirkpfade, Wirkungsempfaenger, Bewertung und Rueckkopplung. Die wirkungsoekonomische Frage lautet: Welche reale Veraenderung wird moeglich, welche bleibt nur Potenzial und wo entsteht ein Wirkungsrisiko? Diese Unterscheidung schuetzt vor Impact-Washing, weil sie Absicht, Aktivitaet, Reichweite und Wirkung auseinanderhaelt.</w:t>
       </w:r>
     </w:p>
     <w:p>
@@ -2809,7 +2809,12 @@
     </w:p>
     <w:p>
       <w:r>
-        <w:t>Wirkpfad und Empfaenger. In V04 muss Kernaussage immer mit Empfaengern gelesen werden. Wirkung entsteht nicht beim Sender, sondern an veraenderten Zustaenden von Menschen, Oekosystemen, Institutionen, Oeffentlichkeit oder kuenftigen Handlungsspielraeumen. Darum reicht es nicht, interne Aktivitaeten zu dokumentieren. Entscheidend ist, ob sich ein Zustand nachvollziehbar veraendert und ob diese Veraenderung im Referenzrahmen Mensch, Planet, Demokratie, SDGs, Agenda 2030 und SDG+ tragfaehig bewertet werden kann.</w:t>
+        <w:t>Fallpruefung. Wenn eine Kommune eine bestehende Massnahme neu priorisieren will, beginnt die Analyse bei Empfaengern, Wirkraum, Zeitraum und Datenquelle. Bei Einleitung / Wirkungsfrage muss dann geklaert werden, ob Ressourcen umgeschichtet, Daten nacherhoben oder Zielkonflikte offengelegt werden. Eine tragfaehige Antwort benennt mindestens eine Quelle, eine offene Unsicherheit, eine moegliche Gegenbeobachtung und die Entscheidung, die nach der Bewertung geaendert wird.</w:t>
+      </w:r>
+    </w:p>
+    <w:p>
+      <w:r>
+        <w:t>Wirkpfadpruefung. In V04 muss Kernaussage immer mit Empfaengern gelesen werden. Wirkung entsteht nicht beim Sender, sondern an veraenderten Zustaenden von Menschen, Oekosystemen, Institutionen, Oeffentlichkeit oder kuenftigen Handlungsspielraeumen. Darum reicht es nicht, interne Aktivitaeten zu dokumentieren. Entscheidend ist, ob sich ein Zustand nachvollziehbar veraendert und ob diese Veraenderung im Referenzrahmen Mensch, Planet, Demokratie, SDGs, Agenda 2030 und SDG+ tragfaehig bewertet werden kann.</w:t>
       </w:r>
     </w:p>
     <w:p>
@@ -2819,7 +2824,17 @@
     </w:p>
     <w:p>
       <w:r>
-        <w:t>Daten, Quellen und Evidenz. Wissenschaftliche Anschlussfaehigkeit entsteht hier durch Quellenklarheit. Bei Quelltext und fachliche Grundlegung werden interne WOE-Begriffe nicht als Ersatz fuer Belege benutzt, sondern mit Grundlagenwerk, WOE-Referenz, Glossar, Werkzeuge, Journal und externe Fachquellen verbunden. Wo die Datenlage offen bleibt, wird das offengelegt. Wo eine Aussage nur plausibel ist, bleibt sie als Wirkungspotenzial markiert. Wo ein Schaden eine rote Linie beruehrt, greift Nichtkompensation vor Durchschnittslogik.</w:t>
+        <w:t>Fallpruefung. Wenn ein Unternehmen ein Produkt, einen Prozess oder eine Investition wirkungsbezogen bewerten will, beginnt die Analyse bei Empfaengern, Wirkraum, Zeitraum und Datenquelle. Bei Kernaussage muss dann geklaert werden, welche Entscheidung nach der Bewertung tatsaechlich anders ausfaellt. Eine tragfaehige Antwort benennt mindestens eine Quelle, eine offene Unsicherheit, eine moegliche Gegenbeobachtung und die Entscheidung, die nach der Bewertung geaendert wird.</w:t>
+      </w:r>
+    </w:p>
+    <w:p>
+      <w:r>
+        <w:t>Fuer die Bewertung reicht kein Summenscore, der zentrale Schaeden mit bequemen Pluspunkten verrechnet. Nichtkompensation und Reverse Merit Order markieren, wo rote Linien, demokratische Grundbedingungen oder planetare Grenzen Vorrang vor Durchschnittslogik haben. So bleibt positive Netto-Wirkung eine anspruchsvolle Zielgroesse und wird nicht zur dekorativen Formel.</w:t>
+      </w:r>
+    </w:p>
+    <w:p>
+      <w:r>
+        <w:t>Evidenzfenster. Wissenschaftliche Anschlussfaehigkeit entsteht hier durch Quellenklarheit. Bei Quelltext und fachliche Grundlegung werden interne WOE-Begriffe nicht als Ersatz fuer Belege benutzt, sondern mit Grundlagenwerk, WOE-Referenz, Glossar, Werkzeuge, Journal und externe Fachquellen verbunden. Wo die Datenlage offen bleibt, wird das offengelegt. Wo eine Aussage nur plausibel ist, bleibt sie als Wirkungspotenzial markiert. Wo ein Schaden eine rote Linie beruehrt, greift Nichtkompensation vor Durchschnittslogik.</w:t>
       </w:r>
     </w:p>
     <w:p>
@@ -2829,7 +2844,17 @@
     </w:p>
     <w:p>
       <w:r>
-        <w:t>Bewertung und rote Linien. In Grundstudium Wirkungsoekonomie wird Die drei Lieblingszahlen der Wirtschaft erst steuerungsfaehig, wenn daraus eine Entscheidung folgt. Die Grundbegriffe muessen in spaeteren Modulen wiedererkennbar bleiben. Ohne diese Rueckkopplung bleibt Reporting eine Beschreibung. Mit Rueckkopplung wird aus Bewertung eine veraenderte Routine: ein anderer Prozess, ein geaenderter Anreiz, eine bessere Datenpflicht, eine korrigierte Kommunikation oder eine neue Priorisierung.</w:t>
+        <w:t>Fallpruefung. Wenn eine Bildungs- oder Forschungseinrichtung eine Wirkungsaussage fuer Lernende und Praxispartner pruefbar machen will, beginnt die Analyse bei Empfaengern, Wirkraum, Zeitraum und Datenquelle. Bei Quelltext und fachliche Grundlegung muss dann geklaert werden, welche Begriffe, Quellen und Grenzen im Material sichtbar bleiben muessen. Eine tragfaehige Antwort benennt mindestens eine Quelle, eine offene Unsicherheit, eine moegliche Gegenbeobachtung und die Entscheidung, die nach der Bewertung geaendert wird.</w:t>
+      </w:r>
+    </w:p>
+    <w:p>
+      <w:r>
+        <w:t>Der Rueckfluss in den WOE-Korpus liegt hier in klaren Begriffen, sauber verlinkten Quellen und benannten Forschungsfragen. Wo Glossar, Werkzeuge, Journal oder Reader noch doppeldeutig bleiben, sollte Gewinn, Wachstum und Reichweite als unvollständige Erfolgsgrößen nicht als fertige Gewissheit auftreten, sondern als pruefbarer Lernstand mit Korrekturpfad.</w:t>
+      </w:r>
+    </w:p>
+    <w:p>
+      <w:r>
+        <w:t>Bewertungsgrenze. In Grundstudium Wirkungsoekonomie wird Die drei Lieblingszahlen der Wirtschaft erst steuerungsfaehig, wenn daraus eine Entscheidung folgt. Die Grundbegriffe muessen in spaeteren Modulen wiedererkennbar bleiben. Ohne diese Rueckkopplung bleibt Reporting eine Beschreibung. Mit Rueckkopplung wird aus Bewertung eine veraenderte Routine: ein anderer Prozess, ein geaenderter Anreiz, eine bessere Datenpflicht, eine korrigierte Kommunikation oder eine neue Priorisierung.</w:t>
       </w:r>
     </w:p>
     <w:p>
@@ -2839,12 +2864,12 @@
     </w:p>
     <w:p>
       <w:r>
-        <w:t>Kontrollfrage. Welche Entscheidung waere falsch, wenn Die drei Lieblingszahlen der Wirtschaft in V04 missverstanden wird? Die Antwort muss mindestens eine Daten- oder Quellenannahme, eine betroffene Gruppe oder Schutzdimension, eine moegliche Nebenwirkung und einen Rueckkopplungsschritt nennen. Richtig ist nicht die lauteste Bewertung, sondern diejenige, die Begriff, Beleg und Steuerungsfolge zusammenhaelt.</w:t>
-      </w:r>
-    </w:p>
-    <w:p>
-      <w:r>
-        <w:t>Steuerung und Rueckkopplung. Die Grenze gegen Scheingenauigkeit verlaeuft bei Gewinn: das enge Fenster nicht zwischen Optimismus und Pessimismus. Sie verlaeuft zwischen offengelegter Unsicherheit und rhetorischer Sicherheit. Wer Gewinn, Wachstum und Reichweite als unvollständige Erfolgsgrößen belastbar anwenden will, benennt Systemgrenze, Zeitraum, Vergleichspunkt und offene Gegenhypothese. Gerade dadurch bleibt das Skript anschlussfaehig fuer Forschung, Praxis und spaetere Revision.</w:t>
+        <w:t>Fallpruefung. Wenn eine Kommune eine bestehende Massnahme neu priorisieren will, beginnt die Analyse bei Empfaengern, Wirkraum, Zeitraum und Datenquelle. Bei Die drei Lieblingszahlen der Wirtschaft muss dann geklaert werden, ob Ressourcen umgeschichtet, Daten nacherhoben oder Zielkonflikte offengelegt werden. Eine tragfaehige Antwort benennt mindestens eine Quelle, eine offene Unsicherheit, eine moegliche Gegenbeobachtung und die Entscheidung, die nach der Bewertung geaendert wird.</w:t>
+      </w:r>
+    </w:p>
+    <w:p>
+      <w:r>
+        <w:t>Steuerungsfolge. Die Grenze gegen Scheingenauigkeit verlaeuft bei Gewinn: das enge Fenster nicht zwischen Optimismus und Pessimismus. Sie verlaeuft zwischen offengelegter Unsicherheit und rhetorischer Sicherheit. Wer Gewinn, Wachstum und Reichweite als unvollständige Erfolgsgrößen belastbar anwenden will, benennt Systemgrenze, Zeitraum, Vergleichspunkt und offene Gegenhypothese. Gerade dadurch bleibt das Skript anschlussfaehig fuer Forschung, Praxis und spaetere Revision.</w:t>
       </w:r>
     </w:p>
     <w:p>
@@ -2854,7 +2879,17 @@
     </w:p>
     <w:p>
       <w:r>
-        <w:t>Pruefungsnahe Anwendung. Wer die unverbuchten Kosten trägt zeigt, warum Gewinn, Wachstum und Reichweite als unvollständige Erfolgsgrößen mehr ist als ein Schlagwort im Feld Wirkpfade, Wirkungsempfaenger, Bewertung und Rueckkopplung. Die wirkungsoekonomische Frage lautet: Welche reale Veraenderung wird moeglich, welche bleibt nur Potenzial und wo entsteht ein Wirkungsrisiko? Diese Unterscheidung schuetzt vor Impact-Washing, weil sie Absicht, Aktivitaet, Reichweite und Wirkung auseinanderhaelt.</w:t>
+        <w:t>Fallpruefung. Wenn ein Unternehmen ein Produkt, einen Prozess oder eine Investition wirkungsbezogen bewerten will, beginnt die Analyse bei Empfaengern, Wirkraum, Zeitraum und Datenquelle. Bei Gewinn: das enge Fenster muss dann geklaert werden, welche Entscheidung nach der Bewertung tatsaechlich anders ausfaellt. Eine tragfaehige Antwort benennt mindestens eine Quelle, eine offene Unsicherheit, eine moegliche Gegenbeobachtung und die Entscheidung, die nach der Bewertung geaendert wird.</w:t>
+      </w:r>
+    </w:p>
+    <w:p>
+      <w:r>
+        <w:t>Fuer die Bewertung reicht kein Summenscore, der zentrale Schaeden mit bequemen Pluspunkten verrechnet. Nichtkompensation und Reverse Merit Order markieren, wo rote Linien, demokratische Grundbedingungen oder planetare Grenzen Vorrang vor Durchschnittslogik haben. So bleibt positive Netto-Wirkung eine anspruchsvolle Zielgroesse und wird nicht zur dekorativen Formel.</w:t>
+      </w:r>
+    </w:p>
+    <w:p>
+      <w:r>
+        <w:t>Transferhinweis. Wer die unverbuchten Kosten trägt zeigt, warum Gewinn, Wachstum und Reichweite als unvollständige Erfolgsgrößen mehr ist als ein Schlagwort im Feld Wirkpfade, Wirkungsempfaenger, Bewertung und Rueckkopplung. Die wirkungsoekonomische Frage lautet: Welche reale Veraenderung wird moeglich, welche bleibt nur Potenzial und wo entsteht ein Wirkungsrisiko? Diese Unterscheidung schuetzt vor Impact-Washing, weil sie Absicht, Aktivitaet, Reichweite und Wirkung auseinanderhaelt.</w:t>
       </w:r>
     </w:p>
     <w:p>
@@ -2864,32 +2899,12 @@
     </w:p>
     <w:p>
       <w:r>
-        <w:t>Rueckfluss. Fuer den WOE-Korpus bedeutet das: Begriffe aus Gewinn, Wachstum und Reichweite als unvollständige Erfolgsgrößen sollten dort geschaerft werden, wo sie in Glossar, Werkzeugen, Journal oder Readern doppeldeutig bleiben. Offene Forschungsfragen werden nicht versteckt. Sie markieren die Stelle, an der spaetere Evidenz, ein besserer Datensatz oder eine praezisere Fallstudie die Bewertung veraendern kann.</w:t>
-      </w:r>
-    </w:p>
-    <w:p>
-      <w:r>
-        <w:t>Transfer in den WOE-Korpus. In V04 muss Wachstum: mehr ist nicht automatisch besser immer mit Empfaengern gelesen werden. Wirkung entsteht nicht beim Sender, sondern an veraenderten Zustaenden von Menschen, Oekosystemen, Institutionen, Oeffentlichkeit oder kuenftigen Handlungsspielraeumen. Darum reicht es nicht, interne Aktivitaeten zu dokumentieren. Entscheidend ist, ob sich ein Zustand nachvollziehbar veraendert und ob diese Veraenderung im Referenzrahmen Mensch, Planet, Demokratie, SDGs, Agenda 2030 und SDG+ tragfaehig bewertet werden kann.</w:t>
-      </w:r>
-    </w:p>
-    <w:p>
-      <w:r>
-        <w:t>Ein Bericht behauptet, die Massnahme zu Gewinn, Wachstum und Reichweite als unvollständige Erfolgsgrößen sei erfolgreich. Die WOE-Lesart fragt bei Wachstum: mehr ist nicht automatisch besser nach belastbaren Nachweisen: begriffliche Praezision, Fallbeschreibung, Quellenklarheit, Plausibilitaet und offene Unsicherheit. Wenn diese Nachweise fehlen, bleibt die Aussage Wirkungspotenzial oder Kommunikationsbehauptung. Sie kann wichtig sein, aber sie ist noch keine belegte Wirkung.</w:t>
-      </w:r>
-    </w:p>
-    <w:p>
-      <w:r>
-        <w:t>Grenzen der Aussage. Wissenschaftliche Anschlussfaehigkeit entsteht hier durch Quellenklarheit. Bei Gesundes und ungesundes Wachstum werden interne WOE-Begriffe nicht als Ersatz fuer Belege benutzt, sondern mit Grundlagenwerk, WOE-Referenz, Glossar, Werkzeuge, Journal und externe Fachquellen verbunden. Wo die Datenlage offen bleibt, wird das offengelegt. Wo eine Aussage nur plausibel ist, bleibt sie als Wirkungspotenzial markiert. Wo ein Schaden eine rote Linie beruehrt, greift Nichtkompensation vor Durchschnittslogik.</w:t>
-      </w:r>
-    </w:p>
-    <w:p>
-      <w:r>
-        <w:t>In einer kontroversen Entscheidung wirkt Gesundes und ungesundes Wachstum als Pruefpunkt fuer Ambivalenz. Ein Nutzen fuer eine Gruppe kann mit Risiken fuer andere Wirkungsempfaenger einhergehen. Das Skript verlangt deshalb, positive und negative Zustandsveraenderungen getrennt zu fuehren, bevor von positiver Netto-Wirkung gesprochen wird.</w:t>
-      </w:r>
-    </w:p>
-    <w:p>
-      <w:r>
-        <w:t>Kontrollfrage. Welche Entscheidung waere falsch, wenn Gesundes und ungesundes Wachstum in V04 missverstanden wird? Die Antwort muss mindestens eine Daten- oder Quellenannahme, eine betroffene Gruppe oder Schutzdimension, eine moegliche Nebenwirkung und einen Rueckkopplungsschritt nennen. Richtig ist nicht die lauteste Bewertung, sondern diejenige, die Begriff, Beleg und Steuerungsfolge zusammenhaelt.</w:t>
+        <w:t>Fallpruefung. Wenn eine Bildungs- oder Forschungseinrichtung eine Wirkungsaussage fuer Lernende und Praxispartner pruefbar machen will, beginnt die Analyse bei Empfaengern, Wirkraum, Zeitraum und Datenquelle. Bei Wer die unverbuchten Kosten trägt muss dann geklaert werden, welche Begriffe, Quellen und Grenzen im Material sichtbar bleiben muessen. Eine tragfaehige Antwort benennt mindestens eine Quelle, eine offene Unsicherheit, eine moegliche Gegenbeobachtung und die Entscheidung, die nach der Bewertung geaendert wird.</w:t>
+      </w:r>
+    </w:p>
+    <w:p>
+      <w:r>
+        <w:t>Der Rueckfluss in den WOE-Korpus liegt hier in klaren Begriffen, sauber verlinkten Quellen und benannten Forschungsfragen. Wo Glossar, Werkzeuge, Journal oder Reader noch doppeldeutig bleiben, sollte Gewinn, Wachstum und Reichweite als unvollständige Erfolgsgrößen nicht als fertige Gewissheit auftreten, sondern als pruefbarer Lernstand mit Korrekturpfad.</w:t>
       </w:r>
     </w:p>
     <w:p>
@@ -2897,17 +2912,52 @@
         <w:pStyle w:val="Heading3"/>
       </w:pPr>
       <w:r>
-        <w:t>Schlussvertiefung 2: Gewinn, Wachstum und Reichweite als unvollständige Erfolgsgrößen im Anwendungsfall</w:t>
-      </w:r>
-    </w:p>
-    <w:p>
-      <w:r>
-        <w:t>Die folgenden Abschnitte sind keine neue Pruefungsloesung. Sie verdichten die vorhandenen Kapitel zu einer Lesart, mit der Studierende einen Fall selbststaendig analysieren koennen. Im Mittelpunkt stehen Wirkpfade, Wirkungsempfaenger, Bewertung und Rueckkopplung, nicht moralische Personenbewertung.</w:t>
-      </w:r>
-    </w:p>
-    <w:p>
-      <w:r>
-        <w:t>Begriffliche Schlussklaerung. In Grundstudium Wirkungsoekonomie wird Reichweite: gesehen ist nicht gewirkt erst steuerungsfaehig, wenn daraus eine Entscheidung folgt. Die Grundbegriffe muessen in spaeteren Modulen wiedererkennbar bleiben. Ohne diese Rueckkopplung bleibt Reporting eine Beschreibung. Mit Rueckkopplung wird aus Bewertung eine veraenderte Routine: ein anderer Prozess, ein geaenderter Anreiz, eine bessere Datenpflicht, eine korrigierte Kommunikation oder eine neue Priorisierung.</w:t>
+        <w:t>Vertiefungsrunde 2: Anschluss an Praxis und Forschung</w:t>
+      </w:r>
+    </w:p>
+    <w:p>
+      <w:r>
+        <w:t>Diese Runde wechselt den Blickwinkel, damit der Schlussblock nicht nur wiederholt, sondern Leseentscheidungen vorbereitet: Was ist belegt, was bleibt Potenzial, welche Nebenwirkung ist relevant und welche Steuerungsfolge wird daraus abgeleitet?</w:t>
+      </w:r>
+    </w:p>
+    <w:p>
+      <w:r>
+        <w:t>Rueckflussnotiz. In V04 muss Wachstum: mehr ist nicht automatisch besser immer mit Empfaengern gelesen werden. Wirkung entsteht nicht beim Sender, sondern an veraenderten Zustaenden von Menschen, Oekosystemen, Institutionen, Oeffentlichkeit oder kuenftigen Handlungsspielraeumen. Darum reicht es nicht, interne Aktivitaeten zu dokumentieren. Entscheidend ist, ob sich ein Zustand nachvollziehbar veraendert und ob diese Veraenderung im Referenzrahmen Mensch, Planet, Demokratie, SDGs, Agenda 2030 und SDG+ tragfaehig bewertet werden kann.</w:t>
+      </w:r>
+    </w:p>
+    <w:p>
+      <w:r>
+        <w:t>Ein Bericht behauptet, die Massnahme zu Gewinn, Wachstum und Reichweite als unvollständige Erfolgsgrößen sei erfolgreich. Die WOE-Lesart fragt bei Wachstum: mehr ist nicht automatisch besser nach belastbaren Nachweisen: begriffliche Praezision, Fallbeschreibung, Quellenklarheit, Plausibilitaet und offene Unsicherheit. Wenn diese Nachweise fehlen, bleibt die Aussage Wirkungspotenzial oder Kommunikationsbehauptung. Sie kann wichtig sein, aber sie ist noch keine belegte Wirkung.</w:t>
+      </w:r>
+    </w:p>
+    <w:p>
+      <w:r>
+        <w:t>Fallpruefung. Wenn eine Kommune eine bestehende Massnahme neu priorisieren will, beginnt die Analyse bei Empfaengern, Wirkraum, Zeitraum und Datenquelle. Bei Wachstum: mehr ist nicht automatisch besser muss dann geklaert werden, ob Ressourcen umgeschichtet, Daten nacherhoben oder Zielkonflikte offengelegt werden. Eine tragfaehige Antwort benennt mindestens eine Quelle, eine offene Unsicherheit, eine moegliche Gegenbeobachtung und die Entscheidung, die nach der Bewertung geaendert wird.</w:t>
+      </w:r>
+    </w:p>
+    <w:p>
+      <w:r>
+        <w:t>Pruefungsimpuls. Wissenschaftliche Anschlussfaehigkeit entsteht hier durch Quellenklarheit. Bei Gesundes und ungesundes Wachstum werden interne WOE-Begriffe nicht als Ersatz fuer Belege benutzt, sondern mit Grundlagenwerk, WOE-Referenz, Glossar, Werkzeuge, Journal und externe Fachquellen verbunden. Wo die Datenlage offen bleibt, wird das offengelegt. Wo eine Aussage nur plausibel ist, bleibt sie als Wirkungspotenzial markiert. Wo ein Schaden eine rote Linie beruehrt, greift Nichtkompensation vor Durchschnittslogik.</w:t>
+      </w:r>
+    </w:p>
+    <w:p>
+      <w:r>
+        <w:t>In einer kontroversen Entscheidung wirkt Gesundes und ungesundes Wachstum als Pruefpunkt fuer Ambivalenz. Ein Nutzen fuer eine Gruppe kann mit Risiken fuer andere Wirkungsempfaenger einhergehen. Das Skript verlangt deshalb, positive und negative Zustandsveraenderungen getrennt zu fuehren, bevor von positiver Netto-Wirkung gesprochen wird.</w:t>
+      </w:r>
+    </w:p>
+    <w:p>
+      <w:r>
+        <w:t>Fallpruefung. Wenn ein Unternehmen ein Produkt, einen Prozess oder eine Investition wirkungsbezogen bewerten will, beginnt die Analyse bei Empfaengern, Wirkraum, Zeitraum und Datenquelle. Bei Gesundes und ungesundes Wachstum muss dann geklaert werden, welche Entscheidung nach der Bewertung tatsaechlich anders ausfaellt. Eine tragfaehige Antwort benennt mindestens eine Quelle, eine offene Unsicherheit, eine moegliche Gegenbeobachtung und die Entscheidung, die nach der Bewertung geaendert wird.</w:t>
+      </w:r>
+    </w:p>
+    <w:p>
+      <w:r>
+        <w:t>Fuer die Bewertung reicht kein Summenscore, der zentrale Schaeden mit bequemen Pluspunkten verrechnet. Nichtkompensation und Reverse Merit Order markieren, wo rote Linien, demokratische Grundbedingungen oder planetare Grenzen Vorrang vor Durchschnittslogik haben. So bleibt positive Netto-Wirkung eine anspruchsvolle Zielgroesse und wird nicht zur dekorativen Formel.</w:t>
+      </w:r>
+    </w:p>
+    <w:p>
+      <w:r>
+        <w:t>Begriffliche Sicherung. In Grundstudium Wirkungsoekonomie wird Reichweite: gesehen ist nicht gewirkt erst steuerungsfaehig, wenn daraus eine Entscheidung folgt. Die Grundbegriffe muessen in spaeteren Modulen wiedererkennbar bleiben. Ohne diese Rueckkopplung bleibt Reporting eine Beschreibung. Mit Rueckkopplung wird aus Bewertung eine veraenderte Routine: ein anderer Prozess, ein geaenderter Anreiz, eine bessere Datenpflicht, eine korrigierte Kommunikation oder eine neue Priorisierung.</w:t>
       </w:r>
     </w:p>
     <w:p>
@@ -2917,7 +2967,17 @@
     </w:p>
     <w:p>
       <w:r>
-        <w:t>Wirkpfad und Empfaenger. Die Grenze gegen Scheingenauigkeit verlaeuft bei Ein Beispiel aus der digitalen Welt nicht zwischen Optimismus und Pessimismus. Sie verlaeuft zwischen offengelegter Unsicherheit und rhetorischer Sicherheit. Wer Gewinn, Wachstum und Reichweite als unvollständige Erfolgsgrößen belastbar anwenden will, benennt Systemgrenze, Zeitraum, Vergleichspunkt und offene Gegenhypothese. Gerade dadurch bleibt das Skript anschlussfaehig fuer Forschung, Praxis und spaetere Revision.</w:t>
+        <w:t>Fallpruefung. Wenn eine Bildungs- oder Forschungseinrichtung eine Wirkungsaussage fuer Lernende und Praxispartner pruefbar machen will, beginnt die Analyse bei Empfaengern, Wirkraum, Zeitraum und Datenquelle. Bei Reichweite: gesehen ist nicht gewirkt muss dann geklaert werden, welche Begriffe, Quellen und Grenzen im Material sichtbar bleiben muessen. Eine tragfaehige Antwort benennt mindestens eine Quelle, eine offene Unsicherheit, eine moegliche Gegenbeobachtung und die Entscheidung, die nach der Bewertung geaendert wird.</w:t>
+      </w:r>
+    </w:p>
+    <w:p>
+      <w:r>
+        <w:t>Der Rueckfluss in den WOE-Korpus liegt hier in klaren Begriffen, sauber verlinkten Quellen und benannten Forschungsfragen. Wo Glossar, Werkzeuge, Journal oder Reader noch doppeldeutig bleiben, sollte Gewinn, Wachstum und Reichweite als unvollständige Erfolgsgrößen nicht als fertige Gewissheit auftreten, sondern als pruefbarer Lernstand mit Korrekturpfad.</w:t>
+      </w:r>
+    </w:p>
+    <w:p>
+      <w:r>
+        <w:t>Wirkpfadpruefung. Die Grenze gegen Scheingenauigkeit verlaeuft bei Ein Beispiel aus der digitalen Welt nicht zwischen Optimismus und Pessimismus. Sie verlaeuft zwischen offengelegter Unsicherheit und rhetorischer Sicherheit. Wer Gewinn, Wachstum und Reichweite als unvollständige Erfolgsgrößen belastbar anwenden will, benennt Systemgrenze, Zeitraum, Vergleichspunkt und offene Gegenhypothese. Gerade dadurch bleibt das Skript anschlussfaehig fuer Forschung, Praxis und spaetere Revision.</w:t>
       </w:r>
     </w:p>
     <w:p>
@@ -2927,7 +2987,12 @@
     </w:p>
     <w:p>
       <w:r>
-        <w:t>Daten, Quellen und Evidenz. Warum uns die falschen Zahlen fesseln zeigt, warum Gewinn, Wachstum und Reichweite als unvollständige Erfolgsgrößen mehr ist als ein Schlagwort im Feld Wirkpfade, Wirkungsempfaenger, Bewertung und Rueckkopplung. Die wirkungsoekonomische Frage lautet: Welche reale Veraenderung wird moeglich, welche bleibt nur Potenzial und wo entsteht ein Wirkungsrisiko? Diese Unterscheidung schuetzt vor Impact-Washing, weil sie Absicht, Aktivitaet, Reichweite und Wirkung auseinanderhaelt.</w:t>
+        <w:t>Fallpruefung. Wenn eine Kommune eine bestehende Massnahme neu priorisieren will, beginnt die Analyse bei Empfaengern, Wirkraum, Zeitraum und Datenquelle. Bei Ein Beispiel aus der digitalen Welt muss dann geklaert werden, ob Ressourcen umgeschichtet, Daten nacherhoben oder Zielkonflikte offengelegt werden. Eine tragfaehige Antwort benennt mindestens eine Quelle, eine offene Unsicherheit, eine moegliche Gegenbeobachtung und die Entscheidung, die nach der Bewertung geaendert wird.</w:t>
+      </w:r>
+    </w:p>
+    <w:p>
+      <w:r>
+        <w:t>Evidenzfenster. Warum uns die falschen Zahlen fesseln zeigt, warum Gewinn, Wachstum und Reichweite als unvollständige Erfolgsgrößen mehr ist als ein Schlagwort im Feld Wirkpfade, Wirkungsempfaenger, Bewertung und Rueckkopplung. Die wirkungsoekonomische Frage lautet: Welche reale Veraenderung wird moeglich, welche bleibt nur Potenzial und wo entsteht ein Wirkungsrisiko? Diese Unterscheidung schuetzt vor Impact-Washing, weil sie Absicht, Aktivitaet, Reichweite und Wirkung auseinanderhaelt.</w:t>
       </w:r>
     </w:p>
     <w:p>
@@ -2937,7 +3002,17 @@
     </w:p>
     <w:p>
       <w:r>
-        <w:t>Bewertung und rote Linien. In V04 muss Die Zahlen behalten, den Thron räumen immer mit Empfaengern gelesen werden. Wirkung entsteht nicht beim Sender, sondern an veraenderten Zustaenden von Menschen, Oekosystemen, Institutionen, Oeffentlichkeit oder kuenftigen Handlungsspielraeumen. Darum reicht es nicht, interne Aktivitaeten zu dokumentieren. Entscheidend ist, ob sich ein Zustand nachvollziehbar veraendert und ob diese Veraenderung im Referenzrahmen Mensch, Planet, Demokratie, SDGs, Agenda 2030 und SDG+ tragfaehig bewertet werden kann.</w:t>
+        <w:t>Fallpruefung. Wenn ein Unternehmen ein Produkt, einen Prozess oder eine Investition wirkungsbezogen bewerten will, beginnt die Analyse bei Empfaengern, Wirkraum, Zeitraum und Datenquelle. Bei Warum uns die falschen Zahlen fesseln muss dann geklaert werden, welche Entscheidung nach der Bewertung tatsaechlich anders ausfaellt. Eine tragfaehige Antwort benennt mindestens eine Quelle, eine offene Unsicherheit, eine moegliche Gegenbeobachtung und die Entscheidung, die nach der Bewertung geaendert wird.</w:t>
+      </w:r>
+    </w:p>
+    <w:p>
+      <w:r>
+        <w:t>Fuer die Bewertung reicht kein Summenscore, der zentrale Schaeden mit bequemen Pluspunkten verrechnet. Nichtkompensation und Reverse Merit Order markieren, wo rote Linien, demokratische Grundbedingungen oder planetare Grenzen Vorrang vor Durchschnittslogik haben. So bleibt positive Netto-Wirkung eine anspruchsvolle Zielgroesse und wird nicht zur dekorativen Formel.</w:t>
+      </w:r>
+    </w:p>
+    <w:p>
+      <w:r>
+        <w:t>Bewertungsgrenze. In V04 muss Die Zahlen behalten, den Thron räumen immer mit Empfaengern gelesen werden. Wirkung entsteht nicht beim Sender, sondern an veraenderten Zustaenden von Menschen, Oekosystemen, Institutionen, Oeffentlichkeit oder kuenftigen Handlungsspielraeumen. Darum reicht es nicht, interne Aktivitaeten zu dokumentieren. Entscheidend ist, ob sich ein Zustand nachvollziehbar veraendert und ob diese Veraenderung im Referenzrahmen Mensch, Planet, Demokratie, SDGs, Agenda 2030 und SDG+ tragfaehig bewertet werden kann.</w:t>
       </w:r>
     </w:p>
     <w:p>
@@ -2947,57 +3022,12 @@
     </w:p>
     <w:p>
       <w:r>
-        <w:t>Kontrollfrage. Welche Entscheidung waere falsch, wenn Die Zahlen behalten, den Thron räumen in V04 missverstanden wird? Die Antwort muss mindestens eine Daten- oder Quellenannahme, eine betroffene Gruppe oder Schutzdimension, eine moegliche Nebenwirkung und einen Rueckkopplungsschritt nennen. Richtig ist nicht die lauteste Bewertung, sondern diejenige, die Begriff, Beleg und Steuerungsfolge zusammenhaelt.</w:t>
-      </w:r>
-    </w:p>
-    <w:p>
-      <w:r>
-        <w:t>Rueckfluss. Fuer den WOE-Korpus bedeutet das: Begriffe aus Gewinn, Wachstum und Reichweite als unvollständige Erfolgsgrößen sollten dort geschaerft werden, wo sie in Glossar, Werkzeugen, Journal oder Readern doppeldeutig bleiben. Offene Forschungsfragen werden nicht versteckt. Sie markieren die Stelle, an der spaetere Evidenz, ein besserer Datensatz oder eine praezisere Fallstudie die Bewertung veraendern kann.</w:t>
-      </w:r>
-    </w:p>
-    <w:p>
-      <w:r>
-        <w:t>Steuerung und Rueckkopplung. Wissenschaftliche Anschlussfaehigkeit entsteht hier durch Quellenklarheit. Bei Was du aus dieser Vorlesung mitnimmst werden interne WOE-Begriffe nicht als Ersatz fuer Belege benutzt, sondern mit Grundlagenwerk, WOE-Referenz, Glossar, Werkzeuge, Journal und externe Fachquellen verbunden. Wo die Datenlage offen bleibt, wird das offengelegt. Wo eine Aussage nur plausibel ist, bleibt sie als Wirkungspotenzial markiert. Wo ein Schaden eine rote Linie beruehrt, greift Nichtkompensation vor Durchschnittslogik.</w:t>
-      </w:r>
-    </w:p>
-    <w:p>
-      <w:r>
-        <w:t>In einer kontroversen Entscheidung wirkt Was du aus dieser Vorlesung mitnimmst als Pruefpunkt fuer Ambivalenz. Ein Nutzen fuer eine Gruppe kann mit Risiken fuer andere Wirkungsempfaenger einhergehen. Das Skript verlangt deshalb, positive und negative Zustandsveraenderungen getrennt zu fuehren, bevor von positiver Netto-Wirkung gesprochen wird.</w:t>
-      </w:r>
-    </w:p>
-    <w:p>
-      <w:r>
-        <w:t>Pruefungsnahe Anwendung. In Grundstudium Wirkungsoekonomie wird Wirkungsökonomische Vertiefung erst steuerungsfaehig, wenn daraus eine Entscheidung folgt. Die Grundbegriffe muessen in spaeteren Modulen wiedererkennbar bleiben. Ohne diese Rueckkopplung bleibt Reporting eine Beschreibung. Mit Rueckkopplung wird aus Bewertung eine veraenderte Routine: ein anderer Prozess, ein geaenderter Anreiz, eine bessere Datenpflicht, eine korrigierte Kommunikation oder eine neue Priorisierung.</w:t>
-      </w:r>
-    </w:p>
-    <w:p>
-      <w:r>
-        <w:t>Die typische Fehlstelle bei Gewinn, Wachstum und Reichweite als unvollständige Erfolgsgrößen liegt darin, Absicht, Aktivitaet oder Reporting als Wirkung zu behandeln. Bei Wirkungsökonomische Vertiefung wird diese Fehlstelle konkret: Ein scheinbar plausibler Befund darf nicht zur Abkuerzung werden. Quellen, Systemgrenzen, Unsicherheit und Rueckkopplung bleiben sichtbar.</w:t>
-      </w:r>
-    </w:p>
-    <w:p>
-      <w:r>
-        <w:t>Transfer in den WOE-Korpus. Die Grenze gegen Scheingenauigkeit verlaeuft bei Begriffliche Präzision nicht zwischen Optimismus und Pessimismus. Sie verlaeuft zwischen offengelegter Unsicherheit und rhetorischer Sicherheit. Wer Gewinn, Wachstum und Reichweite als unvollständige Erfolgsgrößen belastbar anwenden will, benennt Systemgrenze, Zeitraum, Vergleichspunkt und offene Gegenhypothese. Gerade dadurch bleibt das Skript anschlussfaehig fuer Forschung, Praxis und spaetere Revision.</w:t>
-      </w:r>
-    </w:p>
-    <w:p>
-      <w:r>
-        <w:t>Fuer die Pruefung ist Begriffliche Präzision dann verstanden, wenn daraus eine belastbare Fallantwort entsteht. Eine gute Antwort unterscheidet Beobachtung, Kausalannahme, Bewertung und Steuerungsfolge. Sie bewertet keine Menschen, sondern Wirkpfade, Zustandsveraenderungen, Risiken und institutionelle Bedingungen.</w:t>
-      </w:r>
-    </w:p>
-    <w:p>
-      <w:r>
-        <w:t>Grenzen der Aussage. Wirkpfad zeigt, warum Gewinn, Wachstum und Reichweite als unvollständige Erfolgsgrößen mehr ist als ein Schlagwort im Feld Wirkpfade, Wirkungsempfaenger, Bewertung und Rueckkopplung. Die wirkungsoekonomische Frage lautet: Welche reale Veraenderung wird moeglich, welche bleibt nur Potenzial und wo entsteht ein Wirkungsrisiko? Diese Unterscheidung schuetzt vor Impact-Washing, weil sie Absicht, Aktivitaet, Reichweite und Wirkung auseinanderhaelt.</w:t>
-      </w:r>
-    </w:p>
-    <w:p>
-      <w:r>
-        <w:t>Eine Kommune, ein Unternehmen oder eine Bildungsorganisation will Gewinn, Wachstum und Reichweite als unvollständige Erfolgsgrößen praktisch anwenden. Der erste Schritt ist nicht die Auswahl eines Instruments, sondern die Klaerung der Zustandsveraenderung. Bei Wirkpfad muss deshalb benannt werden, wer betroffen ist, welcher Zustand sich veraendert, welche Frist gilt und welche Gegenbeobachtung die Annahme widerlegen wuerde. Erst danach entsteht eine begruendete Entscheidung im Feld Begriff, Fallbewertung, Wirkpfad, rote Linie, Quellenbeurteilung oder Rueckkopplungsregel.</w:t>
-      </w:r>
-    </w:p>
-    <w:p>
-      <w:r>
-        <w:t>Kontrollfrage. Welche Entscheidung waere falsch, wenn Wirkpfad in V04 missverstanden wird? Die Antwort muss mindestens eine Daten- oder Quellenannahme, eine betroffene Gruppe oder Schutzdimension, eine moegliche Nebenwirkung und einen Rueckkopplungsschritt nennen. Richtig ist nicht die lauteste Bewertung, sondern diejenige, die Begriff, Beleg und Steuerungsfolge zusammenhaelt.</w:t>
+        <w:t>Fallpruefung. Wenn eine Bildungs- oder Forschungseinrichtung eine Wirkungsaussage fuer Lernende und Praxispartner pruefbar machen will, beginnt die Analyse bei Empfaengern, Wirkraum, Zeitraum und Datenquelle. Bei Die Zahlen behalten, den Thron räumen muss dann geklaert werden, welche Begriffe, Quellen und Grenzen im Material sichtbar bleiben muessen. Eine tragfaehige Antwort benennt mindestens eine Quelle, eine offene Unsicherheit, eine moegliche Gegenbeobachtung und die Entscheidung, die nach der Bewertung geaendert wird.</w:t>
+      </w:r>
+    </w:p>
+    <w:p>
+      <w:r>
+        <w:t>Der Rueckfluss in den WOE-Korpus liegt hier in klaren Begriffen, sauber verlinkten Quellen und benannten Forschungsfragen. Wo Glossar, Werkzeuge, Journal oder Reader noch doppeldeutig bleiben, sollte Gewinn, Wachstum und Reichweite als unvollständige Erfolgsgrößen nicht als fertige Gewissheit auftreten, sondern als pruefbarer Lernstand mit Korrekturpfad.</w:t>
       </w:r>
     </w:p>
     <w:p>
@@ -3005,17 +3035,87 @@
         <w:pStyle w:val="Heading3"/>
       </w:pPr>
       <w:r>
-        <w:t>Schlussvertiefung 3: Gewinn, Wachstum und Reichweite als unvollständige Erfolgsgrößen im Anwendungsfall</w:t>
-      </w:r>
-    </w:p>
-    <w:p>
-      <w:r>
-        <w:t>Die folgenden Abschnitte sind keine neue Pruefungsloesung. Sie verdichten die vorhandenen Kapitel zu einer Lesart, mit der Studierende einen Fall selbststaendig analysieren koennen. Im Mittelpunkt stehen Wirkpfade, Wirkungsempfaenger, Bewertung und Rueckkopplung, nicht moralische Personenbewertung.</w:t>
-      </w:r>
-    </w:p>
-    <w:p>
-      <w:r>
-        <w:t>Begriffliche Schlussklaerung. In V04 muss Leitthese immer mit Empfaengern gelesen werden. Wirkung entsteht nicht beim Sender, sondern an veraenderten Zustaenden von Menschen, Oekosystemen, Institutionen, Oeffentlichkeit oder kuenftigen Handlungsspielraeumen. Darum reicht es nicht, interne Aktivitaeten zu dokumentieren. Entscheidend ist, ob sich ein Zustand nachvollziehbar veraendert und ob diese Veraenderung im Referenzrahmen Mensch, Planet, Demokratie, SDGs, Agenda 2030 und SDG+ tragfaehig bewertet werden kann.</w:t>
+        <w:t>Vertiefungsrunde 3: Anschluss an Praxis und Forschung</w:t>
+      </w:r>
+    </w:p>
+    <w:p>
+      <w:r>
+        <w:t>Diese Runde wechselt den Blickwinkel, damit der Schlussblock nicht nur wiederholt, sondern Leseentscheidungen vorbereitet: Was ist belegt, was bleibt Potenzial, welche Nebenwirkung ist relevant und welche Steuerungsfolge wird daraus abgeleitet?</w:t>
+      </w:r>
+    </w:p>
+    <w:p>
+      <w:r>
+        <w:t>Steuerungsfolge. Wissenschaftliche Anschlussfaehigkeit entsteht hier durch Quellenklarheit. Bei Was du aus dieser Vorlesung mitnimmst werden interne WOE-Begriffe nicht als Ersatz fuer Belege benutzt, sondern mit Grundlagenwerk, WOE-Referenz, Glossar, Werkzeuge, Journal und externe Fachquellen verbunden. Wo die Datenlage offen bleibt, wird das offengelegt. Wo eine Aussage nur plausibel ist, bleibt sie als Wirkungspotenzial markiert. Wo ein Schaden eine rote Linie beruehrt, greift Nichtkompensation vor Durchschnittslogik.</w:t>
+      </w:r>
+    </w:p>
+    <w:p>
+      <w:r>
+        <w:t>In einer kontroversen Entscheidung wirkt Was du aus dieser Vorlesung mitnimmst als Pruefpunkt fuer Ambivalenz. Ein Nutzen fuer eine Gruppe kann mit Risiken fuer andere Wirkungsempfaenger einhergehen. Das Skript verlangt deshalb, positive und negative Zustandsveraenderungen getrennt zu fuehren, bevor von positiver Netto-Wirkung gesprochen wird.</w:t>
+      </w:r>
+    </w:p>
+    <w:p>
+      <w:r>
+        <w:t>Fallpruefung. Wenn eine Kommune eine bestehende Massnahme neu priorisieren will, beginnt die Analyse bei Empfaengern, Wirkraum, Zeitraum und Datenquelle. Bei Was du aus dieser Vorlesung mitnimmst muss dann geklaert werden, ob Ressourcen umgeschichtet, Daten nacherhoben oder Zielkonflikte offengelegt werden. Eine tragfaehige Antwort benennt mindestens eine Quelle, eine offene Unsicherheit, eine moegliche Gegenbeobachtung und die Entscheidung, die nach der Bewertung geaendert wird.</w:t>
+      </w:r>
+    </w:p>
+    <w:p>
+      <w:r>
+        <w:t>Transferhinweis. In Grundstudium Wirkungsoekonomie wird Wirkungsökonomische Vertiefung erst steuerungsfaehig, wenn daraus eine Entscheidung folgt. Die Grundbegriffe muessen in spaeteren Modulen wiedererkennbar bleiben. Ohne diese Rueckkopplung bleibt Reporting eine Beschreibung. Mit Rueckkopplung wird aus Bewertung eine veraenderte Routine: ein anderer Prozess, ein geaenderter Anreiz, eine bessere Datenpflicht, eine korrigierte Kommunikation oder eine neue Priorisierung.</w:t>
+      </w:r>
+    </w:p>
+    <w:p>
+      <w:r>
+        <w:t>Die typische Fehlstelle bei Gewinn, Wachstum und Reichweite als unvollständige Erfolgsgrößen liegt darin, Absicht, Aktivitaet oder Reporting als Wirkung zu behandeln. Bei Wirkungsökonomische Vertiefung wird diese Fehlstelle konkret: Ein scheinbar plausibler Befund darf nicht zur Abkuerzung werden. Quellen, Systemgrenzen, Unsicherheit und Rueckkopplung bleiben sichtbar.</w:t>
+      </w:r>
+    </w:p>
+    <w:p>
+      <w:r>
+        <w:t>Fallpruefung. Wenn ein Unternehmen ein Produkt, einen Prozess oder eine Investition wirkungsbezogen bewerten will, beginnt die Analyse bei Empfaengern, Wirkraum, Zeitraum und Datenquelle. Bei Wirkungsökonomische Vertiefung muss dann geklaert werden, welche Entscheidung nach der Bewertung tatsaechlich anders ausfaellt. Eine tragfaehige Antwort benennt mindestens eine Quelle, eine offene Unsicherheit, eine moegliche Gegenbeobachtung und die Entscheidung, die nach der Bewertung geaendert wird.</w:t>
+      </w:r>
+    </w:p>
+    <w:p>
+      <w:r>
+        <w:t>Fuer die Bewertung reicht kein Summenscore, der zentrale Schaeden mit bequemen Pluspunkten verrechnet. Nichtkompensation und Reverse Merit Order markieren, wo rote Linien, demokratische Grundbedingungen oder planetare Grenzen Vorrang vor Durchschnittslogik haben. So bleibt positive Netto-Wirkung eine anspruchsvolle Zielgroesse und wird nicht zur dekorativen Formel.</w:t>
+      </w:r>
+    </w:p>
+    <w:p>
+      <w:r>
+        <w:t>Rueckflussnotiz. Die Grenze gegen Scheingenauigkeit verlaeuft bei Begriffliche Präzision nicht zwischen Optimismus und Pessimismus. Sie verlaeuft zwischen offengelegter Unsicherheit und rhetorischer Sicherheit. Wer Gewinn, Wachstum und Reichweite als unvollständige Erfolgsgrößen belastbar anwenden will, benennt Systemgrenze, Zeitraum, Vergleichspunkt und offene Gegenhypothese. Gerade dadurch bleibt das Skript anschlussfaehig fuer Forschung, Praxis und spaetere Revision.</w:t>
+      </w:r>
+    </w:p>
+    <w:p>
+      <w:r>
+        <w:t>Fuer die Pruefung ist Begriffliche Präzision dann verstanden, wenn daraus eine belastbare Fallantwort entsteht. Eine gute Antwort unterscheidet Beobachtung, Kausalannahme, Bewertung und Steuerungsfolge. Sie bewertet keine Menschen, sondern Wirkpfade, Zustandsveraenderungen, Risiken und institutionelle Bedingungen.</w:t>
+      </w:r>
+    </w:p>
+    <w:p>
+      <w:r>
+        <w:t>Fallpruefung. Wenn eine Bildungs- oder Forschungseinrichtung eine Wirkungsaussage fuer Lernende und Praxispartner pruefbar machen will, beginnt die Analyse bei Empfaengern, Wirkraum, Zeitraum und Datenquelle. Bei Begriffliche Präzision muss dann geklaert werden, welche Begriffe, Quellen und Grenzen im Material sichtbar bleiben muessen. Eine tragfaehige Antwort benennt mindestens eine Quelle, eine offene Unsicherheit, eine moegliche Gegenbeobachtung und die Entscheidung, die nach der Bewertung geaendert wird.</w:t>
+      </w:r>
+    </w:p>
+    <w:p>
+      <w:r>
+        <w:t>Der Rueckfluss in den WOE-Korpus liegt hier in klaren Begriffen, sauber verlinkten Quellen und benannten Forschungsfragen. Wo Glossar, Werkzeuge, Journal oder Reader noch doppeldeutig bleiben, sollte Gewinn, Wachstum und Reichweite als unvollständige Erfolgsgrößen nicht als fertige Gewissheit auftreten, sondern als pruefbarer Lernstand mit Korrekturpfad.</w:t>
+      </w:r>
+    </w:p>
+    <w:p>
+      <w:r>
+        <w:t>Pruefungsimpuls. Wirkpfad zeigt, warum Gewinn, Wachstum und Reichweite als unvollständige Erfolgsgrößen mehr ist als ein Schlagwort im Feld Wirkpfade, Wirkungsempfaenger, Bewertung und Rueckkopplung. Die wirkungsoekonomische Frage lautet: Welche reale Veraenderung wird moeglich, welche bleibt nur Potenzial und wo entsteht ein Wirkungsrisiko? Diese Unterscheidung schuetzt vor Impact-Washing, weil sie Absicht, Aktivitaet, Reichweite und Wirkung auseinanderhaelt.</w:t>
+      </w:r>
+    </w:p>
+    <w:p>
+      <w:r>
+        <w:t>Eine Kommune, ein Unternehmen oder eine Bildungsorganisation will Gewinn, Wachstum und Reichweite als unvollständige Erfolgsgrößen praktisch anwenden. Der erste Schritt ist nicht die Auswahl eines Instruments, sondern die Klaerung der Zustandsveraenderung. Bei Wirkpfad muss deshalb benannt werden, wer betroffen ist, welcher Zustand sich veraendert, welche Frist gilt und welche Gegenbeobachtung die Annahme widerlegen wuerde. Erst danach entsteht eine begruendete Entscheidung im Feld Begriff, Fallbewertung, Wirkpfad, rote Linie, Quellenbeurteilung oder Rueckkopplungsregel.</w:t>
+      </w:r>
+    </w:p>
+    <w:p>
+      <w:r>
+        <w:t>Fallpruefung. Wenn eine Kommune eine bestehende Massnahme neu priorisieren will, beginnt die Analyse bei Empfaengern, Wirkraum, Zeitraum und Datenquelle. Bei Wirkpfad muss dann geklaert werden, ob Ressourcen umgeschichtet, Daten nacherhoben oder Zielkonflikte offengelegt werden. Eine tragfaehige Antwort benennt mindestens eine Quelle, eine offene Unsicherheit, eine moegliche Gegenbeobachtung und die Entscheidung, die nach der Bewertung geaendert wird.</w:t>
+      </w:r>
+    </w:p>
+    <w:p>
+      <w:r>
+        <w:t>Begriffliche Sicherung. In V04 muss Leitthese immer mit Empfaengern gelesen werden. Wirkung entsteht nicht beim Sender, sondern an veraenderten Zustaenden von Menschen, Oekosystemen, Institutionen, Oeffentlichkeit oder kuenftigen Handlungsspielraeumen. Darum reicht es nicht, interne Aktivitaeten zu dokumentieren. Entscheidend ist, ob sich ein Zustand nachvollziehbar veraendert und ob diese Veraenderung im Referenzrahmen Mensch, Planet, Demokratie, SDGs, Agenda 2030 und SDG+ tragfaehig bewertet werden kann.</w:t>
       </w:r>
     </w:p>
     <w:p>
@@ -3025,7 +3125,17 @@
     </w:p>
     <w:p>
       <w:r>
-        <w:t>Wirkpfad und Empfaenger. Wissenschaftliche Anschlussfaehigkeit entsteht hier durch Quellenklarheit. Bei Didaktische Einordnung im Studiengang werden interne WOE-Begriffe nicht als Ersatz fuer Belege benutzt, sondern mit Grundlagenwerk, WOE-Referenz, Glossar, Werkzeuge, Journal und externe Fachquellen verbunden. Wo die Datenlage offen bleibt, wird das offengelegt. Wo eine Aussage nur plausibel ist, bleibt sie als Wirkungspotenzial markiert. Wo ein Schaden eine rote Linie beruehrt, greift Nichtkompensation vor Durchschnittslogik.</w:t>
+        <w:t>Fallpruefung. Wenn ein Unternehmen ein Produkt, einen Prozess oder eine Investition wirkungsbezogen bewerten will, beginnt die Analyse bei Empfaengern, Wirkraum, Zeitraum und Datenquelle. Bei Leitthese muss dann geklaert werden, welche Entscheidung nach der Bewertung tatsaechlich anders ausfaellt. Eine tragfaehige Antwort benennt mindestens eine Quelle, eine offene Unsicherheit, eine moegliche Gegenbeobachtung und die Entscheidung, die nach der Bewertung geaendert wird.</w:t>
+      </w:r>
+    </w:p>
+    <w:p>
+      <w:r>
+        <w:t>Fuer die Bewertung reicht kein Summenscore, der zentrale Schaeden mit bequemen Pluspunkten verrechnet. Nichtkompensation und Reverse Merit Order markieren, wo rote Linien, demokratische Grundbedingungen oder planetare Grenzen Vorrang vor Durchschnittslogik haben. So bleibt positive Netto-Wirkung eine anspruchsvolle Zielgroesse und wird nicht zur dekorativen Formel.</w:t>
+      </w:r>
+    </w:p>
+    <w:p>
+      <w:r>
+        <w:t>Wirkpfadpruefung. Wissenschaftliche Anschlussfaehigkeit entsteht hier durch Quellenklarheit. Bei Didaktische Einordnung im Studiengang werden interne WOE-Begriffe nicht als Ersatz fuer Belege benutzt, sondern mit Grundlagenwerk, WOE-Referenz, Glossar, Werkzeuge, Journal und externe Fachquellen verbunden. Wo die Datenlage offen bleibt, wird das offengelegt. Wo eine Aussage nur plausibel ist, bleibt sie als Wirkungspotenzial markiert. Wo ein Schaden eine rote Linie beruehrt, greift Nichtkompensation vor Durchschnittslogik.</w:t>
       </w:r>
     </w:p>
     <w:p>
@@ -3035,82 +3145,12 @@
     </w:p>
     <w:p>
       <w:r>
-        <w:t>Rueckfluss. Fuer den WOE-Korpus bedeutet das: Begriffe aus Gewinn, Wachstum und Reichweite als unvollständige Erfolgsgrößen sollten dort geschaerft werden, wo sie in Glossar, Werkzeugen, Journal oder Readern doppeldeutig bleiben. Offene Forschungsfragen werden nicht versteckt. Sie markieren die Stelle, an der spaetere Evidenz, ein besserer Datensatz oder eine praezisere Fallstudie die Bewertung veraendern kann.</w:t>
-      </w:r>
-    </w:p>
-    <w:p>
-      <w:r>
-        <w:t>Daten, Quellen und Evidenz. In Grundstudium Wirkungsoekonomie wird Analysemodell erst steuerungsfaehig, wenn daraus eine Entscheidung folgt. Die Grundbegriffe muessen in spaeteren Modulen wiedererkennbar bleiben. Ohne diese Rueckkopplung bleibt Reporting eine Beschreibung. Mit Rueckkopplung wird aus Bewertung eine veraenderte Routine: ein anderer Prozess, ein geaenderter Anreiz, eine bessere Datenpflicht, eine korrigierte Kommunikation oder eine neue Priorisierung.</w:t>
-      </w:r>
-    </w:p>
-    <w:p>
-      <w:r>
-        <w:t>Die typische Fehlstelle bei Gewinn, Wachstum und Reichweite als unvollständige Erfolgsgrößen liegt darin, Absicht, Aktivitaet oder Reporting als Wirkung zu behandeln. Bei Analysemodell wird diese Fehlstelle konkret: Ein scheinbar plausibler Befund darf nicht zur Abkuerzung werden. Quellen, Systemgrenzen, Unsicherheit und Rueckkopplung bleiben sichtbar.</w:t>
-      </w:r>
-    </w:p>
-    <w:p>
-      <w:r>
-        <w:t>Bewertung und rote Linien. Die Grenze gegen Scheingenauigkeit verlaeuft bei Modellformel nicht zwischen Optimismus und Pessimismus. Sie verlaeuft zwischen offengelegter Unsicherheit und rhetorischer Sicherheit. Wer Gewinn, Wachstum und Reichweite als unvollständige Erfolgsgrößen belastbar anwenden will, benennt Systemgrenze, Zeitraum, Vergleichspunkt und offene Gegenhypothese. Gerade dadurch bleibt das Skript anschlussfaehig fuer Forschung, Praxis und spaetere Revision.</w:t>
-      </w:r>
-    </w:p>
-    <w:p>
-      <w:r>
-        <w:t>Fuer die Pruefung ist Modellformel dann verstanden, wenn daraus eine belastbare Fallantwort entsteht. Eine gute Antwort unterscheidet Beobachtung, Kausalannahme, Bewertung und Steuerungsfolge. Sie bewertet keine Menschen, sondern Wirkpfade, Zustandsveraenderungen, Risiken und institutionelle Bedingungen.</w:t>
-      </w:r>
-    </w:p>
-    <w:p>
-      <w:r>
-        <w:t>Kontrollfrage. Welche Entscheidung waere falsch, wenn Modellformel in V04 missverstanden wird? Die Antwort muss mindestens eine Daten- oder Quellenannahme, eine betroffene Gruppe oder Schutzdimension, eine moegliche Nebenwirkung und einen Rueckkopplungsschritt nennen. Richtig ist nicht die lauteste Bewertung, sondern diejenige, die Begriff, Beleg und Steuerungsfolge zusammenhaelt.</w:t>
-      </w:r>
-    </w:p>
-    <w:p>
-      <w:r>
-        <w:t>Steuerung und Rueckkopplung. Fallfenster zeigt, warum Gewinn, Wachstum und Reichweite als unvollständige Erfolgsgrößen mehr ist als ein Schlagwort im Feld Wirkpfade, Wirkungsempfaenger, Bewertung und Rueckkopplung. Die wirkungsoekonomische Frage lautet: Welche reale Veraenderung wird moeglich, welche bleibt nur Potenzial und wo entsteht ein Wirkungsrisiko? Diese Unterscheidung schuetzt vor Impact-Washing, weil sie Absicht, Aktivitaet, Reichweite und Wirkung auseinanderhaelt.</w:t>
-      </w:r>
-    </w:p>
-    <w:p>
-      <w:r>
-        <w:t>Eine Kommune, ein Unternehmen oder eine Bildungsorganisation will Gewinn, Wachstum und Reichweite als unvollständige Erfolgsgrößen praktisch anwenden. Der erste Schritt ist nicht die Auswahl eines Instruments, sondern die Klaerung der Zustandsveraenderung. Bei Fallfenster muss deshalb benannt werden, wer betroffen ist, welcher Zustand sich veraendert, welche Frist gilt und welche Gegenbeobachtung die Annahme widerlegen wuerde. Erst danach entsteht eine begruendete Entscheidung im Feld Begriff, Fallbewertung, Wirkpfad, rote Linie, Quellenbeurteilung oder Rueckkopplungsregel.</w:t>
-      </w:r>
-    </w:p>
-    <w:p>
-      <w:r>
-        <w:t>Pruefungsnahe Anwendung. In V04 muss Prüfungsnahe Fallfragen ohne geschützte Antwortlogik immer mit Empfaengern gelesen werden. Wirkung entsteht nicht beim Sender, sondern an veraenderten Zustaenden von Menschen, Oekosystemen, Institutionen, Oeffentlichkeit oder kuenftigen Handlungsspielraeumen. Darum reicht es nicht, interne Aktivitaeten zu dokumentieren. Entscheidend ist, ob sich ein Zustand nachvollziehbar veraendert und ob diese Veraenderung im Referenzrahmen Mensch, Planet, Demokratie, SDGs, Agenda 2030 und SDG+ tragfaehig bewertet werden kann.</w:t>
-      </w:r>
-    </w:p>
-    <w:p>
-      <w:r>
-        <w:t>Ein Bericht behauptet, die Massnahme zu Gewinn, Wachstum und Reichweite als unvollständige Erfolgsgrößen sei erfolgreich. Die WOE-Lesart fragt bei Prüfungsnahe Fallfragen ohne geschützte Antwortlogik nach belastbaren Nachweisen: begriffliche Praezision, Fallbeschreibung, Quellenklarheit, Plausibilitaet und offene Unsicherheit. Wenn diese Nachweise fehlen, bleibt die Aussage Wirkungspotenzial oder Kommunikationsbehauptung. Sie kann wichtig sein, aber sie ist noch keine belegte Wirkung.</w:t>
-      </w:r>
-    </w:p>
-    <w:p>
-      <w:r>
-        <w:t>Transfer in den WOE-Korpus. Wissenschaftliche Anschlussfaehigkeit entsteht hier durch Quellenklarheit. Bei Einleitung / Wirkungsfrage werden interne WOE-Begriffe nicht als Ersatz fuer Belege benutzt, sondern mit Grundlagenwerk, WOE-Referenz, Glossar, Werkzeuge, Journal und externe Fachquellen verbunden. Wo die Datenlage offen bleibt, wird das offengelegt. Wo eine Aussage nur plausibel ist, bleibt sie als Wirkungspotenzial markiert. Wo ein Schaden eine rote Linie beruehrt, greift Nichtkompensation vor Durchschnittslogik.</w:t>
-      </w:r>
-    </w:p>
-    <w:p>
-      <w:r>
-        <w:t>In einer kontroversen Entscheidung wirkt Einleitung / Wirkungsfrage als Pruefpunkt fuer Ambivalenz. Ein Nutzen fuer eine Gruppe kann mit Risiken fuer andere Wirkungsempfaenger einhergehen. Das Skript verlangt deshalb, positive und negative Zustandsveraenderungen getrennt zu fuehren, bevor von positiver Netto-Wirkung gesprochen wird.</w:t>
-      </w:r>
-    </w:p>
-    <w:p>
-      <w:r>
-        <w:t>Grenzen der Aussage. In Grundstudium Wirkungsoekonomie wird Kernaussage erst steuerungsfaehig, wenn daraus eine Entscheidung folgt. Die Grundbegriffe muessen in spaeteren Modulen wiedererkennbar bleiben. Ohne diese Rueckkopplung bleibt Reporting eine Beschreibung. Mit Rueckkopplung wird aus Bewertung eine veraenderte Routine: ein anderer Prozess, ein geaenderter Anreiz, eine bessere Datenpflicht, eine korrigierte Kommunikation oder eine neue Priorisierung.</w:t>
-      </w:r>
-    </w:p>
-    <w:p>
-      <w:r>
-        <w:t>Die typische Fehlstelle bei Gewinn, Wachstum und Reichweite als unvollständige Erfolgsgrößen liegt darin, Absicht, Aktivitaet oder Reporting als Wirkung zu behandeln. Bei Kernaussage wird diese Fehlstelle konkret: Ein scheinbar plausibler Befund darf nicht zur Abkuerzung werden. Quellen, Systemgrenzen, Unsicherheit und Rueckkopplung bleiben sichtbar.</w:t>
-      </w:r>
-    </w:p>
-    <w:p>
-      <w:r>
-        <w:t>Kontrollfrage. Welche Entscheidung waere falsch, wenn Kernaussage in V04 missverstanden wird? Die Antwort muss mindestens eine Daten- oder Quellenannahme, eine betroffene Gruppe oder Schutzdimension, eine moegliche Nebenwirkung und einen Rueckkopplungsschritt nennen. Richtig ist nicht die lauteste Bewertung, sondern diejenige, die Begriff, Beleg und Steuerungsfolge zusammenhaelt.</w:t>
-      </w:r>
-    </w:p>
-    <w:p>
-      <w:r>
-        <w:t>Rueckfluss. Fuer den WOE-Korpus bedeutet das: Begriffe aus Gewinn, Wachstum und Reichweite als unvollständige Erfolgsgrößen sollten dort geschaerft werden, wo sie in Glossar, Werkzeugen, Journal oder Readern doppeldeutig bleiben. Offene Forschungsfragen werden nicht versteckt. Sie markieren die Stelle, an der spaetere Evidenz, ein besserer Datensatz oder eine praezisere Fallstudie die Bewertung veraendern kann.</w:t>
+        <w:t>Fallpruefung. Wenn eine Bildungs- oder Forschungseinrichtung eine Wirkungsaussage fuer Lernende und Praxispartner pruefbar machen will, beginnt die Analyse bei Empfaengern, Wirkraum, Zeitraum und Datenquelle. Bei Didaktische Einordnung im Studiengang muss dann geklaert werden, welche Begriffe, Quellen und Grenzen im Material sichtbar bleiben muessen. Eine tragfaehige Antwort benennt mindestens eine Quelle, eine offene Unsicherheit, eine moegliche Gegenbeobachtung und die Entscheidung, die nach der Bewertung geaendert wird.</w:t>
+      </w:r>
+    </w:p>
+    <w:p>
+      <w:r>
+        <w:t>Der Rueckfluss in den WOE-Korpus liegt hier in klaren Begriffen, sauber verlinkten Quellen und benannten Forschungsfragen. Wo Glossar, Werkzeuge, Journal oder Reader noch doppeldeutig bleiben, sollte Gewinn, Wachstum und Reichweite als unvollständige Erfolgsgrößen nicht als fertige Gewissheit auftreten, sondern als pruefbarer Lernstand mit Korrekturpfad.</w:t>
       </w:r>
     </w:p>
     <w:p>
@@ -3118,107 +3158,122 @@
         <w:pStyle w:val="Heading3"/>
       </w:pPr>
       <w:r>
-        <w:t>Schlussvertiefung 4: Gewinn, Wachstum und Reichweite als unvollständige Erfolgsgrößen im Anwendungsfall</w:t>
-      </w:r>
-    </w:p>
-    <w:p>
-      <w:r>
-        <w:t>Die folgenden Abschnitte sind keine neue Pruefungsloesung. Sie verdichten die vorhandenen Kapitel zu einer Lesart, mit der Studierende einen Fall selbststaendig analysieren koennen. Im Mittelpunkt stehen Wirkpfade, Wirkungsempfaenger, Bewertung und Rueckkopplung, nicht moralische Personenbewertung.</w:t>
-      </w:r>
-    </w:p>
-    <w:p>
-      <w:r>
-        <w:t>Begriffliche Schlussklaerung. Die Grenze gegen Scheingenauigkeit verlaeuft bei Quelltext und fachliche Grundlegung nicht zwischen Optimismus und Pessimismus. Sie verlaeuft zwischen offengelegter Unsicherheit und rhetorischer Sicherheit. Wer Gewinn, Wachstum und Reichweite als unvollständige Erfolgsgrößen belastbar anwenden will, benennt Systemgrenze, Zeitraum, Vergleichspunkt und offene Gegenhypothese. Gerade dadurch bleibt das Skript anschlussfaehig fuer Forschung, Praxis und spaetere Revision.</w:t>
-      </w:r>
-    </w:p>
-    <w:p>
-      <w:r>
-        <w:t>Fuer die Pruefung ist Quelltext und fachliche Grundlegung dann verstanden, wenn daraus eine belastbare Fallantwort entsteht. Eine gute Antwort unterscheidet Beobachtung, Kausalannahme, Bewertung und Steuerungsfolge. Sie bewertet keine Menschen, sondern Wirkpfade, Zustandsveraenderungen, Risiken und institutionelle Bedingungen.</w:t>
-      </w:r>
-    </w:p>
-    <w:p>
-      <w:r>
-        <w:t>Wirkpfad und Empfaenger. Die drei Lieblingszahlen der Wirtschaft zeigt, warum Gewinn, Wachstum und Reichweite als unvollständige Erfolgsgrößen mehr ist als ein Schlagwort im Feld Wirkpfade, Wirkungsempfaenger, Bewertung und Rueckkopplung. Die wirkungsoekonomische Frage lautet: Welche reale Veraenderung wird moeglich, welche bleibt nur Potenzial und wo entsteht ein Wirkungsrisiko? Diese Unterscheidung schuetzt vor Impact-Washing, weil sie Absicht, Aktivitaet, Reichweite und Wirkung auseinanderhaelt.</w:t>
-      </w:r>
-    </w:p>
-    <w:p>
-      <w:r>
-        <w:t>Eine Kommune, ein Unternehmen oder eine Bildungsorganisation will Gewinn, Wachstum und Reichweite als unvollständige Erfolgsgrößen praktisch anwenden. Der erste Schritt ist nicht die Auswahl eines Instruments, sondern die Klaerung der Zustandsveraenderung. Bei Die drei Lieblingszahlen der Wirtschaft muss deshalb benannt werden, wer betroffen ist, welcher Zustand sich veraendert, welche Frist gilt und welche Gegenbeobachtung die Annahme widerlegen wuerde. Erst danach entsteht eine begruendete Entscheidung im Feld Begriff, Fallbewertung, Wirkpfad, rote Linie, Quellenbeurteilung oder Rueckkopplungsregel.</w:t>
-      </w:r>
-    </w:p>
-    <w:p>
-      <w:r>
-        <w:t>Daten, Quellen und Evidenz. In V04 muss Gewinn: das enge Fenster immer mit Empfaengern gelesen werden. Wirkung entsteht nicht beim Sender, sondern an veraenderten Zustaenden von Menschen, Oekosystemen, Institutionen, Oeffentlichkeit oder kuenftigen Handlungsspielraeumen. Darum reicht es nicht, interne Aktivitaeten zu dokumentieren. Entscheidend ist, ob sich ein Zustand nachvollziehbar veraendert und ob diese Veraenderung im Referenzrahmen Mensch, Planet, Demokratie, SDGs, Agenda 2030 und SDG+ tragfaehig bewertet werden kann.</w:t>
-      </w:r>
-    </w:p>
-    <w:p>
-      <w:r>
-        <w:t>Ein Bericht behauptet, die Massnahme zu Gewinn, Wachstum und Reichweite als unvollständige Erfolgsgrößen sei erfolgreich. Die WOE-Lesart fragt bei Gewinn: das enge Fenster nach belastbaren Nachweisen: begriffliche Praezision, Fallbeschreibung, Quellenklarheit, Plausibilitaet und offene Unsicherheit. Wenn diese Nachweise fehlen, bleibt die Aussage Wirkungspotenzial oder Kommunikationsbehauptung. Sie kann wichtig sein, aber sie ist noch keine belegte Wirkung.</w:t>
-      </w:r>
-    </w:p>
-    <w:p>
-      <w:r>
-        <w:t>Bewertung und rote Linien. Wissenschaftliche Anschlussfaehigkeit entsteht hier durch Quellenklarheit. Bei Wer die unverbuchten Kosten trägt werden interne WOE-Begriffe nicht als Ersatz fuer Belege benutzt, sondern mit Grundlagenwerk, WOE-Referenz, Glossar, Werkzeuge, Journal und externe Fachquellen verbunden. Wo die Datenlage offen bleibt, wird das offengelegt. Wo eine Aussage nur plausibel ist, bleibt sie als Wirkungspotenzial markiert. Wo ein Schaden eine rote Linie beruehrt, greift Nichtkompensation vor Durchschnittslogik.</w:t>
-      </w:r>
-    </w:p>
-    <w:p>
-      <w:r>
-        <w:t>In einer kontroversen Entscheidung wirkt Wer die unverbuchten Kosten trägt als Pruefpunkt fuer Ambivalenz. Ein Nutzen fuer eine Gruppe kann mit Risiken fuer andere Wirkungsempfaenger einhergehen. Das Skript verlangt deshalb, positive und negative Zustandsveraenderungen getrennt zu fuehren, bevor von positiver Netto-Wirkung gesprochen wird.</w:t>
-      </w:r>
-    </w:p>
-    <w:p>
-      <w:r>
-        <w:t>Kontrollfrage. Welche Entscheidung waere falsch, wenn Wer die unverbuchten Kosten trägt in V04 missverstanden wird? Die Antwort muss mindestens eine Daten- oder Quellenannahme, eine betroffene Gruppe oder Schutzdimension, eine moegliche Nebenwirkung und einen Rueckkopplungsschritt nennen. Richtig ist nicht die lauteste Bewertung, sondern diejenige, die Begriff, Beleg und Steuerungsfolge zusammenhaelt.</w:t>
-      </w:r>
-    </w:p>
-    <w:p>
-      <w:r>
-        <w:t>Steuerung und Rueckkopplung. In Grundstudium Wirkungsoekonomie wird Wachstum: mehr ist nicht automatisch besser erst steuerungsfaehig, wenn daraus eine Entscheidung folgt. Die Grundbegriffe muessen in spaeteren Modulen wiedererkennbar bleiben. Ohne diese Rueckkopplung bleibt Reporting eine Beschreibung. Mit Rueckkopplung wird aus Bewertung eine veraenderte Routine: ein anderer Prozess, ein geaenderter Anreiz, eine bessere Datenpflicht, eine korrigierte Kommunikation oder eine neue Priorisierung.</w:t>
-      </w:r>
-    </w:p>
-    <w:p>
-      <w:r>
-        <w:t>Die typische Fehlstelle bei Gewinn, Wachstum und Reichweite als unvollständige Erfolgsgrößen liegt darin, Absicht, Aktivitaet oder Reporting als Wirkung zu behandeln. Bei Wachstum: mehr ist nicht automatisch besser wird diese Fehlstelle konkret: Ein scheinbar plausibler Befund darf nicht zur Abkuerzung werden. Quellen, Systemgrenzen, Unsicherheit und Rueckkopplung bleiben sichtbar.</w:t>
-      </w:r>
-    </w:p>
-    <w:p>
-      <w:r>
-        <w:t>Pruefungsnahe Anwendung. Die Grenze gegen Scheingenauigkeit verlaeuft bei Gesundes und ungesundes Wachstum nicht zwischen Optimismus und Pessimismus. Sie verlaeuft zwischen offengelegter Unsicherheit und rhetorischer Sicherheit. Wer Gewinn, Wachstum und Reichweite als unvollständige Erfolgsgrößen belastbar anwenden will, benennt Systemgrenze, Zeitraum, Vergleichspunkt und offene Gegenhypothese. Gerade dadurch bleibt das Skript anschlussfaehig fuer Forschung, Praxis und spaetere Revision.</w:t>
-      </w:r>
-    </w:p>
-    <w:p>
-      <w:r>
-        <w:t>Fuer die Pruefung ist Gesundes und ungesundes Wachstum dann verstanden, wenn daraus eine belastbare Fallantwort entsteht. Eine gute Antwort unterscheidet Beobachtung, Kausalannahme, Bewertung und Steuerungsfolge. Sie bewertet keine Menschen, sondern Wirkpfade, Zustandsveraenderungen, Risiken und institutionelle Bedingungen.</w:t>
-      </w:r>
-    </w:p>
-    <w:p>
-      <w:r>
-        <w:t>Rueckfluss. Fuer den WOE-Korpus bedeutet das: Begriffe aus Gewinn, Wachstum und Reichweite als unvollständige Erfolgsgrößen sollten dort geschaerft werden, wo sie in Glossar, Werkzeugen, Journal oder Readern doppeldeutig bleiben. Offene Forschungsfragen werden nicht versteckt. Sie markieren die Stelle, an der spaetere Evidenz, ein besserer Datensatz oder eine praezisere Fallstudie die Bewertung veraendern kann.</w:t>
-      </w:r>
-    </w:p>
-    <w:p>
-      <w:r>
-        <w:t>Transfer in den WOE-Korpus. Reichweite: gesehen ist nicht gewirkt zeigt, warum Gewinn, Wachstum und Reichweite als unvollständige Erfolgsgrößen mehr ist als ein Schlagwort im Feld Wirkpfade, Wirkungsempfaenger, Bewertung und Rueckkopplung. Die wirkungsoekonomische Frage lautet: Welche reale Veraenderung wird moeglich, welche bleibt nur Potenzial und wo entsteht ein Wirkungsrisiko? Diese Unterscheidung schuetzt vor Impact-Washing, weil sie Absicht, Aktivitaet, Reichweite und Wirkung auseinanderhaelt.</w:t>
-      </w:r>
-    </w:p>
-    <w:p>
-      <w:r>
-        <w:t>Eine Kommune, ein Unternehmen oder eine Bildungsorganisation will Gewinn, Wachstum und Reichweite als unvollständige Erfolgsgrößen praktisch anwenden. Der erste Schritt ist nicht die Auswahl eines Instruments, sondern die Klaerung der Zustandsveraenderung. Bei Reichweite: gesehen ist nicht gewirkt muss deshalb benannt werden, wer betroffen ist, welcher Zustand sich veraendert, welche Frist gilt und welche Gegenbeobachtung die Annahme widerlegen wuerde. Erst danach entsteht eine begruendete Entscheidung im Feld Begriff, Fallbewertung, Wirkpfad, rote Linie, Quellenbeurteilung oder Rueckkopplungsregel.</w:t>
-      </w:r>
-    </w:p>
-    <w:p>
-      <w:r>
-        <w:t>Grenzen der Aussage. In V04 muss Ein Beispiel aus der digitalen Welt immer mit Empfaengern gelesen werden. Wirkung entsteht nicht beim Sender, sondern an veraenderten Zustaenden von Menschen, Oekosystemen, Institutionen, Oeffentlichkeit oder kuenftigen Handlungsspielraeumen. Darum reicht es nicht, interne Aktivitaeten zu dokumentieren. Entscheidend ist, ob sich ein Zustand nachvollziehbar veraendert und ob diese Veraenderung im Referenzrahmen Mensch, Planet, Demokratie, SDGs, Agenda 2030 und SDG+ tragfaehig bewertet werden kann.</w:t>
-      </w:r>
-    </w:p>
-    <w:p>
-      <w:r>
-        <w:t>Ein Bericht behauptet, die Massnahme zu Gewinn, Wachstum und Reichweite als unvollständige Erfolgsgrößen sei erfolgreich. Die WOE-Lesart fragt bei Ein Beispiel aus der digitalen Welt nach belastbaren Nachweisen: begriffliche Praezision, Fallbeschreibung, Quellenklarheit, Plausibilitaet und offene Unsicherheit. Wenn diese Nachweise fehlen, bleibt die Aussage Wirkungspotenzial oder Kommunikationsbehauptung. Sie kann wichtig sein, aber sie ist noch keine belegte Wirkung.</w:t>
-      </w:r>
-    </w:p>
-    <w:p>
-      <w:r>
-        <w:t>Kontrollfrage. Welche Entscheidung waere falsch, wenn Ein Beispiel aus der digitalen Welt in V04 missverstanden wird? Die Antwort muss mindestens eine Daten- oder Quellenannahme, eine betroffene Gruppe oder Schutzdimension, eine moegliche Nebenwirkung und einen Rueckkopplungsschritt nennen. Richtig ist nicht die lauteste Bewertung, sondern diejenige, die Begriff, Beleg und Steuerungsfolge zusammenhaelt.</w:t>
+        <w:t>Vertiefungsrunde 4: Anschluss an Praxis und Forschung</w:t>
+      </w:r>
+    </w:p>
+    <w:p>
+      <w:r>
+        <w:t>Diese Runde wechselt den Blickwinkel, damit der Schlussblock nicht nur wiederholt, sondern Leseentscheidungen vorbereitet: Was ist belegt, was bleibt Potenzial, welche Nebenwirkung ist relevant und welche Steuerungsfolge wird daraus abgeleitet?</w:t>
+      </w:r>
+    </w:p>
+    <w:p>
+      <w:r>
+        <w:t>Evidenzfenster. In Grundstudium Wirkungsoekonomie wird Analysemodell erst steuerungsfaehig, wenn daraus eine Entscheidung folgt. Die Grundbegriffe muessen in spaeteren Modulen wiedererkennbar bleiben. Ohne diese Rueckkopplung bleibt Reporting eine Beschreibung. Mit Rueckkopplung wird aus Bewertung eine veraenderte Routine: ein anderer Prozess, ein geaenderter Anreiz, eine bessere Datenpflicht, eine korrigierte Kommunikation oder eine neue Priorisierung.</w:t>
+      </w:r>
+    </w:p>
+    <w:p>
+      <w:r>
+        <w:t>Die typische Fehlstelle bei Gewinn, Wachstum und Reichweite als unvollständige Erfolgsgrößen liegt darin, Absicht, Aktivitaet oder Reporting als Wirkung zu behandeln. Bei Analysemodell wird diese Fehlstelle konkret: Ein scheinbar plausibler Befund darf nicht zur Abkuerzung werden. Quellen, Systemgrenzen, Unsicherheit und Rueckkopplung bleiben sichtbar.</w:t>
+      </w:r>
+    </w:p>
+    <w:p>
+      <w:r>
+        <w:t>Fallpruefung. Wenn eine Kommune eine bestehende Massnahme neu priorisieren will, beginnt die Analyse bei Empfaengern, Wirkraum, Zeitraum und Datenquelle. Bei Analysemodell muss dann geklaert werden, ob Ressourcen umgeschichtet, Daten nacherhoben oder Zielkonflikte offengelegt werden. Eine tragfaehige Antwort benennt mindestens eine Quelle, eine offene Unsicherheit, eine moegliche Gegenbeobachtung und die Entscheidung, die nach der Bewertung geaendert wird.</w:t>
+      </w:r>
+    </w:p>
+    <w:p>
+      <w:r>
+        <w:t>Bewertungsgrenze. Die Grenze gegen Scheingenauigkeit verlaeuft bei Modellformel nicht zwischen Optimismus und Pessimismus. Sie verlaeuft zwischen offengelegter Unsicherheit und rhetorischer Sicherheit. Wer Gewinn, Wachstum und Reichweite als unvollständige Erfolgsgrößen belastbar anwenden will, benennt Systemgrenze, Zeitraum, Vergleichspunkt und offene Gegenhypothese. Gerade dadurch bleibt das Skript anschlussfaehig fuer Forschung, Praxis und spaetere Revision.</w:t>
+      </w:r>
+    </w:p>
+    <w:p>
+      <w:r>
+        <w:t>Fuer die Pruefung ist Modellformel dann verstanden, wenn daraus eine belastbare Fallantwort entsteht. Eine gute Antwort unterscheidet Beobachtung, Kausalannahme, Bewertung und Steuerungsfolge. Sie bewertet keine Menschen, sondern Wirkpfade, Zustandsveraenderungen, Risiken und institutionelle Bedingungen.</w:t>
+      </w:r>
+    </w:p>
+    <w:p>
+      <w:r>
+        <w:t>Fallpruefung. Wenn ein Unternehmen ein Produkt, einen Prozess oder eine Investition wirkungsbezogen bewerten will, beginnt die Analyse bei Empfaengern, Wirkraum, Zeitraum und Datenquelle. Bei Modellformel muss dann geklaert werden, welche Entscheidung nach der Bewertung tatsaechlich anders ausfaellt. Eine tragfaehige Antwort benennt mindestens eine Quelle, eine offene Unsicherheit, eine moegliche Gegenbeobachtung und die Entscheidung, die nach der Bewertung geaendert wird.</w:t>
+      </w:r>
+    </w:p>
+    <w:p>
+      <w:r>
+        <w:t>Fuer die Bewertung reicht kein Summenscore, der zentrale Schaeden mit bequemen Pluspunkten verrechnet. Nichtkompensation und Reverse Merit Order markieren, wo rote Linien, demokratische Grundbedingungen oder planetare Grenzen Vorrang vor Durchschnittslogik haben. So bleibt positive Netto-Wirkung eine anspruchsvolle Zielgroesse und wird nicht zur dekorativen Formel.</w:t>
+      </w:r>
+    </w:p>
+    <w:p>
+      <w:r>
+        <w:t>Steuerungsfolge. Fallfenster zeigt, warum Gewinn, Wachstum und Reichweite als unvollständige Erfolgsgrößen mehr ist als ein Schlagwort im Feld Wirkpfade, Wirkungsempfaenger, Bewertung und Rueckkopplung. Die wirkungsoekonomische Frage lautet: Welche reale Veraenderung wird moeglich, welche bleibt nur Potenzial und wo entsteht ein Wirkungsrisiko? Diese Unterscheidung schuetzt vor Impact-Washing, weil sie Absicht, Aktivitaet, Reichweite und Wirkung auseinanderhaelt.</w:t>
+      </w:r>
+    </w:p>
+    <w:p>
+      <w:r>
+        <w:t>Eine Kommune, ein Unternehmen oder eine Bildungsorganisation will Gewinn, Wachstum und Reichweite als unvollständige Erfolgsgrößen praktisch anwenden. Der erste Schritt ist nicht die Auswahl eines Instruments, sondern die Klaerung der Zustandsveraenderung. Bei Fallfenster muss deshalb benannt werden, wer betroffen ist, welcher Zustand sich veraendert, welche Frist gilt und welche Gegenbeobachtung die Annahme widerlegen wuerde. Erst danach entsteht eine begruendete Entscheidung im Feld Begriff, Fallbewertung, Wirkpfad, rote Linie, Quellenbeurteilung oder Rueckkopplungsregel.</w:t>
+      </w:r>
+    </w:p>
+    <w:p>
+      <w:r>
+        <w:t>Fallpruefung. Wenn eine Bildungs- oder Forschungseinrichtung eine Wirkungsaussage fuer Lernende und Praxispartner pruefbar machen will, beginnt die Analyse bei Empfaengern, Wirkraum, Zeitraum und Datenquelle. Bei Fallfenster muss dann geklaert werden, welche Begriffe, Quellen und Grenzen im Material sichtbar bleiben muessen. Eine tragfaehige Antwort benennt mindestens eine Quelle, eine offene Unsicherheit, eine moegliche Gegenbeobachtung und die Entscheidung, die nach der Bewertung geaendert wird.</w:t>
+      </w:r>
+    </w:p>
+    <w:p>
+      <w:r>
+        <w:t>Der Rueckfluss in den WOE-Korpus liegt hier in klaren Begriffen, sauber verlinkten Quellen und benannten Forschungsfragen. Wo Glossar, Werkzeuge, Journal oder Reader noch doppeldeutig bleiben, sollte Gewinn, Wachstum und Reichweite als unvollständige Erfolgsgrößen nicht als fertige Gewissheit auftreten, sondern als pruefbarer Lernstand mit Korrekturpfad.</w:t>
+      </w:r>
+    </w:p>
+    <w:p>
+      <w:r>
+        <w:t>Transferhinweis. In V04 muss Prüfungsnahe Fallfragen ohne geschützte Antwortlogik immer mit Empfaengern gelesen werden. Wirkung entsteht nicht beim Sender, sondern an veraenderten Zustaenden von Menschen, Oekosystemen, Institutionen, Oeffentlichkeit oder kuenftigen Handlungsspielraeumen. Darum reicht es nicht, interne Aktivitaeten zu dokumentieren. Entscheidend ist, ob sich ein Zustand nachvollziehbar veraendert und ob diese Veraenderung im Referenzrahmen Mensch, Planet, Demokratie, SDGs, Agenda 2030 und SDG+ tragfaehig bewertet werden kann.</w:t>
+      </w:r>
+    </w:p>
+    <w:p>
+      <w:r>
+        <w:t>Ein Bericht behauptet, die Massnahme zu Gewinn, Wachstum und Reichweite als unvollständige Erfolgsgrößen sei erfolgreich. Die WOE-Lesart fragt bei Prüfungsnahe Fallfragen ohne geschützte Antwortlogik nach belastbaren Nachweisen: begriffliche Praezision, Fallbeschreibung, Quellenklarheit, Plausibilitaet und offene Unsicherheit. Wenn diese Nachweise fehlen, bleibt die Aussage Wirkungspotenzial oder Kommunikationsbehauptung. Sie kann wichtig sein, aber sie ist noch keine belegte Wirkung.</w:t>
+      </w:r>
+    </w:p>
+    <w:p>
+      <w:r>
+        <w:t>Fallpruefung. Wenn eine Kommune eine bestehende Massnahme neu priorisieren will, beginnt die Analyse bei Empfaengern, Wirkraum, Zeitraum und Datenquelle. Bei Prüfungsnahe Fallfragen ohne geschützte Antwortlogik muss dann geklaert werden, ob Ressourcen umgeschichtet, Daten nacherhoben oder Zielkonflikte offengelegt werden. Eine tragfaehige Antwort benennt mindestens eine Quelle, eine offene Unsicherheit, eine moegliche Gegenbeobachtung und die Entscheidung, die nach der Bewertung geaendert wird.</w:t>
+      </w:r>
+    </w:p>
+    <w:p>
+      <w:r>
+        <w:t>Rueckflussnotiz. Wissenschaftliche Anschlussfaehigkeit entsteht hier durch Quellenklarheit. Bei Einleitung / Wirkungsfrage werden interne WOE-Begriffe nicht als Ersatz fuer Belege benutzt, sondern mit Grundlagenwerk, WOE-Referenz, Glossar, Werkzeuge, Journal und externe Fachquellen verbunden. Wo die Datenlage offen bleibt, wird das offengelegt. Wo eine Aussage nur plausibel ist, bleibt sie als Wirkungspotenzial markiert. Wo ein Schaden eine rote Linie beruehrt, greift Nichtkompensation vor Durchschnittslogik.</w:t>
+      </w:r>
+    </w:p>
+    <w:p>
+      <w:r>
+        <w:t>In einer kontroversen Entscheidung wirkt Einleitung / Wirkungsfrage als Pruefpunkt fuer Ambivalenz. Ein Nutzen fuer eine Gruppe kann mit Risiken fuer andere Wirkungsempfaenger einhergehen. Das Skript verlangt deshalb, positive und negative Zustandsveraenderungen getrennt zu fuehren, bevor von positiver Netto-Wirkung gesprochen wird.</w:t>
+      </w:r>
+    </w:p>
+    <w:p>
+      <w:r>
+        <w:t>Fallpruefung. Wenn ein Unternehmen ein Produkt, einen Prozess oder eine Investition wirkungsbezogen bewerten will, beginnt die Analyse bei Empfaengern, Wirkraum, Zeitraum und Datenquelle. Bei Einleitung / Wirkungsfrage muss dann geklaert werden, welche Entscheidung nach der Bewertung tatsaechlich anders ausfaellt. Eine tragfaehige Antwort benennt mindestens eine Quelle, eine offene Unsicherheit, eine moegliche Gegenbeobachtung und die Entscheidung, die nach der Bewertung geaendert wird.</w:t>
+      </w:r>
+    </w:p>
+    <w:p>
+      <w:r>
+        <w:t>Fuer die Bewertung reicht kein Summenscore, der zentrale Schaeden mit bequemen Pluspunkten verrechnet. Nichtkompensation und Reverse Merit Order markieren, wo rote Linien, demokratische Grundbedingungen oder planetare Grenzen Vorrang vor Durchschnittslogik haben. So bleibt positive Netto-Wirkung eine anspruchsvolle Zielgroesse und wird nicht zur dekorativen Formel.</w:t>
+      </w:r>
+    </w:p>
+    <w:p>
+      <w:r>
+        <w:t>Pruefungsimpuls. In Grundstudium Wirkungsoekonomie wird Kernaussage erst steuerungsfaehig, wenn daraus eine Entscheidung folgt. Die Grundbegriffe muessen in spaeteren Modulen wiedererkennbar bleiben. Ohne diese Rueckkopplung bleibt Reporting eine Beschreibung. Mit Rueckkopplung wird aus Bewertung eine veraenderte Routine: ein anderer Prozess, ein geaenderter Anreiz, eine bessere Datenpflicht, eine korrigierte Kommunikation oder eine neue Priorisierung.</w:t>
+      </w:r>
+    </w:p>
+    <w:p>
+      <w:r>
+        <w:t>Die typische Fehlstelle bei Gewinn, Wachstum und Reichweite als unvollständige Erfolgsgrößen liegt darin, Absicht, Aktivitaet oder Reporting als Wirkung zu behandeln. Bei Kernaussage wird diese Fehlstelle konkret: Ein scheinbar plausibler Befund darf nicht zur Abkuerzung werden. Quellen, Systemgrenzen, Unsicherheit und Rueckkopplung bleiben sichtbar.</w:t>
+      </w:r>
+    </w:p>
+    <w:p>
+      <w:r>
+        <w:t>Fallpruefung. Wenn eine Bildungs- oder Forschungseinrichtung eine Wirkungsaussage fuer Lernende und Praxispartner pruefbar machen will, beginnt die Analyse bei Empfaengern, Wirkraum, Zeitraum und Datenquelle. Bei Kernaussage muss dann geklaert werden, welche Begriffe, Quellen und Grenzen im Material sichtbar bleiben muessen. Eine tragfaehige Antwort benennt mindestens eine Quelle, eine offene Unsicherheit, eine moegliche Gegenbeobachtung und die Entscheidung, die nach der Bewertung geaendert wird.</w:t>
+      </w:r>
+    </w:p>
+    <w:p>
+      <w:r>
+        <w:t>Der Rueckfluss in den WOE-Korpus liegt hier in klaren Begriffen, sauber verlinkten Quellen und benannten Forschungsfragen. Wo Glossar, Werkzeuge, Journal oder Reader noch doppeldeutig bleiben, sollte Gewinn, Wachstum und Reichweite als unvollständige Erfolgsgrößen nicht als fertige Gewissheit auftreten, sondern als pruefbarer Lernstand mit Korrekturpfad.</w:t>
       </w:r>
     </w:p>
     <w:p>
@@ -3226,92 +3281,67 @@
         <w:pStyle w:val="Heading3"/>
       </w:pPr>
       <w:r>
-        <w:t>Schlussvertiefung 5: Gewinn, Wachstum und Reichweite als unvollständige Erfolgsgrößen im Anwendungsfall</w:t>
-      </w:r>
-    </w:p>
-    <w:p>
-      <w:r>
-        <w:t>Die folgenden Abschnitte sind keine neue Pruefungsloesung. Sie verdichten die vorhandenen Kapitel zu einer Lesart, mit der Studierende einen Fall selbststaendig analysieren koennen. Im Mittelpunkt stehen Wirkpfade, Wirkungsempfaenger, Bewertung und Rueckkopplung, nicht moralische Personenbewertung.</w:t>
-      </w:r>
-    </w:p>
-    <w:p>
-      <w:r>
-        <w:t>Begriffliche Schlussklaerung. Wissenschaftliche Anschlussfaehigkeit entsteht hier durch Quellenklarheit. Bei Warum uns die falschen Zahlen fesseln werden interne WOE-Begriffe nicht als Ersatz fuer Belege benutzt, sondern mit Grundlagenwerk, WOE-Referenz, Glossar, Werkzeuge, Journal und externe Fachquellen verbunden. Wo die Datenlage offen bleibt, wird das offengelegt. Wo eine Aussage nur plausibel ist, bleibt sie als Wirkungspotenzial markiert. Wo ein Schaden eine rote Linie beruehrt, greift Nichtkompensation vor Durchschnittslogik.</w:t>
-      </w:r>
-    </w:p>
-    <w:p>
-      <w:r>
-        <w:t>In einer kontroversen Entscheidung wirkt Warum uns die falschen Zahlen fesseln als Pruefpunkt fuer Ambivalenz. Ein Nutzen fuer eine Gruppe kann mit Risiken fuer andere Wirkungsempfaenger einhergehen. Das Skript verlangt deshalb, positive und negative Zustandsveraenderungen getrennt zu fuehren, bevor von positiver Netto-Wirkung gesprochen wird.</w:t>
-      </w:r>
-    </w:p>
-    <w:p>
-      <w:r>
-        <w:t>Wirkpfad und Empfaenger. In Grundstudium Wirkungsoekonomie wird Die Zahlen behalten, den Thron räumen erst steuerungsfaehig, wenn daraus eine Entscheidung folgt. Die Grundbegriffe muessen in spaeteren Modulen wiedererkennbar bleiben. Ohne diese Rueckkopplung bleibt Reporting eine Beschreibung. Mit Rueckkopplung wird aus Bewertung eine veraenderte Routine: ein anderer Prozess, ein geaenderter Anreiz, eine bessere Datenpflicht, eine korrigierte Kommunikation oder eine neue Priorisierung.</w:t>
-      </w:r>
-    </w:p>
-    <w:p>
-      <w:r>
-        <w:t>Die typische Fehlstelle bei Gewinn, Wachstum und Reichweite als unvollständige Erfolgsgrößen liegt darin, Absicht, Aktivitaet oder Reporting als Wirkung zu behandeln. Bei Die Zahlen behalten, den Thron räumen wird diese Fehlstelle konkret: Ein scheinbar plausibler Befund darf nicht zur Abkuerzung werden. Quellen, Systemgrenzen, Unsicherheit und Rueckkopplung bleiben sichtbar.</w:t>
-      </w:r>
-    </w:p>
-    <w:p>
-      <w:r>
-        <w:t>Daten, Quellen und Evidenz. Die Grenze gegen Scheingenauigkeit verlaeuft bei Was du aus dieser Vorlesung mitnimmst nicht zwischen Optimismus und Pessimismus. Sie verlaeuft zwischen offengelegter Unsicherheit und rhetorischer Sicherheit. Wer Gewinn, Wachstum und Reichweite als unvollständige Erfolgsgrößen belastbar anwenden will, benennt Systemgrenze, Zeitraum, Vergleichspunkt und offene Gegenhypothese. Gerade dadurch bleibt das Skript anschlussfaehig fuer Forschung, Praxis und spaetere Revision.</w:t>
-      </w:r>
-    </w:p>
-    <w:p>
-      <w:r>
-        <w:t>Fuer die Pruefung ist Was du aus dieser Vorlesung mitnimmst dann verstanden, wenn daraus eine belastbare Fallantwort entsteht. Eine gute Antwort unterscheidet Beobachtung, Kausalannahme, Bewertung und Steuerungsfolge. Sie bewertet keine Menschen, sondern Wirkpfade, Zustandsveraenderungen, Risiken und institutionelle Bedingungen.</w:t>
-      </w:r>
-    </w:p>
-    <w:p>
-      <w:r>
-        <w:t>Bewertung und rote Linien. Wirkungsökonomische Vertiefung zeigt, warum Gewinn, Wachstum und Reichweite als unvollständige Erfolgsgrößen mehr ist als ein Schlagwort im Feld Wirkpfade, Wirkungsempfaenger, Bewertung und Rueckkopplung. Die wirkungsoekonomische Frage lautet: Welche reale Veraenderung wird moeglich, welche bleibt nur Potenzial und wo entsteht ein Wirkungsrisiko? Diese Unterscheidung schuetzt vor Impact-Washing, weil sie Absicht, Aktivitaet, Reichweite und Wirkung auseinanderhaelt.</w:t>
-      </w:r>
-    </w:p>
-    <w:p>
-      <w:r>
-        <w:t>Eine Kommune, ein Unternehmen oder eine Bildungsorganisation will Gewinn, Wachstum und Reichweite als unvollständige Erfolgsgrößen praktisch anwenden. Der erste Schritt ist nicht die Auswahl eines Instruments, sondern die Klaerung der Zustandsveraenderung. Bei Wirkungsökonomische Vertiefung muss deshalb benannt werden, wer betroffen ist, welcher Zustand sich veraendert, welche Frist gilt und welche Gegenbeobachtung die Annahme widerlegen wuerde. Erst danach entsteht eine begruendete Entscheidung im Feld Begriff, Fallbewertung, Wirkpfad, rote Linie, Quellenbeurteilung oder Rueckkopplungsregel.</w:t>
-      </w:r>
-    </w:p>
-    <w:p>
-      <w:r>
-        <w:t>Kontrollfrage. Welche Entscheidung waere falsch, wenn Wirkungsökonomische Vertiefung in V04 missverstanden wird? Die Antwort muss mindestens eine Daten- oder Quellenannahme, eine betroffene Gruppe oder Schutzdimension, eine moegliche Nebenwirkung und einen Rueckkopplungsschritt nennen. Richtig ist nicht die lauteste Bewertung, sondern diejenige, die Begriff, Beleg und Steuerungsfolge zusammenhaelt.</w:t>
-      </w:r>
-    </w:p>
-    <w:p>
-      <w:r>
-        <w:t>Rueckfluss. Fuer den WOE-Korpus bedeutet das: Begriffe aus Gewinn, Wachstum und Reichweite als unvollständige Erfolgsgrößen sollten dort geschaerft werden, wo sie in Glossar, Werkzeugen, Journal oder Readern doppeldeutig bleiben. Offene Forschungsfragen werden nicht versteckt. Sie markieren die Stelle, an der spaetere Evidenz, ein besserer Datensatz oder eine praezisere Fallstudie die Bewertung veraendern kann.</w:t>
-      </w:r>
-    </w:p>
-    <w:p>
-      <w:r>
-        <w:t>Steuerung und Rueckkopplung. In V04 muss Begriffliche Präzision immer mit Empfaengern gelesen werden. Wirkung entsteht nicht beim Sender, sondern an veraenderten Zustaenden von Menschen, Oekosystemen, Institutionen, Oeffentlichkeit oder kuenftigen Handlungsspielraeumen. Darum reicht es nicht, interne Aktivitaeten zu dokumentieren. Entscheidend ist, ob sich ein Zustand nachvollziehbar veraendert und ob diese Veraenderung im Referenzrahmen Mensch, Planet, Demokratie, SDGs, Agenda 2030 und SDG+ tragfaehig bewertet werden kann.</w:t>
-      </w:r>
-    </w:p>
-    <w:p>
-      <w:r>
-        <w:t>Ein Bericht behauptet, die Massnahme zu Gewinn, Wachstum und Reichweite als unvollständige Erfolgsgrößen sei erfolgreich. Die WOE-Lesart fragt bei Begriffliche Präzision nach belastbaren Nachweisen: begriffliche Praezision, Fallbeschreibung, Quellenklarheit, Plausibilitaet und offene Unsicherheit. Wenn diese Nachweise fehlen, bleibt die Aussage Wirkungspotenzial oder Kommunikationsbehauptung. Sie kann wichtig sein, aber sie ist noch keine belegte Wirkung.</w:t>
-      </w:r>
-    </w:p>
-    <w:p>
-      <w:r>
-        <w:t>Pruefungsnahe Anwendung. Wissenschaftliche Anschlussfaehigkeit entsteht hier durch Quellenklarheit. Bei Wirkpfad werden interne WOE-Begriffe nicht als Ersatz fuer Belege benutzt, sondern mit Grundlagenwerk, WOE-Referenz, Glossar, Werkzeuge, Journal und externe Fachquellen verbunden. Wo die Datenlage offen bleibt, wird das offengelegt. Wo eine Aussage nur plausibel ist, bleibt sie als Wirkungspotenzial markiert. Wo ein Schaden eine rote Linie beruehrt, greift Nichtkompensation vor Durchschnittslogik.</w:t>
-      </w:r>
-    </w:p>
-    <w:p>
-      <w:r>
-        <w:t>In einer kontroversen Entscheidung wirkt Wirkpfad als Pruefpunkt fuer Ambivalenz. Ein Nutzen fuer eine Gruppe kann mit Risiken fuer andere Wirkungsempfaenger einhergehen. Das Skript verlangt deshalb, positive und negative Zustandsveraenderungen getrennt zu fuehren, bevor von positiver Netto-Wirkung gesprochen wird.</w:t>
-      </w:r>
-    </w:p>
-    <w:p>
-      <w:r>
-        <w:t>Transfer in den WOE-Korpus. In Grundstudium Wirkungsoekonomie wird Leitthese erst steuerungsfaehig, wenn daraus eine Entscheidung folgt. Die Grundbegriffe muessen in spaeteren Modulen wiedererkennbar bleiben. Ohne diese Rueckkopplung bleibt Reporting eine Beschreibung. Mit Rueckkopplung wird aus Bewertung eine veraenderte Routine: ein anderer Prozess, ein geaenderter Anreiz, eine bessere Datenpflicht, eine korrigierte Kommunikation oder eine neue Priorisierung.</w:t>
-      </w:r>
-    </w:p>
-    <w:p>
-      <w:r>
-        <w:t>Die typische Fehlstelle bei Gewinn, Wachstum und Reichweite als unvollständige Erfolgsgrößen liegt darin, Absicht, Aktivitaet oder Reporting als Wirkung zu behandeln. Bei Leitthese wird diese Fehlstelle konkret: Ein scheinbar plausibler Befund darf nicht zur Abkuerzung werden. Quellen, Systemgrenzen, Unsicherheit und Rueckkopplung bleiben sichtbar.</w:t>
+        <w:t>Vertiefungsrunde 5: Anschluss an Praxis und Forschung</w:t>
+      </w:r>
+    </w:p>
+    <w:p>
+      <w:r>
+        <w:t>Diese Runde wechselt den Blickwinkel, damit der Schlussblock nicht nur wiederholt, sondern Leseentscheidungen vorbereitet: Was ist belegt, was bleibt Potenzial, welche Nebenwirkung ist relevant und welche Steuerungsfolge wird daraus abgeleitet?</w:t>
+      </w:r>
+    </w:p>
+    <w:p>
+      <w:r>
+        <w:t>Begriffliche Sicherung. Die Grenze gegen Scheingenauigkeit verlaeuft bei Quelltext und fachliche Grundlegung nicht zwischen Optimismus und Pessimismus. Sie verlaeuft zwischen offengelegter Unsicherheit und rhetorischer Sicherheit. Wer Gewinn, Wachstum und Reichweite als unvollständige Erfolgsgrößen belastbar anwenden will, benennt Systemgrenze, Zeitraum, Vergleichspunkt und offene Gegenhypothese. Gerade dadurch bleibt das Skript anschlussfaehig fuer Forschung, Praxis und spaetere Revision.</w:t>
+      </w:r>
+    </w:p>
+    <w:p>
+      <w:r>
+        <w:t>Fuer die Pruefung ist Quelltext und fachliche Grundlegung dann verstanden, wenn daraus eine belastbare Fallantwort entsteht. Eine gute Antwort unterscheidet Beobachtung, Kausalannahme, Bewertung und Steuerungsfolge. Sie bewertet keine Menschen, sondern Wirkpfade, Zustandsveraenderungen, Risiken und institutionelle Bedingungen.</w:t>
+      </w:r>
+    </w:p>
+    <w:p>
+      <w:r>
+        <w:t>Fallpruefung. Wenn eine Kommune eine bestehende Massnahme neu priorisieren will, beginnt die Analyse bei Empfaengern, Wirkraum, Zeitraum und Datenquelle. Bei Quelltext und fachliche Grundlegung muss dann geklaert werden, ob Ressourcen umgeschichtet, Daten nacherhoben oder Zielkonflikte offengelegt werden. Eine tragfaehige Antwort benennt mindestens eine Quelle, eine offene Unsicherheit, eine moegliche Gegenbeobachtung und die Entscheidung, die nach der Bewertung geaendert wird.</w:t>
+      </w:r>
+    </w:p>
+    <w:p>
+      <w:r>
+        <w:t>Wirkpfadpruefung. Die drei Lieblingszahlen der Wirtschaft zeigt, warum Gewinn, Wachstum und Reichweite als unvollständige Erfolgsgrößen mehr ist als ein Schlagwort im Feld Wirkpfade, Wirkungsempfaenger, Bewertung und Rueckkopplung. Die wirkungsoekonomische Frage lautet: Welche reale Veraenderung wird moeglich, welche bleibt nur Potenzial und wo entsteht ein Wirkungsrisiko? Diese Unterscheidung schuetzt vor Impact-Washing, weil sie Absicht, Aktivitaet, Reichweite und Wirkung auseinanderhaelt.</w:t>
+      </w:r>
+    </w:p>
+    <w:p>
+      <w:r>
+        <w:t>Eine Kommune, ein Unternehmen oder eine Bildungsorganisation will Gewinn, Wachstum und Reichweite als unvollständige Erfolgsgrößen praktisch anwenden. Der erste Schritt ist nicht die Auswahl eines Instruments, sondern die Klaerung der Zustandsveraenderung. Bei Die drei Lieblingszahlen der Wirtschaft muss deshalb benannt werden, wer betroffen ist, welcher Zustand sich veraendert, welche Frist gilt und welche Gegenbeobachtung die Annahme widerlegen wuerde. Erst danach entsteht eine begruendete Entscheidung im Feld Begriff, Fallbewertung, Wirkpfad, rote Linie, Quellenbeurteilung oder Rueckkopplungsregel.</w:t>
+      </w:r>
+    </w:p>
+    <w:p>
+      <w:r>
+        <w:t>Fallpruefung. Wenn ein Unternehmen ein Produkt, einen Prozess oder eine Investition wirkungsbezogen bewerten will, beginnt die Analyse bei Empfaengern, Wirkraum, Zeitraum und Datenquelle. Bei Die drei Lieblingszahlen der Wirtschaft muss dann geklaert werden, welche Entscheidung nach der Bewertung tatsaechlich anders ausfaellt. Eine tragfaehige Antwort benennt mindestens eine Quelle, eine offene Unsicherheit, eine moegliche Gegenbeobachtung und die Entscheidung, die nach der Bewertung geaendert wird.</w:t>
+      </w:r>
+    </w:p>
+    <w:p>
+      <w:r>
+        <w:t>Fuer die Bewertung reicht kein Summenscore, der zentrale Schaeden mit bequemen Pluspunkten verrechnet. Nichtkompensation und Reverse Merit Order markieren, wo rote Linien, demokratische Grundbedingungen oder planetare Grenzen Vorrang vor Durchschnittslogik haben. So bleibt positive Netto-Wirkung eine anspruchsvolle Zielgroesse und wird nicht zur dekorativen Formel.</w:t>
+      </w:r>
+    </w:p>
+    <w:p>
+      <w:r>
+        <w:t>Evidenzfenster. In V04 muss Gewinn: das enge Fenster immer mit Empfaengern gelesen werden. Wirkung entsteht nicht beim Sender, sondern an veraenderten Zustaenden von Menschen, Oekosystemen, Institutionen, Oeffentlichkeit oder kuenftigen Handlungsspielraeumen. Darum reicht es nicht, interne Aktivitaeten zu dokumentieren. Entscheidend ist, ob sich ein Zustand nachvollziehbar veraendert und ob diese Veraenderung im Referenzrahmen Mensch, Planet, Demokratie, SDGs, Agenda 2030 und SDG+ tragfaehig bewertet werden kann.</w:t>
+      </w:r>
+    </w:p>
+    <w:p>
+      <w:r>
+        <w:t>Ein Bericht behauptet, die Massnahme zu Gewinn, Wachstum und Reichweite als unvollständige Erfolgsgrößen sei erfolgreich. Die WOE-Lesart fragt bei Gewinn: das enge Fenster nach belastbaren Nachweisen: begriffliche Praezision, Fallbeschreibung, Quellenklarheit, Plausibilitaet und offene Unsicherheit. Wenn diese Nachweise fehlen, bleibt die Aussage Wirkungspotenzial oder Kommunikationsbehauptung. Sie kann wichtig sein, aber sie ist noch keine belegte Wirkung.</w:t>
+      </w:r>
+    </w:p>
+    <w:p>
+      <w:r>
+        <w:t>Fallpruefung. Wenn eine Bildungs- oder Forschungseinrichtung eine Wirkungsaussage fuer Lernende und Praxispartner pruefbar machen will, beginnt die Analyse bei Empfaengern, Wirkraum, Zeitraum und Datenquelle. Bei Gewinn: das enge Fenster muss dann geklaert werden, welche Begriffe, Quellen und Grenzen im Material sichtbar bleiben muessen. Eine tragfaehige Antwort benennt mindestens eine Quelle, eine offene Unsicherheit, eine moegliche Gegenbeobachtung und die Entscheidung, die nach der Bewertung geaendert wird.</w:t>
+      </w:r>
+    </w:p>
+    <w:p>
+      <w:r>
+        <w:t>Der Rueckfluss in den WOE-Korpus liegt hier in klaren Begriffen, sauber verlinkten Quellen und benannten Forschungsfragen. Wo Glossar, Werkzeuge, Journal oder Reader noch doppeldeutig bleiben, sollte Gewinn, Wachstum und Reichweite als unvollständige Erfolgsgrößen nicht als fertige Gewissheit auftreten, sondern als pruefbarer Lernstand mit Korrekturpfad.</w:t>
       </w:r>
     </w:p>
     <w:p>

--- a/docs/studienskripte/word-rohfassungen/woek-g-v04.docx
+++ b/docs/studienskripte/word-rohfassungen/woek-g-v04.docx
@@ -2799,7 +2799,7 @@
     </w:p>
     <w:p>
       <w:r>
-        <w:t>Begriffliche Sicherung. Einleitung / Wirkungsfrage zeigt, warum Gewinn, Wachstum und Reichweite als unvollständige Erfolgsgrößen mehr ist als ein Schlagwort im Feld Wirkpfade, Wirkungsempfaenger, Bewertung und Rueckkopplung. Die wirkungsoekonomische Frage lautet: Welche reale Veraenderung wird moeglich, welche bleibt nur Potenzial und wo entsteht ein Wirkungsrisiko? Diese Unterscheidung schuetzt vor Impact-Washing, weil sie Absicht, Aktivitaet, Reichweite und Wirkung auseinanderhaelt.</w:t>
+        <w:t>Begriffliche Sicherung. Bei Einleitung / Wirkungsfrage wird Gewinn, Wachstum und Reichweite als unvollständige Erfolgsgrößen als Arbeitsfrage im Feld Wirkpfade, Wirkungsempfaenger, Bewertung und Rueckkopplung lesbar. Die wirkungsoekonomische Frage lautet: Welche reale Veraenderung wird moeglich, welche bleibt nur Potenzial und wo entsteht ein Wirkungsrisiko? Diese Unterscheidung schuetzt vor Impact-Washing, weil sie Absicht, Aktivitaet, Reichweite und Wirkung auseinanderhaelt.</w:t>
       </w:r>
     </w:p>
     <w:p>
@@ -2889,7 +2889,7 @@
     </w:p>
     <w:p>
       <w:r>
-        <w:t>Transferhinweis. Wer die unverbuchten Kosten trägt zeigt, warum Gewinn, Wachstum und Reichweite als unvollständige Erfolgsgrößen mehr ist als ein Schlagwort im Feld Wirkpfade, Wirkungsempfaenger, Bewertung und Rueckkopplung. Die wirkungsoekonomische Frage lautet: Welche reale Veraenderung wird moeglich, welche bleibt nur Potenzial und wo entsteht ein Wirkungsrisiko? Diese Unterscheidung schuetzt vor Impact-Washing, weil sie Absicht, Aktivitaet, Reichweite und Wirkung auseinanderhaelt.</w:t>
+        <w:t>Transferhinweis. Bei Wer die unverbuchten Kosten trägt wird Gewinn, Wachstum und Reichweite als unvollständige Erfolgsgrößen als Arbeitsfrage im Feld Wirkpfade, Wirkungsempfaenger, Bewertung und Rueckkopplung lesbar. Die wirkungsoekonomische Frage lautet: Welche reale Veraenderung wird moeglich, welche bleibt nur Potenzial und wo entsteht ein Wirkungsrisiko? Diese Unterscheidung schuetzt vor Impact-Washing, weil sie Absicht, Aktivitaet, Reichweite und Wirkung auseinanderhaelt.</w:t>
       </w:r>
     </w:p>
     <w:p>
@@ -2992,7 +2992,7 @@
     </w:p>
     <w:p>
       <w:r>
-        <w:t>Evidenzfenster. Warum uns die falschen Zahlen fesseln zeigt, warum Gewinn, Wachstum und Reichweite als unvollständige Erfolgsgrößen mehr ist als ein Schlagwort im Feld Wirkpfade, Wirkungsempfaenger, Bewertung und Rueckkopplung. Die wirkungsoekonomische Frage lautet: Welche reale Veraenderung wird moeglich, welche bleibt nur Potenzial und wo entsteht ein Wirkungsrisiko? Diese Unterscheidung schuetzt vor Impact-Washing, weil sie Absicht, Aktivitaet, Reichweite und Wirkung auseinanderhaelt.</w:t>
+        <w:t>Evidenzfenster. Bei Warum uns die falschen Zahlen fesseln wird Gewinn, Wachstum und Reichweite als unvollständige Erfolgsgrößen als Arbeitsfrage im Feld Wirkpfade, Wirkungsempfaenger, Bewertung und Rueckkopplung lesbar. Die wirkungsoekonomische Frage lautet: Welche reale Veraenderung wird moeglich, welche bleibt nur Potenzial und wo entsteht ein Wirkungsrisiko? Diese Unterscheidung schuetzt vor Impact-Washing, weil sie Absicht, Aktivitaet, Reichweite und Wirkung auseinanderhaelt.</w:t>
       </w:r>
     </w:p>
     <w:p>
@@ -3100,7 +3100,7 @@
     </w:p>
     <w:p>
       <w:r>
-        <w:t>Pruefungsimpuls. Wirkpfad zeigt, warum Gewinn, Wachstum und Reichweite als unvollständige Erfolgsgrößen mehr ist als ein Schlagwort im Feld Wirkpfade, Wirkungsempfaenger, Bewertung und Rueckkopplung. Die wirkungsoekonomische Frage lautet: Welche reale Veraenderung wird moeglich, welche bleibt nur Potenzial und wo entsteht ein Wirkungsrisiko? Diese Unterscheidung schuetzt vor Impact-Washing, weil sie Absicht, Aktivitaet, Reichweite und Wirkung auseinanderhaelt.</w:t>
+        <w:t>Pruefungsimpuls. Bei Wirkpfad wird Gewinn, Wachstum und Reichweite als unvollständige Erfolgsgrößen als Arbeitsfrage im Feld Wirkpfade, Wirkungsempfaenger, Bewertung und Rueckkopplung lesbar. Die wirkungsoekonomische Frage lautet: Welche reale Veraenderung wird moeglich, welche bleibt nur Potenzial und wo entsteht ein Wirkungsrisiko? Diese Unterscheidung schuetzt vor Impact-Washing, weil sie Absicht, Aktivitaet, Reichweite und Wirkung auseinanderhaelt.</w:t>
       </w:r>
     </w:p>
     <w:p>
@@ -3203,7 +3203,7 @@
     </w:p>
     <w:p>
       <w:r>
-        <w:t>Steuerungsfolge. Fallfenster zeigt, warum Gewinn, Wachstum und Reichweite als unvollständige Erfolgsgrößen mehr ist als ein Schlagwort im Feld Wirkpfade, Wirkungsempfaenger, Bewertung und Rueckkopplung. Die wirkungsoekonomische Frage lautet: Welche reale Veraenderung wird moeglich, welche bleibt nur Potenzial und wo entsteht ein Wirkungsrisiko? Diese Unterscheidung schuetzt vor Impact-Washing, weil sie Absicht, Aktivitaet, Reichweite und Wirkung auseinanderhaelt.</w:t>
+        <w:t>Steuerungsfolge. Bei Fallfenster wird Gewinn, Wachstum und Reichweite als unvollständige Erfolgsgrößen als Arbeitsfrage im Feld Wirkpfade, Wirkungsempfaenger, Bewertung und Rueckkopplung lesbar. Die wirkungsoekonomische Frage lautet: Welche reale Veraenderung wird moeglich, welche bleibt nur Potenzial und wo entsteht ein Wirkungsrisiko? Diese Unterscheidung schuetzt vor Impact-Washing, weil sie Absicht, Aktivitaet, Reichweite und Wirkung auseinanderhaelt.</w:t>
       </w:r>
     </w:p>
     <w:p>
@@ -3306,7 +3306,7 @@
     </w:p>
     <w:p>
       <w:r>
-        <w:t>Wirkpfadpruefung. Die drei Lieblingszahlen der Wirtschaft zeigt, warum Gewinn, Wachstum und Reichweite als unvollständige Erfolgsgrößen mehr ist als ein Schlagwort im Feld Wirkpfade, Wirkungsempfaenger, Bewertung und Rueckkopplung. Die wirkungsoekonomische Frage lautet: Welche reale Veraenderung wird moeglich, welche bleibt nur Potenzial und wo entsteht ein Wirkungsrisiko? Diese Unterscheidung schuetzt vor Impact-Washing, weil sie Absicht, Aktivitaet, Reichweite und Wirkung auseinanderhaelt.</w:t>
+        <w:t>Wirkpfadpruefung. Bei Die drei Lieblingszahlen der Wirtschaft wird Gewinn, Wachstum und Reichweite als unvollständige Erfolgsgrößen als Arbeitsfrage im Feld Wirkpfade, Wirkungsempfaenger, Bewertung und Rueckkopplung lesbar. Die wirkungsoekonomische Frage lautet: Welche reale Veraenderung wird moeglich, welche bleibt nur Potenzial und wo entsteht ein Wirkungsrisiko? Diese Unterscheidung schuetzt vor Impact-Washing, weil sie Absicht, Aktivitaet, Reichweite und Wirkung auseinanderhaelt.</w:t>
       </w:r>
     </w:p>
     <w:p>

--- a/docs/studienskripte/word-rohfassungen/woek-g-v04.docx
+++ b/docs/studienskripte/word-rohfassungen/woek-g-v04.docx
@@ -16,20 +16,7 @@
     </w:p>
     <w:p>
       <w:r>
-        <w:rPr>
-          <w:i/>
-        </w:rPr>
-        <w:t>Rohfassung fuer Claude / CI-CD-Finalisierung</w:t>
-      </w:r>
-    </w:p>
-    <w:p>
-      <w:r>
-        <w:t>Quelle: /Users/hagen/Documents/New project/content/studienskripte/woek-g-v04.md</w:t>
-      </w:r>
-    </w:p>
-    <w:p>
-      <w:r>
-        <w:t>Track: Grundstudium Wirkungsökonomie Kurscode: woek-g Vorlesungscode: V04 Modul/Abschnitt: G1.2 Titel: Gewinn, Wachstum und Reichweite als unvollständige Erfolgsgrößen Status: Studienskript V1 · fachlich finale Codex-Fassung, Claude-CI/CD-Satzfreigabe offen Quelle: woek-akademie-app/content/lehrgaenge/woek-g-v04.md Ablage: Markdown-Master in content/studienskripte/woek-g-v04.md, Word-Rohfassung in docs/studienskripte/word-rohfassungen/woek-g-v04.docx Wissensbasis: aktuelles Grundlagenwerk, Website-Korpus inklusive Journal, Akademie-Quelltexte, Glossar, interne Dossiers und externe Fachquellen</w:t>
+        <w:t>Track: Grundstudium Wirkungsökonomie Kurscode: woek-g Vorlesungscode: V04 Modul/Abschnitt: G1.2 Titel: Gewinn, Wachstum und Reichweite als unvollständige Erfolgsgrößen Status: Studienskript V1. Wissensbasis: aktuelles Grundlagenwerk, Website-Korpus inklusive Journal, Akademie-Quelltexte, Glossar, interne Dossiers und externe Fachquellen</w:t>
       </w:r>
     </w:p>
     <w:p>
@@ -96,11 +83,6 @@
     <w:p>
       <w:r>
         <w:t>&gt; Welche tatsächlichen Zustandsveränderungen werden durch Gewinn, Wachstum und Reichweite als unvollständige Erfolgsgrößen möglich, wahrscheinlich oder riskant - und welche Bedingungen entscheiden darüber, ob aus Wirkungspotenzial tatsächliche Wirkung wird?</w:t>
-      </w:r>
-    </w:p>
-    <w:p>
-      <w:r>
-        <w:t>Dieses Studienskript ist die fachlich finale Codex-V1-Fassung fuer den Akademie-Reader und die oeffentliche Bibliothek. Claude uebernimmt danach Satz, CI/CD, PDF/Reader-Freigabe und die abschliessende Lektoratsabnahme.</w:t>
       </w:r>
     </w:p>
     <w:p>
@@ -709,7 +691,7 @@
         <w:pStyle w:val="ListBullet"/>
       </w:pPr>
       <w:r>
-        <w:t>✅ Richtig: B — Wirkung meint tatsächliche Veränderung von Zuständen, nicht Absicht, Aktivität oder Reichweite.</w:t>
+        <w:t>✅ Richtig: B - Wirkung meint tatsächliche Veränderung von Zuständen, nicht Absicht, Aktivität oder Reichweite.</w:t>
       </w:r>
     </w:p>
     <w:p>
@@ -730,7 +712,7 @@
         <w:pStyle w:val="ListBullet"/>
       </w:pPr>
       <w:r>
-        <w:t>✅ Richtig: B — Ein Auslöser erzeugt höchstens Wirkungspotenzial, solange keine tatsächliche Veränderung nachvollziehbar ist.</w:t>
+        <w:t>✅ Richtig: B - Ein Auslöser erzeugt höchstens Wirkungspotenzial, solange keine tatsächliche Veränderung nachvollziehbar ist.</w:t>
       </w:r>
     </w:p>
     <w:p>
@@ -751,7 +733,7 @@
         <w:pStyle w:val="ListBullet"/>
       </w:pPr>
       <w:r>
-        <w:t>✅ Richtig: C — Die WÖk bewertet Wirkpfade und Zustandsveränderungen, nicht den Wert von Menschen.</w:t>
+        <w:t>✅ Richtig: C - Die WÖk bewertet Wirkpfade und Zustandsveränderungen, nicht den Wert von Menschen.</w:t>
       </w:r>
     </w:p>
     <w:p>
@@ -772,7 +754,7 @@
         <w:pStyle w:val="ListBullet"/>
       </w:pPr>
       <w:r>
-        <w:t>✅ Richtig: A — Quellenklarheit und begriffliche Präzision sind Voraussetzungen für prüfbare Wirkungsaussagen.</w:t>
+        <w:t>✅ Richtig: A - Quellenklarheit und begriffliche Präzision sind Voraussetzungen für prüfbare Wirkungsaussagen.</w:t>
       </w:r>
     </w:p>
     <w:p>
@@ -793,7 +775,7 @@
         <w:pStyle w:val="ListBullet"/>
       </w:pPr>
       <w:r>
-        <w:t>✅ Richtig: B — Rückkopplung bedeutet Lernen und Nachsteuern anhand tatsächlicher Zustandsveränderungen.</w:t>
+        <w:t>✅ Richtig: B - Rückkopplung bedeutet Lernen und Nachsteuern anhand tatsächlicher Zustandsveränderungen.</w:t>
       </w:r>
     </w:p>
     <w:p>
@@ -814,7 +796,7 @@
         <w:pStyle w:val="ListBullet"/>
       </w:pPr>
       <w:r>
-        <w:t>✅ Richtig: A — Wenn eine Zielgröße gemeint ist, geht es um positive Netto-Wirkung im Referenzrahmen Mensch, Planet und Demokratie.</w:t>
+        <w:t>✅ Richtig: A - Wenn eine Zielgröße gemeint ist, geht es um positive Netto-Wirkung im Referenzrahmen Mensch, Planet und Demokratie.</w:t>
       </w:r>
     </w:p>
     <w:p>
@@ -994,11 +976,6 @@
       </w:pPr>
       <w:r>
         <w:t>7. Tiefenskript-Erweiterung Sprint 6</w:t>
-      </w:r>
-    </w:p>
-    <w:p>
-      <w:r>
-        <w:t>Status dieser Erweiterung: V1-finalisierte Codex-Erweiterung fuer Markdown-Master, Word-Rohfassung und Reader-Spiegel. Satz, Medienintegration, Lektorat und PDF-Freigabe bleiben der Claude-CI/CD-Lane vorbehalten.</w:t>
       </w:r>
     </w:p>
     <w:p>
@@ -2422,11 +2399,6 @@
       </w:r>
     </w:p>
     <w:p>
-      <w:r>
-        <w:t>Dieses Studienskript ist die fachlich finale Codex-V1-Fassung fuer den Akademie-Reader und die oeffentliche Bibliothek. Claude uebernimmt danach Satz, CI/CD, PDF/Reader-Freigabe und die abschliessende Lektoratsabnahme.</w:t>
-      </w:r>
-    </w:p>
-    <w:p>
       <w:pPr>
         <w:pStyle w:val="Heading3"/>
       </w:pPr>
@@ -2976,11 +2948,6 @@
       </w:r>
     </w:p>
     <w:p>
-      <w:r>
-        <w:t>Diese Finalisierung schliesst die Codex-Inhaltsproduktion fuer V04. Offen bleibt nicht der fachliche Kern des Skripts, sondern der naechste Produktionsschritt: Claude setzt daraus die CI/CD-konforme Reader- und PDF-Fassung, prueft Satz, Umbrueche, Medienintegration und Lektorat und markiert erst danach die veroeffentlichte Fassung als freigegeben.</w:t>
-      </w:r>
-    </w:p>
-    <w:p>
       <w:pPr>
         <w:pStyle w:val="Heading2"/>
       </w:pPr>
@@ -3001,7 +2968,7 @@
         <w:pStyle w:val="ListBullet"/>
       </w:pPr>
       <w:r>
-        <w:t>woek-akademie-app/content/lehrgaenge/woek-g-v04.md — unmittelbarer Akademie-Quelltext dieser V1-Fassung.</w:t>
+        <w:t>woek-akademie-app/content/lehrgaenge/woek-g-v04.md - unmittelbarer Akademie-Quelltext dieser V1-Fassung.</w:t>
       </w:r>
     </w:p>
     <w:p>
@@ -3009,7 +2976,7 @@
         <w:pStyle w:val="ListBullet"/>
       </w:pPr>
       <w:r>
-        <w:t>assets/pdf/die-neue-ordnung-des-wohlstands.pdf und buch.html — aktuelles Grundlagenwerk.</w:t>
+        <w:t>assets/pdf/die-neue-ordnung-des-wohlstands.pdf und buch.html - aktuelles Grundlagenwerk.</w:t>
       </w:r>
     </w:p>
     <w:p>
@@ -3018,22 +2985,6 @@
       </w:pPr>
       <w:r>
         <w:t>Website-Korpus: Referenz, Wirkungsfelder, Werkzeuge, Glossar, Bibliothek und Journal.</w:t>
-      </w:r>
-    </w:p>
-    <w:p>
-      <w:pPr>
-        <w:pStyle w:val="ListBullet"/>
-      </w:pPr>
-      <w:r>
-        <w:t>docs/CODEX-HANDOFF-studienskripte.md — Produktionsstandard.</w:t>
-      </w:r>
-    </w:p>
-    <w:p>
-      <w:pPr>
-        <w:pStyle w:val="ListBullet"/>
-      </w:pPr>
-      <w:r>
-        <w:t>docs/CODEX-HANDOFF-pruefungen.md — geschützte Prüfungs- und Antwortlogik.</w:t>
       </w:r>
     </w:p>
     <w:p>
